--- a/tutorials/BHJet_student_workbook.docx
+++ b/tutorials/BHJet_student_workbook.docx
@@ -31,7 +31,42 @@
           <w:rFonts w:asciiTheme="minorHAnsi" w:hAnsiTheme="minorHAnsi"/>
           <w:color w:val="1F497D" w:themeColor="text2"/>
         </w:rPr>
-        <w:t xml:space="preserve">Use this document locally alongside the Binder tutorials. Type notes directly into the response areas and paste or drag screenshots of your plots into the </w:t>
+        <w:t xml:space="preserve">Please </w:t>
+      </w:r>
+      <w:r>
+        <w:rPr>
+          <w:rFonts w:asciiTheme="minorHAnsi" w:hAnsiTheme="minorHAnsi"/>
+          <w:color w:val="1F497D" w:themeColor="text2"/>
+        </w:rPr>
+        <w:t xml:space="preserve">make sure to </w:t>
+      </w:r>
+      <w:r>
+        <w:rPr>
+          <w:rFonts w:asciiTheme="minorHAnsi" w:hAnsiTheme="minorHAnsi"/>
+          <w:color w:val="1F497D" w:themeColor="text2"/>
+        </w:rPr>
+        <w:t>use</w:t>
+      </w:r>
+      <w:r>
+        <w:rPr>
+          <w:rFonts w:asciiTheme="minorHAnsi" w:hAnsiTheme="minorHAnsi"/>
+          <w:color w:val="1F497D" w:themeColor="text2"/>
+        </w:rPr>
+        <w:t xml:space="preserve"> this document locally alongside the Binder tutorials</w:t>
+      </w:r>
+      <w:r>
+        <w:rPr>
+          <w:rFonts w:asciiTheme="minorHAnsi" w:hAnsiTheme="minorHAnsi"/>
+          <w:color w:val="1F497D" w:themeColor="text2"/>
+        </w:rPr>
+        <w:t xml:space="preserve"> to save your work;</w:t>
+      </w:r>
+      <w:r>
+        <w:rPr>
+          <w:rFonts w:asciiTheme="minorHAnsi" w:hAnsiTheme="minorHAnsi"/>
+          <w:color w:val="1F497D" w:themeColor="text2"/>
+        </w:rPr>
+        <w:t xml:space="preserve"> paste or drag screenshots of your plots into the </w:t>
       </w:r>
       <w:r>
         <w:rPr>
@@ -45,24 +80,63 @@
           <w:rFonts w:asciiTheme="minorHAnsi" w:hAnsiTheme="minorHAnsi"/>
           <w:color w:val="1F497D" w:themeColor="text2"/>
         </w:rPr>
-        <w:t>screenshot spaces.</w:t>
+        <w:t>screenshot spaces</w:t>
+      </w:r>
+      <w:r>
+        <w:rPr>
+          <w:rFonts w:asciiTheme="minorHAnsi" w:hAnsiTheme="minorHAnsi"/>
+          <w:color w:val="1F497D" w:themeColor="text2"/>
+        </w:rPr>
+        <w:t xml:space="preserve"> and keep notes of what you have experimented with</w:t>
+      </w:r>
+      <w:r>
+        <w:rPr>
+          <w:rFonts w:asciiTheme="minorHAnsi" w:hAnsiTheme="minorHAnsi"/>
+          <w:color w:val="1F497D" w:themeColor="text2"/>
+        </w:rPr>
+        <w:t>, as binder won’t save any progress if you have to reload/restart!</w:t>
       </w:r>
     </w:p>
     <w:p>
       <w:pPr>
-        <w:spacing w:before="320" w:after="80"/>
-        <w:rPr>
-          <w:rFonts w:asciiTheme="minorHAnsi" w:hAnsiTheme="minorHAnsi"/>
-          <w:color w:val="1F497D" w:themeColor="text2"/>
-        </w:rPr>
-      </w:pPr>
-      <w:r>
-        <w:rPr>
-          <w:rFonts w:asciiTheme="minorHAnsi" w:hAnsiTheme="minorHAnsi"/>
-          <w:color w:val="1F497D" w:themeColor="text2"/>
-          <w:sz w:val="28"/>
-        </w:rPr>
-        <w:t>Before you begin</w:t>
+        <w:spacing w:before="400" w:after="120"/>
+        <w:rPr>
+          <w:rFonts w:asciiTheme="minorHAnsi" w:hAnsiTheme="minorHAnsi"/>
+          <w:color w:val="1F497D" w:themeColor="text2"/>
+        </w:rPr>
+      </w:pPr>
+      <w:r>
+        <w:rPr>
+          <w:rFonts w:asciiTheme="minorHAnsi" w:hAnsiTheme="minorHAnsi"/>
+          <w:color w:val="1F497D" w:themeColor="text2"/>
+          <w:sz w:val="40"/>
+        </w:rPr>
+        <w:t>1</w:t>
+      </w:r>
+      <w:r>
+        <w:rPr>
+          <w:rFonts w:asciiTheme="minorHAnsi" w:hAnsiTheme="minorHAnsi"/>
+          <w:color w:val="1F497D" w:themeColor="text2"/>
+          <w:sz w:val="40"/>
+          <w:vertAlign w:val="superscript"/>
+        </w:rPr>
+        <w:t>st</w:t>
+      </w:r>
+      <w:r>
+        <w:rPr>
+          <w:rFonts w:asciiTheme="minorHAnsi" w:hAnsiTheme="minorHAnsi"/>
+          <w:color w:val="1F497D" w:themeColor="text2"/>
+          <w:sz w:val="40"/>
+        </w:rPr>
+        <w:t xml:space="preserve"> Notebook: </w:t>
+      </w:r>
+      <w:r>
+        <w:rPr>
+          <w:rFonts w:asciiTheme="minorHAnsi" w:hAnsiTheme="minorHAnsi"/>
+          <w:color w:val="1F497D" w:themeColor="text2"/>
+          <w:sz w:val="40"/>
+        </w:rPr>
+        <w:t>Interactive parameter explorer</w:t>
       </w:r>
     </w:p>
     <w:p>
@@ -77,262 +151,53 @@
           <w:rFonts w:asciiTheme="minorHAnsi" w:hAnsiTheme="minorHAnsi"/>
           <w:color w:val="1F497D" w:themeColor="text2"/>
         </w:rPr>
-        <w:t>Save this workbook somewhere on your own computer before opening Binder. It is separate from the temporary Binder session, so your notes remain safe if the browser disconnects or Binder closes.</w:t>
-      </w:r>
-    </w:p>
-    <w:p>
-      <w:pPr>
-        <w:rPr>
-          <w:rFonts w:asciiTheme="minorHAnsi" w:hAnsiTheme="minorHAnsi"/>
-          <w:color w:val="1F497D" w:themeColor="text2"/>
-        </w:rPr>
-      </w:pPr>
-      <w:r>
-        <w:rPr>
-          <w:rFonts w:asciiTheme="minorHAnsi" w:hAnsiTheme="minorHAnsi"/>
-          <w:color w:val="1F497D" w:themeColor="text2"/>
-        </w:rPr>
-        <w:t>When you finish, save the document normally. If you use Google Docs, upload this file to Google Drive and choose Open with Google Docs; the same prompt structure and pasted screenshots will carry across</w:t>
-      </w:r>
-      <w:r>
-        <w:rPr>
-          <w:rFonts w:asciiTheme="minorHAnsi" w:hAnsiTheme="minorHAnsi"/>
-          <w:color w:val="1F497D" w:themeColor="text2"/>
-        </w:rPr>
-        <w:t xml:space="preserve">. </w:t>
-      </w:r>
-    </w:p>
-    <w:p>
-      <w:pPr>
-        <w:rPr>
-          <w:rFonts w:asciiTheme="minorHAnsi" w:hAnsiTheme="minorHAnsi"/>
-          <w:color w:val="1F497D" w:themeColor="text2"/>
-        </w:rPr>
-      </w:pPr>
-    </w:p>
-    <w:p>
-      <w:pPr>
-        <w:spacing w:before="400" w:after="120"/>
-        <w:rPr>
-          <w:rFonts w:asciiTheme="minorHAnsi" w:hAnsiTheme="minorHAnsi"/>
-          <w:color w:val="1F497D" w:themeColor="text2"/>
-        </w:rPr>
-      </w:pPr>
-      <w:r>
-        <w:rPr>
-          <w:rFonts w:asciiTheme="minorHAnsi" w:hAnsiTheme="minorHAnsi"/>
-          <w:color w:val="1F497D" w:themeColor="text2"/>
-          <w:sz w:val="40"/>
-        </w:rPr>
-        <w:t>1</w:t>
-      </w:r>
-      <w:r>
-        <w:rPr>
-          <w:rFonts w:asciiTheme="minorHAnsi" w:hAnsiTheme="minorHAnsi"/>
-          <w:color w:val="1F497D" w:themeColor="text2"/>
-          <w:sz w:val="40"/>
-          <w:vertAlign w:val="superscript"/>
-        </w:rPr>
-        <w:t>st</w:t>
-      </w:r>
-      <w:r>
-        <w:rPr>
-          <w:rFonts w:asciiTheme="minorHAnsi" w:hAnsiTheme="minorHAnsi"/>
-          <w:color w:val="1F497D" w:themeColor="text2"/>
-          <w:sz w:val="40"/>
-        </w:rPr>
-        <w:t xml:space="preserve"> Notebook: </w:t>
-      </w:r>
-      <w:r>
-        <w:rPr>
-          <w:rFonts w:asciiTheme="minorHAnsi" w:hAnsiTheme="minorHAnsi"/>
-          <w:color w:val="1F497D" w:themeColor="text2"/>
-          <w:sz w:val="40"/>
-        </w:rPr>
-        <w:t>Interactive parameter explorer</w:t>
-      </w:r>
-    </w:p>
-    <w:p>
-      <w:pPr>
-        <w:rPr>
-          <w:rFonts w:asciiTheme="minorHAnsi" w:hAnsiTheme="minorHAnsi"/>
-          <w:color w:val="1F497D" w:themeColor="text2"/>
-        </w:rPr>
-      </w:pPr>
-      <w:r>
-        <w:rPr>
-          <w:rFonts w:asciiTheme="minorHAnsi" w:hAnsiTheme="minorHAnsi"/>
-          <w:color w:val="1F497D" w:themeColor="text2"/>
-        </w:rPr>
-        <w:t>Use the explorer to change one parameter at a time. Make a prediction first, then record what actually happens to the spectrum or jet shape.</w:t>
-      </w:r>
-    </w:p>
-    <w:p>
-      <w:pPr>
-        <w:rPr>
-          <w:rFonts w:asciiTheme="minorHAnsi" w:hAnsiTheme="minorHAnsi"/>
-          <w:color w:val="1F497D" w:themeColor="text2"/>
-        </w:rPr>
-      </w:pPr>
-      <w:r>
-        <w:rPr>
-          <w:rFonts w:asciiTheme="minorHAnsi" w:hAnsiTheme="minorHAnsi"/>
-          <w:b/>
-          <w:color w:val="1F497D" w:themeColor="text2"/>
-        </w:rPr>
-        <w:t>Parameter chosen</w:t>
-      </w:r>
-    </w:p>
-    <w:p>
-      <w:pPr>
-        <w:rPr>
-          <w:rFonts w:asciiTheme="minorHAnsi" w:hAnsiTheme="minorHAnsi"/>
-          <w:color w:val="1F497D" w:themeColor="text2"/>
-        </w:rPr>
-      </w:pPr>
-      <w:r>
-        <w:rPr>
-          <w:rFonts w:asciiTheme="minorHAnsi" w:hAnsiTheme="minorHAnsi"/>
-          <w:b/>
-          <w:color w:val="1F497D" w:themeColor="text2"/>
-        </w:rPr>
-        <w:t>Prediction</w:t>
-      </w:r>
-    </w:p>
-    <w:p>
-      <w:pPr>
-        <w:rPr>
-          <w:rFonts w:asciiTheme="minorHAnsi" w:hAnsiTheme="minorHAnsi"/>
-          <w:color w:val="1F497D" w:themeColor="text2"/>
-        </w:rPr>
-      </w:pPr>
-      <w:r>
-        <w:rPr>
-          <w:rFonts w:asciiTheme="minorHAnsi" w:hAnsiTheme="minorHAnsi"/>
-          <w:b/>
-          <w:color w:val="1F497D" w:themeColor="text2"/>
-        </w:rPr>
-        <w:t>Starting value and new value</w:t>
-      </w:r>
-    </w:p>
-    <w:p>
-      <w:pPr>
-        <w:rPr>
-          <w:rFonts w:asciiTheme="minorHAnsi" w:hAnsiTheme="minorHAnsi"/>
-          <w:color w:val="1F497D" w:themeColor="text2"/>
-        </w:rPr>
-      </w:pPr>
-      <w:r>
-        <w:rPr>
-          <w:rFonts w:asciiTheme="minorHAnsi" w:hAnsiTheme="minorHAnsi"/>
-          <w:b/>
-          <w:color w:val="1F497D" w:themeColor="text2"/>
-        </w:rPr>
-        <w:t>Screenshot</w:t>
-      </w:r>
-    </w:p>
-    <w:tbl>
-      <w:tblPr>
-        <w:tblW w:w="9360" w:type="dxa"/>
-        <w:tblLayout w:type="fixed"/>
-        <w:tblLook w:val="04A0" w:firstRow="1" w:lastRow="0" w:firstColumn="1" w:lastColumn="0" w:noHBand="0" w:noVBand="1"/>
-      </w:tblPr>
-      <w:tblGrid>
-        <w:gridCol w:w="9360"/>
-      </w:tblGrid>
-      <w:tr>
-        <w:tc>
-          <w:tcPr>
-            <w:tcW w:w="9360" w:type="dxa"/>
-            <w:shd w:val="clear" w:color="auto" w:fill="F7F7F7"/>
-            <w:tcMar>
-              <w:top w:w="80" w:type="dxa"/>
-              <w:left w:w="120" w:type="dxa"/>
-              <w:bottom w:w="80" w:type="dxa"/>
-              <w:right w:w="120" w:type="dxa"/>
-            </w:tcMar>
-          </w:tcPr>
-          <w:p>
-            <w:pPr>
-              <w:spacing w:before="360" w:after="360"/>
-              <w:jc w:val="center"/>
-              <w:rPr>
-                <w:rFonts w:asciiTheme="minorHAnsi" w:hAnsiTheme="minorHAnsi"/>
-                <w:color w:val="1F497D" w:themeColor="text2"/>
-              </w:rPr>
-            </w:pPr>
-          </w:p>
-        </w:tc>
-      </w:tr>
-    </w:tbl>
-    <w:p>
-      <w:pPr>
-        <w:rPr>
-          <w:rFonts w:asciiTheme="minorHAnsi" w:hAnsiTheme="minorHAnsi"/>
-          <w:color w:val="1F497D" w:themeColor="text2"/>
-        </w:rPr>
-      </w:pPr>
-      <w:r>
-        <w:rPr>
-          <w:rFonts w:asciiTheme="minorHAnsi" w:hAnsiTheme="minorHAnsi"/>
-          <w:color w:val="1F497D" w:themeColor="text2"/>
-        </w:rPr>
-        <w:br w:type="page"/>
-      </w:r>
-    </w:p>
-    <w:p>
-      <w:pPr>
-        <w:shd w:val="clear" w:color="auto" w:fill="FFFFFF"/>
-        <w:spacing w:after="0" w:line="270" w:lineRule="atLeast"/>
-        <w:rPr>
-          <w:rFonts w:asciiTheme="minorHAnsi" w:eastAsia="Times New Roman" w:hAnsiTheme="minorHAnsi" w:cs="Menlo"/>
-          <w:color w:val="1F497D" w:themeColor="text2"/>
-          <w:sz w:val="18"/>
-          <w:szCs w:val="18"/>
-        </w:rPr>
-      </w:pPr>
-      <w:r>
-        <w:rPr>
-          <w:rFonts w:asciiTheme="minorHAnsi" w:hAnsiTheme="minorHAnsi"/>
-          <w:color w:val="1F497D" w:themeColor="text2"/>
-          <w:sz w:val="40"/>
-        </w:rPr>
-        <w:lastRenderedPageBreak/>
-        <w:t>2</w:t>
-      </w:r>
-      <w:r>
-        <w:rPr>
-          <w:rFonts w:asciiTheme="minorHAnsi" w:hAnsiTheme="minorHAnsi"/>
-          <w:color w:val="1F497D" w:themeColor="text2"/>
-          <w:sz w:val="40"/>
-          <w:vertAlign w:val="superscript"/>
-        </w:rPr>
-        <w:t>nd</w:t>
-      </w:r>
-      <w:r>
-        <w:rPr>
-          <w:rFonts w:asciiTheme="minorHAnsi" w:hAnsiTheme="minorHAnsi"/>
-          <w:color w:val="1F497D" w:themeColor="text2"/>
-          <w:sz w:val="40"/>
-        </w:rPr>
-        <w:t xml:space="preserve"> Notebook:</w:t>
-      </w:r>
-      <w:r>
-        <w:rPr>
-          <w:rFonts w:asciiTheme="minorHAnsi" w:hAnsiTheme="minorHAnsi"/>
-          <w:color w:val="1F497D" w:themeColor="text2"/>
-          <w:sz w:val="40"/>
+        <w:t xml:space="preserve">This is </w:t>
+      </w:r>
+      <w:proofErr w:type="spellStart"/>
+      <w:proofErr w:type="gramStart"/>
+      <w:r>
+        <w:rPr>
+          <w:rFonts w:asciiTheme="minorHAnsi" w:hAnsiTheme="minorHAnsi"/>
+          <w:color w:val="1F497D" w:themeColor="text2"/>
+        </w:rPr>
+        <w:t>a</w:t>
+      </w:r>
+      <w:proofErr w:type="spellEnd"/>
+      <w:proofErr w:type="gramEnd"/>
+      <w:r>
+        <w:rPr>
+          <w:rFonts w:asciiTheme="minorHAnsi" w:hAnsiTheme="minorHAnsi"/>
+          <w:color w:val="1F497D" w:themeColor="text2"/>
+        </w:rPr>
+        <w:t xml:space="preserve"> interactive plot that will allow you to see what the parameters in BHJet control, and how they impact the total emission. </w:t>
+      </w:r>
+      <w:r>
+        <w:rPr>
+          <w:rFonts w:asciiTheme="minorHAnsi" w:hAnsiTheme="minorHAnsi"/>
+          <w:color w:val="1F497D" w:themeColor="text2"/>
+        </w:rPr>
+        <w:t>They have been initially set for a supermassive black hole in a nearby galaxy, at a high inclination angle</w:t>
+      </w:r>
+      <w:r>
+        <w:rPr>
+          <w:rFonts w:asciiTheme="minorHAnsi" w:hAnsiTheme="minorHAnsi"/>
+          <w:color w:val="1F497D" w:themeColor="text2"/>
+        </w:rPr>
+        <w:t>, but you can change them yourself. We’ve put a lot of parameters into log10 (and they are labeled as such</w:t>
+      </w:r>
+      <w:r>
+        <w:rPr>
+          <w:rFonts w:asciiTheme="minorHAnsi" w:hAnsiTheme="minorHAnsi"/>
+          <w:color w:val="1F497D" w:themeColor="text2"/>
+        </w:rPr>
+        <w:t xml:space="preserve">). </w:t>
+      </w:r>
+      <w:r>
+        <w:rPr>
+          <w:rFonts w:asciiTheme="minorHAnsi" w:hAnsiTheme="minorHAnsi"/>
+          <w:color w:val="1F497D" w:themeColor="text2"/>
         </w:rPr>
         <w:t xml:space="preserve"> </w:t>
-      </w:r>
-      <w:r>
-        <w:rPr>
-          <w:rFonts w:asciiTheme="minorHAnsi" w:eastAsia="Times New Roman" w:hAnsiTheme="minorHAnsi" w:cs="Menlo"/>
-          <w:color w:val="1F497D" w:themeColor="text2"/>
-          <w:sz w:val="40"/>
-          <w:szCs w:val="40"/>
-        </w:rPr>
-        <w:t>Using BHJet to study multi-wavelength observations of jetted systems</w:t>
       </w:r>
     </w:p>
     <w:p>
@@ -340,34 +205,304 @@
         <w:pStyle w:val="ListParagraph"/>
         <w:numPr>
           <w:ilvl w:val="0"/>
-          <w:numId w:val="10"/>
+          <w:numId w:val="12"/>
         </w:numPr>
-        <w:spacing w:before="400" w:after="120"/>
-        <w:rPr>
-          <w:rFonts w:asciiTheme="minorHAnsi" w:hAnsiTheme="minorHAnsi"/>
-          <w:color w:val="1F497D" w:themeColor="text2"/>
-        </w:rPr>
-      </w:pPr>
-      <w:r>
-        <w:rPr>
-          <w:rFonts w:asciiTheme="minorHAnsi" w:hAnsiTheme="minorHAnsi"/>
-          <w:color w:val="1F497D" w:themeColor="text2"/>
-        </w:rPr>
-        <w:t>Selecting a source</w:t>
-      </w:r>
-      <w:r>
-        <w:rPr>
-          <w:rFonts w:asciiTheme="minorHAnsi" w:hAnsiTheme="minorHAnsi"/>
-          <w:color w:val="1F497D" w:themeColor="text2"/>
-        </w:rPr>
-        <w:t xml:space="preserve"> &amp; </w:t>
-      </w:r>
-      <w:r>
-        <w:rPr>
-          <w:rFonts w:asciiTheme="minorHAnsi" w:hAnsiTheme="minorHAnsi"/>
-          <w:color w:val="1F497D" w:themeColor="text2"/>
-        </w:rPr>
-        <w:t xml:space="preserve">loading observations </w:t>
+        <w:rPr>
+          <w:rFonts w:asciiTheme="minorHAnsi" w:hAnsiTheme="minorHAnsi"/>
+          <w:color w:val="1F497D" w:themeColor="text2"/>
+        </w:rPr>
+      </w:pPr>
+      <w:r>
+        <w:rPr>
+          <w:rFonts w:asciiTheme="minorHAnsi" w:hAnsiTheme="minorHAnsi"/>
+          <w:color w:val="1F497D" w:themeColor="text2"/>
+        </w:rPr>
+        <w:t xml:space="preserve">The first set of parameters, </w:t>
+      </w:r>
+      <w:r>
+        <w:rPr>
+          <w:rFonts w:asciiTheme="minorHAnsi" w:hAnsiTheme="minorHAnsi"/>
+          <w:b/>
+          <w:bCs/>
+          <w:color w:val="1F497D" w:themeColor="text2"/>
+        </w:rPr>
+        <w:t xml:space="preserve">Source and Viewing Geometry, </w:t>
+      </w:r>
+      <w:r>
+        <w:rPr>
+          <w:rFonts w:asciiTheme="minorHAnsi" w:hAnsiTheme="minorHAnsi"/>
+          <w:color w:val="1F497D" w:themeColor="text2"/>
+        </w:rPr>
+        <w:t>are specific to the object that we’re working on, and none of these are left to vary after they are set</w:t>
+      </w:r>
+      <w:r>
+        <w:rPr>
+          <w:rFonts w:asciiTheme="minorHAnsi" w:hAnsiTheme="minorHAnsi"/>
+          <w:color w:val="1F497D" w:themeColor="text2"/>
+        </w:rPr>
+        <w:t xml:space="preserve">, as these are not parameters that can be fit for. </w:t>
+      </w:r>
+    </w:p>
+    <w:p>
+      <w:pPr>
+        <w:pStyle w:val="ListParagraph"/>
+        <w:numPr>
+          <w:ilvl w:val="0"/>
+          <w:numId w:val="12"/>
+        </w:numPr>
+        <w:rPr>
+          <w:rFonts w:asciiTheme="minorHAnsi" w:hAnsiTheme="minorHAnsi"/>
+          <w:color w:val="1F497D" w:themeColor="text2"/>
+        </w:rPr>
+      </w:pPr>
+      <w:r>
+        <w:rPr>
+          <w:rFonts w:asciiTheme="minorHAnsi" w:hAnsiTheme="minorHAnsi"/>
+          <w:color w:val="1F497D" w:themeColor="text2"/>
+        </w:rPr>
+        <w:t xml:space="preserve">The second set, </w:t>
+      </w:r>
+      <w:r>
+        <w:rPr>
+          <w:rFonts w:asciiTheme="minorHAnsi" w:hAnsiTheme="minorHAnsi"/>
+          <w:b/>
+          <w:bCs/>
+          <w:color w:val="1F497D" w:themeColor="text2"/>
+        </w:rPr>
+        <w:t xml:space="preserve">Jet Structure and Dynamics, </w:t>
+      </w:r>
+      <w:r>
+        <w:rPr>
+          <w:rFonts w:asciiTheme="minorHAnsi" w:hAnsiTheme="minorHAnsi"/>
+          <w:color w:val="1F497D" w:themeColor="text2"/>
+        </w:rPr>
+        <w:t xml:space="preserve">are related to the shape and acceleration that the jet will have. </w:t>
+      </w:r>
+    </w:p>
+    <w:p>
+      <w:pPr>
+        <w:pStyle w:val="ListParagraph"/>
+        <w:numPr>
+          <w:ilvl w:val="0"/>
+          <w:numId w:val="12"/>
+        </w:numPr>
+        <w:rPr>
+          <w:rFonts w:asciiTheme="minorHAnsi" w:hAnsiTheme="minorHAnsi"/>
+          <w:color w:val="1F497D" w:themeColor="text2"/>
+        </w:rPr>
+      </w:pPr>
+      <w:r>
+        <w:rPr>
+          <w:rFonts w:asciiTheme="minorHAnsi" w:hAnsiTheme="minorHAnsi"/>
+          <w:color w:val="1F497D" w:themeColor="text2"/>
+        </w:rPr>
+        <w:t>The</w:t>
+      </w:r>
+      <w:r>
+        <w:rPr>
+          <w:rFonts w:asciiTheme="minorHAnsi" w:hAnsiTheme="minorHAnsi"/>
+          <w:color w:val="1F497D" w:themeColor="text2"/>
+        </w:rPr>
+        <w:t xml:space="preserve"> third,</w:t>
+      </w:r>
+      <w:r>
+        <w:rPr>
+          <w:rFonts w:asciiTheme="minorHAnsi" w:hAnsiTheme="minorHAnsi"/>
+          <w:color w:val="1F497D" w:themeColor="text2"/>
+        </w:rPr>
+        <w:t xml:space="preserve"> </w:t>
+      </w:r>
+      <w:r>
+        <w:rPr>
+          <w:rFonts w:asciiTheme="minorHAnsi" w:hAnsiTheme="minorHAnsi"/>
+          <w:b/>
+          <w:bCs/>
+          <w:color w:val="1F497D" w:themeColor="text2"/>
+        </w:rPr>
+        <w:t xml:space="preserve">Radiating Electrons </w:t>
+      </w:r>
+      <w:r>
+        <w:rPr>
+          <w:rFonts w:asciiTheme="minorHAnsi" w:hAnsiTheme="minorHAnsi"/>
+          <w:color w:val="1F497D" w:themeColor="text2"/>
+        </w:rPr>
+        <w:t>controls</w:t>
+      </w:r>
+      <w:r>
+        <w:rPr>
+          <w:rFonts w:asciiTheme="minorHAnsi" w:hAnsiTheme="minorHAnsi"/>
+          <w:b/>
+          <w:bCs/>
+          <w:color w:val="1F497D" w:themeColor="text2"/>
+        </w:rPr>
+        <w:t xml:space="preserve"> </w:t>
+      </w:r>
+      <w:r>
+        <w:rPr>
+          <w:rFonts w:asciiTheme="minorHAnsi" w:hAnsiTheme="minorHAnsi"/>
+          <w:color w:val="1F497D" w:themeColor="text2"/>
+        </w:rPr>
+        <w:t>the</w:t>
+      </w:r>
+      <w:r>
+        <w:rPr>
+          <w:rFonts w:asciiTheme="minorHAnsi" w:hAnsiTheme="minorHAnsi"/>
+          <w:color w:val="1F497D" w:themeColor="text2"/>
+        </w:rPr>
+        <w:t xml:space="preserve"> properties of the electron population: the</w:t>
+      </w:r>
+      <w:r>
+        <w:rPr>
+          <w:rFonts w:asciiTheme="minorHAnsi" w:hAnsiTheme="minorHAnsi"/>
+          <w:color w:val="1F497D" w:themeColor="text2"/>
+        </w:rPr>
+        <w:t xml:space="preserve"> initial temperature</w:t>
+      </w:r>
+      <w:r>
+        <w:rPr>
+          <w:rFonts w:asciiTheme="minorHAnsi" w:hAnsiTheme="minorHAnsi"/>
+          <w:color w:val="1F497D" w:themeColor="text2"/>
+        </w:rPr>
+        <w:t>/minimum energy</w:t>
+      </w:r>
+      <w:r>
+        <w:rPr>
+          <w:rFonts w:asciiTheme="minorHAnsi" w:hAnsiTheme="minorHAnsi"/>
+          <w:color w:val="1F497D" w:themeColor="text2"/>
+        </w:rPr>
+        <w:t xml:space="preserve">, how fast the electrons cool, and maximum energy of the electrons that produce the emission we see. </w:t>
+      </w:r>
+      <w:r>
+        <w:rPr>
+          <w:rFonts w:asciiTheme="minorHAnsi" w:hAnsiTheme="minorHAnsi"/>
+          <w:b/>
+          <w:bCs/>
+          <w:color w:val="1F497D" w:themeColor="text2"/>
+        </w:rPr>
+        <w:t xml:space="preserve"> </w:t>
+      </w:r>
+    </w:p>
+    <w:p>
+      <w:pPr>
+        <w:rPr>
+          <w:rFonts w:asciiTheme="minorHAnsi" w:hAnsiTheme="minorHAnsi"/>
+          <w:color w:val="1F497D" w:themeColor="text2"/>
+        </w:rPr>
+      </w:pPr>
+      <w:r>
+        <w:rPr>
+          <w:rFonts w:asciiTheme="minorHAnsi" w:hAnsiTheme="minorHAnsi"/>
+          <w:color w:val="1F497D" w:themeColor="text2"/>
+        </w:rPr>
+        <w:t xml:space="preserve">Use the explorer to change one parameter at a time. </w:t>
+      </w:r>
+      <w:r>
+        <w:rPr>
+          <w:rFonts w:asciiTheme="minorHAnsi" w:hAnsiTheme="minorHAnsi"/>
+          <w:color w:val="1F497D" w:themeColor="text2"/>
+        </w:rPr>
+        <w:t>We have initially included a few for you to try, starting with a prediction of what impact it will have on the total emission</w:t>
+      </w:r>
+      <w:r>
+        <w:rPr>
+          <w:rFonts w:asciiTheme="minorHAnsi" w:hAnsiTheme="minorHAnsi"/>
+          <w:color w:val="1F497D" w:themeColor="text2"/>
+        </w:rPr>
+        <w:t xml:space="preserve"> and some </w:t>
+      </w:r>
+      <w:r>
+        <w:rPr>
+          <w:rFonts w:asciiTheme="minorHAnsi" w:hAnsiTheme="minorHAnsi"/>
+          <w:color w:val="1F497D" w:themeColor="text2"/>
+        </w:rPr>
+        <w:t>other related effects.</w:t>
+      </w:r>
+      <w:r>
+        <w:rPr>
+          <w:rFonts w:asciiTheme="minorHAnsi" w:hAnsiTheme="minorHAnsi"/>
+          <w:color w:val="1F497D" w:themeColor="text2"/>
+        </w:rPr>
+        <w:t xml:space="preserve"> </w:t>
+      </w:r>
+      <w:r>
+        <w:rPr>
+          <w:rFonts w:asciiTheme="minorHAnsi" w:hAnsiTheme="minorHAnsi"/>
+          <w:color w:val="1F497D" w:themeColor="text2"/>
+        </w:rPr>
+        <w:t xml:space="preserve">The left side of the plot </w:t>
+      </w:r>
+      <w:r>
+        <w:rPr>
+          <w:rFonts w:asciiTheme="minorHAnsi" w:hAnsiTheme="minorHAnsi"/>
+          <w:color w:val="1F497D" w:themeColor="text2"/>
+        </w:rPr>
+        <w:t>has</w:t>
+      </w:r>
+      <w:r>
+        <w:rPr>
+          <w:rFonts w:asciiTheme="minorHAnsi" w:hAnsiTheme="minorHAnsi"/>
+          <w:color w:val="1F497D" w:themeColor="text2"/>
+        </w:rPr>
+        <w:t xml:space="preserve"> small boxes that allow you to move the plot itself around</w:t>
+      </w:r>
+      <w:r>
+        <w:rPr>
+          <w:rFonts w:asciiTheme="minorHAnsi" w:hAnsiTheme="minorHAnsi"/>
+          <w:color w:val="1F497D" w:themeColor="text2"/>
+        </w:rPr>
+        <w:t xml:space="preserve"> (e.g. home button resets the plot, the crossed arrows allow you to move the plot around).</w:t>
+      </w:r>
+      <w:r>
+        <w:rPr>
+          <w:rFonts w:asciiTheme="minorHAnsi" w:hAnsiTheme="minorHAnsi"/>
+          <w:color w:val="1F497D" w:themeColor="text2"/>
+        </w:rPr>
+        <w:t xml:space="preserve"> </w:t>
+      </w:r>
+    </w:p>
+    <w:p>
+      <w:pPr>
+        <w:pStyle w:val="ListParagraph"/>
+        <w:numPr>
+          <w:ilvl w:val="0"/>
+          <w:numId w:val="11"/>
+        </w:numPr>
+        <w:rPr>
+          <w:rFonts w:asciiTheme="minorHAnsi" w:hAnsiTheme="minorHAnsi"/>
+          <w:color w:val="1F497D" w:themeColor="text2"/>
+        </w:rPr>
+      </w:pPr>
+      <w:r>
+        <w:rPr>
+          <w:rFonts w:asciiTheme="minorHAnsi" w:hAnsiTheme="minorHAnsi"/>
+          <w:color w:val="1F497D" w:themeColor="text2"/>
+        </w:rPr>
+        <w:t xml:space="preserve">Start by the changing the black hole mass, even though this is something we usually fix. </w:t>
+      </w:r>
+      <w:r>
+        <w:rPr>
+          <w:rFonts w:asciiTheme="minorHAnsi" w:hAnsiTheme="minorHAnsi"/>
+          <w:color w:val="1F497D" w:themeColor="text2"/>
+        </w:rPr>
+        <w:t>(</w:t>
+      </w:r>
+      <w:proofErr w:type="spellStart"/>
+      <w:r>
+        <w:rPr>
+          <w:rFonts w:asciiTheme="minorHAnsi" w:hAnsiTheme="minorHAnsi"/>
+          <w:b/>
+          <w:bCs/>
+          <w:color w:val="1F497D" w:themeColor="text2"/>
+        </w:rPr>
+        <w:t>mass_bh</w:t>
+      </w:r>
+      <w:proofErr w:type="spellEnd"/>
+      <w:r>
+        <w:rPr>
+          <w:rFonts w:asciiTheme="minorHAnsi" w:hAnsiTheme="minorHAnsi"/>
+          <w:color w:val="1F497D" w:themeColor="text2"/>
+        </w:rPr>
+        <w:t>)</w:t>
       </w:r>
     </w:p>
     <w:p>
@@ -375,66 +510,95 @@
         <w:pStyle w:val="ListParagraph"/>
         <w:numPr>
           <w:ilvl w:val="1"/>
-          <w:numId w:val="10"/>
+          <w:numId w:val="11"/>
         </w:numPr>
-        <w:spacing w:before="400" w:after="120"/>
-        <w:rPr>
-          <w:rFonts w:asciiTheme="minorHAnsi" w:hAnsiTheme="minorHAnsi"/>
-          <w:color w:val="1F497D" w:themeColor="text2"/>
-        </w:rPr>
-      </w:pPr>
-      <w:r>
-        <w:rPr>
-          <w:rFonts w:asciiTheme="minorHAnsi" w:hAnsiTheme="minorHAnsi"/>
-          <w:color w:val="1F497D" w:themeColor="text2"/>
-        </w:rPr>
-        <w:t xml:space="preserve">Starting with MWL observations of M87, the source-specific values are taken from either the Nasa Extragalactic Dataset or recent publications </w:t>
-      </w:r>
-      <w:r>
-        <w:rPr>
-          <w:rFonts w:asciiTheme="minorHAnsi" w:hAnsiTheme="minorHAnsi"/>
-          <w:color w:val="1F497D" w:themeColor="text2"/>
-        </w:rPr>
-        <w:t>on</w:t>
-      </w:r>
-      <w:r>
-        <w:rPr>
-          <w:rFonts w:asciiTheme="minorHAnsi" w:hAnsiTheme="minorHAnsi"/>
-          <w:color w:val="1F497D" w:themeColor="text2"/>
-        </w:rPr>
-        <w:t xml:space="preserve"> M87.  </w:t>
+        <w:rPr>
+          <w:rFonts w:asciiTheme="minorHAnsi" w:hAnsiTheme="minorHAnsi"/>
+          <w:color w:val="1F497D" w:themeColor="text2"/>
+        </w:rPr>
+      </w:pPr>
+      <w:r>
+        <w:rPr>
+          <w:rFonts w:asciiTheme="minorHAnsi" w:hAnsiTheme="minorHAnsi"/>
+          <w:color w:val="1F497D" w:themeColor="text2"/>
+        </w:rPr>
+        <w:t xml:space="preserve">Prediction: </w:t>
       </w:r>
     </w:p>
     <w:p>
       <w:pPr>
         <w:pStyle w:val="ListParagraph"/>
-        <w:spacing w:before="400" w:after="120"/>
-        <w:ind w:left="360"/>
-        <w:rPr>
-          <w:rFonts w:asciiTheme="minorHAnsi" w:hAnsiTheme="minorHAnsi"/>
-          <w:color w:val="1F497D" w:themeColor="text2"/>
-        </w:rPr>
-      </w:pPr>
+        <w:numPr>
+          <w:ilvl w:val="1"/>
+          <w:numId w:val="11"/>
+        </w:numPr>
+        <w:rPr>
+          <w:rFonts w:asciiTheme="minorHAnsi" w:hAnsiTheme="minorHAnsi"/>
+          <w:color w:val="1F497D" w:themeColor="text2"/>
+        </w:rPr>
+      </w:pPr>
+      <w:r>
+        <w:rPr>
+          <w:rFonts w:asciiTheme="minorHAnsi" w:hAnsiTheme="minorHAnsi"/>
+          <w:color w:val="1F497D" w:themeColor="text2"/>
+        </w:rPr>
+        <w:t xml:space="preserve">Result: </w:t>
+      </w:r>
     </w:p>
     <w:p>
       <w:pPr>
         <w:pStyle w:val="ListParagraph"/>
         <w:numPr>
           <w:ilvl w:val="0"/>
-          <w:numId w:val="10"/>
+          <w:numId w:val="11"/>
         </w:numPr>
-        <w:spacing w:before="400" w:after="120"/>
-        <w:rPr>
-          <w:rFonts w:asciiTheme="minorHAnsi" w:hAnsiTheme="minorHAnsi"/>
-          <w:color w:val="1F497D" w:themeColor="text2"/>
-        </w:rPr>
-      </w:pPr>
-      <w:r>
-        <w:rPr>
-          <w:rFonts w:asciiTheme="minorHAnsi" w:hAnsiTheme="minorHAnsi"/>
-          <w:color w:val="1F497D" w:themeColor="text2"/>
-        </w:rPr>
-        <w:t xml:space="preserve">Load and inspect the M87 SED </w:t>
+        <w:rPr>
+          <w:rFonts w:asciiTheme="minorHAnsi" w:hAnsiTheme="minorHAnsi"/>
+          <w:color w:val="1F497D" w:themeColor="text2"/>
+        </w:rPr>
+      </w:pPr>
+      <w:r>
+        <w:rPr>
+          <w:rFonts w:asciiTheme="minorHAnsi" w:hAnsiTheme="minorHAnsi"/>
+          <w:color w:val="1F497D" w:themeColor="text2"/>
+        </w:rPr>
+        <w:t xml:space="preserve">Make the viewing angle </w:t>
+      </w:r>
+      <w:r>
+        <w:rPr>
+          <w:rFonts w:asciiTheme="minorHAnsi" w:hAnsiTheme="minorHAnsi"/>
+          <w:b/>
+          <w:bCs/>
+          <w:color w:val="1F497D" w:themeColor="text2"/>
+        </w:rPr>
+        <w:t>(</w:t>
+      </w:r>
+      <w:proofErr w:type="spellStart"/>
+      <w:r>
+        <w:rPr>
+          <w:rFonts w:asciiTheme="minorHAnsi" w:hAnsiTheme="minorHAnsi"/>
+          <w:b/>
+          <w:bCs/>
+          <w:color w:val="1F497D" w:themeColor="text2"/>
+        </w:rPr>
+        <w:t>theta_obs</w:t>
+      </w:r>
+      <w:proofErr w:type="spellEnd"/>
+      <w:r>
+        <w:rPr>
+          <w:rFonts w:asciiTheme="minorHAnsi" w:hAnsiTheme="minorHAnsi"/>
+          <w:b/>
+          <w:bCs/>
+          <w:color w:val="1F497D" w:themeColor="text2"/>
+        </w:rPr>
+        <w:t>)</w:t>
+      </w:r>
+      <w:r>
+        <w:rPr>
+          <w:rFonts w:asciiTheme="minorHAnsi" w:hAnsiTheme="minorHAnsi"/>
+          <w:color w:val="1F497D" w:themeColor="text2"/>
+        </w:rPr>
+        <w:t xml:space="preserve"> smaller. What is happening to the jet as the angle between where it points and our telescopes becomes smaller, and what does this do to the emission we see?  </w:t>
       </w:r>
     </w:p>
     <w:p>
@@ -442,104 +606,39 @@
         <w:pStyle w:val="ListParagraph"/>
         <w:numPr>
           <w:ilvl w:val="1"/>
-          <w:numId w:val="10"/>
+          <w:numId w:val="11"/>
         </w:numPr>
-        <w:spacing w:before="400" w:after="120"/>
-        <w:rPr>
-          <w:rFonts w:asciiTheme="minorHAnsi" w:hAnsiTheme="minorHAnsi"/>
-          <w:color w:val="1F497D" w:themeColor="text2"/>
-        </w:rPr>
-      </w:pPr>
-      <w:r>
-        <w:rPr>
-          <w:rFonts w:asciiTheme="minorHAnsi" w:hAnsiTheme="minorHAnsi"/>
-          <w:color w:val="1F497D" w:themeColor="text2"/>
-        </w:rPr>
-        <w:t>The data is in units of energy (eV) and number flux (</w:t>
-      </w:r>
-      <w:proofErr w:type="spellStart"/>
-      <w:r>
-        <w:rPr>
-          <w:rFonts w:asciiTheme="minorHAnsi" w:hAnsiTheme="minorHAnsi"/>
-          <w:color w:val="1F497D" w:themeColor="text2"/>
-        </w:rPr>
-        <w:t>dN</w:t>
-      </w:r>
-      <w:proofErr w:type="spellEnd"/>
-      <w:r>
-        <w:rPr>
-          <w:rFonts w:asciiTheme="minorHAnsi" w:hAnsiTheme="minorHAnsi"/>
-          <w:color w:val="1F497D" w:themeColor="text2"/>
-        </w:rPr>
-        <w:t>/</w:t>
-      </w:r>
-      <w:proofErr w:type="spellStart"/>
-      <w:r>
-        <w:rPr>
-          <w:rFonts w:asciiTheme="minorHAnsi" w:hAnsiTheme="minorHAnsi"/>
-          <w:color w:val="1F497D" w:themeColor="text2"/>
-        </w:rPr>
-        <w:t>dE</w:t>
-      </w:r>
-      <w:proofErr w:type="spellEnd"/>
-      <w:r>
-        <w:rPr>
-          <w:rFonts w:asciiTheme="minorHAnsi" w:hAnsiTheme="minorHAnsi"/>
-          <w:color w:val="1F497D" w:themeColor="text2"/>
-        </w:rPr>
-        <w:t xml:space="preserve">) (and flux error). However, it is typical to use E^2 </w:t>
-      </w:r>
-      <w:proofErr w:type="spellStart"/>
-      <w:r>
-        <w:rPr>
-          <w:rFonts w:asciiTheme="minorHAnsi" w:hAnsiTheme="minorHAnsi"/>
-          <w:color w:val="1F497D" w:themeColor="text2"/>
-        </w:rPr>
-        <w:t>dN</w:t>
-      </w:r>
-      <w:proofErr w:type="spellEnd"/>
-      <w:r>
-        <w:rPr>
-          <w:rFonts w:asciiTheme="minorHAnsi" w:hAnsiTheme="minorHAnsi"/>
-          <w:color w:val="1F497D" w:themeColor="text2"/>
-        </w:rPr>
-        <w:t>/</w:t>
-      </w:r>
-      <w:proofErr w:type="spellStart"/>
-      <w:r>
-        <w:rPr>
-          <w:rFonts w:asciiTheme="minorHAnsi" w:hAnsiTheme="minorHAnsi"/>
-          <w:color w:val="1F497D" w:themeColor="text2"/>
-        </w:rPr>
-        <w:t>dE</w:t>
-      </w:r>
-      <w:proofErr w:type="spellEnd"/>
-      <w:r>
-        <w:rPr>
-          <w:rFonts w:asciiTheme="minorHAnsi" w:hAnsiTheme="minorHAnsi"/>
-          <w:color w:val="1F497D" w:themeColor="text2"/>
-        </w:rPr>
-        <w:t xml:space="preserve">. </w:t>
+        <w:rPr>
+          <w:rFonts w:asciiTheme="minorHAnsi" w:hAnsiTheme="minorHAnsi"/>
+          <w:color w:val="1F497D" w:themeColor="text2"/>
+        </w:rPr>
+      </w:pPr>
+      <w:r>
+        <w:rPr>
+          <w:rFonts w:asciiTheme="minorHAnsi" w:hAnsiTheme="minorHAnsi"/>
+          <w:color w:val="1F497D" w:themeColor="text2"/>
+        </w:rPr>
+        <w:t xml:space="preserve">Prediction: </w:t>
       </w:r>
     </w:p>
     <w:p>
       <w:pPr>
-        <w:spacing w:before="400" w:after="120"/>
-        <w:rPr>
-          <w:rFonts w:asciiTheme="minorHAnsi" w:hAnsiTheme="minorHAnsi"/>
-          <w:color w:val="1F497D" w:themeColor="text2"/>
-          <w:sz w:val="18"/>
-          <w:szCs w:val="18"/>
-        </w:rPr>
-      </w:pPr>
-      <w:r>
-        <w:rPr>
-          <w:rFonts w:asciiTheme="minorHAnsi" w:hAnsiTheme="minorHAnsi"/>
-          <w:color w:val="1F497D" w:themeColor="text2"/>
-          <w:sz w:val="18"/>
-          <w:szCs w:val="18"/>
-        </w:rPr>
-        <w:t xml:space="preserve">*Answer* </w:t>
+        <w:pStyle w:val="ListParagraph"/>
+        <w:numPr>
+          <w:ilvl w:val="1"/>
+          <w:numId w:val="11"/>
+        </w:numPr>
+        <w:rPr>
+          <w:rFonts w:asciiTheme="minorHAnsi" w:hAnsiTheme="minorHAnsi"/>
+          <w:color w:val="1F497D" w:themeColor="text2"/>
+        </w:rPr>
+      </w:pPr>
+      <w:r>
+        <w:rPr>
+          <w:rFonts w:asciiTheme="minorHAnsi" w:hAnsiTheme="minorHAnsi"/>
+          <w:color w:val="1F497D" w:themeColor="text2"/>
+        </w:rPr>
+        <w:t>Result</w:t>
       </w:r>
     </w:p>
     <w:p>
@@ -547,320 +646,161 @@
         <w:pStyle w:val="ListParagraph"/>
         <w:numPr>
           <w:ilvl w:val="0"/>
-          <w:numId w:val="10"/>
+          <w:numId w:val="11"/>
         </w:numPr>
-        <w:spacing w:before="400" w:after="120"/>
-        <w:rPr>
-          <w:rFonts w:asciiTheme="minorHAnsi" w:hAnsiTheme="minorHAnsi"/>
-          <w:color w:val="1F497D" w:themeColor="text2"/>
-        </w:rPr>
-      </w:pPr>
-      <w:r>
-        <w:rPr>
-          <w:rFonts w:asciiTheme="minorHAnsi" w:hAnsiTheme="minorHAnsi"/>
-          <w:color w:val="1F497D" w:themeColor="text2"/>
-        </w:rPr>
-        <w:t xml:space="preserve">Creating a single emission zone: </w:t>
+        <w:rPr>
+          <w:rFonts w:asciiTheme="minorHAnsi" w:hAnsiTheme="minorHAnsi"/>
+          <w:color w:val="1F497D" w:themeColor="text2"/>
+        </w:rPr>
+      </w:pPr>
+      <w:r>
+        <w:rPr>
+          <w:rFonts w:asciiTheme="minorHAnsi" w:hAnsiTheme="minorHAnsi"/>
+          <w:color w:val="1F497D" w:themeColor="text2"/>
+        </w:rPr>
+        <w:t>What does the total j</w:t>
+      </w:r>
+      <w:r>
+        <w:rPr>
+          <w:rFonts w:asciiTheme="minorHAnsi" w:hAnsiTheme="minorHAnsi"/>
+          <w:color w:val="1F497D" w:themeColor="text2"/>
+        </w:rPr>
+        <w:t>et power</w:t>
+      </w:r>
+      <w:r>
+        <w:rPr>
+          <w:rFonts w:asciiTheme="minorHAnsi" w:hAnsiTheme="minorHAnsi"/>
+          <w:color w:val="1F497D" w:themeColor="text2"/>
+        </w:rPr>
+        <w:t xml:space="preserve"> (</w:t>
+      </w:r>
+      <w:proofErr w:type="spellStart"/>
+      <w:r>
+        <w:rPr>
+          <w:rFonts w:asciiTheme="minorHAnsi" w:hAnsiTheme="minorHAnsi"/>
+          <w:b/>
+          <w:bCs/>
+          <w:color w:val="1F497D" w:themeColor="text2"/>
+        </w:rPr>
+        <w:t>jet_power_eddington</w:t>
+      </w:r>
+      <w:proofErr w:type="spellEnd"/>
+      <w:r>
+        <w:rPr>
+          <w:rFonts w:asciiTheme="minorHAnsi" w:hAnsiTheme="minorHAnsi"/>
+          <w:b/>
+          <w:bCs/>
+          <w:color w:val="1F497D" w:themeColor="text2"/>
+        </w:rPr>
+        <w:t>)</w:t>
+      </w:r>
+      <w:r>
+        <w:rPr>
+          <w:rFonts w:asciiTheme="minorHAnsi" w:hAnsiTheme="minorHAnsi"/>
+          <w:color w:val="1F497D" w:themeColor="text2"/>
+        </w:rPr>
+        <w:t xml:space="preserve"> do to the emission?</w:t>
       </w:r>
     </w:p>
     <w:p>
       <w:pPr>
-        <w:spacing w:before="400" w:after="120"/>
-        <w:rPr>
-          <w:rFonts w:asciiTheme="minorHAnsi" w:hAnsiTheme="minorHAnsi"/>
-          <w:b/>
-          <w:bCs/>
-          <w:color w:val="1F497D" w:themeColor="text2"/>
-        </w:rPr>
-      </w:pPr>
-      <w:r>
-        <w:rPr>
-          <w:rFonts w:asciiTheme="minorHAnsi" w:hAnsiTheme="minorHAnsi"/>
-          <w:b/>
-          <w:bCs/>
-          <w:color w:val="1F497D" w:themeColor="text2"/>
-        </w:rPr>
-        <w:t xml:space="preserve">What </w:t>
-      </w:r>
-      <w:r>
-        <w:rPr>
-          <w:rFonts w:asciiTheme="minorHAnsi" w:hAnsiTheme="minorHAnsi"/>
-          <w:b/>
-          <w:bCs/>
-          <w:color w:val="1F497D" w:themeColor="text2"/>
-        </w:rPr>
-        <w:t xml:space="preserve">does it mean to use only one zone? What are we assuming about radiation </w:t>
-      </w:r>
-      <w:r>
-        <w:rPr>
-          <w:rFonts w:asciiTheme="minorHAnsi" w:hAnsiTheme="minorHAnsi"/>
-          <w:b/>
-          <w:bCs/>
-          <w:color w:val="1F497D" w:themeColor="text2"/>
-        </w:rPr>
-        <w:t xml:space="preserve">that we end up seeing </w:t>
-      </w:r>
-      <w:r>
-        <w:rPr>
-          <w:rFonts w:asciiTheme="minorHAnsi" w:hAnsiTheme="minorHAnsi"/>
-          <w:b/>
-          <w:bCs/>
-          <w:color w:val="1F497D" w:themeColor="text2"/>
-        </w:rPr>
-        <w:t xml:space="preserve">from the jet, which we know is much larger &amp; longer than our blob?   </w:t>
+        <w:pStyle w:val="ListParagraph"/>
+        <w:numPr>
+          <w:ilvl w:val="1"/>
+          <w:numId w:val="11"/>
+        </w:numPr>
+        <w:rPr>
+          <w:rFonts w:asciiTheme="minorHAnsi" w:hAnsiTheme="minorHAnsi"/>
+          <w:color w:val="1F497D" w:themeColor="text2"/>
+        </w:rPr>
+      </w:pPr>
+      <w:r>
+        <w:rPr>
+          <w:rFonts w:asciiTheme="minorHAnsi" w:hAnsiTheme="minorHAnsi"/>
+          <w:color w:val="1F497D" w:themeColor="text2"/>
+        </w:rPr>
+        <w:t xml:space="preserve">Prediction: </w:t>
       </w:r>
     </w:p>
     <w:p>
       <w:pPr>
-        <w:spacing w:before="400" w:after="120"/>
-        <w:rPr>
-          <w:rFonts w:asciiTheme="minorHAnsi" w:hAnsiTheme="minorHAnsi"/>
-          <w:color w:val="1F497D" w:themeColor="text2"/>
-          <w:sz w:val="18"/>
-          <w:szCs w:val="18"/>
-        </w:rPr>
-      </w:pPr>
-      <w:r>
-        <w:rPr>
-          <w:rFonts w:asciiTheme="minorHAnsi" w:hAnsiTheme="minorHAnsi"/>
-          <w:color w:val="1F497D" w:themeColor="text2"/>
-          <w:sz w:val="18"/>
-          <w:szCs w:val="18"/>
-        </w:rPr>
-        <w:t xml:space="preserve">*Answer* </w:t>
-      </w:r>
-    </w:p>
-    <w:p>
-      <w:pPr>
-        <w:spacing w:before="400" w:after="120"/>
-        <w:rPr>
-          <w:rFonts w:asciiTheme="minorHAnsi" w:hAnsiTheme="minorHAnsi"/>
-          <w:b/>
-          <w:bCs/>
-          <w:color w:val="1F497D" w:themeColor="text2"/>
-        </w:rPr>
-      </w:pPr>
-      <w:r>
-        <w:rPr>
-          <w:rFonts w:asciiTheme="minorHAnsi" w:hAnsiTheme="minorHAnsi"/>
-          <w:b/>
-          <w:bCs/>
-          <w:color w:val="1F497D" w:themeColor="text2"/>
-        </w:rPr>
-        <w:t xml:space="preserve">Why do you think this is an okay approximation to make? </w:t>
-      </w:r>
-    </w:p>
-    <w:p>
-      <w:pPr>
-        <w:spacing w:before="400" w:after="120"/>
-        <w:rPr>
-          <w:rFonts w:asciiTheme="minorHAnsi" w:hAnsiTheme="minorHAnsi"/>
-          <w:color w:val="1F497D" w:themeColor="text2"/>
-          <w:sz w:val="18"/>
-          <w:szCs w:val="18"/>
-        </w:rPr>
-      </w:pPr>
-      <w:r>
-        <w:rPr>
-          <w:rFonts w:asciiTheme="minorHAnsi" w:hAnsiTheme="minorHAnsi"/>
-          <w:color w:val="1F497D" w:themeColor="text2"/>
-          <w:sz w:val="18"/>
-          <w:szCs w:val="18"/>
-        </w:rPr>
-        <w:t xml:space="preserve">*Answer* </w:t>
-      </w:r>
-    </w:p>
-    <w:p>
-      <w:pPr>
-        <w:spacing w:before="400" w:after="120"/>
-        <w:rPr>
-          <w:rFonts w:asciiTheme="minorHAnsi" w:hAnsiTheme="minorHAnsi"/>
-          <w:b/>
-          <w:bCs/>
-          <w:color w:val="1F497D" w:themeColor="text2"/>
-        </w:rPr>
-      </w:pPr>
-      <w:r>
-        <w:rPr>
-          <w:rFonts w:asciiTheme="minorHAnsi" w:hAnsiTheme="minorHAnsi"/>
-          <w:b/>
-          <w:bCs/>
-          <w:color w:val="1F497D" w:themeColor="text2"/>
-        </w:rPr>
-        <w:t xml:space="preserve">Where do you </w:t>
-      </w:r>
-      <w:proofErr w:type="gramStart"/>
-      <w:r>
-        <w:rPr>
-          <w:rFonts w:asciiTheme="minorHAnsi" w:hAnsiTheme="minorHAnsi"/>
-          <w:b/>
-          <w:bCs/>
-          <w:color w:val="1F497D" w:themeColor="text2"/>
-        </w:rPr>
-        <w:t>think</w:t>
-      </w:r>
-      <w:proofErr w:type="gramEnd"/>
-      <w:r>
-        <w:rPr>
-          <w:rFonts w:asciiTheme="minorHAnsi" w:hAnsiTheme="minorHAnsi"/>
-          <w:b/>
-          <w:bCs/>
-          <w:color w:val="1F497D" w:themeColor="text2"/>
-        </w:rPr>
-        <w:t xml:space="preserve"> it will start to break down? </w:t>
-      </w:r>
-    </w:p>
-    <w:p>
-      <w:pPr>
-        <w:spacing w:before="400" w:after="120"/>
-        <w:rPr>
-          <w:rFonts w:asciiTheme="minorHAnsi" w:hAnsiTheme="minorHAnsi"/>
-          <w:color w:val="1F497D" w:themeColor="text2"/>
-          <w:sz w:val="18"/>
-          <w:szCs w:val="18"/>
-        </w:rPr>
-      </w:pPr>
-      <w:r>
-        <w:rPr>
-          <w:rFonts w:asciiTheme="minorHAnsi" w:hAnsiTheme="minorHAnsi"/>
-          <w:color w:val="1F497D" w:themeColor="text2"/>
-          <w:sz w:val="18"/>
-          <w:szCs w:val="18"/>
-        </w:rPr>
-        <w:t xml:space="preserve">*Answer* </w:t>
-      </w:r>
-    </w:p>
-    <w:p>
-      <w:pPr>
-        <w:spacing w:before="400" w:after="120"/>
-        <w:rPr>
-          <w:rFonts w:asciiTheme="minorHAnsi" w:hAnsiTheme="minorHAnsi"/>
-          <w:color w:val="1F497D" w:themeColor="text2"/>
-          <w:sz w:val="18"/>
-          <w:szCs w:val="18"/>
-        </w:rPr>
-      </w:pPr>
-    </w:p>
-    <w:p>
-      <w:pPr>
-        <w:rPr>
-          <w:rFonts w:asciiTheme="minorHAnsi" w:hAnsiTheme="minorHAnsi"/>
-          <w:color w:val="1F497D" w:themeColor="text2"/>
-        </w:rPr>
-      </w:pPr>
-      <w:r>
-        <w:rPr>
-          <w:rFonts w:asciiTheme="minorHAnsi" w:hAnsiTheme="minorHAnsi"/>
-          <w:b/>
-          <w:color w:val="1F497D" w:themeColor="text2"/>
-        </w:rPr>
-        <w:t xml:space="preserve">Take a screenshot of your single zone SED and add it here: </w:t>
-      </w:r>
-    </w:p>
-    <w:tbl>
-      <w:tblPr>
-        <w:tblW w:w="9360" w:type="dxa"/>
-        <w:tblLayout w:type="fixed"/>
-        <w:tblLook w:val="04A0" w:firstRow="1" w:lastRow="0" w:firstColumn="1" w:lastColumn="0" w:noHBand="0" w:noVBand="1"/>
-      </w:tblPr>
-      <w:tblGrid>
-        <w:gridCol w:w="9360"/>
-      </w:tblGrid>
-      <w:tr>
-        <w:tc>
-          <w:tcPr>
-            <w:tcW w:w="9360" w:type="dxa"/>
-            <w:shd w:val="clear" w:color="auto" w:fill="F7F7F7"/>
-            <w:tcMar>
-              <w:top w:w="80" w:type="dxa"/>
-              <w:left w:w="120" w:type="dxa"/>
-              <w:bottom w:w="80" w:type="dxa"/>
-              <w:right w:w="120" w:type="dxa"/>
-            </w:tcMar>
-          </w:tcPr>
-          <w:p>
-            <w:pPr>
-              <w:spacing w:before="360" w:after="360"/>
-              <w:jc w:val="center"/>
-              <w:rPr>
-                <w:rFonts w:asciiTheme="minorHAnsi" w:hAnsiTheme="minorHAnsi"/>
-                <w:color w:val="1F497D" w:themeColor="text2"/>
-              </w:rPr>
-            </w:pPr>
-          </w:p>
-        </w:tc>
-      </w:tr>
-    </w:tbl>
-    <w:p>
-      <w:pPr>
-        <w:rPr>
-          <w:rFonts w:asciiTheme="minorHAnsi" w:hAnsiTheme="minorHAnsi"/>
-          <w:color w:val="1F497D" w:themeColor="text2"/>
-        </w:rPr>
-      </w:pPr>
-      <w:r>
-        <w:rPr>
-          <w:rFonts w:asciiTheme="minorHAnsi" w:hAnsiTheme="minorHAnsi"/>
-          <w:color w:val="1F497D" w:themeColor="text2"/>
-        </w:rPr>
-        <w:br w:type="page"/>
-      </w:r>
-    </w:p>
-    <w:p>
-      <w:pPr>
-        <w:spacing w:before="400" w:after="120"/>
-        <w:rPr>
-          <w:rFonts w:asciiTheme="minorHAnsi" w:hAnsiTheme="minorHAnsi"/>
-          <w:b/>
-          <w:bCs/>
-          <w:color w:val="1F497D" w:themeColor="text2"/>
-        </w:rPr>
-      </w:pPr>
+        <w:pStyle w:val="ListParagraph"/>
+        <w:numPr>
+          <w:ilvl w:val="1"/>
+          <w:numId w:val="11"/>
+        </w:numPr>
+        <w:rPr>
+          <w:rFonts w:asciiTheme="minorHAnsi" w:hAnsiTheme="minorHAnsi"/>
+          <w:color w:val="1F497D" w:themeColor="text2"/>
+        </w:rPr>
+      </w:pPr>
+      <w:r>
+        <w:rPr>
+          <w:rFonts w:asciiTheme="minorHAnsi" w:hAnsiTheme="minorHAnsi"/>
+          <w:color w:val="1F497D" w:themeColor="text2"/>
+        </w:rPr>
+        <w:t xml:space="preserve">Result: </w:t>
+      </w:r>
     </w:p>
     <w:p>
       <w:pPr>
         <w:pStyle w:val="ListParagraph"/>
         <w:numPr>
           <w:ilvl w:val="0"/>
-          <w:numId w:val="10"/>
+          <w:numId w:val="11"/>
         </w:numPr>
-        <w:spacing w:before="400" w:after="120"/>
-        <w:rPr>
-          <w:rFonts w:asciiTheme="minorHAnsi" w:hAnsiTheme="minorHAnsi"/>
-          <w:color w:val="1F497D" w:themeColor="text2"/>
-        </w:rPr>
-      </w:pPr>
-      <w:r>
-        <w:rPr>
-          <w:rFonts w:asciiTheme="minorHAnsi" w:hAnsiTheme="minorHAnsi"/>
-          <w:color w:val="1F497D" w:themeColor="text2"/>
-        </w:rPr>
-        <w:t xml:space="preserve">Emission from many zones (creating a stratified jet): </w:t>
-      </w:r>
-    </w:p>
-    <w:p>
-      <w:pPr>
-        <w:spacing w:before="400" w:after="120"/>
-        <w:rPr>
-          <w:rFonts w:asciiTheme="minorHAnsi" w:hAnsiTheme="minorHAnsi"/>
-          <w:color w:val="1F497D" w:themeColor="text2"/>
-        </w:rPr>
-      </w:pPr>
-    </w:p>
-    <w:p>
-      <w:pPr>
-        <w:spacing w:before="400" w:after="120"/>
-        <w:rPr>
-          <w:rFonts w:asciiTheme="minorHAnsi" w:hAnsiTheme="minorHAnsi"/>
-          <w:color w:val="1F497D" w:themeColor="text2"/>
-        </w:rPr>
-      </w:pPr>
-      <w:r>
-        <w:rPr>
-          <w:rFonts w:asciiTheme="minorHAnsi" w:hAnsiTheme="minorHAnsi"/>
-          <w:color w:val="1F497D" w:themeColor="text2"/>
-        </w:rPr>
-        <w:t>How</w:t>
+        <w:rPr>
+          <w:rFonts w:asciiTheme="minorHAnsi" w:hAnsiTheme="minorHAnsi"/>
+          <w:color w:val="1F497D" w:themeColor="text2"/>
+        </w:rPr>
+      </w:pPr>
+      <w:r>
+        <w:rPr>
+          <w:rFonts w:asciiTheme="minorHAnsi" w:hAnsiTheme="minorHAnsi"/>
+          <w:color w:val="1F497D" w:themeColor="text2"/>
+        </w:rPr>
+        <w:t xml:space="preserve">What happens if you change </w:t>
+      </w:r>
+      <w:r>
+        <w:rPr>
+          <w:rFonts w:asciiTheme="minorHAnsi" w:hAnsiTheme="minorHAnsi"/>
+          <w:color w:val="1F497D" w:themeColor="text2"/>
+        </w:rPr>
+        <w:t>(</w:t>
+      </w:r>
+      <w:proofErr w:type="spellStart"/>
+      <w:r>
+        <w:rPr>
+          <w:rFonts w:asciiTheme="minorHAnsi" w:hAnsiTheme="minorHAnsi"/>
+          <w:b/>
+          <w:bCs/>
+          <w:color w:val="1F497D" w:themeColor="text2"/>
+        </w:rPr>
+        <w:t>r_initial</w:t>
+      </w:r>
+      <w:proofErr w:type="spellEnd"/>
+      <w:r>
+        <w:rPr>
+          <w:rFonts w:asciiTheme="minorHAnsi" w:hAnsiTheme="minorHAnsi"/>
+          <w:b/>
+          <w:bCs/>
+          <w:color w:val="1F497D" w:themeColor="text2"/>
+        </w:rPr>
+        <w:t xml:space="preserve">) </w:t>
+      </w:r>
+      <w:r>
+        <w:rPr>
+          <w:rFonts w:asciiTheme="minorHAnsi" w:hAnsiTheme="minorHAnsi"/>
+          <w:color w:val="1F497D" w:themeColor="text2"/>
+        </w:rPr>
+        <w:t xml:space="preserve">while leaving the jet power at the same value? </w:t>
+      </w:r>
+      <w:r>
+        <w:rPr>
+          <w:rFonts w:asciiTheme="minorHAnsi" w:hAnsiTheme="minorHAnsi"/>
+          <w:color w:val="1F497D" w:themeColor="text2"/>
+        </w:rPr>
+        <w:t xml:space="preserve">Think about what is happening at the base of the jet. </w:t>
       </w:r>
     </w:p>
     <w:p>
@@ -868,80 +808,662 @@
         <w:pStyle w:val="ListParagraph"/>
         <w:numPr>
           <w:ilvl w:val="1"/>
-          <w:numId w:val="10"/>
+          <w:numId w:val="11"/>
         </w:numPr>
-        <w:spacing w:before="400" w:after="120"/>
-        <w:rPr>
-          <w:rFonts w:asciiTheme="minorHAnsi" w:hAnsiTheme="minorHAnsi"/>
-          <w:color w:val="1F497D" w:themeColor="text2"/>
-        </w:rPr>
-      </w:pPr>
+        <w:rPr>
+          <w:rFonts w:asciiTheme="minorHAnsi" w:hAnsiTheme="minorHAnsi"/>
+          <w:color w:val="1F497D" w:themeColor="text2"/>
+        </w:rPr>
+      </w:pPr>
+      <w:r>
+        <w:rPr>
+          <w:rFonts w:asciiTheme="minorHAnsi" w:hAnsiTheme="minorHAnsi"/>
+          <w:color w:val="1F497D" w:themeColor="text2"/>
+        </w:rPr>
+        <w:t>Prediction:</w:t>
+      </w:r>
     </w:p>
     <w:p>
       <w:pPr>
         <w:pStyle w:val="ListParagraph"/>
         <w:numPr>
           <w:ilvl w:val="1"/>
-          <w:numId w:val="10"/>
+          <w:numId w:val="11"/>
         </w:numPr>
-        <w:spacing w:before="400" w:after="120"/>
-        <w:rPr>
-          <w:rFonts w:asciiTheme="minorHAnsi" w:hAnsiTheme="minorHAnsi"/>
-          <w:color w:val="1F497D" w:themeColor="text2"/>
-        </w:rPr>
-      </w:pPr>
+        <w:rPr>
+          <w:rFonts w:asciiTheme="minorHAnsi" w:hAnsiTheme="minorHAnsi"/>
+          <w:color w:val="1F497D" w:themeColor="text2"/>
+        </w:rPr>
+      </w:pPr>
+      <w:r>
+        <w:rPr>
+          <w:rFonts w:asciiTheme="minorHAnsi" w:hAnsiTheme="minorHAnsi"/>
+          <w:color w:val="1F497D" w:themeColor="text2"/>
+        </w:rPr>
+        <w:t xml:space="preserve">Result: </w:t>
+      </w:r>
+    </w:p>
+    <w:p>
+      <w:pPr>
+        <w:rPr>
+          <w:rFonts w:asciiTheme="minorHAnsi" w:hAnsiTheme="minorHAnsi"/>
+          <w:color w:val="1F497D" w:themeColor="text2"/>
+        </w:rPr>
+      </w:pPr>
+    </w:p>
+    <w:p>
+      <w:pPr>
+        <w:pStyle w:val="ListParagraph"/>
+        <w:numPr>
+          <w:ilvl w:val="0"/>
+          <w:numId w:val="11"/>
+        </w:numPr>
+        <w:rPr>
+          <w:rFonts w:asciiTheme="minorHAnsi" w:hAnsiTheme="minorHAnsi"/>
+          <w:color w:val="1F497D" w:themeColor="text2"/>
+        </w:rPr>
+      </w:pPr>
+      <w:r>
+        <w:rPr>
+          <w:rFonts w:asciiTheme="minorHAnsi" w:hAnsiTheme="minorHAnsi"/>
+          <w:color w:val="1F497D" w:themeColor="text2"/>
+        </w:rPr>
+        <w:t>What happens to the post-acceleration synchrotron radiation (</w:t>
+      </w:r>
+      <w:r>
+        <w:rPr>
+          <w:rFonts w:asciiTheme="minorHAnsi" w:hAnsiTheme="minorHAnsi"/>
+          <w:b/>
+          <w:bCs/>
+          <w:color w:val="1F497D" w:themeColor="text2"/>
+        </w:rPr>
+        <w:t>dashed orange line</w:t>
+      </w:r>
+      <w:r>
+        <w:rPr>
+          <w:rFonts w:asciiTheme="minorHAnsi" w:hAnsiTheme="minorHAnsi"/>
+          <w:color w:val="1F497D" w:themeColor="text2"/>
+        </w:rPr>
+        <w:t>) when you move the e</w:t>
+      </w:r>
+      <w:r>
+        <w:rPr>
+          <w:rFonts w:asciiTheme="minorHAnsi" w:hAnsiTheme="minorHAnsi"/>
+          <w:color w:val="1F497D" w:themeColor="text2"/>
+        </w:rPr>
+        <w:t xml:space="preserve">lectron </w:t>
+      </w:r>
+      <w:r>
+        <w:rPr>
+          <w:rFonts w:asciiTheme="minorHAnsi" w:hAnsiTheme="minorHAnsi"/>
+          <w:color w:val="1F497D" w:themeColor="text2"/>
+        </w:rPr>
+        <w:t>m</w:t>
+      </w:r>
+      <w:r>
+        <w:rPr>
+          <w:rFonts w:asciiTheme="minorHAnsi" w:hAnsiTheme="minorHAnsi"/>
+          <w:color w:val="1F497D" w:themeColor="text2"/>
+        </w:rPr>
+        <w:t xml:space="preserve">aximum </w:t>
+      </w:r>
+      <w:r>
+        <w:rPr>
+          <w:rFonts w:asciiTheme="minorHAnsi" w:hAnsiTheme="minorHAnsi"/>
+          <w:color w:val="1F497D" w:themeColor="text2"/>
+        </w:rPr>
+        <w:t>e</w:t>
+      </w:r>
+      <w:r>
+        <w:rPr>
+          <w:rFonts w:asciiTheme="minorHAnsi" w:hAnsiTheme="minorHAnsi"/>
+          <w:color w:val="1F497D" w:themeColor="text2"/>
+        </w:rPr>
+        <w:t>nergy</w:t>
+      </w:r>
+      <w:r>
+        <w:rPr>
+          <w:rFonts w:asciiTheme="minorHAnsi" w:hAnsiTheme="minorHAnsi"/>
+          <w:color w:val="1F497D" w:themeColor="text2"/>
+        </w:rPr>
+        <w:t xml:space="preserve"> (</w:t>
+      </w:r>
+      <w:proofErr w:type="spellStart"/>
+      <w:r>
+        <w:rPr>
+          <w:rFonts w:asciiTheme="minorHAnsi" w:hAnsiTheme="minorHAnsi"/>
+          <w:b/>
+          <w:bCs/>
+          <w:color w:val="1F497D" w:themeColor="text2"/>
+        </w:rPr>
+        <w:t>factor_max_energy_electrons</w:t>
+      </w:r>
+      <w:proofErr w:type="spellEnd"/>
+      <w:r>
+        <w:rPr>
+          <w:rFonts w:asciiTheme="minorHAnsi" w:hAnsiTheme="minorHAnsi"/>
+          <w:color w:val="1F497D" w:themeColor="text2"/>
+        </w:rPr>
+        <w:t>)</w:t>
+      </w:r>
+      <w:r>
+        <w:rPr>
+          <w:rFonts w:asciiTheme="minorHAnsi" w:hAnsiTheme="minorHAnsi"/>
+          <w:color w:val="1F497D" w:themeColor="text2"/>
+        </w:rPr>
+        <w:t xml:space="preserve"> to smaller or </w:t>
+      </w:r>
+      <w:r>
+        <w:rPr>
+          <w:rFonts w:asciiTheme="minorHAnsi" w:hAnsiTheme="minorHAnsi"/>
+          <w:color w:val="1F497D" w:themeColor="text2"/>
+        </w:rPr>
+        <w:t>larger</w:t>
+      </w:r>
+      <w:r>
+        <w:rPr>
+          <w:rFonts w:asciiTheme="minorHAnsi" w:hAnsiTheme="minorHAnsi"/>
+          <w:color w:val="1F497D" w:themeColor="text2"/>
+        </w:rPr>
+        <w:t xml:space="preserve"> values? </w:t>
+      </w:r>
     </w:p>
     <w:p>
       <w:pPr>
         <w:pStyle w:val="ListParagraph"/>
         <w:numPr>
           <w:ilvl w:val="1"/>
-          <w:numId w:val="10"/>
+          <w:numId w:val="11"/>
         </w:numPr>
-        <w:spacing w:before="400" w:after="120"/>
-        <w:rPr>
-          <w:rFonts w:asciiTheme="minorHAnsi" w:hAnsiTheme="minorHAnsi"/>
-          <w:color w:val="1F497D" w:themeColor="text2"/>
-        </w:rPr>
-      </w:pPr>
+        <w:rPr>
+          <w:rFonts w:asciiTheme="minorHAnsi" w:hAnsiTheme="minorHAnsi"/>
+          <w:color w:val="1F497D" w:themeColor="text2"/>
+        </w:rPr>
+      </w:pPr>
+      <w:r>
+        <w:rPr>
+          <w:rFonts w:asciiTheme="minorHAnsi" w:hAnsiTheme="minorHAnsi"/>
+          <w:color w:val="1F497D" w:themeColor="text2"/>
+        </w:rPr>
+        <w:t xml:space="preserve">Prediction: </w:t>
+      </w:r>
     </w:p>
     <w:p>
       <w:pPr>
         <w:pStyle w:val="ListParagraph"/>
         <w:numPr>
           <w:ilvl w:val="1"/>
-          <w:numId w:val="10"/>
+          <w:numId w:val="11"/>
         </w:numPr>
-        <w:spacing w:before="400" w:after="120"/>
-        <w:rPr>
-          <w:rFonts w:asciiTheme="minorHAnsi" w:hAnsiTheme="minorHAnsi"/>
-          <w:color w:val="1F497D" w:themeColor="text2"/>
-        </w:rPr>
-      </w:pPr>
-      <w:r>
-        <w:rPr>
-          <w:rFonts w:asciiTheme="minorHAnsi" w:hAnsiTheme="minorHAnsi"/>
-          <w:b/>
-          <w:color w:val="1F497D" w:themeColor="text2"/>
-        </w:rPr>
-        <w:t>Before calculating: how do I expect the multi-zone spectrum to differ from the single-zone spectrum?</w:t>
+        <w:rPr>
+          <w:rFonts w:asciiTheme="minorHAnsi" w:hAnsiTheme="minorHAnsi"/>
+          <w:color w:val="1F497D" w:themeColor="text2"/>
+        </w:rPr>
+      </w:pPr>
+      <w:r>
+        <w:rPr>
+          <w:rFonts w:asciiTheme="minorHAnsi" w:hAnsiTheme="minorHAnsi"/>
+          <w:color w:val="1F497D" w:themeColor="text2"/>
+        </w:rPr>
+        <w:t xml:space="preserve">Result: </w:t>
       </w:r>
     </w:p>
     <w:p>
       <w:pPr>
-        <w:rPr>
-          <w:rFonts w:asciiTheme="minorHAnsi" w:hAnsiTheme="minorHAnsi"/>
-          <w:color w:val="1F497D" w:themeColor="text2"/>
-        </w:rPr>
-      </w:pPr>
+        <w:pStyle w:val="ListParagraph"/>
+        <w:numPr>
+          <w:ilvl w:val="1"/>
+          <w:numId w:val="11"/>
+        </w:numPr>
+        <w:rPr>
+          <w:rFonts w:asciiTheme="minorHAnsi" w:hAnsiTheme="minorHAnsi"/>
+          <w:color w:val="1F497D" w:themeColor="text2"/>
+        </w:rPr>
+      </w:pPr>
+      <w:r>
+        <w:rPr>
+          <w:rFonts w:asciiTheme="minorHAnsi" w:hAnsiTheme="minorHAnsi"/>
+          <w:color w:val="1F497D" w:themeColor="text2"/>
+        </w:rPr>
+        <w:t>What does the electron maximum energy have to do with the inverse Compton emission (</w:t>
+      </w:r>
       <w:r>
         <w:rPr>
           <w:rFonts w:asciiTheme="minorHAnsi" w:hAnsiTheme="minorHAnsi"/>
           <w:b/>
-          <w:color w:val="1F497D" w:themeColor="text2"/>
-        </w:rPr>
-        <w:t>Screenshot</w:t>
-      </w:r>
+          <w:bCs/>
+          <w:color w:val="1F497D" w:themeColor="text2"/>
+        </w:rPr>
+        <w:t>dashed red line</w:t>
+      </w:r>
+      <w:r>
+        <w:rPr>
+          <w:rFonts w:asciiTheme="minorHAnsi" w:hAnsiTheme="minorHAnsi"/>
+          <w:color w:val="1F497D" w:themeColor="text2"/>
+        </w:rPr>
+        <w:t>)</w:t>
+      </w:r>
+      <w:r>
+        <w:rPr>
+          <w:rFonts w:asciiTheme="minorHAnsi" w:hAnsiTheme="minorHAnsi"/>
+          <w:color w:val="1F497D" w:themeColor="text2"/>
+        </w:rPr>
+        <w:t>?</w:t>
+      </w:r>
+    </w:p>
+    <w:p>
+      <w:pPr>
+        <w:pStyle w:val="ListParagraph"/>
+        <w:ind w:left="1440"/>
+        <w:rPr>
+          <w:rFonts w:asciiTheme="minorHAnsi" w:hAnsiTheme="minorHAnsi"/>
+          <w:color w:val="1F497D" w:themeColor="text2"/>
+        </w:rPr>
+      </w:pPr>
+    </w:p>
+    <w:p>
+      <w:pPr>
+        <w:pStyle w:val="ListParagraph"/>
+        <w:numPr>
+          <w:ilvl w:val="0"/>
+          <w:numId w:val="11"/>
+        </w:numPr>
+        <w:rPr>
+          <w:rFonts w:asciiTheme="minorHAnsi" w:hAnsiTheme="minorHAnsi"/>
+          <w:color w:val="1F497D" w:themeColor="text2"/>
+        </w:rPr>
+      </w:pPr>
+      <w:r>
+        <w:rPr>
+          <w:rFonts w:asciiTheme="minorHAnsi" w:hAnsiTheme="minorHAnsi"/>
+          <w:color w:val="1F497D" w:themeColor="text2"/>
+        </w:rPr>
+        <w:t xml:space="preserve">Change the temperature of the thermal </w:t>
+      </w:r>
+      <w:r>
+        <w:rPr>
+          <w:rFonts w:asciiTheme="minorHAnsi" w:hAnsiTheme="minorHAnsi"/>
+          <w:color w:val="1F497D" w:themeColor="text2"/>
+        </w:rPr>
+        <w:t xml:space="preserve">(non-accelerated) </w:t>
+      </w:r>
+      <w:r>
+        <w:rPr>
+          <w:rFonts w:asciiTheme="minorHAnsi" w:hAnsiTheme="minorHAnsi"/>
+          <w:color w:val="1F497D" w:themeColor="text2"/>
+        </w:rPr>
+        <w:t>electrons at the jet base (</w:t>
+      </w:r>
+      <w:proofErr w:type="spellStart"/>
+      <w:r>
+        <w:rPr>
+          <w:rStyle w:val="HTMLCode"/>
+          <w:rFonts w:asciiTheme="minorHAnsi" w:eastAsiaTheme="minorEastAsia" w:hAnsiTheme="minorHAnsi"/>
+          <w:b/>
+          <w:bCs/>
+          <w:color w:val="1F497D" w:themeColor="text2"/>
+          <w:sz w:val="22"/>
+          <w:szCs w:val="22"/>
+        </w:rPr>
+        <w:t>electron_temperature_jet_base</w:t>
+      </w:r>
+      <w:proofErr w:type="spellEnd"/>
+      <w:r>
+        <w:rPr>
+          <w:rFonts w:asciiTheme="minorHAnsi" w:hAnsiTheme="minorHAnsi"/>
+          <w:b/>
+          <w:bCs/>
+          <w:color w:val="1F497D" w:themeColor="text2"/>
+        </w:rPr>
+        <w:t>)</w:t>
+      </w:r>
+      <w:r>
+        <w:rPr>
+          <w:rFonts w:asciiTheme="minorHAnsi" w:hAnsiTheme="minorHAnsi"/>
+          <w:b/>
+          <w:bCs/>
+          <w:color w:val="1F497D" w:themeColor="text2"/>
+        </w:rPr>
+        <w:t xml:space="preserve">; </w:t>
+      </w:r>
+      <w:r>
+        <w:rPr>
+          <w:rFonts w:asciiTheme="minorHAnsi" w:hAnsiTheme="minorHAnsi"/>
+          <w:color w:val="1F497D" w:themeColor="text2"/>
+        </w:rPr>
+        <w:t>this is in units of keV</w:t>
+      </w:r>
+      <w:r>
+        <w:rPr>
+          <w:rFonts w:asciiTheme="minorHAnsi" w:hAnsiTheme="minorHAnsi"/>
+          <w:color w:val="1F497D" w:themeColor="text2"/>
+        </w:rPr>
+        <w:t xml:space="preserve">. Remember that the electron rest mass energy is 511 keV. </w:t>
+      </w:r>
+    </w:p>
+    <w:p>
+      <w:pPr>
+        <w:pStyle w:val="ListParagraph"/>
+        <w:numPr>
+          <w:ilvl w:val="1"/>
+          <w:numId w:val="11"/>
+        </w:numPr>
+        <w:rPr>
+          <w:rFonts w:asciiTheme="minorHAnsi" w:hAnsiTheme="minorHAnsi"/>
+          <w:color w:val="1F497D" w:themeColor="text2"/>
+        </w:rPr>
+      </w:pPr>
+      <w:r>
+        <w:rPr>
+          <w:rFonts w:asciiTheme="minorHAnsi" w:hAnsiTheme="minorHAnsi"/>
+          <w:color w:val="1F497D" w:themeColor="text2"/>
+        </w:rPr>
+        <w:t>Which parts of the SED respond most strongly?</w:t>
+      </w:r>
+    </w:p>
+    <w:p>
+      <w:pPr>
+        <w:pStyle w:val="ListParagraph"/>
+        <w:numPr>
+          <w:ilvl w:val="1"/>
+          <w:numId w:val="11"/>
+        </w:numPr>
+        <w:rPr>
+          <w:rFonts w:asciiTheme="minorHAnsi" w:hAnsiTheme="minorHAnsi"/>
+          <w:color w:val="1F497D" w:themeColor="text2"/>
+        </w:rPr>
+      </w:pPr>
+      <w:r>
+        <w:rPr>
+          <w:rFonts w:asciiTheme="minorHAnsi" w:hAnsiTheme="minorHAnsi"/>
+          <w:color w:val="1F497D" w:themeColor="text2"/>
+        </w:rPr>
+        <w:t>Does this primarily affect emission before or after particle acceleration?</w:t>
+      </w:r>
+    </w:p>
+    <w:p>
+      <w:pPr>
+        <w:pStyle w:val="ListParagraph"/>
+        <w:ind w:left="1440"/>
+        <w:rPr>
+          <w:rFonts w:asciiTheme="minorHAnsi" w:hAnsiTheme="minorHAnsi"/>
+          <w:color w:val="1F497D" w:themeColor="text2"/>
+        </w:rPr>
+      </w:pPr>
+    </w:p>
+    <w:p>
+      <w:pPr>
+        <w:pStyle w:val="ListParagraph"/>
+        <w:numPr>
+          <w:ilvl w:val="0"/>
+          <w:numId w:val="11"/>
+        </w:numPr>
+        <w:rPr>
+          <w:rFonts w:asciiTheme="minorHAnsi" w:hAnsiTheme="minorHAnsi"/>
+          <w:color w:val="1F497D" w:themeColor="text2"/>
+        </w:rPr>
+      </w:pPr>
+      <w:r>
+        <w:rPr>
+          <w:rFonts w:asciiTheme="minorHAnsi" w:hAnsiTheme="minorHAnsi"/>
+          <w:color w:val="1F497D" w:themeColor="text2"/>
+        </w:rPr>
+        <w:t>Increase</w:t>
+      </w:r>
+      <w:r>
+        <w:rPr>
+          <w:rFonts w:asciiTheme="minorHAnsi" w:hAnsiTheme="minorHAnsi"/>
+          <w:color w:val="1F497D" w:themeColor="text2"/>
+        </w:rPr>
+        <w:t xml:space="preserve"> the fraction of electrons that are accelerated into a non-thermal </w:t>
+      </w:r>
+      <w:r>
+        <w:rPr>
+          <w:rFonts w:asciiTheme="minorHAnsi" w:hAnsiTheme="minorHAnsi"/>
+          <w:color w:val="1F497D" w:themeColor="text2"/>
+        </w:rPr>
+        <w:t>distribution</w:t>
+      </w:r>
+      <w:r>
+        <w:rPr>
+          <w:rFonts w:asciiTheme="minorHAnsi" w:hAnsiTheme="minorHAnsi"/>
+          <w:color w:val="1F497D" w:themeColor="text2"/>
+        </w:rPr>
+        <w:t xml:space="preserve"> (</w:t>
+      </w:r>
+      <w:proofErr w:type="spellStart"/>
+      <w:r>
+        <w:rPr>
+          <w:rStyle w:val="HTMLCode"/>
+          <w:rFonts w:asciiTheme="minorHAnsi" w:eastAsiaTheme="minorEastAsia" w:hAnsiTheme="minorHAnsi"/>
+          <w:b/>
+          <w:bCs/>
+          <w:color w:val="1F497D" w:themeColor="text2"/>
+          <w:sz w:val="22"/>
+          <w:szCs w:val="22"/>
+        </w:rPr>
+        <w:t>fraction_nonthermal_electrons</w:t>
+      </w:r>
+      <w:proofErr w:type="spellEnd"/>
+      <w:r>
+        <w:rPr>
+          <w:rFonts w:asciiTheme="minorHAnsi" w:hAnsiTheme="minorHAnsi"/>
+          <w:color w:val="1F497D" w:themeColor="text2"/>
+        </w:rPr>
+        <w:t>).</w:t>
+      </w:r>
+      <w:r>
+        <w:rPr>
+          <w:rFonts w:asciiTheme="minorHAnsi" w:hAnsiTheme="minorHAnsi"/>
+          <w:color w:val="1F497D" w:themeColor="text2"/>
+        </w:rPr>
+        <w:t xml:space="preserve"> </w:t>
+      </w:r>
+    </w:p>
+    <w:p>
+      <w:pPr>
+        <w:pStyle w:val="ListParagraph"/>
+        <w:numPr>
+          <w:ilvl w:val="1"/>
+          <w:numId w:val="11"/>
+        </w:numPr>
+        <w:rPr>
+          <w:rFonts w:asciiTheme="minorHAnsi" w:hAnsiTheme="minorHAnsi"/>
+          <w:color w:val="1F497D" w:themeColor="text2"/>
+        </w:rPr>
+      </w:pPr>
+      <w:r>
+        <w:rPr>
+          <w:rFonts w:asciiTheme="minorHAnsi" w:hAnsiTheme="minorHAnsi"/>
+          <w:color w:val="1F497D" w:themeColor="text2"/>
+        </w:rPr>
+        <w:t xml:space="preserve"> </w:t>
+      </w:r>
+      <w:r>
+        <w:rPr>
+          <w:rFonts w:asciiTheme="minorHAnsi" w:hAnsiTheme="minorHAnsi"/>
+          <w:color w:val="1F497D" w:themeColor="text2"/>
+        </w:rPr>
+        <w:t xml:space="preserve">What do you think it implies about the particle acceleration process if we assume a higher number of particles can be accelerated? </w:t>
+      </w:r>
+    </w:p>
+    <w:p>
+      <w:pPr>
+        <w:pStyle w:val="ListParagraph"/>
+        <w:numPr>
+          <w:ilvl w:val="1"/>
+          <w:numId w:val="11"/>
+        </w:numPr>
+        <w:rPr>
+          <w:rFonts w:asciiTheme="minorHAnsi" w:hAnsiTheme="minorHAnsi"/>
+          <w:color w:val="1F497D" w:themeColor="text2"/>
+        </w:rPr>
+      </w:pPr>
+      <w:r>
+        <w:rPr>
+          <w:rFonts w:asciiTheme="minorHAnsi" w:hAnsiTheme="minorHAnsi"/>
+          <w:color w:val="1F497D" w:themeColor="text2"/>
+        </w:rPr>
+        <w:t>What happens to the synchrotron and inverse Compton components?</w:t>
+      </w:r>
+    </w:p>
+    <w:p>
+      <w:pPr>
+        <w:pStyle w:val="ListParagraph"/>
+        <w:numPr>
+          <w:ilvl w:val="2"/>
+          <w:numId w:val="11"/>
+        </w:numPr>
+        <w:rPr>
+          <w:rFonts w:asciiTheme="minorHAnsi" w:hAnsiTheme="minorHAnsi"/>
+          <w:color w:val="1F497D" w:themeColor="text2"/>
+        </w:rPr>
+      </w:pPr>
+      <w:r>
+        <w:rPr>
+          <w:rFonts w:asciiTheme="minorHAnsi" w:hAnsiTheme="minorHAnsi"/>
+          <w:color w:val="1F497D" w:themeColor="text2"/>
+        </w:rPr>
+        <w:t>Prediction</w:t>
+      </w:r>
+      <w:r>
+        <w:rPr>
+          <w:rFonts w:asciiTheme="minorHAnsi" w:hAnsiTheme="minorHAnsi"/>
+          <w:color w:val="1F497D" w:themeColor="text2"/>
+        </w:rPr>
+        <w:t>:</w:t>
+      </w:r>
+      <w:r>
+        <w:rPr>
+          <w:rFonts w:asciiTheme="minorHAnsi" w:hAnsiTheme="minorHAnsi"/>
+          <w:color w:val="1F497D" w:themeColor="text2"/>
+        </w:rPr>
+        <w:t xml:space="preserve"> </w:t>
+      </w:r>
+    </w:p>
+    <w:p>
+      <w:pPr>
+        <w:pStyle w:val="ListParagraph"/>
+        <w:numPr>
+          <w:ilvl w:val="2"/>
+          <w:numId w:val="11"/>
+        </w:numPr>
+        <w:rPr>
+          <w:rFonts w:asciiTheme="minorHAnsi" w:hAnsiTheme="minorHAnsi"/>
+          <w:color w:val="1F497D" w:themeColor="text2"/>
+        </w:rPr>
+      </w:pPr>
+      <w:r>
+        <w:rPr>
+          <w:rFonts w:asciiTheme="minorHAnsi" w:hAnsiTheme="minorHAnsi"/>
+          <w:color w:val="1F497D" w:themeColor="text2"/>
+        </w:rPr>
+        <w:t xml:space="preserve">Result: </w:t>
+      </w:r>
+    </w:p>
+    <w:p>
+      <w:pPr>
+        <w:pStyle w:val="ListParagraph"/>
+        <w:numPr>
+          <w:ilvl w:val="0"/>
+          <w:numId w:val="11"/>
+        </w:numPr>
+        <w:rPr>
+          <w:rFonts w:asciiTheme="minorHAnsi" w:hAnsiTheme="minorHAnsi"/>
+          <w:color w:val="1F497D" w:themeColor="text2"/>
+        </w:rPr>
+      </w:pPr>
+      <w:r>
+        <w:rPr>
+          <w:rFonts w:asciiTheme="minorHAnsi" w:hAnsiTheme="minorHAnsi"/>
+          <w:color w:val="1F497D" w:themeColor="text2"/>
+        </w:rPr>
+        <w:t>Change the slope of the injected electron distribution (</w:t>
+      </w:r>
+      <w:proofErr w:type="spellStart"/>
+      <w:r>
+        <w:rPr>
+          <w:rStyle w:val="HTMLCode"/>
+          <w:rFonts w:asciiTheme="minorHAnsi" w:eastAsiaTheme="minorEastAsia" w:hAnsiTheme="minorHAnsi"/>
+          <w:b/>
+          <w:bCs/>
+          <w:color w:val="1F497D" w:themeColor="text2"/>
+          <w:sz w:val="22"/>
+          <w:szCs w:val="22"/>
+        </w:rPr>
+        <w:t>index_injected_electrons</w:t>
+      </w:r>
+      <w:proofErr w:type="spellEnd"/>
+      <w:r>
+        <w:rPr>
+          <w:rFonts w:asciiTheme="minorHAnsi" w:hAnsiTheme="minorHAnsi"/>
+          <w:color w:val="1F497D" w:themeColor="text2"/>
+        </w:rPr>
+        <w:t>). Try both a harder</w:t>
+      </w:r>
+      <w:r>
+        <w:rPr>
+          <w:rFonts w:asciiTheme="minorHAnsi" w:hAnsiTheme="minorHAnsi"/>
+          <w:color w:val="1F497D" w:themeColor="text2"/>
+        </w:rPr>
+        <w:t xml:space="preserve"> (smaller value)</w:t>
+      </w:r>
+      <w:r>
+        <w:rPr>
+          <w:rFonts w:asciiTheme="minorHAnsi" w:hAnsiTheme="minorHAnsi"/>
+          <w:color w:val="1F497D" w:themeColor="text2"/>
+        </w:rPr>
+        <w:t xml:space="preserve"> and a softer </w:t>
+      </w:r>
+      <w:r>
+        <w:rPr>
+          <w:rFonts w:asciiTheme="minorHAnsi" w:hAnsiTheme="minorHAnsi"/>
+          <w:color w:val="1F497D" w:themeColor="text2"/>
+        </w:rPr>
+        <w:t xml:space="preserve">(larger value) </w:t>
+      </w:r>
+      <w:r>
+        <w:rPr>
+          <w:rFonts w:asciiTheme="minorHAnsi" w:hAnsiTheme="minorHAnsi"/>
+          <w:color w:val="1F497D" w:themeColor="text2"/>
+        </w:rPr>
+        <w:t>electron distribution.</w:t>
+      </w:r>
+      <w:r>
+        <w:rPr>
+          <w:rFonts w:asciiTheme="minorHAnsi" w:hAnsiTheme="minorHAnsi"/>
+          <w:color w:val="1F497D" w:themeColor="text2"/>
+        </w:rPr>
+        <w:t xml:space="preserve"> </w:t>
+      </w:r>
+    </w:p>
+    <w:p>
+      <w:pPr>
+        <w:pStyle w:val="ListParagraph"/>
+        <w:numPr>
+          <w:ilvl w:val="1"/>
+          <w:numId w:val="11"/>
+        </w:numPr>
+        <w:rPr>
+          <w:rFonts w:asciiTheme="minorHAnsi" w:hAnsiTheme="minorHAnsi"/>
+          <w:color w:val="1F497D" w:themeColor="text2"/>
+        </w:rPr>
+      </w:pPr>
+      <w:r>
+        <w:rPr>
+          <w:rFonts w:asciiTheme="minorHAnsi" w:hAnsiTheme="minorHAnsi"/>
+          <w:color w:val="1F497D" w:themeColor="text2"/>
+        </w:rPr>
+        <w:t>What do you think the slope of the accelerated electron distribution might tell you?</w:t>
+      </w:r>
+    </w:p>
+    <w:p>
+      <w:pPr>
+        <w:rPr>
+          <w:rFonts w:asciiTheme="minorHAnsi" w:hAnsiTheme="minorHAnsi"/>
+          <w:color w:val="1F497D" w:themeColor="text2"/>
+        </w:rPr>
+      </w:pPr>
     </w:p>
     <w:tbl>
       <w:tblPr>
@@ -977,9 +1499,8 @@
               <w:rPr>
                 <w:rFonts w:asciiTheme="minorHAnsi" w:hAnsiTheme="minorHAnsi"/>
                 <w:color w:val="1F497D" w:themeColor="text2"/>
-                <w:sz w:val="20"/>
               </w:rPr>
-              <w:t>Paste or drag the one-zone versus multi-zone comparison here</w:t>
+              <w:t>Screenshot box (if wanted)</w:t>
             </w:r>
           </w:p>
         </w:tc>
@@ -987,26 +1508,72 @@
     </w:tbl>
     <w:p>
       <w:pPr>
-        <w:spacing w:after="80"/>
-        <w:rPr>
-          <w:rFonts w:asciiTheme="minorHAnsi" w:hAnsiTheme="minorHAnsi"/>
-          <w:color w:val="1F497D" w:themeColor="text2"/>
-        </w:rPr>
-      </w:pPr>
+        <w:rPr>
+          <w:rFonts w:asciiTheme="minorHAnsi" w:hAnsiTheme="minorHAnsi"/>
+          <w:color w:val="1F497D" w:themeColor="text2"/>
+        </w:rPr>
+      </w:pPr>
+      <w:r>
+        <w:rPr>
+          <w:rFonts w:asciiTheme="minorHAnsi" w:hAnsiTheme="minorHAnsi"/>
+          <w:color w:val="1F497D" w:themeColor="text2"/>
+        </w:rPr>
+        <w:br w:type="page"/>
+      </w:r>
     </w:p>
     <w:p>
       <w:pPr>
-        <w:rPr>
-          <w:rFonts w:asciiTheme="minorHAnsi" w:hAnsiTheme="minorHAnsi"/>
-          <w:color w:val="1F497D" w:themeColor="text2"/>
-        </w:rPr>
-      </w:pPr>
-      <w:r>
-        <w:rPr>
-          <w:rFonts w:asciiTheme="minorHAnsi" w:hAnsiTheme="minorHAnsi"/>
-          <w:color w:val="1F497D" w:themeColor="text2"/>
-        </w:rPr>
-        <w:br w:type="page"/>
+        <w:shd w:val="clear" w:color="auto" w:fill="FFFFFF"/>
+        <w:spacing w:after="0" w:line="270" w:lineRule="atLeast"/>
+        <w:rPr>
+          <w:rFonts w:asciiTheme="minorHAnsi" w:eastAsia="Times New Roman" w:hAnsiTheme="minorHAnsi" w:cs="Menlo"/>
+          <w:color w:val="1F497D" w:themeColor="text2"/>
+          <w:sz w:val="18"/>
+          <w:szCs w:val="18"/>
+        </w:rPr>
+      </w:pPr>
+      <w:r>
+        <w:rPr>
+          <w:rFonts w:asciiTheme="minorHAnsi" w:hAnsiTheme="minorHAnsi"/>
+          <w:color w:val="1F497D" w:themeColor="text2"/>
+          <w:sz w:val="40"/>
+        </w:rPr>
+        <w:lastRenderedPageBreak/>
+        <w:t>2</w:t>
+      </w:r>
+      <w:r>
+        <w:rPr>
+          <w:rFonts w:asciiTheme="minorHAnsi" w:hAnsiTheme="minorHAnsi"/>
+          <w:color w:val="1F497D" w:themeColor="text2"/>
+          <w:sz w:val="40"/>
+          <w:vertAlign w:val="superscript"/>
+        </w:rPr>
+        <w:t>nd</w:t>
+      </w:r>
+      <w:r>
+        <w:rPr>
+          <w:rFonts w:asciiTheme="minorHAnsi" w:hAnsiTheme="minorHAnsi"/>
+          <w:color w:val="1F497D" w:themeColor="text2"/>
+          <w:sz w:val="40"/>
+        </w:rPr>
+        <w:t xml:space="preserve"> Notebook:</w:t>
+      </w:r>
+      <w:r>
+        <w:rPr>
+          <w:rFonts w:asciiTheme="minorHAnsi" w:hAnsiTheme="minorHAnsi"/>
+          <w:color w:val="1F497D" w:themeColor="text2"/>
+          <w:sz w:val="40"/>
+        </w:rPr>
+        <w:t xml:space="preserve"> </w:t>
+      </w:r>
+      <w:r>
+        <w:rPr>
+          <w:rFonts w:asciiTheme="minorHAnsi" w:eastAsia="Times New Roman" w:hAnsiTheme="minorHAnsi" w:cs="Menlo"/>
+          <w:color w:val="1F497D" w:themeColor="text2"/>
+          <w:sz w:val="40"/>
+          <w:szCs w:val="40"/>
+        </w:rPr>
+        <w:t>Using BHJet to study multi-wavelength observations of jetted systems</w:t>
       </w:r>
     </w:p>
     <w:p>
@@ -1015,300 +1582,398 @@
         <w:rPr>
           <w:rFonts w:asciiTheme="minorHAnsi" w:hAnsiTheme="minorHAnsi"/>
           <w:color w:val="1F497D" w:themeColor="text2"/>
-        </w:rPr>
-      </w:pPr>
-      <w:r>
-        <w:rPr>
-          <w:rFonts w:asciiTheme="minorHAnsi" w:hAnsiTheme="minorHAnsi"/>
-          <w:color w:val="1F497D" w:themeColor="text2"/>
-          <w:sz w:val="40"/>
-        </w:rPr>
-        <w:lastRenderedPageBreak/>
-        <w:t>3. Comparing BHJet with the NGC 4261 SED</w:t>
+          <w:sz w:val="24"/>
+          <w:szCs w:val="24"/>
+          <w:u w:val="single"/>
+        </w:rPr>
+      </w:pPr>
+      <w:r>
+        <w:rPr>
+          <w:rFonts w:asciiTheme="minorHAnsi" w:hAnsiTheme="minorHAnsi"/>
+          <w:color w:val="1F497D" w:themeColor="text2"/>
+          <w:sz w:val="24"/>
+          <w:szCs w:val="24"/>
+          <w:u w:val="single"/>
+        </w:rPr>
+        <w:t xml:space="preserve">Selecting a </w:t>
+      </w:r>
+      <w:proofErr w:type="gramStart"/>
+      <w:r>
+        <w:rPr>
+          <w:rFonts w:asciiTheme="minorHAnsi" w:hAnsiTheme="minorHAnsi"/>
+          <w:color w:val="1F497D" w:themeColor="text2"/>
+          <w:sz w:val="24"/>
+          <w:szCs w:val="24"/>
+          <w:u w:val="single"/>
+        </w:rPr>
+        <w:t>source &amp; loading observations</w:t>
+      </w:r>
+      <w:proofErr w:type="gramEnd"/>
+      <w:r>
+        <w:rPr>
+          <w:rFonts w:asciiTheme="minorHAnsi" w:hAnsiTheme="minorHAnsi"/>
+          <w:color w:val="1F497D" w:themeColor="text2"/>
+          <w:sz w:val="24"/>
+          <w:szCs w:val="24"/>
+          <w:u w:val="single"/>
+        </w:rPr>
+        <w:t xml:space="preserve">: </w:t>
       </w:r>
     </w:p>
     <w:p>
       <w:pPr>
-        <w:rPr>
-          <w:rFonts w:asciiTheme="minorHAnsi" w:hAnsiTheme="minorHAnsi"/>
-          <w:color w:val="1F497D" w:themeColor="text2"/>
-        </w:rPr>
-      </w:pPr>
-      <w:r>
-        <w:rPr>
-          <w:rFonts w:asciiTheme="minorHAnsi" w:hAnsiTheme="minorHAnsi"/>
-          <w:color w:val="1F497D" w:themeColor="text2"/>
-        </w:rPr>
-        <w:t>Use the manual fitting section to try a small number of physical parameter changes. Change one or two parameters at a time so that you can connect each input to its effect.</w:t>
+        <w:pStyle w:val="ListParagraph"/>
+        <w:numPr>
+          <w:ilvl w:val="0"/>
+          <w:numId w:val="10"/>
+        </w:numPr>
+        <w:spacing w:before="400" w:after="120"/>
+        <w:rPr>
+          <w:rFonts w:asciiTheme="minorHAnsi" w:hAnsiTheme="minorHAnsi"/>
+          <w:color w:val="1F497D" w:themeColor="text2"/>
+        </w:rPr>
+      </w:pPr>
+      <w:r>
+        <w:rPr>
+          <w:rFonts w:asciiTheme="minorHAnsi" w:hAnsiTheme="minorHAnsi"/>
+          <w:color w:val="1F497D" w:themeColor="text2"/>
+        </w:rPr>
+        <w:t>S</w:t>
+      </w:r>
+      <w:r>
+        <w:rPr>
+          <w:rFonts w:asciiTheme="minorHAnsi" w:hAnsiTheme="minorHAnsi"/>
+          <w:color w:val="1F497D" w:themeColor="text2"/>
+        </w:rPr>
+        <w:t xml:space="preserve">tarting with MWL observations of M87, the source-specific values are taken from either the Nasa Extragalactic Dataset or recent publications </w:t>
+      </w:r>
+      <w:r>
+        <w:rPr>
+          <w:rFonts w:asciiTheme="minorHAnsi" w:hAnsiTheme="minorHAnsi"/>
+          <w:color w:val="1F497D" w:themeColor="text2"/>
+        </w:rPr>
+        <w:t>on</w:t>
+      </w:r>
+      <w:r>
+        <w:rPr>
+          <w:rFonts w:asciiTheme="minorHAnsi" w:hAnsiTheme="minorHAnsi"/>
+          <w:color w:val="1F497D" w:themeColor="text2"/>
+        </w:rPr>
+        <w:t xml:space="preserve"> M87.  </w:t>
       </w:r>
     </w:p>
     <w:p>
       <w:pPr>
-        <w:rPr>
-          <w:rFonts w:asciiTheme="minorHAnsi" w:hAnsiTheme="minorHAnsi"/>
-          <w:color w:val="1F497D" w:themeColor="text2"/>
-        </w:rPr>
-      </w:pPr>
-      <w:r>
-        <w:rPr>
-          <w:rFonts w:asciiTheme="minorHAnsi" w:hAnsiTheme="minorHAnsi"/>
-          <w:b/>
-          <w:color w:val="1F497D" w:themeColor="text2"/>
-        </w:rPr>
-        <w:t>Parameters changed and values used</w:t>
-      </w:r>
+        <w:pStyle w:val="ListParagraph"/>
+        <w:spacing w:before="400" w:after="120"/>
+        <w:ind w:left="360"/>
+        <w:rPr>
+          <w:rFonts w:asciiTheme="minorHAnsi" w:hAnsiTheme="minorHAnsi"/>
+          <w:color w:val="1F497D" w:themeColor="text2"/>
+        </w:rPr>
+      </w:pPr>
     </w:p>
     <w:p>
       <w:pPr>
-        <w:spacing w:after="40"/>
-        <w:rPr>
-          <w:rFonts w:asciiTheme="minorHAnsi" w:hAnsiTheme="minorHAnsi"/>
-          <w:color w:val="1F497D" w:themeColor="text2"/>
-        </w:rPr>
-      </w:pPr>
-      <w:r>
-        <w:rPr>
-          <w:rFonts w:asciiTheme="minorHAnsi" w:hAnsiTheme="minorHAnsi"/>
-          <w:color w:val="1F497D" w:themeColor="text2"/>
-          <w:sz w:val="20"/>
-        </w:rPr>
-        <w:t>________________________________________________________________________________</w:t>
-      </w:r>
+        <w:pStyle w:val="ListParagraph"/>
+        <w:spacing w:before="400" w:after="120"/>
+        <w:ind w:left="360"/>
+        <w:rPr>
+          <w:rFonts w:asciiTheme="minorHAnsi" w:hAnsiTheme="minorHAnsi"/>
+          <w:color w:val="1F497D" w:themeColor="text2"/>
+        </w:rPr>
+      </w:pPr>
     </w:p>
     <w:p>
       <w:pPr>
-        <w:spacing w:after="40"/>
-        <w:rPr>
-          <w:rFonts w:asciiTheme="minorHAnsi" w:hAnsiTheme="minorHAnsi"/>
-          <w:color w:val="1F497D" w:themeColor="text2"/>
-        </w:rPr>
-      </w:pPr>
-      <w:r>
-        <w:rPr>
-          <w:rFonts w:asciiTheme="minorHAnsi" w:hAnsiTheme="minorHAnsi"/>
-          <w:color w:val="1F497D" w:themeColor="text2"/>
-          <w:sz w:val="20"/>
-        </w:rPr>
-        <w:t>________________________________________________________________________________</w:t>
+        <w:pStyle w:val="ListParagraph"/>
+        <w:numPr>
+          <w:ilvl w:val="0"/>
+          <w:numId w:val="10"/>
+        </w:numPr>
+        <w:spacing w:before="400" w:after="120"/>
+        <w:rPr>
+          <w:rFonts w:asciiTheme="minorHAnsi" w:hAnsiTheme="minorHAnsi"/>
+          <w:color w:val="1F497D" w:themeColor="text2"/>
+          <w:sz w:val="24"/>
+          <w:szCs w:val="24"/>
+        </w:rPr>
+      </w:pPr>
+      <w:r>
+        <w:rPr>
+          <w:rFonts w:asciiTheme="minorHAnsi" w:hAnsiTheme="minorHAnsi"/>
+          <w:color w:val="1F497D" w:themeColor="text2"/>
+          <w:sz w:val="24"/>
+          <w:szCs w:val="24"/>
+        </w:rPr>
+        <w:t xml:space="preserve">Load and inspect the M87 SED </w:t>
       </w:r>
     </w:p>
     <w:p>
       <w:pPr>
-        <w:spacing w:after="40"/>
-        <w:rPr>
-          <w:rFonts w:asciiTheme="minorHAnsi" w:hAnsiTheme="minorHAnsi"/>
-          <w:color w:val="1F497D" w:themeColor="text2"/>
-        </w:rPr>
-      </w:pPr>
-      <w:r>
-        <w:rPr>
-          <w:rFonts w:asciiTheme="minorHAnsi" w:hAnsiTheme="minorHAnsi"/>
-          <w:color w:val="1F497D" w:themeColor="text2"/>
-          <w:sz w:val="20"/>
-        </w:rPr>
-        <w:t>________________________________________________________________________________</w:t>
+        <w:pStyle w:val="ListParagraph"/>
+        <w:numPr>
+          <w:ilvl w:val="1"/>
+          <w:numId w:val="10"/>
+        </w:numPr>
+        <w:spacing w:before="400" w:after="120"/>
+        <w:rPr>
+          <w:rFonts w:asciiTheme="minorHAnsi" w:hAnsiTheme="minorHAnsi"/>
+          <w:color w:val="1F497D" w:themeColor="text2"/>
+        </w:rPr>
+      </w:pPr>
+      <w:r>
+        <w:rPr>
+          <w:rFonts w:asciiTheme="minorHAnsi" w:hAnsiTheme="minorHAnsi"/>
+          <w:color w:val="1F497D" w:themeColor="text2"/>
+        </w:rPr>
+        <w:t>The data is in units of energy (eV) and number flux (</w:t>
+      </w:r>
+      <w:proofErr w:type="spellStart"/>
+      <w:r>
+        <w:rPr>
+          <w:rFonts w:asciiTheme="minorHAnsi" w:hAnsiTheme="minorHAnsi"/>
+          <w:color w:val="1F497D" w:themeColor="text2"/>
+        </w:rPr>
+        <w:t>dN</w:t>
+      </w:r>
+      <w:proofErr w:type="spellEnd"/>
+      <w:r>
+        <w:rPr>
+          <w:rFonts w:asciiTheme="minorHAnsi" w:hAnsiTheme="minorHAnsi"/>
+          <w:color w:val="1F497D" w:themeColor="text2"/>
+        </w:rPr>
+        <w:t>/</w:t>
+      </w:r>
+      <w:proofErr w:type="spellStart"/>
+      <w:r>
+        <w:rPr>
+          <w:rFonts w:asciiTheme="minorHAnsi" w:hAnsiTheme="minorHAnsi"/>
+          <w:color w:val="1F497D" w:themeColor="text2"/>
+        </w:rPr>
+        <w:t>dE</w:t>
+      </w:r>
+      <w:proofErr w:type="spellEnd"/>
+      <w:r>
+        <w:rPr>
+          <w:rFonts w:asciiTheme="minorHAnsi" w:hAnsiTheme="minorHAnsi"/>
+          <w:color w:val="1F497D" w:themeColor="text2"/>
+        </w:rPr>
+        <w:t xml:space="preserve">) (and flux error). However, it is typical to use E^2 </w:t>
+      </w:r>
+      <w:proofErr w:type="spellStart"/>
+      <w:r>
+        <w:rPr>
+          <w:rFonts w:asciiTheme="minorHAnsi" w:hAnsiTheme="minorHAnsi"/>
+          <w:color w:val="1F497D" w:themeColor="text2"/>
+        </w:rPr>
+        <w:t>dN</w:t>
+      </w:r>
+      <w:proofErr w:type="spellEnd"/>
+      <w:r>
+        <w:rPr>
+          <w:rFonts w:asciiTheme="minorHAnsi" w:hAnsiTheme="minorHAnsi"/>
+          <w:color w:val="1F497D" w:themeColor="text2"/>
+        </w:rPr>
+        <w:t>/</w:t>
+      </w:r>
+      <w:proofErr w:type="spellStart"/>
+      <w:r>
+        <w:rPr>
+          <w:rFonts w:asciiTheme="minorHAnsi" w:hAnsiTheme="minorHAnsi"/>
+          <w:color w:val="1F497D" w:themeColor="text2"/>
+        </w:rPr>
+        <w:t>dE</w:t>
+      </w:r>
+      <w:proofErr w:type="spellEnd"/>
+      <w:r>
+        <w:rPr>
+          <w:rFonts w:asciiTheme="minorHAnsi" w:hAnsiTheme="minorHAnsi"/>
+          <w:color w:val="1F497D" w:themeColor="text2"/>
+        </w:rPr>
+        <w:t xml:space="preserve">. </w:t>
       </w:r>
     </w:p>
     <w:p>
       <w:pPr>
-        <w:spacing w:after="40"/>
-        <w:rPr>
-          <w:rFonts w:asciiTheme="minorHAnsi" w:hAnsiTheme="minorHAnsi"/>
-          <w:color w:val="1F497D" w:themeColor="text2"/>
-        </w:rPr>
-      </w:pPr>
-      <w:r>
-        <w:rPr>
-          <w:rFonts w:asciiTheme="minorHAnsi" w:hAnsiTheme="minorHAnsi"/>
-          <w:color w:val="1F497D" w:themeColor="text2"/>
-          <w:sz w:val="20"/>
-        </w:rPr>
-        <w:t>________________________________________________________________________________</w:t>
-      </w:r>
+        <w:pStyle w:val="ListParagraph"/>
+        <w:spacing w:before="400" w:after="120"/>
+        <w:ind w:left="1080"/>
+        <w:rPr>
+          <w:rFonts w:asciiTheme="minorHAnsi" w:hAnsiTheme="minorHAnsi"/>
+          <w:color w:val="1F497D" w:themeColor="text2"/>
+        </w:rPr>
+      </w:pPr>
     </w:p>
     <w:p>
       <w:pPr>
-        <w:rPr>
-          <w:rFonts w:asciiTheme="minorHAnsi" w:hAnsiTheme="minorHAnsi"/>
-          <w:color w:val="1F497D" w:themeColor="text2"/>
-        </w:rPr>
-      </w:pPr>
-      <w:r>
-        <w:rPr>
-          <w:rFonts w:asciiTheme="minorHAnsi" w:hAnsiTheme="minorHAnsi"/>
-          <w:b/>
-          <w:color w:val="1F497D" w:themeColor="text2"/>
-        </w:rPr>
-        <w:t>Which part of the SED improved or worsened?</w:t>
-      </w:r>
+        <w:pStyle w:val="ListParagraph"/>
+        <w:spacing w:before="400" w:after="120"/>
+        <w:ind w:left="360"/>
+        <w:rPr>
+          <w:rFonts w:asciiTheme="minorHAnsi" w:hAnsiTheme="minorHAnsi"/>
+          <w:color w:val="1F497D" w:themeColor="text2"/>
+        </w:rPr>
+      </w:pPr>
     </w:p>
     <w:p>
       <w:pPr>
-        <w:spacing w:after="40"/>
-        <w:rPr>
-          <w:rFonts w:asciiTheme="minorHAnsi" w:hAnsiTheme="minorHAnsi"/>
-          <w:color w:val="1F497D" w:themeColor="text2"/>
-        </w:rPr>
-      </w:pPr>
-      <w:r>
-        <w:rPr>
-          <w:rFonts w:asciiTheme="minorHAnsi" w:hAnsiTheme="minorHAnsi"/>
-          <w:color w:val="1F497D" w:themeColor="text2"/>
-          <w:sz w:val="20"/>
-        </w:rPr>
-        <w:t>________________________________________________________________________________</w:t>
+        <w:spacing w:before="400" w:after="120"/>
+        <w:rPr>
+          <w:rFonts w:asciiTheme="minorHAnsi" w:hAnsiTheme="minorHAnsi"/>
+          <w:color w:val="1F497D" w:themeColor="text2"/>
+          <w:sz w:val="24"/>
+          <w:szCs w:val="24"/>
+          <w:u w:val="single"/>
+        </w:rPr>
+      </w:pPr>
+      <w:r>
+        <w:rPr>
+          <w:rFonts w:asciiTheme="minorHAnsi" w:hAnsiTheme="minorHAnsi"/>
+          <w:color w:val="1F497D" w:themeColor="text2"/>
+          <w:sz w:val="24"/>
+          <w:szCs w:val="24"/>
+          <w:u w:val="single"/>
+        </w:rPr>
+        <w:t xml:space="preserve">Creating a single emission zone: </w:t>
       </w:r>
     </w:p>
     <w:p>
       <w:pPr>
-        <w:spacing w:after="40"/>
-        <w:rPr>
-          <w:rFonts w:asciiTheme="minorHAnsi" w:hAnsiTheme="minorHAnsi"/>
-          <w:color w:val="1F497D" w:themeColor="text2"/>
-        </w:rPr>
-      </w:pPr>
-      <w:r>
-        <w:rPr>
-          <w:rFonts w:asciiTheme="minorHAnsi" w:hAnsiTheme="minorHAnsi"/>
-          <w:color w:val="1F497D" w:themeColor="text2"/>
-          <w:sz w:val="20"/>
-        </w:rPr>
-        <w:t>________________________________________________________________________________</w:t>
+        <w:pStyle w:val="ListParagraph"/>
+        <w:numPr>
+          <w:ilvl w:val="0"/>
+          <w:numId w:val="10"/>
+        </w:numPr>
+        <w:spacing w:before="400" w:after="120"/>
+        <w:rPr>
+          <w:rFonts w:asciiTheme="minorHAnsi" w:hAnsiTheme="minorHAnsi"/>
+          <w:color w:val="1F497D" w:themeColor="text2"/>
+          <w:sz w:val="24"/>
+          <w:szCs w:val="24"/>
+        </w:rPr>
+      </w:pPr>
+      <w:r>
+        <w:rPr>
+          <w:rFonts w:asciiTheme="minorHAnsi" w:hAnsiTheme="minorHAnsi"/>
+          <w:color w:val="1F497D" w:themeColor="text2"/>
+        </w:rPr>
+        <w:t xml:space="preserve">What </w:t>
+      </w:r>
+      <w:r>
+        <w:rPr>
+          <w:rFonts w:asciiTheme="minorHAnsi" w:hAnsiTheme="minorHAnsi"/>
+          <w:color w:val="1F497D" w:themeColor="text2"/>
+        </w:rPr>
+        <w:t xml:space="preserve">does it mean to use only one zone? What are we assuming about radiation that we end up seeing from the jet, which we know is much larger &amp; longer than our blob?   </w:t>
       </w:r>
     </w:p>
     <w:p>
       <w:pPr>
-        <w:spacing w:after="40"/>
-        <w:rPr>
-          <w:rFonts w:asciiTheme="minorHAnsi" w:hAnsiTheme="minorHAnsi"/>
-          <w:color w:val="1F497D" w:themeColor="text2"/>
-        </w:rPr>
-      </w:pPr>
-      <w:r>
-        <w:rPr>
-          <w:rFonts w:asciiTheme="minorHAnsi" w:hAnsiTheme="minorHAnsi"/>
-          <w:color w:val="1F497D" w:themeColor="text2"/>
-          <w:sz w:val="20"/>
-        </w:rPr>
-        <w:t>________________________________________________________________________________</w:t>
-      </w:r>
+        <w:pStyle w:val="ListParagraph"/>
+        <w:spacing w:before="400" w:after="120"/>
+        <w:ind w:left="1080"/>
+        <w:rPr>
+          <w:rFonts w:asciiTheme="minorHAnsi" w:hAnsiTheme="minorHAnsi"/>
+          <w:color w:val="1F497D" w:themeColor="text2"/>
+          <w:sz w:val="24"/>
+          <w:szCs w:val="24"/>
+        </w:rPr>
+      </w:pPr>
     </w:p>
     <w:p>
       <w:pPr>
-        <w:spacing w:after="40"/>
-        <w:rPr>
-          <w:rFonts w:asciiTheme="minorHAnsi" w:hAnsiTheme="minorHAnsi"/>
-          <w:color w:val="1F497D" w:themeColor="text2"/>
-        </w:rPr>
-      </w:pPr>
-      <w:r>
-        <w:rPr>
-          <w:rFonts w:asciiTheme="minorHAnsi" w:hAnsiTheme="minorHAnsi"/>
-          <w:color w:val="1F497D" w:themeColor="text2"/>
-          <w:sz w:val="20"/>
-        </w:rPr>
-        <w:t>________________________________________________________________________________</w:t>
+        <w:pStyle w:val="ListParagraph"/>
+        <w:numPr>
+          <w:ilvl w:val="0"/>
+          <w:numId w:val="10"/>
+        </w:numPr>
+        <w:spacing w:before="400" w:after="120"/>
+        <w:rPr>
+          <w:rFonts w:asciiTheme="minorHAnsi" w:hAnsiTheme="minorHAnsi"/>
+          <w:color w:val="1F497D" w:themeColor="text2"/>
+          <w:sz w:val="24"/>
+          <w:szCs w:val="24"/>
+        </w:rPr>
+      </w:pPr>
+      <w:r>
+        <w:rPr>
+          <w:rFonts w:asciiTheme="minorHAnsi" w:hAnsiTheme="minorHAnsi"/>
+          <w:color w:val="1F497D" w:themeColor="text2"/>
+        </w:rPr>
+        <w:t xml:space="preserve">Why do you think this is an okay approximation to make? </w:t>
       </w:r>
     </w:p>
     <w:p>
       <w:pPr>
-        <w:rPr>
-          <w:rFonts w:asciiTheme="minorHAnsi" w:hAnsiTheme="minorHAnsi"/>
-          <w:color w:val="1F497D" w:themeColor="text2"/>
-        </w:rPr>
-      </w:pPr>
-      <w:r>
-        <w:rPr>
-          <w:rFonts w:asciiTheme="minorHAnsi" w:hAnsiTheme="minorHAnsi"/>
-          <w:b/>
-          <w:color w:val="1F497D" w:themeColor="text2"/>
-        </w:rPr>
-        <w:t>My physical interpretation</w:t>
-      </w:r>
+        <w:pStyle w:val="ListParagraph"/>
+        <w:rPr>
+          <w:rFonts w:asciiTheme="minorHAnsi" w:hAnsiTheme="minorHAnsi"/>
+          <w:color w:val="1F497D" w:themeColor="text2"/>
+          <w:sz w:val="24"/>
+          <w:szCs w:val="24"/>
+        </w:rPr>
+      </w:pPr>
     </w:p>
     <w:p>
       <w:pPr>
-        <w:spacing w:after="40"/>
-        <w:rPr>
-          <w:rFonts w:asciiTheme="minorHAnsi" w:hAnsiTheme="minorHAnsi"/>
-          <w:color w:val="1F497D" w:themeColor="text2"/>
-        </w:rPr>
-      </w:pPr>
-      <w:r>
-        <w:rPr>
-          <w:rFonts w:asciiTheme="minorHAnsi" w:hAnsiTheme="minorHAnsi"/>
-          <w:color w:val="1F497D" w:themeColor="text2"/>
-          <w:sz w:val="20"/>
-        </w:rPr>
-        <w:t>________________________________________________________________________________</w:t>
-      </w:r>
+        <w:pStyle w:val="ListParagraph"/>
+        <w:spacing w:before="400" w:after="120"/>
+        <w:ind w:left="1080"/>
+        <w:rPr>
+          <w:rFonts w:asciiTheme="minorHAnsi" w:hAnsiTheme="minorHAnsi"/>
+          <w:color w:val="1F497D" w:themeColor="text2"/>
+          <w:sz w:val="24"/>
+          <w:szCs w:val="24"/>
+        </w:rPr>
+      </w:pPr>
     </w:p>
     <w:p>
       <w:pPr>
-        <w:spacing w:after="40"/>
-        <w:rPr>
-          <w:rFonts w:asciiTheme="minorHAnsi" w:hAnsiTheme="minorHAnsi"/>
-          <w:color w:val="1F497D" w:themeColor="text2"/>
-        </w:rPr>
-      </w:pPr>
-      <w:r>
-        <w:rPr>
-          <w:rFonts w:asciiTheme="minorHAnsi" w:hAnsiTheme="minorHAnsi"/>
-          <w:color w:val="1F497D" w:themeColor="text2"/>
-          <w:sz w:val="20"/>
-        </w:rPr>
-        <w:t>________________________________________________________________________________</w:t>
+        <w:pStyle w:val="ListParagraph"/>
+        <w:numPr>
+          <w:ilvl w:val="0"/>
+          <w:numId w:val="10"/>
+        </w:numPr>
+        <w:spacing w:before="400" w:after="120"/>
+        <w:rPr>
+          <w:rFonts w:asciiTheme="minorHAnsi" w:hAnsiTheme="minorHAnsi"/>
+          <w:color w:val="1F497D" w:themeColor="text2"/>
+          <w:sz w:val="24"/>
+          <w:szCs w:val="24"/>
+        </w:rPr>
+      </w:pPr>
+      <w:r>
+        <w:rPr>
+          <w:rFonts w:asciiTheme="minorHAnsi" w:hAnsiTheme="minorHAnsi"/>
+          <w:color w:val="1F497D" w:themeColor="text2"/>
+        </w:rPr>
+        <w:t xml:space="preserve">Where do you </w:t>
+      </w:r>
+      <w:proofErr w:type="gramStart"/>
+      <w:r>
+        <w:rPr>
+          <w:rFonts w:asciiTheme="minorHAnsi" w:hAnsiTheme="minorHAnsi"/>
+          <w:color w:val="1F497D" w:themeColor="text2"/>
+        </w:rPr>
+        <w:t>think</w:t>
+      </w:r>
+      <w:proofErr w:type="gramEnd"/>
+      <w:r>
+        <w:rPr>
+          <w:rFonts w:asciiTheme="minorHAnsi" w:hAnsiTheme="minorHAnsi"/>
+          <w:color w:val="1F497D" w:themeColor="text2"/>
+        </w:rPr>
+        <w:t xml:space="preserve"> it will start to break down? </w:t>
       </w:r>
     </w:p>
     <w:p>
       <w:pPr>
-        <w:spacing w:after="40"/>
-        <w:rPr>
-          <w:rFonts w:asciiTheme="minorHAnsi" w:hAnsiTheme="minorHAnsi"/>
-          <w:color w:val="1F497D" w:themeColor="text2"/>
-        </w:rPr>
-      </w:pPr>
-      <w:r>
-        <w:rPr>
-          <w:rFonts w:asciiTheme="minorHAnsi" w:hAnsiTheme="minorHAnsi"/>
-          <w:color w:val="1F497D" w:themeColor="text2"/>
-          <w:sz w:val="20"/>
-        </w:rPr>
-        <w:t>________________________________________________________________________________</w:t>
-      </w:r>
-    </w:p>
-    <w:p>
-      <w:pPr>
-        <w:spacing w:after="40"/>
-        <w:rPr>
-          <w:rFonts w:asciiTheme="minorHAnsi" w:hAnsiTheme="minorHAnsi"/>
-          <w:color w:val="1F497D" w:themeColor="text2"/>
-        </w:rPr>
-      </w:pPr>
-      <w:r>
-        <w:rPr>
-          <w:rFonts w:asciiTheme="minorHAnsi" w:hAnsiTheme="minorHAnsi"/>
-          <w:color w:val="1F497D" w:themeColor="text2"/>
-          <w:sz w:val="20"/>
-        </w:rPr>
-        <w:t>________________________________________________________________________________</w:t>
-      </w:r>
-    </w:p>
-    <w:p>
-      <w:pPr>
-        <w:rPr>
-          <w:rFonts w:asciiTheme="minorHAnsi" w:hAnsiTheme="minorHAnsi"/>
-          <w:color w:val="1F497D" w:themeColor="text2"/>
-        </w:rPr>
-      </w:pPr>
-      <w:r>
-        <w:rPr>
-          <w:rFonts w:asciiTheme="minorHAnsi" w:hAnsiTheme="minorHAnsi"/>
-          <w:b/>
-          <w:color w:val="1F497D" w:themeColor="text2"/>
-        </w:rPr>
-        <w:t>Screenshot</w:t>
-      </w:r>
+        <w:rPr>
+          <w:rFonts w:asciiTheme="minorHAnsi" w:hAnsiTheme="minorHAnsi"/>
+          <w:color w:val="1F497D" w:themeColor="text2"/>
+        </w:rPr>
+      </w:pPr>
     </w:p>
     <w:tbl>
       <w:tblPr>
@@ -1344,9 +2009,8 @@
               <w:rPr>
                 <w:rFonts w:asciiTheme="minorHAnsi" w:hAnsiTheme="minorHAnsi"/>
                 <w:color w:val="1F497D" w:themeColor="text2"/>
-                <w:sz w:val="20"/>
               </w:rPr>
-              <w:t>Paste or drag your final frequency versus nu F-nu plot here</w:t>
+              <w:t>Screenshot box</w:t>
             </w:r>
           </w:p>
         </w:tc>
@@ -1354,12 +2018,18 @@
     </w:tbl>
     <w:p>
       <w:pPr>
-        <w:spacing w:after="80"/>
-        <w:rPr>
-          <w:rFonts w:asciiTheme="minorHAnsi" w:hAnsiTheme="minorHAnsi"/>
-          <w:color w:val="1F497D" w:themeColor="text2"/>
-        </w:rPr>
-      </w:pPr>
+        <w:rPr>
+          <w:rFonts w:asciiTheme="minorHAnsi" w:hAnsiTheme="minorHAnsi"/>
+          <w:color w:val="1F497D" w:themeColor="text2"/>
+        </w:rPr>
+      </w:pPr>
+      <w:r>
+        <w:rPr>
+          <w:rFonts w:asciiTheme="minorHAnsi" w:hAnsiTheme="minorHAnsi"/>
+          <w:color w:val="1F497D" w:themeColor="text2"/>
+        </w:rPr>
+        <w:br w:type="page"/>
+      </w:r>
     </w:p>
     <w:p>
       <w:pPr>
@@ -1367,150 +2037,277 @@
         <w:rPr>
           <w:rFonts w:asciiTheme="minorHAnsi" w:hAnsiTheme="minorHAnsi"/>
           <w:color w:val="1F497D" w:themeColor="text2"/>
-        </w:rPr>
-      </w:pPr>
-      <w:r>
-        <w:rPr>
-          <w:rFonts w:asciiTheme="minorHAnsi" w:hAnsiTheme="minorHAnsi"/>
-          <w:color w:val="1F497D" w:themeColor="text2"/>
-          <w:sz w:val="40"/>
-        </w:rPr>
-        <w:t>4. Takeaways and questions</w:t>
+          <w:sz w:val="24"/>
+          <w:szCs w:val="24"/>
+          <w:u w:val="single"/>
+        </w:rPr>
+      </w:pPr>
+      <w:r>
+        <w:rPr>
+          <w:rFonts w:asciiTheme="minorHAnsi" w:hAnsiTheme="minorHAnsi"/>
+          <w:color w:val="1F497D" w:themeColor="text2"/>
+          <w:sz w:val="24"/>
+          <w:szCs w:val="24"/>
+          <w:u w:val="single"/>
+        </w:rPr>
+        <w:lastRenderedPageBreak/>
+        <w:t xml:space="preserve">Emission from many zones (creating a stratified jet): </w:t>
       </w:r>
     </w:p>
     <w:p>
       <w:pPr>
-        <w:rPr>
-          <w:rFonts w:asciiTheme="minorHAnsi" w:hAnsiTheme="minorHAnsi"/>
-          <w:color w:val="1F497D" w:themeColor="text2"/>
-        </w:rPr>
-      </w:pPr>
-      <w:r>
-        <w:rPr>
-          <w:rFonts w:asciiTheme="minorHAnsi" w:hAnsiTheme="minorHAnsi"/>
-          <w:b/>
-          <w:color w:val="1F497D" w:themeColor="text2"/>
-        </w:rPr>
-        <w:t>One thing I understand better after this tutorial</w:t>
-      </w:r>
+        <w:spacing w:before="400" w:after="120"/>
+        <w:rPr>
+          <w:rFonts w:asciiTheme="minorHAnsi" w:hAnsiTheme="minorHAnsi"/>
+          <w:color w:val="1F497D" w:themeColor="text2"/>
+          <w:sz w:val="24"/>
+          <w:szCs w:val="24"/>
+          <w:u w:val="single"/>
+        </w:rPr>
+      </w:pPr>
     </w:p>
     <w:p>
       <w:pPr>
-        <w:spacing w:after="40"/>
-        <w:rPr>
-          <w:rFonts w:asciiTheme="minorHAnsi" w:hAnsiTheme="minorHAnsi"/>
-          <w:color w:val="1F497D" w:themeColor="text2"/>
-        </w:rPr>
-      </w:pPr>
-      <w:r>
-        <w:rPr>
-          <w:rFonts w:asciiTheme="minorHAnsi" w:hAnsiTheme="minorHAnsi"/>
-          <w:color w:val="1F497D" w:themeColor="text2"/>
-          <w:sz w:val="20"/>
-        </w:rPr>
-        <w:t>________________________________________________________________________________</w:t>
+        <w:spacing w:before="400" w:after="120"/>
+        <w:rPr>
+          <w:rFonts w:asciiTheme="minorHAnsi" w:hAnsiTheme="minorHAnsi"/>
+          <w:color w:val="1F497D" w:themeColor="text2"/>
+          <w:sz w:val="24"/>
+          <w:szCs w:val="24"/>
+          <w:u w:val="single"/>
+        </w:rPr>
+      </w:pPr>
+      <w:r>
+        <w:rPr>
+          <w:rFonts w:asciiTheme="minorHAnsi" w:hAnsiTheme="minorHAnsi"/>
+          <w:color w:val="1F497D" w:themeColor="text2"/>
+          <w:sz w:val="24"/>
+          <w:szCs w:val="24"/>
+          <w:u w:val="single"/>
+        </w:rPr>
+        <w:t xml:space="preserve">Compare single-zone and multi-zone </w:t>
+      </w:r>
+      <w:r>
+        <w:rPr>
+          <w:rFonts w:asciiTheme="minorHAnsi" w:hAnsiTheme="minorHAnsi"/>
+          <w:color w:val="1F497D" w:themeColor="text2"/>
+          <w:sz w:val="24"/>
+          <w:szCs w:val="24"/>
+          <w:u w:val="single"/>
+        </w:rPr>
+        <w:t>total emission</w:t>
+      </w:r>
+      <w:r>
+        <w:rPr>
+          <w:rFonts w:asciiTheme="minorHAnsi" w:hAnsiTheme="minorHAnsi"/>
+          <w:color w:val="1F497D" w:themeColor="text2"/>
+          <w:sz w:val="24"/>
+          <w:szCs w:val="24"/>
+          <w:u w:val="single"/>
+        </w:rPr>
+        <w:t xml:space="preserve">: </w:t>
       </w:r>
     </w:p>
     <w:p>
       <w:pPr>
-        <w:spacing w:after="40"/>
-        <w:rPr>
-          <w:rFonts w:asciiTheme="minorHAnsi" w:hAnsiTheme="minorHAnsi"/>
-          <w:color w:val="1F497D" w:themeColor="text2"/>
-        </w:rPr>
-      </w:pPr>
-      <w:r>
-        <w:rPr>
-          <w:rFonts w:asciiTheme="minorHAnsi" w:hAnsiTheme="minorHAnsi"/>
-          <w:color w:val="1F497D" w:themeColor="text2"/>
-          <w:sz w:val="20"/>
-        </w:rPr>
-        <w:t>________________________________________________________________________________</w:t>
-      </w:r>
+        <w:pStyle w:val="ListParagraph"/>
+        <w:rPr>
+          <w:rFonts w:asciiTheme="minorHAnsi" w:hAnsiTheme="minorHAnsi"/>
+          <w:bCs/>
+          <w:color w:val="1F497D" w:themeColor="text2"/>
+        </w:rPr>
+      </w:pPr>
     </w:p>
     <w:p>
       <w:pPr>
-        <w:spacing w:after="40"/>
-        <w:rPr>
-          <w:rFonts w:asciiTheme="minorHAnsi" w:hAnsiTheme="minorHAnsi"/>
-          <w:color w:val="1F497D" w:themeColor="text2"/>
-        </w:rPr>
-      </w:pPr>
-      <w:r>
-        <w:rPr>
-          <w:rFonts w:asciiTheme="minorHAnsi" w:hAnsiTheme="minorHAnsi"/>
-          <w:color w:val="1F497D" w:themeColor="text2"/>
-          <w:sz w:val="20"/>
-        </w:rPr>
-        <w:t>________________________________________________________________________________</w:t>
+        <w:pStyle w:val="ListParagraph"/>
+        <w:numPr>
+          <w:ilvl w:val="0"/>
+          <w:numId w:val="10"/>
+        </w:numPr>
+        <w:spacing w:before="400" w:after="120"/>
+        <w:rPr>
+          <w:rFonts w:asciiTheme="minorHAnsi" w:hAnsiTheme="minorHAnsi"/>
+          <w:color w:val="1F497D" w:themeColor="text2"/>
+          <w:sz w:val="24"/>
+          <w:szCs w:val="24"/>
+        </w:rPr>
+      </w:pPr>
+      <w:r>
+        <w:rPr>
+          <w:rFonts w:asciiTheme="minorHAnsi" w:hAnsiTheme="minorHAnsi"/>
+          <w:bCs/>
+          <w:color w:val="1F497D" w:themeColor="text2"/>
+        </w:rPr>
+        <w:t xml:space="preserve">Before calculating: how do </w:t>
+      </w:r>
+      <w:r>
+        <w:rPr>
+          <w:rFonts w:asciiTheme="minorHAnsi" w:hAnsiTheme="minorHAnsi"/>
+          <w:bCs/>
+          <w:color w:val="1F497D" w:themeColor="text2"/>
+        </w:rPr>
+        <w:t>you</w:t>
+      </w:r>
+      <w:r>
+        <w:rPr>
+          <w:rFonts w:asciiTheme="minorHAnsi" w:hAnsiTheme="minorHAnsi"/>
+          <w:bCs/>
+          <w:color w:val="1F497D" w:themeColor="text2"/>
+        </w:rPr>
+        <w:t xml:space="preserve"> expect the multi-zone spectrum to differ from the single-zone spectrum?</w:t>
+      </w:r>
+      <w:r>
+        <w:rPr>
+          <w:rFonts w:asciiTheme="minorHAnsi" w:hAnsiTheme="minorHAnsi"/>
+          <w:bCs/>
+          <w:color w:val="1F497D" w:themeColor="text2"/>
+        </w:rPr>
+        <w:t xml:space="preserve"> </w:t>
       </w:r>
     </w:p>
     <w:p>
       <w:pPr>
-        <w:rPr>
-          <w:rFonts w:asciiTheme="minorHAnsi" w:hAnsiTheme="minorHAnsi"/>
-          <w:color w:val="1F497D" w:themeColor="text2"/>
-        </w:rPr>
-      </w:pPr>
-      <w:r>
-        <w:rPr>
-          <w:rFonts w:asciiTheme="minorHAnsi" w:hAnsiTheme="minorHAnsi"/>
-          <w:b/>
-          <w:color w:val="1F497D" w:themeColor="text2"/>
-        </w:rPr>
-        <w:t>One question I still have</w:t>
-      </w:r>
+        <w:pStyle w:val="ListParagraph"/>
+        <w:spacing w:before="400" w:after="120"/>
+        <w:ind w:left="360"/>
+        <w:rPr>
+          <w:rFonts w:asciiTheme="minorHAnsi" w:hAnsiTheme="minorHAnsi"/>
+          <w:color w:val="1F497D" w:themeColor="text2"/>
+          <w:sz w:val="24"/>
+          <w:szCs w:val="24"/>
+        </w:rPr>
+      </w:pPr>
     </w:p>
     <w:p>
       <w:pPr>
-        <w:spacing w:after="40"/>
-        <w:rPr>
-          <w:rFonts w:asciiTheme="minorHAnsi" w:hAnsiTheme="minorHAnsi"/>
-          <w:color w:val="1F497D" w:themeColor="text2"/>
-        </w:rPr>
-      </w:pPr>
-      <w:r>
-        <w:rPr>
-          <w:rFonts w:asciiTheme="minorHAnsi" w:hAnsiTheme="minorHAnsi"/>
-          <w:color w:val="1F497D" w:themeColor="text2"/>
-          <w:sz w:val="20"/>
-        </w:rPr>
-        <w:t>________________________________________________________________________________</w:t>
+        <w:pStyle w:val="ListParagraph"/>
+        <w:numPr>
+          <w:ilvl w:val="0"/>
+          <w:numId w:val="10"/>
+        </w:numPr>
+        <w:spacing w:before="400" w:after="120"/>
+        <w:rPr>
+          <w:rFonts w:asciiTheme="minorHAnsi" w:hAnsiTheme="minorHAnsi"/>
+          <w:color w:val="1F497D" w:themeColor="text2"/>
+          <w:sz w:val="24"/>
+          <w:szCs w:val="24"/>
+        </w:rPr>
+      </w:pPr>
+      <w:r>
+        <w:rPr>
+          <w:rFonts w:asciiTheme="minorHAnsi" w:hAnsiTheme="minorHAnsi"/>
+          <w:color w:val="1F497D" w:themeColor="text2"/>
+        </w:rPr>
+        <w:t xml:space="preserve">What do you have to change in the parameter space to get the multi-zone and single </w:t>
+      </w:r>
+      <w:proofErr w:type="gramStart"/>
+      <w:r>
+        <w:rPr>
+          <w:rFonts w:asciiTheme="minorHAnsi" w:hAnsiTheme="minorHAnsi"/>
+          <w:color w:val="1F497D" w:themeColor="text2"/>
+        </w:rPr>
+        <w:t xml:space="preserve">zone </w:t>
+      </w:r>
+      <w:r>
+        <w:rPr>
+          <w:rFonts w:asciiTheme="minorHAnsi" w:hAnsiTheme="minorHAnsi"/>
+          <w:color w:val="1F497D" w:themeColor="text2"/>
+        </w:rPr>
+        <w:t xml:space="preserve"> </w:t>
+      </w:r>
+      <w:r>
+        <w:rPr>
+          <w:rFonts w:asciiTheme="minorHAnsi" w:hAnsiTheme="minorHAnsi"/>
+          <w:color w:val="1F497D" w:themeColor="text2"/>
+        </w:rPr>
+        <w:t>models</w:t>
+      </w:r>
+      <w:proofErr w:type="gramEnd"/>
+      <w:r>
+        <w:rPr>
+          <w:rFonts w:asciiTheme="minorHAnsi" w:hAnsiTheme="minorHAnsi"/>
+          <w:color w:val="1F497D" w:themeColor="text2"/>
+        </w:rPr>
+        <w:t xml:space="preserve"> to have a similar flux/magnitude? </w:t>
       </w:r>
     </w:p>
     <w:p>
       <w:pPr>
-        <w:spacing w:after="40"/>
-        <w:rPr>
-          <w:rFonts w:asciiTheme="minorHAnsi" w:hAnsiTheme="minorHAnsi"/>
-          <w:color w:val="1F497D" w:themeColor="text2"/>
-        </w:rPr>
-      </w:pPr>
-      <w:r>
-        <w:rPr>
-          <w:rFonts w:asciiTheme="minorHAnsi" w:hAnsiTheme="minorHAnsi"/>
-          <w:color w:val="1F497D" w:themeColor="text2"/>
-          <w:sz w:val="20"/>
-        </w:rPr>
-        <w:t>________________________________________________________________________________</w:t>
-      </w:r>
+        <w:rPr>
+          <w:rFonts w:asciiTheme="minorHAnsi" w:hAnsiTheme="minorHAnsi"/>
+          <w:color w:val="1F497D" w:themeColor="text2"/>
+        </w:rPr>
+      </w:pPr>
+    </w:p>
+    <w:tbl>
+      <w:tblPr>
+        <w:tblW w:w="9360" w:type="dxa"/>
+        <w:tblLayout w:type="fixed"/>
+        <w:tblLook w:val="04A0" w:firstRow="1" w:lastRow="0" w:firstColumn="1" w:lastColumn="0" w:noHBand="0" w:noVBand="1"/>
+      </w:tblPr>
+      <w:tblGrid>
+        <w:gridCol w:w="9360"/>
+      </w:tblGrid>
+      <w:tr>
+        <w:tc>
+          <w:tcPr>
+            <w:tcW w:w="9360" w:type="dxa"/>
+            <w:shd w:val="clear" w:color="auto" w:fill="F7F7F7"/>
+            <w:tcMar>
+              <w:top w:w="80" w:type="dxa"/>
+              <w:left w:w="120" w:type="dxa"/>
+              <w:bottom w:w="80" w:type="dxa"/>
+              <w:right w:w="120" w:type="dxa"/>
+            </w:tcMar>
+          </w:tcPr>
+          <w:p>
+            <w:pPr>
+              <w:spacing w:before="360" w:after="360"/>
+              <w:jc w:val="center"/>
+              <w:rPr>
+                <w:rFonts w:asciiTheme="minorHAnsi" w:hAnsiTheme="minorHAnsi"/>
+                <w:color w:val="1F497D" w:themeColor="text2"/>
+              </w:rPr>
+            </w:pPr>
+            <w:proofErr w:type="gramStart"/>
+            <w:r>
+              <w:rPr>
+                <w:rFonts w:asciiTheme="minorHAnsi" w:hAnsiTheme="minorHAnsi"/>
+                <w:color w:val="1F497D" w:themeColor="text2"/>
+                <w:sz w:val="20"/>
+              </w:rPr>
+              <w:t>Screenshot  box</w:t>
+            </w:r>
+            <w:proofErr w:type="gramEnd"/>
+            <w:r>
+              <w:rPr>
+                <w:rFonts w:asciiTheme="minorHAnsi" w:hAnsiTheme="minorHAnsi"/>
+                <w:color w:val="1F497D" w:themeColor="text2"/>
+                <w:sz w:val="20"/>
+              </w:rPr>
+              <w:t xml:space="preserve"> </w:t>
+            </w:r>
+          </w:p>
+        </w:tc>
+      </w:tr>
+    </w:tbl>
+    <w:p>
+      <w:pPr>
+        <w:spacing w:after="80"/>
+        <w:rPr>
+          <w:rFonts w:asciiTheme="minorHAnsi" w:hAnsiTheme="minorHAnsi"/>
+          <w:color w:val="1F497D" w:themeColor="text2"/>
+        </w:rPr>
+      </w:pPr>
     </w:p>
     <w:p>
       <w:pPr>
-        <w:spacing w:after="40"/>
-        <w:rPr>
-          <w:rFonts w:asciiTheme="minorHAnsi" w:hAnsiTheme="minorHAnsi"/>
-          <w:color w:val="1F497D" w:themeColor="text2"/>
-        </w:rPr>
-      </w:pPr>
-      <w:r>
-        <w:rPr>
-          <w:rFonts w:asciiTheme="minorHAnsi" w:hAnsiTheme="minorHAnsi"/>
-          <w:color w:val="1F497D" w:themeColor="text2"/>
-          <w:sz w:val="20"/>
-        </w:rPr>
-        <w:t>________________________________________________________________________________</w:t>
-      </w:r>
+        <w:rPr>
+          <w:rFonts w:asciiTheme="minorHAnsi" w:hAnsiTheme="minorHAnsi"/>
+          <w:color w:val="1F497D" w:themeColor="text2"/>
+        </w:rPr>
+      </w:pPr>
     </w:p>
     <w:sectPr>
       <w:pgSz w:w="12240" w:h="15840"/>
@@ -1696,6 +2493,95 @@
     </w:lvl>
   </w:abstractNum>
   <w:abstractNum w:abstractNumId="9" w15:restartNumberingAfterBreak="0">
+    <w:nsid w:val="11D30E7A"/>
+    <w:multiLevelType w:val="hybridMultilevel"/>
+    <w:tmpl w:val="43DCC316"/>
+    <w:lvl w:ilvl="0" w:tplc="0409000F">
+      <w:start w:val="1"/>
+      <w:numFmt w:val="decimal"/>
+      <w:lvlText w:val="%1."/>
+      <w:lvlJc w:val="left"/>
+      <w:pPr>
+        <w:ind w:left="720" w:hanging="360"/>
+      </w:pPr>
+      <w:rPr>
+        <w:rFonts w:hint="default"/>
+      </w:rPr>
+    </w:lvl>
+    <w:lvl w:ilvl="1" w:tplc="04090019">
+      <w:start w:val="1"/>
+      <w:numFmt w:val="lowerLetter"/>
+      <w:lvlText w:val="%2."/>
+      <w:lvlJc w:val="left"/>
+      <w:pPr>
+        <w:ind w:left="1440" w:hanging="360"/>
+      </w:pPr>
+    </w:lvl>
+    <w:lvl w:ilvl="2" w:tplc="0409001B">
+      <w:start w:val="1"/>
+      <w:numFmt w:val="lowerRoman"/>
+      <w:lvlText w:val="%3."/>
+      <w:lvlJc w:val="right"/>
+      <w:pPr>
+        <w:ind w:left="2160" w:hanging="180"/>
+      </w:pPr>
+    </w:lvl>
+    <w:lvl w:ilvl="3" w:tplc="0409000F">
+      <w:start w:val="1"/>
+      <w:numFmt w:val="decimal"/>
+      <w:lvlText w:val="%4."/>
+      <w:lvlJc w:val="left"/>
+      <w:pPr>
+        <w:ind w:left="2880" w:hanging="360"/>
+      </w:pPr>
+    </w:lvl>
+    <w:lvl w:ilvl="4" w:tplc="04090019" w:tentative="1">
+      <w:start w:val="1"/>
+      <w:numFmt w:val="lowerLetter"/>
+      <w:lvlText w:val="%5."/>
+      <w:lvlJc w:val="left"/>
+      <w:pPr>
+        <w:ind w:left="3600" w:hanging="360"/>
+      </w:pPr>
+    </w:lvl>
+    <w:lvl w:ilvl="5" w:tplc="0409001B" w:tentative="1">
+      <w:start w:val="1"/>
+      <w:numFmt w:val="lowerRoman"/>
+      <w:lvlText w:val="%6."/>
+      <w:lvlJc w:val="right"/>
+      <w:pPr>
+        <w:ind w:left="4320" w:hanging="180"/>
+      </w:pPr>
+    </w:lvl>
+    <w:lvl w:ilvl="6" w:tplc="0409000F" w:tentative="1">
+      <w:start w:val="1"/>
+      <w:numFmt w:val="decimal"/>
+      <w:lvlText w:val="%7."/>
+      <w:lvlJc w:val="left"/>
+      <w:pPr>
+        <w:ind w:left="5040" w:hanging="360"/>
+      </w:pPr>
+    </w:lvl>
+    <w:lvl w:ilvl="7" w:tplc="04090019" w:tentative="1">
+      <w:start w:val="1"/>
+      <w:numFmt w:val="lowerLetter"/>
+      <w:lvlText w:val="%8."/>
+      <w:lvlJc w:val="left"/>
+      <w:pPr>
+        <w:ind w:left="5760" w:hanging="360"/>
+      </w:pPr>
+    </w:lvl>
+    <w:lvl w:ilvl="8" w:tplc="0409001B" w:tentative="1">
+      <w:start w:val="1"/>
+      <w:numFmt w:val="lowerRoman"/>
+      <w:lvlText w:val="%9."/>
+      <w:lvlJc w:val="right"/>
+      <w:pPr>
+        <w:ind w:left="6480" w:hanging="180"/>
+      </w:pPr>
+    </w:lvl>
+  </w:abstractNum>
+  <w:abstractNum w:abstractNumId="10" w15:restartNumberingAfterBreak="0">
     <w:nsid w:val="25655981"/>
     <w:multiLevelType w:val="hybridMultilevel"/>
     <w:tmpl w:val="99561E9A"/>
@@ -1720,7 +2606,7 @@
         <w:ind w:left="1080" w:hanging="360"/>
       </w:pPr>
     </w:lvl>
-    <w:lvl w:ilvl="2" w:tplc="0409001B" w:tentative="1">
+    <w:lvl w:ilvl="2" w:tplc="0409001B">
       <w:start w:val="1"/>
       <w:numFmt w:val="lowerRoman"/>
       <w:lvlText w:val="%3."/>
@@ -1782,6 +2668,119 @@
       <w:pPr>
         <w:ind w:left="6120" w:hanging="180"/>
       </w:pPr>
+    </w:lvl>
+  </w:abstractNum>
+  <w:abstractNum w:abstractNumId="11" w15:restartNumberingAfterBreak="0">
+    <w:nsid w:val="4B2E645A"/>
+    <w:multiLevelType w:val="hybridMultilevel"/>
+    <w:tmpl w:val="1EAADC92"/>
+    <w:lvl w:ilvl="0" w:tplc="10A284FC">
+      <w:start w:val="1"/>
+      <w:numFmt w:val="bullet"/>
+      <w:lvlText w:val="-"/>
+      <w:lvlJc w:val="left"/>
+      <w:pPr>
+        <w:ind w:left="720" w:hanging="360"/>
+      </w:pPr>
+      <w:rPr>
+        <w:rFonts w:ascii="Cambria" w:eastAsiaTheme="minorEastAsia" w:hAnsi="Cambria" w:cstheme="minorBidi" w:hint="default"/>
+      </w:rPr>
+    </w:lvl>
+    <w:lvl w:ilvl="1" w:tplc="04090003" w:tentative="1">
+      <w:start w:val="1"/>
+      <w:numFmt w:val="bullet"/>
+      <w:lvlText w:val="o"/>
+      <w:lvlJc w:val="left"/>
+      <w:pPr>
+        <w:ind w:left="1440" w:hanging="360"/>
+      </w:pPr>
+      <w:rPr>
+        <w:rFonts w:ascii="Courier New" w:hAnsi="Courier New" w:cs="Courier New" w:hint="default"/>
+      </w:rPr>
+    </w:lvl>
+    <w:lvl w:ilvl="2" w:tplc="04090005" w:tentative="1">
+      <w:start w:val="1"/>
+      <w:numFmt w:val="bullet"/>
+      <w:lvlText w:val=""/>
+      <w:lvlJc w:val="left"/>
+      <w:pPr>
+        <w:ind w:left="2160" w:hanging="360"/>
+      </w:pPr>
+      <w:rPr>
+        <w:rFonts w:ascii="Wingdings" w:hAnsi="Wingdings" w:hint="default"/>
+      </w:rPr>
+    </w:lvl>
+    <w:lvl w:ilvl="3" w:tplc="04090001" w:tentative="1">
+      <w:start w:val="1"/>
+      <w:numFmt w:val="bullet"/>
+      <w:lvlText w:val=""/>
+      <w:lvlJc w:val="left"/>
+      <w:pPr>
+        <w:ind w:left="2880" w:hanging="360"/>
+      </w:pPr>
+      <w:rPr>
+        <w:rFonts w:ascii="Symbol" w:hAnsi="Symbol" w:hint="default"/>
+      </w:rPr>
+    </w:lvl>
+    <w:lvl w:ilvl="4" w:tplc="04090003" w:tentative="1">
+      <w:start w:val="1"/>
+      <w:numFmt w:val="bullet"/>
+      <w:lvlText w:val="o"/>
+      <w:lvlJc w:val="left"/>
+      <w:pPr>
+        <w:ind w:left="3600" w:hanging="360"/>
+      </w:pPr>
+      <w:rPr>
+        <w:rFonts w:ascii="Courier New" w:hAnsi="Courier New" w:cs="Courier New" w:hint="default"/>
+      </w:rPr>
+    </w:lvl>
+    <w:lvl w:ilvl="5" w:tplc="04090005" w:tentative="1">
+      <w:start w:val="1"/>
+      <w:numFmt w:val="bullet"/>
+      <w:lvlText w:val=""/>
+      <w:lvlJc w:val="left"/>
+      <w:pPr>
+        <w:ind w:left="4320" w:hanging="360"/>
+      </w:pPr>
+      <w:rPr>
+        <w:rFonts w:ascii="Wingdings" w:hAnsi="Wingdings" w:hint="default"/>
+      </w:rPr>
+    </w:lvl>
+    <w:lvl w:ilvl="6" w:tplc="04090001" w:tentative="1">
+      <w:start w:val="1"/>
+      <w:numFmt w:val="bullet"/>
+      <w:lvlText w:val=""/>
+      <w:lvlJc w:val="left"/>
+      <w:pPr>
+        <w:ind w:left="5040" w:hanging="360"/>
+      </w:pPr>
+      <w:rPr>
+        <w:rFonts w:ascii="Symbol" w:hAnsi="Symbol" w:hint="default"/>
+      </w:rPr>
+    </w:lvl>
+    <w:lvl w:ilvl="7" w:tplc="04090003" w:tentative="1">
+      <w:start w:val="1"/>
+      <w:numFmt w:val="bullet"/>
+      <w:lvlText w:val="o"/>
+      <w:lvlJc w:val="left"/>
+      <w:pPr>
+        <w:ind w:left="5760" w:hanging="360"/>
+      </w:pPr>
+      <w:rPr>
+        <w:rFonts w:ascii="Courier New" w:hAnsi="Courier New" w:cs="Courier New" w:hint="default"/>
+      </w:rPr>
+    </w:lvl>
+    <w:lvl w:ilvl="8" w:tplc="04090005" w:tentative="1">
+      <w:start w:val="1"/>
+      <w:numFmt w:val="bullet"/>
+      <w:lvlText w:val=""/>
+      <w:lvlJc w:val="left"/>
+      <w:pPr>
+        <w:ind w:left="6480" w:hanging="360"/>
+      </w:pPr>
+      <w:rPr>
+        <w:rFonts w:ascii="Wingdings" w:hAnsi="Wingdings" w:hint="default"/>
+      </w:rPr>
     </w:lvl>
   </w:abstractNum>
   <w:num w:numId="1" w16cid:durableId="19473500">
@@ -1812,7 +2811,13 @@
     <w:abstractNumId w:val="0"/>
   </w:num>
   <w:num w:numId="10" w16cid:durableId="956453444">
+    <w:abstractNumId w:val="10"/>
+  </w:num>
+  <w:num w:numId="11" w16cid:durableId="594821615">
     <w:abstractNumId w:val="9"/>
+  </w:num>
+  <w:num w:numId="12" w16cid:durableId="891622130">
+    <w:abstractNumId w:val="11"/>
   </w:num>
 </w:numbering>
 </file>
@@ -13200,6 +14205,19 @@
       </w:tcPr>
     </w:tblStylePr>
   </w:style>
+  <w:style w:type="character" w:styleId="HTMLCode">
+    <w:name w:val="HTML Code"/>
+    <w:basedOn w:val="DefaultParagraphFont"/>
+    <w:uiPriority w:val="99"/>
+    <w:semiHidden/>
+    <w:unhideWhenUsed/>
+    <w:rsid w:val="008A7AC0"/>
+    <w:rPr>
+      <w:rFonts w:ascii="Courier New" w:eastAsia="Times New Roman" w:hAnsi="Courier New" w:cs="Courier New"/>
+      <w:sz w:val="20"/>
+      <w:szCs w:val="20"/>
+    </w:rPr>
+  </w:style>
 </w:styles>
 </file>
 

--- a/tutorials/BHJet_student_workbook.docx
+++ b/tutorials/BHJet_student_workbook.docx
@@ -1,6 +1,6 @@
 
 <file path=word/document.xml><?xml version="1.0" encoding="utf-8"?>
-<w:document xmlns:wpc="http://schemas.microsoft.com/office/word/2010/wordprocessingCanvas" xmlns:cx="http://schemas.microsoft.com/office/drawing/2014/chartex" xmlns:cx1="http://schemas.microsoft.com/office/drawing/2015/9/8/chartex" xmlns:cx2="http://schemas.microsoft.com/office/drawing/2015/10/21/chartex" xmlns:cx3="http://schemas.microsoft.com/office/drawing/2016/5/9/chartex" xmlns:cx4="http://schemas.microsoft.com/office/drawing/2016/5/10/chartex" xmlns:cx5="http://schemas.microsoft.com/office/drawing/2016/5/11/chartex" xmlns:cx6="http://schemas.microsoft.com/office/drawing/2016/5/12/chartex" xmlns:cx7="http://schemas.microsoft.com/office/drawing/2016/5/13/chartex" xmlns:cx8="http://schemas.microsoft.com/office/drawing/2016/5/14/chartex" xmlns:mc="http://schemas.openxmlformats.org/markup-compatibility/2006" xmlns:m="http://schemas.openxmlformats.org/officeDocument/2006/math" xmlns:aink="http://schemas.microsoft.com/office/drawing/2016/ink" xmlns:am3d="http://schemas.microsoft.com/office/drawing/2017/model3d" xmlns:oel="http://schemas.microsoft.com/office/2019/extlst" xmlns:r="http://schemas.openxmlformats.org/officeDocument/2006/relationships" xmlns:wp14="http://schemas.microsoft.com/office/word/2010/wordprocessingDrawing" xmlns:wp="http://schemas.openxmlformats.org/drawingml/2006/wordprocessingDrawing" xmlns:wpg="http://schemas.microsoft.com/office/word/2010/wordprocessingGroup" xmlns:wpi="http://schemas.microsoft.com/office/word/2010/wordprocessingInk" xmlns:wps="http://schemas.microsoft.com/office/word/2010/wordprocessingShape" xmlns:o="urn:schemas-microsoft-com:office:office" xmlns:v="urn:schemas-microsoft-com:vml" xmlns:w10="urn:schemas-microsoft-com:office:word" xmlns:w="http://schemas.openxmlformats.org/wordprocessingml/2006/main" xmlns:w14="http://schemas.microsoft.com/office/word/2010/wordml" xmlns:w15="http://schemas.microsoft.com/office/word/2012/wordml" xmlns:w16cei="http://schemas.microsoft.com/office/word/2026/wordml/cei" xmlns:w16cex="http://schemas.microsoft.com/office/word/2018/wordml/cex" xmlns:w16cid="http://schemas.microsoft.com/office/word/2016/wordml/cid" xmlns:w16="http://schemas.microsoft.com/office/word/2018/wordml" xmlns:w16sdtdh="http://schemas.microsoft.com/office/word/2020/wordml/sdtdatahash" xmlns:w16sdtfl="http://schemas.microsoft.com/office/word/2024/wordml/sdtformatlock" xmlns:w16se="http://schemas.microsoft.com/office/word/2015/wordml/symex" xmlns:w16du="http://schemas.microsoft.com/office/word/2023/wordml/word16du" xmlns:wne="http://schemas.microsoft.com/office/word/2006/wordml" mc:Ignorable="w14 w15 w16se w16cid w16 w16cex w16sdtdh w16sdtfl w16du wp14">
+<w:document xmlns:wpc="http://schemas.microsoft.com/office/word/2010/wordprocessingCanvas" xmlns:cx="http://schemas.microsoft.com/office/drawing/2014/chartex" xmlns:cx1="http://schemas.microsoft.com/office/drawing/2015/9/8/chartex" xmlns:cx2="http://schemas.microsoft.com/office/drawing/2015/10/21/chartex" xmlns:cx3="http://schemas.microsoft.com/office/drawing/2016/5/9/chartex" xmlns:cx4="http://schemas.microsoft.com/office/drawing/2016/5/10/chartex" xmlns:cx5="http://schemas.microsoft.com/office/drawing/2016/5/11/chartex" xmlns:cx6="http://schemas.microsoft.com/office/drawing/2016/5/12/chartex" xmlns:cx7="http://schemas.microsoft.com/office/drawing/2016/5/13/chartex" xmlns:cx8="http://schemas.microsoft.com/office/drawing/2016/5/14/chartex" xmlns:mc="http://schemas.openxmlformats.org/markup-compatibility/2006" xmlns:m="http://schemas.openxmlformats.org/officeDocument/2006/math" xmlns:aink="http://schemas.microsoft.com/office/drawing/2016/ink" xmlns:am3d="http://schemas.microsoft.com/office/drawing/2017/model3d" xmlns:oel="http://schemas.microsoft.com/office/2019/extlst" xmlns:r="http://schemas.openxmlformats.org/officeDocument/2006/relationships" xmlns:wp14="http://schemas.microsoft.com/office/word/2010/wordprocessingDrawing" xmlns:wp="http://schemas.openxmlformats.org/drawingml/2006/wordprocessingDrawing" xmlns:wpg="http://schemas.microsoft.com/office/word/2010/wordprocessingGroup" xmlns:wpi="http://schemas.microsoft.com/office/word/2010/wordprocessingInk" xmlns:wps="http://schemas.microsoft.com/office/word/2010/wordprocessingShape" xmlns:o="urn:schemas-microsoft-com:office:office" xmlns:v="urn:schemas-microsoft-com:vml" xmlns:w10="urn:schemas-microsoft-com:office:word" xmlns:w="http://schemas.openxmlformats.org/wordprocessingml/2006/main" xmlns:w14="http://schemas.microsoft.com/office/word/2010/wordml" xmlns:w15="http://schemas.microsoft.com/office/word/2012/wordml" xmlns:w16cex="http://schemas.microsoft.com/office/word/2018/wordml/cex" xmlns:w16cid="http://schemas.microsoft.com/office/word/2016/wordml/cid" xmlns:w16="http://schemas.microsoft.com/office/word/2018/wordml" xmlns:w16sdtdh="http://schemas.microsoft.com/office/word/2020/wordml/sdtdatahash" xmlns:w16sdtfl="http://schemas.microsoft.com/office/word/2024/wordml/sdtformatlock" xmlns:w16se="http://schemas.microsoft.com/office/word/2015/wordml/symex" xmlns:w16du="http://schemas.microsoft.com/office/word/2023/wordml/word16du" xmlns:wne="http://schemas.microsoft.com/office/word/2006/wordml" mc:Ignorable="w14 w15 w16se w16cid w16 w16cex w16sdtdh w16sdtfl w16du wp14">
   <w:body>
     <w:p>
       <w:pPr>
@@ -24,12 +24,16 @@
         <w:rPr>
           <w:rFonts w:asciiTheme="minorHAnsi" w:hAnsiTheme="minorHAnsi"/>
           <w:color w:val="1F497D" w:themeColor="text2"/>
-        </w:rPr>
-      </w:pPr>
-      <w:r>
-        <w:rPr>
-          <w:rFonts w:asciiTheme="minorHAnsi" w:hAnsiTheme="minorHAnsi"/>
-          <w:color w:val="1F497D" w:themeColor="text2"/>
+          <w:sz w:val="24"/>
+          <w:szCs w:val="24"/>
+        </w:rPr>
+      </w:pPr>
+      <w:r>
+        <w:rPr>
+          <w:rFonts w:asciiTheme="minorHAnsi" w:hAnsiTheme="minorHAnsi"/>
+          <w:color w:val="1F497D" w:themeColor="text2"/>
+          <w:sz w:val="24"/>
+          <w:szCs w:val="24"/>
         </w:rPr>
         <w:t xml:space="preserve">Please </w:t>
       </w:r>
@@ -37,6 +41,8 @@
         <w:rPr>
           <w:rFonts w:asciiTheme="minorHAnsi" w:hAnsiTheme="minorHAnsi"/>
           <w:color w:val="1F497D" w:themeColor="text2"/>
+          <w:sz w:val="24"/>
+          <w:szCs w:val="24"/>
         </w:rPr>
         <w:t xml:space="preserve">make sure to </w:t>
       </w:r>
@@ -44,34 +50,17 @@
         <w:rPr>
           <w:rFonts w:asciiTheme="minorHAnsi" w:hAnsiTheme="minorHAnsi"/>
           <w:color w:val="1F497D" w:themeColor="text2"/>
-        </w:rPr>
-        <w:t>use</w:t>
-      </w:r>
-      <w:r>
-        <w:rPr>
-          <w:rFonts w:asciiTheme="minorHAnsi" w:hAnsiTheme="minorHAnsi"/>
-          <w:color w:val="1F497D" w:themeColor="text2"/>
-        </w:rPr>
-        <w:t xml:space="preserve"> this document locally alongside the Binder tutorials</w:t>
-      </w:r>
-      <w:r>
-        <w:rPr>
-          <w:rFonts w:asciiTheme="minorHAnsi" w:hAnsiTheme="minorHAnsi"/>
-          <w:color w:val="1F497D" w:themeColor="text2"/>
-        </w:rPr>
-        <w:t xml:space="preserve"> to save your work;</w:t>
-      </w:r>
-      <w:r>
-        <w:rPr>
-          <w:rFonts w:asciiTheme="minorHAnsi" w:hAnsiTheme="minorHAnsi"/>
-          <w:color w:val="1F497D" w:themeColor="text2"/>
-        </w:rPr>
-        <w:t xml:space="preserve"> paste or drag screenshots of your plots into the </w:t>
-      </w:r>
-      <w:r>
-        <w:rPr>
-          <w:rFonts w:asciiTheme="minorHAnsi" w:hAnsiTheme="minorHAnsi"/>
-          <w:color w:val="1F497D" w:themeColor="text2"/>
+          <w:sz w:val="24"/>
+          <w:szCs w:val="24"/>
+        </w:rPr>
+        <w:t xml:space="preserve">use this document locally alongside the Binder tutorials to save your work; paste or drag screenshots of your plots into the </w:t>
+      </w:r>
+      <w:r>
+        <w:rPr>
+          <w:rFonts w:asciiTheme="minorHAnsi" w:hAnsiTheme="minorHAnsi"/>
+          <w:color w:val="1F497D" w:themeColor="text2"/>
+          <w:sz w:val="24"/>
+          <w:szCs w:val="24"/>
         </w:rPr>
         <w:t xml:space="preserve">grey </w:t>
       </w:r>
@@ -79,20 +68,17 @@
         <w:rPr>
           <w:rFonts w:asciiTheme="minorHAnsi" w:hAnsiTheme="minorHAnsi"/>
           <w:color w:val="1F497D" w:themeColor="text2"/>
-        </w:rPr>
-        <w:t>screenshot spaces</w:t>
-      </w:r>
-      <w:r>
-        <w:rPr>
-          <w:rFonts w:asciiTheme="minorHAnsi" w:hAnsiTheme="minorHAnsi"/>
-          <w:color w:val="1F497D" w:themeColor="text2"/>
-        </w:rPr>
-        <w:t xml:space="preserve"> and keep notes of what you have experimented with</w:t>
-      </w:r>
-      <w:r>
-        <w:rPr>
-          <w:rFonts w:asciiTheme="minorHAnsi" w:hAnsiTheme="minorHAnsi"/>
-          <w:color w:val="1F497D" w:themeColor="text2"/>
+          <w:sz w:val="24"/>
+          <w:szCs w:val="24"/>
+        </w:rPr>
+        <w:t>screenshot spaces and keep notes of what you have experimented with</w:t>
+      </w:r>
+      <w:r>
+        <w:rPr>
+          <w:rFonts w:asciiTheme="minorHAnsi" w:hAnsiTheme="minorHAnsi"/>
+          <w:color w:val="1F497D" w:themeColor="text2"/>
+          <w:sz w:val="24"/>
+          <w:szCs w:val="24"/>
         </w:rPr>
         <w:t>, as binder won’t save any progress if you have to reload/restart!</w:t>
       </w:r>
@@ -128,15 +114,7 @@
           <w:color w:val="1F497D" w:themeColor="text2"/>
           <w:sz w:val="40"/>
         </w:rPr>
-        <w:t xml:space="preserve"> Notebook: </w:t>
-      </w:r>
-      <w:r>
-        <w:rPr>
-          <w:rFonts w:asciiTheme="minorHAnsi" w:hAnsiTheme="minorHAnsi"/>
-          <w:color w:val="1F497D" w:themeColor="text2"/>
-          <w:sz w:val="40"/>
-        </w:rPr>
-        <w:t>Interactive parameter explorer</w:t>
+        <w:t xml:space="preserve"> Notebook: Interactive parameter explorer</w:t>
       </w:r>
     </w:p>
     <w:p>
@@ -144,30 +122,34 @@
         <w:rPr>
           <w:rFonts w:asciiTheme="minorHAnsi" w:hAnsiTheme="minorHAnsi"/>
           <w:color w:val="1F497D" w:themeColor="text2"/>
-        </w:rPr>
-      </w:pPr>
-      <w:r>
-        <w:rPr>
-          <w:rFonts w:asciiTheme="minorHAnsi" w:hAnsiTheme="minorHAnsi"/>
-          <w:color w:val="1F497D" w:themeColor="text2"/>
-        </w:rPr>
-        <w:t xml:space="preserve">This is </w:t>
-      </w:r>
-      <w:proofErr w:type="spellStart"/>
-      <w:proofErr w:type="gramStart"/>
-      <w:r>
-        <w:rPr>
-          <w:rFonts w:asciiTheme="minorHAnsi" w:hAnsiTheme="minorHAnsi"/>
-          <w:color w:val="1F497D" w:themeColor="text2"/>
-        </w:rPr>
-        <w:t>a</w:t>
-      </w:r>
-      <w:proofErr w:type="spellEnd"/>
-      <w:proofErr w:type="gramEnd"/>
-      <w:r>
-        <w:rPr>
-          <w:rFonts w:asciiTheme="minorHAnsi" w:hAnsiTheme="minorHAnsi"/>
-          <w:color w:val="1F497D" w:themeColor="text2"/>
+          <w:sz w:val="24"/>
+          <w:szCs w:val="24"/>
+        </w:rPr>
+      </w:pPr>
+      <w:r>
+        <w:rPr>
+          <w:rFonts w:asciiTheme="minorHAnsi" w:hAnsiTheme="minorHAnsi"/>
+          <w:color w:val="1F497D" w:themeColor="text2"/>
+          <w:sz w:val="24"/>
+          <w:szCs w:val="24"/>
+        </w:rPr>
+        <w:t>This is a</w:t>
+      </w:r>
+      <w:r>
+        <w:rPr>
+          <w:rFonts w:asciiTheme="minorHAnsi" w:hAnsiTheme="minorHAnsi"/>
+          <w:color w:val="1F497D" w:themeColor="text2"/>
+          <w:sz w:val="24"/>
+          <w:szCs w:val="24"/>
+        </w:rPr>
+        <w:t>n</w:t>
+      </w:r>
+      <w:r>
+        <w:rPr>
+          <w:rFonts w:asciiTheme="minorHAnsi" w:hAnsiTheme="minorHAnsi"/>
+          <w:color w:val="1F497D" w:themeColor="text2"/>
+          <w:sz w:val="24"/>
+          <w:szCs w:val="24"/>
         </w:rPr>
         <w:t xml:space="preserve"> interactive plot that will allow you to see what the parameters in BHJet control, and how they impact the total emission. </w:t>
       </w:r>
@@ -175,6 +157,8 @@
         <w:rPr>
           <w:rFonts w:asciiTheme="minorHAnsi" w:hAnsiTheme="minorHAnsi"/>
           <w:color w:val="1F497D" w:themeColor="text2"/>
+          <w:sz w:val="24"/>
+          <w:szCs w:val="24"/>
         </w:rPr>
         <w:t>They have been initially set for a supermassive black hole in a nearby galaxy, at a high inclination angle</w:t>
       </w:r>
@@ -182,13 +166,35 @@
         <w:rPr>
           <w:rFonts w:asciiTheme="minorHAnsi" w:hAnsiTheme="minorHAnsi"/>
           <w:color w:val="1F497D" w:themeColor="text2"/>
-        </w:rPr>
-        <w:t>, but you can change them yourself. We’ve put a lot of parameters into log10 (and they are labeled as such</w:t>
-      </w:r>
-      <w:r>
-        <w:rPr>
-          <w:rFonts w:asciiTheme="minorHAnsi" w:hAnsiTheme="minorHAnsi"/>
-          <w:color w:val="1F497D" w:themeColor="text2"/>
+          <w:sz w:val="24"/>
+          <w:szCs w:val="24"/>
+        </w:rPr>
+        <w:t>, but you can change them yourself</w:t>
+      </w:r>
+      <w:r>
+        <w:rPr>
+          <w:rFonts w:asciiTheme="minorHAnsi" w:hAnsiTheme="minorHAnsi"/>
+          <w:color w:val="1F497D" w:themeColor="text2"/>
+          <w:sz w:val="24"/>
+          <w:szCs w:val="24"/>
+        </w:rPr>
+        <w:t xml:space="preserve"> as you go along</w:t>
+      </w:r>
+      <w:r>
+        <w:rPr>
+          <w:rFonts w:asciiTheme="minorHAnsi" w:hAnsiTheme="minorHAnsi"/>
+          <w:color w:val="1F497D" w:themeColor="text2"/>
+          <w:sz w:val="24"/>
+          <w:szCs w:val="24"/>
+        </w:rPr>
+        <w:t>. We’ve put a lot of parameters into log10 (and they are labeled as such</w:t>
+      </w:r>
+      <w:r>
+        <w:rPr>
+          <w:rFonts w:asciiTheme="minorHAnsi" w:hAnsiTheme="minorHAnsi"/>
+          <w:color w:val="1F497D" w:themeColor="text2"/>
+          <w:sz w:val="24"/>
+          <w:szCs w:val="24"/>
         </w:rPr>
         <w:t xml:space="preserve">). </w:t>
       </w:r>
@@ -196,6 +202,8 @@
         <w:rPr>
           <w:rFonts w:asciiTheme="minorHAnsi" w:hAnsiTheme="minorHAnsi"/>
           <w:color w:val="1F497D" w:themeColor="text2"/>
+          <w:sz w:val="24"/>
+          <w:szCs w:val="24"/>
         </w:rPr>
         <w:t xml:space="preserve"> </w:t>
       </w:r>
@@ -210,14 +218,36 @@
         <w:rPr>
           <w:rFonts w:asciiTheme="minorHAnsi" w:hAnsiTheme="minorHAnsi"/>
           <w:color w:val="1F497D" w:themeColor="text2"/>
-        </w:rPr>
-      </w:pPr>
-      <w:r>
-        <w:rPr>
-          <w:rFonts w:asciiTheme="minorHAnsi" w:hAnsiTheme="minorHAnsi"/>
-          <w:color w:val="1F497D" w:themeColor="text2"/>
-        </w:rPr>
-        <w:t xml:space="preserve">The first set of parameters, </w:t>
+          <w:sz w:val="24"/>
+          <w:szCs w:val="24"/>
+        </w:rPr>
+      </w:pPr>
+      <w:r>
+        <w:rPr>
+          <w:rFonts w:asciiTheme="minorHAnsi" w:hAnsiTheme="minorHAnsi"/>
+          <w:color w:val="1F497D" w:themeColor="text2"/>
+          <w:sz w:val="24"/>
+          <w:szCs w:val="24"/>
+        </w:rPr>
+        <w:t>The first set of parameters</w:t>
+      </w:r>
+      <w:r>
+        <w:rPr>
+          <w:rFonts w:asciiTheme="minorHAnsi" w:hAnsiTheme="minorHAnsi"/>
+          <w:color w:val="1F497D" w:themeColor="text2"/>
+          <w:sz w:val="24"/>
+          <w:szCs w:val="24"/>
+        </w:rPr>
+        <w:t xml:space="preserve"> in this notebook</w:t>
+      </w:r>
+      <w:r>
+        <w:rPr>
+          <w:rFonts w:asciiTheme="minorHAnsi" w:hAnsiTheme="minorHAnsi"/>
+          <w:color w:val="1F497D" w:themeColor="text2"/>
+          <w:sz w:val="24"/>
+          <w:szCs w:val="24"/>
+        </w:rPr>
+        <w:t xml:space="preserve">, </w:t>
       </w:r>
       <w:r>
         <w:rPr>
@@ -225,6 +255,8 @@
           <w:b/>
           <w:bCs/>
           <w:color w:val="1F497D" w:themeColor="text2"/>
+          <w:sz w:val="24"/>
+          <w:szCs w:val="24"/>
         </w:rPr>
         <w:t xml:space="preserve">Source and Viewing Geometry, </w:t>
       </w:r>
@@ -232,6 +264,8 @@
         <w:rPr>
           <w:rFonts w:asciiTheme="minorHAnsi" w:hAnsiTheme="minorHAnsi"/>
           <w:color w:val="1F497D" w:themeColor="text2"/>
+          <w:sz w:val="24"/>
+          <w:szCs w:val="24"/>
         </w:rPr>
         <w:t>are specific to the object that we’re working on, and none of these are left to vary after they are set</w:t>
       </w:r>
@@ -239,6 +273,8 @@
         <w:rPr>
           <w:rFonts w:asciiTheme="minorHAnsi" w:hAnsiTheme="minorHAnsi"/>
           <w:color w:val="1F497D" w:themeColor="text2"/>
+          <w:sz w:val="24"/>
+          <w:szCs w:val="24"/>
         </w:rPr>
         <w:t xml:space="preserve">, as these are not parameters that can be fit for. </w:t>
       </w:r>
@@ -253,12 +289,16 @@
         <w:rPr>
           <w:rFonts w:asciiTheme="minorHAnsi" w:hAnsiTheme="minorHAnsi"/>
           <w:color w:val="1F497D" w:themeColor="text2"/>
-        </w:rPr>
-      </w:pPr>
-      <w:r>
-        <w:rPr>
-          <w:rFonts w:asciiTheme="minorHAnsi" w:hAnsiTheme="minorHAnsi"/>
-          <w:color w:val="1F497D" w:themeColor="text2"/>
+          <w:sz w:val="24"/>
+          <w:szCs w:val="24"/>
+        </w:rPr>
+      </w:pPr>
+      <w:r>
+        <w:rPr>
+          <w:rFonts w:asciiTheme="minorHAnsi" w:hAnsiTheme="minorHAnsi"/>
+          <w:color w:val="1F497D" w:themeColor="text2"/>
+          <w:sz w:val="24"/>
+          <w:szCs w:val="24"/>
         </w:rPr>
         <w:t xml:space="preserve">The second set, </w:t>
       </w:r>
@@ -268,6 +308,8 @@
           <w:b/>
           <w:bCs/>
           <w:color w:val="1F497D" w:themeColor="text2"/>
+          <w:sz w:val="24"/>
+          <w:szCs w:val="24"/>
         </w:rPr>
         <w:t xml:space="preserve">Jet Structure and Dynamics, </w:t>
       </w:r>
@@ -275,6 +317,8 @@
         <w:rPr>
           <w:rFonts w:asciiTheme="minorHAnsi" w:hAnsiTheme="minorHAnsi"/>
           <w:color w:val="1F497D" w:themeColor="text2"/>
+          <w:sz w:val="24"/>
+          <w:szCs w:val="24"/>
         </w:rPr>
         <w:t xml:space="preserve">are related to the shape and acceleration that the jet will have. </w:t>
       </w:r>
@@ -289,12 +333,16 @@
         <w:rPr>
           <w:rFonts w:asciiTheme="minorHAnsi" w:hAnsiTheme="minorHAnsi"/>
           <w:color w:val="1F497D" w:themeColor="text2"/>
-        </w:rPr>
-      </w:pPr>
-      <w:r>
-        <w:rPr>
-          <w:rFonts w:asciiTheme="minorHAnsi" w:hAnsiTheme="minorHAnsi"/>
-          <w:color w:val="1F497D" w:themeColor="text2"/>
+          <w:sz w:val="24"/>
+          <w:szCs w:val="24"/>
+        </w:rPr>
+      </w:pPr>
+      <w:r>
+        <w:rPr>
+          <w:rFonts w:asciiTheme="minorHAnsi" w:hAnsiTheme="minorHAnsi"/>
+          <w:color w:val="1F497D" w:themeColor="text2"/>
+          <w:sz w:val="24"/>
+          <w:szCs w:val="24"/>
         </w:rPr>
         <w:t>The</w:t>
       </w:r>
@@ -302,6 +350,8 @@
         <w:rPr>
           <w:rFonts w:asciiTheme="minorHAnsi" w:hAnsiTheme="minorHAnsi"/>
           <w:color w:val="1F497D" w:themeColor="text2"/>
+          <w:sz w:val="24"/>
+          <w:szCs w:val="24"/>
         </w:rPr>
         <w:t xml:space="preserve"> third,</w:t>
       </w:r>
@@ -309,6 +359,8 @@
         <w:rPr>
           <w:rFonts w:asciiTheme="minorHAnsi" w:hAnsiTheme="minorHAnsi"/>
           <w:color w:val="1F497D" w:themeColor="text2"/>
+          <w:sz w:val="24"/>
+          <w:szCs w:val="24"/>
         </w:rPr>
         <w:t xml:space="preserve"> </w:t>
       </w:r>
@@ -318,6 +370,8 @@
           <w:b/>
           <w:bCs/>
           <w:color w:val="1F497D" w:themeColor="text2"/>
+          <w:sz w:val="24"/>
+          <w:szCs w:val="24"/>
         </w:rPr>
         <w:t xml:space="preserve">Radiating Electrons </w:t>
       </w:r>
@@ -325,6 +379,8 @@
         <w:rPr>
           <w:rFonts w:asciiTheme="minorHAnsi" w:hAnsiTheme="minorHAnsi"/>
           <w:color w:val="1F497D" w:themeColor="text2"/>
+          <w:sz w:val="24"/>
+          <w:szCs w:val="24"/>
         </w:rPr>
         <w:t>controls</w:t>
       </w:r>
@@ -334,6 +390,8 @@
           <w:b/>
           <w:bCs/>
           <w:color w:val="1F497D" w:themeColor="text2"/>
+          <w:sz w:val="24"/>
+          <w:szCs w:val="24"/>
         </w:rPr>
         <w:t xml:space="preserve"> </w:t>
       </w:r>
@@ -341,6 +399,8 @@
         <w:rPr>
           <w:rFonts w:asciiTheme="minorHAnsi" w:hAnsiTheme="minorHAnsi"/>
           <w:color w:val="1F497D" w:themeColor="text2"/>
+          <w:sz w:val="24"/>
+          <w:szCs w:val="24"/>
         </w:rPr>
         <w:t>the</w:t>
       </w:r>
@@ -348,6 +408,8 @@
         <w:rPr>
           <w:rFonts w:asciiTheme="minorHAnsi" w:hAnsiTheme="minorHAnsi"/>
           <w:color w:val="1F497D" w:themeColor="text2"/>
+          <w:sz w:val="24"/>
+          <w:szCs w:val="24"/>
         </w:rPr>
         <w:t xml:space="preserve"> properties of the electron population: the</w:t>
       </w:r>
@@ -355,6 +417,8 @@
         <w:rPr>
           <w:rFonts w:asciiTheme="minorHAnsi" w:hAnsiTheme="minorHAnsi"/>
           <w:color w:val="1F497D" w:themeColor="text2"/>
+          <w:sz w:val="24"/>
+          <w:szCs w:val="24"/>
         </w:rPr>
         <w:t xml:space="preserve"> initial temperature</w:t>
       </w:r>
@@ -362,6 +426,8 @@
         <w:rPr>
           <w:rFonts w:asciiTheme="minorHAnsi" w:hAnsiTheme="minorHAnsi"/>
           <w:color w:val="1F497D" w:themeColor="text2"/>
+          <w:sz w:val="24"/>
+          <w:szCs w:val="24"/>
         </w:rPr>
         <w:t>/minimum energy</w:t>
       </w:r>
@@ -369,6 +435,8 @@
         <w:rPr>
           <w:rFonts w:asciiTheme="minorHAnsi" w:hAnsiTheme="minorHAnsi"/>
           <w:color w:val="1F497D" w:themeColor="text2"/>
+          <w:sz w:val="24"/>
+          <w:szCs w:val="24"/>
         </w:rPr>
         <w:t xml:space="preserve">, how fast the electrons cool, and maximum energy of the electrons that produce the emission we see. </w:t>
       </w:r>
@@ -378,6 +446,8 @@
           <w:b/>
           <w:bCs/>
           <w:color w:val="1F497D" w:themeColor="text2"/>
+          <w:sz w:val="24"/>
+          <w:szCs w:val="24"/>
         </w:rPr>
         <w:t xml:space="preserve"> </w:t>
       </w:r>
@@ -387,19 +457,34 @@
         <w:rPr>
           <w:rFonts w:asciiTheme="minorHAnsi" w:hAnsiTheme="minorHAnsi"/>
           <w:color w:val="1F497D" w:themeColor="text2"/>
-        </w:rPr>
-      </w:pPr>
-      <w:r>
-        <w:rPr>
-          <w:rFonts w:asciiTheme="minorHAnsi" w:hAnsiTheme="minorHAnsi"/>
-          <w:color w:val="1F497D" w:themeColor="text2"/>
-        </w:rPr>
-        <w:t xml:space="preserve">Use the explorer to change one parameter at a time. </w:t>
-      </w:r>
-      <w:r>
-        <w:rPr>
-          <w:rFonts w:asciiTheme="minorHAnsi" w:hAnsiTheme="minorHAnsi"/>
-          <w:color w:val="1F497D" w:themeColor="text2"/>
+          <w:sz w:val="24"/>
+          <w:szCs w:val="24"/>
+        </w:rPr>
+      </w:pPr>
+      <w:r>
+        <w:rPr>
+          <w:rFonts w:asciiTheme="minorHAnsi" w:hAnsiTheme="minorHAnsi"/>
+          <w:color w:val="1F497D" w:themeColor="text2"/>
+          <w:sz w:val="24"/>
+          <w:szCs w:val="24"/>
+        </w:rPr>
+        <w:t>Run the second cell and u</w:t>
+      </w:r>
+      <w:r>
+        <w:rPr>
+          <w:rFonts w:asciiTheme="minorHAnsi" w:hAnsiTheme="minorHAnsi"/>
+          <w:color w:val="1F497D" w:themeColor="text2"/>
+          <w:sz w:val="24"/>
+          <w:szCs w:val="24"/>
+        </w:rPr>
+        <w:t xml:space="preserve">se the explorer to change one parameter at a time. </w:t>
+      </w:r>
+      <w:r>
+        <w:rPr>
+          <w:rFonts w:asciiTheme="minorHAnsi" w:hAnsiTheme="minorHAnsi"/>
+          <w:color w:val="1F497D" w:themeColor="text2"/>
+          <w:sz w:val="24"/>
+          <w:szCs w:val="24"/>
         </w:rPr>
         <w:t>We have initially included a few for you to try, starting with a prediction of what impact it will have on the total emission</w:t>
       </w:r>
@@ -407,6 +492,8 @@
         <w:rPr>
           <w:rFonts w:asciiTheme="minorHAnsi" w:hAnsiTheme="minorHAnsi"/>
           <w:color w:val="1F497D" w:themeColor="text2"/>
+          <w:sz w:val="24"/>
+          <w:szCs w:val="24"/>
         </w:rPr>
         <w:t xml:space="preserve"> and some </w:t>
       </w:r>
@@ -414,6 +501,8 @@
         <w:rPr>
           <w:rFonts w:asciiTheme="minorHAnsi" w:hAnsiTheme="minorHAnsi"/>
           <w:color w:val="1F497D" w:themeColor="text2"/>
+          <w:sz w:val="24"/>
+          <w:szCs w:val="24"/>
         </w:rPr>
         <w:t>other related effects.</w:t>
       </w:r>
@@ -421,6 +510,8 @@
         <w:rPr>
           <w:rFonts w:asciiTheme="minorHAnsi" w:hAnsiTheme="minorHAnsi"/>
           <w:color w:val="1F497D" w:themeColor="text2"/>
+          <w:sz w:val="24"/>
+          <w:szCs w:val="24"/>
         </w:rPr>
         <w:t xml:space="preserve"> </w:t>
       </w:r>
@@ -428,6 +519,8 @@
         <w:rPr>
           <w:rFonts w:asciiTheme="minorHAnsi" w:hAnsiTheme="minorHAnsi"/>
           <w:color w:val="1F497D" w:themeColor="text2"/>
+          <w:sz w:val="24"/>
+          <w:szCs w:val="24"/>
         </w:rPr>
         <w:t xml:space="preserve">The left side of the plot </w:t>
       </w:r>
@@ -435,6 +528,8 @@
         <w:rPr>
           <w:rFonts w:asciiTheme="minorHAnsi" w:hAnsiTheme="minorHAnsi"/>
           <w:color w:val="1F497D" w:themeColor="text2"/>
+          <w:sz w:val="24"/>
+          <w:szCs w:val="24"/>
         </w:rPr>
         <w:t>has</w:t>
       </w:r>
@@ -442,6 +537,8 @@
         <w:rPr>
           <w:rFonts w:asciiTheme="minorHAnsi" w:hAnsiTheme="minorHAnsi"/>
           <w:color w:val="1F497D" w:themeColor="text2"/>
+          <w:sz w:val="24"/>
+          <w:szCs w:val="24"/>
         </w:rPr>
         <w:t xml:space="preserve"> small boxes that allow you to move the plot itself around</w:t>
       </w:r>
@@ -449,6 +546,8 @@
         <w:rPr>
           <w:rFonts w:asciiTheme="minorHAnsi" w:hAnsiTheme="minorHAnsi"/>
           <w:color w:val="1F497D" w:themeColor="text2"/>
+          <w:sz w:val="24"/>
+          <w:szCs w:val="24"/>
         </w:rPr>
         <w:t xml:space="preserve"> (e.g. home button resets the plot, the crossed arrows allow you to move the plot around).</w:t>
       </w:r>
@@ -456,8 +555,33 @@
         <w:rPr>
           <w:rFonts w:asciiTheme="minorHAnsi" w:hAnsiTheme="minorHAnsi"/>
           <w:color w:val="1F497D" w:themeColor="text2"/>
+          <w:sz w:val="24"/>
+          <w:szCs w:val="24"/>
         </w:rPr>
         <w:t xml:space="preserve"> </w:t>
+      </w:r>
+    </w:p>
+    <w:p>
+      <w:pPr>
+        <w:rPr>
+          <w:rFonts w:asciiTheme="minorHAnsi" w:hAnsiTheme="minorHAnsi"/>
+          <w:b/>
+          <w:bCs/>
+          <w:color w:val="1F497D" w:themeColor="text2"/>
+          <w:sz w:val="24"/>
+          <w:szCs w:val="24"/>
+        </w:rPr>
+      </w:pPr>
+      <w:r>
+        <w:rPr>
+          <w:rFonts w:asciiTheme="minorHAnsi" w:hAnsiTheme="minorHAnsi"/>
+          <w:b/>
+          <w:bCs/>
+          <w:color w:val="1F497D" w:themeColor="text2"/>
+          <w:sz w:val="24"/>
+          <w:szCs w:val="24"/>
+        </w:rPr>
+        <w:t xml:space="preserve">Source-specific parameters </w:t>
       </w:r>
     </w:p>
     <w:p>
@@ -470,19 +594,34 @@
         <w:rPr>
           <w:rFonts w:asciiTheme="minorHAnsi" w:hAnsiTheme="minorHAnsi"/>
           <w:color w:val="1F497D" w:themeColor="text2"/>
-        </w:rPr>
-      </w:pPr>
-      <w:r>
-        <w:rPr>
-          <w:rFonts w:asciiTheme="minorHAnsi" w:hAnsiTheme="minorHAnsi"/>
-          <w:color w:val="1F497D" w:themeColor="text2"/>
-        </w:rPr>
-        <w:t xml:space="preserve">Start by the changing the black hole mass, even though this is something we usually fix. </w:t>
-      </w:r>
-      <w:r>
-        <w:rPr>
-          <w:rFonts w:asciiTheme="minorHAnsi" w:hAnsiTheme="minorHAnsi"/>
-          <w:color w:val="1F497D" w:themeColor="text2"/>
+          <w:sz w:val="24"/>
+          <w:szCs w:val="24"/>
+        </w:rPr>
+      </w:pPr>
+      <w:r>
+        <w:rPr>
+          <w:rFonts w:asciiTheme="minorHAnsi" w:hAnsiTheme="minorHAnsi"/>
+          <w:color w:val="1F497D" w:themeColor="text2"/>
+          <w:sz w:val="24"/>
+          <w:szCs w:val="24"/>
+        </w:rPr>
+        <w:t>Start by the changing the black hole mass</w:t>
+      </w:r>
+      <w:r>
+        <w:rPr>
+          <w:rFonts w:asciiTheme="minorHAnsi" w:hAnsiTheme="minorHAnsi"/>
+          <w:color w:val="1F497D" w:themeColor="text2"/>
+          <w:sz w:val="24"/>
+          <w:szCs w:val="24"/>
+        </w:rPr>
+        <w:t xml:space="preserve"> </w:t>
+      </w:r>
+      <w:r>
+        <w:rPr>
+          <w:rFonts w:asciiTheme="minorHAnsi" w:hAnsiTheme="minorHAnsi"/>
+          <w:color w:val="1F497D" w:themeColor="text2"/>
+          <w:sz w:val="24"/>
+          <w:szCs w:val="24"/>
         </w:rPr>
         <w:t>(</w:t>
       </w:r>
@@ -493,6 +632,8 @@
           <w:b/>
           <w:bCs/>
           <w:color w:val="1F497D" w:themeColor="text2"/>
+          <w:sz w:val="24"/>
+          <w:szCs w:val="24"/>
         </w:rPr>
         <w:t>mass_bh</w:t>
       </w:r>
@@ -501,8 +642,46 @@
         <w:rPr>
           <w:rFonts w:asciiTheme="minorHAnsi" w:hAnsiTheme="minorHAnsi"/>
           <w:color w:val="1F497D" w:themeColor="text2"/>
+          <w:sz w:val="24"/>
+          <w:szCs w:val="24"/>
         </w:rPr>
         <w:t>)</w:t>
+      </w:r>
+      <w:r>
+        <w:rPr>
+          <w:rFonts w:asciiTheme="minorHAnsi" w:hAnsiTheme="minorHAnsi"/>
+          <w:color w:val="1F497D" w:themeColor="text2"/>
+          <w:sz w:val="24"/>
+          <w:szCs w:val="24"/>
+        </w:rPr>
+        <w:t>, even though this is something we usually fix</w:t>
+      </w:r>
+      <w:r>
+        <w:rPr>
+          <w:rFonts w:asciiTheme="minorHAnsi" w:hAnsiTheme="minorHAnsi"/>
+          <w:color w:val="1F497D" w:themeColor="text2"/>
+          <w:sz w:val="24"/>
+          <w:szCs w:val="24"/>
+        </w:rPr>
+        <w:t xml:space="preserve">. </w:t>
+      </w:r>
+      <w:r>
+        <w:rPr>
+          <w:rFonts w:asciiTheme="minorHAnsi" w:hAnsiTheme="minorHAnsi"/>
+          <w:color w:val="1F497D" w:themeColor="text2"/>
+          <w:sz w:val="24"/>
+          <w:szCs w:val="24"/>
+        </w:rPr>
+        <w:t>Would</w:t>
+      </w:r>
+      <w:r>
+        <w:rPr>
+          <w:rFonts w:asciiTheme="minorHAnsi" w:hAnsiTheme="minorHAnsi"/>
+          <w:color w:val="1F497D" w:themeColor="text2"/>
+          <w:sz w:val="24"/>
+          <w:szCs w:val="24"/>
+        </w:rPr>
+        <w:t xml:space="preserve"> you expect this to have some effect on the total emission? </w:t>
       </w:r>
     </w:p>
     <w:p>
@@ -515,12 +694,16 @@
         <w:rPr>
           <w:rFonts w:asciiTheme="minorHAnsi" w:hAnsiTheme="minorHAnsi"/>
           <w:color w:val="1F497D" w:themeColor="text2"/>
-        </w:rPr>
-      </w:pPr>
-      <w:r>
-        <w:rPr>
-          <w:rFonts w:asciiTheme="minorHAnsi" w:hAnsiTheme="minorHAnsi"/>
-          <w:color w:val="1F497D" w:themeColor="text2"/>
+          <w:sz w:val="24"/>
+          <w:szCs w:val="24"/>
+        </w:rPr>
+      </w:pPr>
+      <w:r>
+        <w:rPr>
+          <w:rFonts w:asciiTheme="minorHAnsi" w:hAnsiTheme="minorHAnsi"/>
+          <w:color w:val="1F497D" w:themeColor="text2"/>
+          <w:sz w:val="24"/>
+          <w:szCs w:val="24"/>
         </w:rPr>
         <w:t xml:space="preserve">Prediction: </w:t>
       </w:r>
@@ -535,15 +718,31 @@
         <w:rPr>
           <w:rFonts w:asciiTheme="minorHAnsi" w:hAnsiTheme="minorHAnsi"/>
           <w:color w:val="1F497D" w:themeColor="text2"/>
-        </w:rPr>
-      </w:pPr>
-      <w:r>
-        <w:rPr>
-          <w:rFonts w:asciiTheme="minorHAnsi" w:hAnsiTheme="minorHAnsi"/>
-          <w:color w:val="1F497D" w:themeColor="text2"/>
+          <w:sz w:val="24"/>
+          <w:szCs w:val="24"/>
+        </w:rPr>
+      </w:pPr>
+      <w:r>
+        <w:rPr>
+          <w:rFonts w:asciiTheme="minorHAnsi" w:hAnsiTheme="minorHAnsi"/>
+          <w:color w:val="1F497D" w:themeColor="text2"/>
+          <w:sz w:val="24"/>
+          <w:szCs w:val="24"/>
         </w:rPr>
         <w:t xml:space="preserve">Result: </w:t>
       </w:r>
+    </w:p>
+    <w:p>
+      <w:pPr>
+        <w:pStyle w:val="ListParagraph"/>
+        <w:ind w:left="1440"/>
+        <w:rPr>
+          <w:rFonts w:asciiTheme="minorHAnsi" w:hAnsiTheme="minorHAnsi"/>
+          <w:color w:val="1F497D" w:themeColor="text2"/>
+          <w:sz w:val="24"/>
+          <w:szCs w:val="24"/>
+        </w:rPr>
+      </w:pPr>
     </w:p>
     <w:p>
       <w:pPr>
@@ -555,12 +754,16 @@
         <w:rPr>
           <w:rFonts w:asciiTheme="minorHAnsi" w:hAnsiTheme="minorHAnsi"/>
           <w:color w:val="1F497D" w:themeColor="text2"/>
-        </w:rPr>
-      </w:pPr>
-      <w:r>
-        <w:rPr>
-          <w:rFonts w:asciiTheme="minorHAnsi" w:hAnsiTheme="minorHAnsi"/>
-          <w:color w:val="1F497D" w:themeColor="text2"/>
+          <w:sz w:val="24"/>
+          <w:szCs w:val="24"/>
+        </w:rPr>
+      </w:pPr>
+      <w:r>
+        <w:rPr>
+          <w:rFonts w:asciiTheme="minorHAnsi" w:hAnsiTheme="minorHAnsi"/>
+          <w:color w:val="1F497D" w:themeColor="text2"/>
+          <w:sz w:val="24"/>
+          <w:szCs w:val="24"/>
         </w:rPr>
         <w:t xml:space="preserve">Make the viewing angle </w:t>
       </w:r>
@@ -570,6 +773,8 @@
           <w:b/>
           <w:bCs/>
           <w:color w:val="1F497D" w:themeColor="text2"/>
+          <w:sz w:val="24"/>
+          <w:szCs w:val="24"/>
         </w:rPr>
         <w:t>(</w:t>
       </w:r>
@@ -580,6 +785,8 @@
           <w:b/>
           <w:bCs/>
           <w:color w:val="1F497D" w:themeColor="text2"/>
+          <w:sz w:val="24"/>
+          <w:szCs w:val="24"/>
         </w:rPr>
         <w:t>theta_obs</w:t>
       </w:r>
@@ -590,6 +797,8 @@
           <w:b/>
           <w:bCs/>
           <w:color w:val="1F497D" w:themeColor="text2"/>
+          <w:sz w:val="24"/>
+          <w:szCs w:val="24"/>
         </w:rPr>
         <w:t>)</w:t>
       </w:r>
@@ -597,6 +806,8 @@
         <w:rPr>
           <w:rFonts w:asciiTheme="minorHAnsi" w:hAnsiTheme="minorHAnsi"/>
           <w:color w:val="1F497D" w:themeColor="text2"/>
+          <w:sz w:val="24"/>
+          <w:szCs w:val="24"/>
         </w:rPr>
         <w:t xml:space="preserve"> smaller. What is happening to the jet as the angle between where it points and our telescopes becomes smaller, and what does this do to the emission we see?  </w:t>
       </w:r>
@@ -611,12 +822,16 @@
         <w:rPr>
           <w:rFonts w:asciiTheme="minorHAnsi" w:hAnsiTheme="minorHAnsi"/>
           <w:color w:val="1F497D" w:themeColor="text2"/>
-        </w:rPr>
-      </w:pPr>
-      <w:r>
-        <w:rPr>
-          <w:rFonts w:asciiTheme="minorHAnsi" w:hAnsiTheme="minorHAnsi"/>
-          <w:color w:val="1F497D" w:themeColor="text2"/>
+          <w:sz w:val="24"/>
+          <w:szCs w:val="24"/>
+        </w:rPr>
+      </w:pPr>
+      <w:r>
+        <w:rPr>
+          <w:rFonts w:asciiTheme="minorHAnsi" w:hAnsiTheme="minorHAnsi"/>
+          <w:color w:val="1F497D" w:themeColor="text2"/>
+          <w:sz w:val="24"/>
+          <w:szCs w:val="24"/>
         </w:rPr>
         <w:t xml:space="preserve">Prediction: </w:t>
       </w:r>
@@ -631,14 +846,61 @@
         <w:rPr>
           <w:rFonts w:asciiTheme="minorHAnsi" w:hAnsiTheme="minorHAnsi"/>
           <w:color w:val="1F497D" w:themeColor="text2"/>
-        </w:rPr>
-      </w:pPr>
-      <w:r>
-        <w:rPr>
-          <w:rFonts w:asciiTheme="minorHAnsi" w:hAnsiTheme="minorHAnsi"/>
-          <w:color w:val="1F497D" w:themeColor="text2"/>
+          <w:sz w:val="24"/>
+          <w:szCs w:val="24"/>
+        </w:rPr>
+      </w:pPr>
+      <w:r>
+        <w:rPr>
+          <w:rFonts w:asciiTheme="minorHAnsi" w:hAnsiTheme="minorHAnsi"/>
+          <w:color w:val="1F497D" w:themeColor="text2"/>
+          <w:sz w:val="24"/>
+          <w:szCs w:val="24"/>
         </w:rPr>
         <w:t>Result</w:t>
+      </w:r>
+    </w:p>
+    <w:p>
+      <w:pPr>
+        <w:rPr>
+          <w:rFonts w:asciiTheme="minorHAnsi" w:hAnsiTheme="minorHAnsi"/>
+          <w:color w:val="1F497D" w:themeColor="text2"/>
+          <w:sz w:val="24"/>
+          <w:szCs w:val="24"/>
+        </w:rPr>
+      </w:pPr>
+    </w:p>
+    <w:p>
+      <w:pPr>
+        <w:rPr>
+          <w:rFonts w:asciiTheme="minorHAnsi" w:hAnsiTheme="minorHAnsi"/>
+          <w:color w:val="1F497D" w:themeColor="text2"/>
+          <w:sz w:val="24"/>
+          <w:szCs w:val="24"/>
+        </w:rPr>
+      </w:pPr>
+    </w:p>
+    <w:p>
+      <w:pPr>
+        <w:rPr>
+          <w:rFonts w:asciiTheme="minorHAnsi" w:hAnsiTheme="minorHAnsi"/>
+          <w:b/>
+          <w:bCs/>
+          <w:color w:val="1F497D" w:themeColor="text2"/>
+          <w:sz w:val="24"/>
+          <w:szCs w:val="24"/>
+        </w:rPr>
+      </w:pPr>
+      <w:r>
+        <w:rPr>
+          <w:rFonts w:asciiTheme="minorHAnsi" w:hAnsiTheme="minorHAnsi"/>
+          <w:b/>
+          <w:bCs/>
+          <w:color w:val="1F497D" w:themeColor="text2"/>
+          <w:sz w:val="24"/>
+          <w:szCs w:val="24"/>
+        </w:rPr>
+        <w:t>Jet Properties</w:t>
       </w:r>
     </w:p>
     <w:p>
@@ -651,12 +913,16 @@
         <w:rPr>
           <w:rFonts w:asciiTheme="minorHAnsi" w:hAnsiTheme="minorHAnsi"/>
           <w:color w:val="1F497D" w:themeColor="text2"/>
-        </w:rPr>
-      </w:pPr>
-      <w:r>
-        <w:rPr>
-          <w:rFonts w:asciiTheme="minorHAnsi" w:hAnsiTheme="minorHAnsi"/>
-          <w:color w:val="1F497D" w:themeColor="text2"/>
+          <w:sz w:val="24"/>
+          <w:szCs w:val="24"/>
+        </w:rPr>
+      </w:pPr>
+      <w:r>
+        <w:rPr>
+          <w:rFonts w:asciiTheme="minorHAnsi" w:hAnsiTheme="minorHAnsi"/>
+          <w:color w:val="1F497D" w:themeColor="text2"/>
+          <w:sz w:val="24"/>
+          <w:szCs w:val="24"/>
         </w:rPr>
         <w:t>What does the total j</w:t>
       </w:r>
@@ -664,6 +930,8 @@
         <w:rPr>
           <w:rFonts w:asciiTheme="minorHAnsi" w:hAnsiTheme="minorHAnsi"/>
           <w:color w:val="1F497D" w:themeColor="text2"/>
+          <w:sz w:val="24"/>
+          <w:szCs w:val="24"/>
         </w:rPr>
         <w:t>et power</w:t>
       </w:r>
@@ -671,6 +939,8 @@
         <w:rPr>
           <w:rFonts w:asciiTheme="minorHAnsi" w:hAnsiTheme="minorHAnsi"/>
           <w:color w:val="1F497D" w:themeColor="text2"/>
+          <w:sz w:val="24"/>
+          <w:szCs w:val="24"/>
         </w:rPr>
         <w:t xml:space="preserve"> (</w:t>
       </w:r>
@@ -681,6 +951,8 @@
           <w:b/>
           <w:bCs/>
           <w:color w:val="1F497D" w:themeColor="text2"/>
+          <w:sz w:val="24"/>
+          <w:szCs w:val="24"/>
         </w:rPr>
         <w:t>jet_power_eddington</w:t>
       </w:r>
@@ -691,6 +963,8 @@
           <w:b/>
           <w:bCs/>
           <w:color w:val="1F497D" w:themeColor="text2"/>
+          <w:sz w:val="24"/>
+          <w:szCs w:val="24"/>
         </w:rPr>
         <w:t>)</w:t>
       </w:r>
@@ -698,6 +972,8 @@
         <w:rPr>
           <w:rFonts w:asciiTheme="minorHAnsi" w:hAnsiTheme="minorHAnsi"/>
           <w:color w:val="1F497D" w:themeColor="text2"/>
+          <w:sz w:val="24"/>
+          <w:szCs w:val="24"/>
         </w:rPr>
         <w:t xml:space="preserve"> do to the emission?</w:t>
       </w:r>
@@ -712,12 +988,16 @@
         <w:rPr>
           <w:rFonts w:asciiTheme="minorHAnsi" w:hAnsiTheme="minorHAnsi"/>
           <w:color w:val="1F497D" w:themeColor="text2"/>
-        </w:rPr>
-      </w:pPr>
-      <w:r>
-        <w:rPr>
-          <w:rFonts w:asciiTheme="minorHAnsi" w:hAnsiTheme="minorHAnsi"/>
-          <w:color w:val="1F497D" w:themeColor="text2"/>
+          <w:sz w:val="24"/>
+          <w:szCs w:val="24"/>
+        </w:rPr>
+      </w:pPr>
+      <w:r>
+        <w:rPr>
+          <w:rFonts w:asciiTheme="minorHAnsi" w:hAnsiTheme="minorHAnsi"/>
+          <w:color w:val="1F497D" w:themeColor="text2"/>
+          <w:sz w:val="24"/>
+          <w:szCs w:val="24"/>
         </w:rPr>
         <w:t xml:space="preserve">Prediction: </w:t>
       </w:r>
@@ -732,15 +1012,31 @@
         <w:rPr>
           <w:rFonts w:asciiTheme="minorHAnsi" w:hAnsiTheme="minorHAnsi"/>
           <w:color w:val="1F497D" w:themeColor="text2"/>
-        </w:rPr>
-      </w:pPr>
-      <w:r>
-        <w:rPr>
-          <w:rFonts w:asciiTheme="minorHAnsi" w:hAnsiTheme="minorHAnsi"/>
-          <w:color w:val="1F497D" w:themeColor="text2"/>
+          <w:sz w:val="24"/>
+          <w:szCs w:val="24"/>
+        </w:rPr>
+      </w:pPr>
+      <w:r>
+        <w:rPr>
+          <w:rFonts w:asciiTheme="minorHAnsi" w:hAnsiTheme="minorHAnsi"/>
+          <w:color w:val="1F497D" w:themeColor="text2"/>
+          <w:sz w:val="24"/>
+          <w:szCs w:val="24"/>
         </w:rPr>
         <w:t xml:space="preserve">Result: </w:t>
       </w:r>
+    </w:p>
+    <w:p>
+      <w:pPr>
+        <w:pStyle w:val="ListParagraph"/>
+        <w:ind w:left="1440"/>
+        <w:rPr>
+          <w:rFonts w:asciiTheme="minorHAnsi" w:hAnsiTheme="minorHAnsi"/>
+          <w:color w:val="1F497D" w:themeColor="text2"/>
+          <w:sz w:val="24"/>
+          <w:szCs w:val="24"/>
+        </w:rPr>
+      </w:pPr>
     </w:p>
     <w:p>
       <w:pPr>
@@ -752,21 +1048,18 @@
         <w:rPr>
           <w:rFonts w:asciiTheme="minorHAnsi" w:hAnsiTheme="minorHAnsi"/>
           <w:color w:val="1F497D" w:themeColor="text2"/>
-        </w:rPr>
-      </w:pPr>
-      <w:r>
-        <w:rPr>
-          <w:rFonts w:asciiTheme="minorHAnsi" w:hAnsiTheme="minorHAnsi"/>
-          <w:color w:val="1F497D" w:themeColor="text2"/>
-        </w:rPr>
-        <w:t xml:space="preserve">What happens if you change </w:t>
-      </w:r>
-      <w:r>
-        <w:rPr>
-          <w:rFonts w:asciiTheme="minorHAnsi" w:hAnsiTheme="minorHAnsi"/>
-          <w:color w:val="1F497D" w:themeColor="text2"/>
-        </w:rPr>
-        <w:t>(</w:t>
+          <w:sz w:val="24"/>
+          <w:szCs w:val="24"/>
+        </w:rPr>
+      </w:pPr>
+      <w:r>
+        <w:rPr>
+          <w:rFonts w:asciiTheme="minorHAnsi" w:hAnsiTheme="minorHAnsi"/>
+          <w:color w:val="1F497D" w:themeColor="text2"/>
+          <w:sz w:val="24"/>
+          <w:szCs w:val="24"/>
+        </w:rPr>
+        <w:t>What happens if you change (</w:t>
       </w:r>
       <w:proofErr w:type="spellStart"/>
       <w:r>
@@ -775,6 +1068,8 @@
           <w:b/>
           <w:bCs/>
           <w:color w:val="1F497D" w:themeColor="text2"/>
+          <w:sz w:val="24"/>
+          <w:szCs w:val="24"/>
         </w:rPr>
         <w:t>r_initial</w:t>
       </w:r>
@@ -785,6 +1080,8 @@
           <w:b/>
           <w:bCs/>
           <w:color w:val="1F497D" w:themeColor="text2"/>
+          <w:sz w:val="24"/>
+          <w:szCs w:val="24"/>
         </w:rPr>
         <w:t xml:space="preserve">) </w:t>
       </w:r>
@@ -792,6 +1089,8 @@
         <w:rPr>
           <w:rFonts w:asciiTheme="minorHAnsi" w:hAnsiTheme="minorHAnsi"/>
           <w:color w:val="1F497D" w:themeColor="text2"/>
+          <w:sz w:val="24"/>
+          <w:szCs w:val="24"/>
         </w:rPr>
         <w:t xml:space="preserve">while leaving the jet power at the same value? </w:t>
       </w:r>
@@ -799,8 +1098,19 @@
         <w:rPr>
           <w:rFonts w:asciiTheme="minorHAnsi" w:hAnsiTheme="minorHAnsi"/>
           <w:color w:val="1F497D" w:themeColor="text2"/>
-        </w:rPr>
-        <w:t xml:space="preserve">Think about what is happening at the base of the jet. </w:t>
+          <w:sz w:val="24"/>
+          <w:szCs w:val="24"/>
+        </w:rPr>
+        <w:t>Think about what is happening at the base of the jet</w:t>
+      </w:r>
+      <w:r>
+        <w:rPr>
+          <w:rFonts w:asciiTheme="minorHAnsi" w:hAnsiTheme="minorHAnsi"/>
+          <w:color w:val="1F497D" w:themeColor="text2"/>
+          <w:sz w:val="24"/>
+          <w:szCs w:val="24"/>
+        </w:rPr>
+        <w:t xml:space="preserve">. </w:t>
       </w:r>
     </w:p>
     <w:p>
@@ -813,12 +1123,16 @@
         <w:rPr>
           <w:rFonts w:asciiTheme="minorHAnsi" w:hAnsiTheme="minorHAnsi"/>
           <w:color w:val="1F497D" w:themeColor="text2"/>
-        </w:rPr>
-      </w:pPr>
-      <w:r>
-        <w:rPr>
-          <w:rFonts w:asciiTheme="minorHAnsi" w:hAnsiTheme="minorHAnsi"/>
-          <w:color w:val="1F497D" w:themeColor="text2"/>
+          <w:sz w:val="24"/>
+          <w:szCs w:val="24"/>
+        </w:rPr>
+      </w:pPr>
+      <w:r>
+        <w:rPr>
+          <w:rFonts w:asciiTheme="minorHAnsi" w:hAnsiTheme="minorHAnsi"/>
+          <w:color w:val="1F497D" w:themeColor="text2"/>
+          <w:sz w:val="24"/>
+          <w:szCs w:val="24"/>
         </w:rPr>
         <w:t>Prediction:</w:t>
       </w:r>
@@ -833,12 +1147,16 @@
         <w:rPr>
           <w:rFonts w:asciiTheme="minorHAnsi" w:hAnsiTheme="minorHAnsi"/>
           <w:color w:val="1F497D" w:themeColor="text2"/>
-        </w:rPr>
-      </w:pPr>
-      <w:r>
-        <w:rPr>
-          <w:rFonts w:asciiTheme="minorHAnsi" w:hAnsiTheme="minorHAnsi"/>
-          <w:color w:val="1F497D" w:themeColor="text2"/>
+          <w:sz w:val="24"/>
+          <w:szCs w:val="24"/>
+        </w:rPr>
+      </w:pPr>
+      <w:r>
+        <w:rPr>
+          <w:rFonts w:asciiTheme="minorHAnsi" w:hAnsiTheme="minorHAnsi"/>
+          <w:color w:val="1F497D" w:themeColor="text2"/>
+          <w:sz w:val="24"/>
+          <w:szCs w:val="24"/>
         </w:rPr>
         <w:t xml:space="preserve">Result: </w:t>
       </w:r>
@@ -848,8 +1166,33 @@
         <w:rPr>
           <w:rFonts w:asciiTheme="minorHAnsi" w:hAnsiTheme="minorHAnsi"/>
           <w:color w:val="1F497D" w:themeColor="text2"/>
-        </w:rPr>
-      </w:pPr>
+          <w:sz w:val="24"/>
+          <w:szCs w:val="24"/>
+        </w:rPr>
+      </w:pPr>
+    </w:p>
+    <w:p>
+      <w:pPr>
+        <w:rPr>
+          <w:rFonts w:asciiTheme="minorHAnsi" w:hAnsiTheme="minorHAnsi"/>
+          <w:b/>
+          <w:bCs/>
+          <w:color w:val="1F497D" w:themeColor="text2"/>
+          <w:sz w:val="24"/>
+          <w:szCs w:val="24"/>
+        </w:rPr>
+      </w:pPr>
+      <w:r>
+        <w:rPr>
+          <w:rFonts w:asciiTheme="minorHAnsi" w:hAnsiTheme="minorHAnsi"/>
+          <w:b/>
+          <w:bCs/>
+          <w:color w:val="1F497D" w:themeColor="text2"/>
+          <w:sz w:val="24"/>
+          <w:szCs w:val="24"/>
+        </w:rPr>
+        <w:t>Electron Distribution</w:t>
+      </w:r>
     </w:p>
     <w:p>
       <w:pPr>
@@ -861,12 +1204,16 @@
         <w:rPr>
           <w:rFonts w:asciiTheme="minorHAnsi" w:hAnsiTheme="minorHAnsi"/>
           <w:color w:val="1F497D" w:themeColor="text2"/>
-        </w:rPr>
-      </w:pPr>
-      <w:r>
-        <w:rPr>
-          <w:rFonts w:asciiTheme="minorHAnsi" w:hAnsiTheme="minorHAnsi"/>
-          <w:color w:val="1F497D" w:themeColor="text2"/>
+          <w:sz w:val="24"/>
+          <w:szCs w:val="24"/>
+        </w:rPr>
+      </w:pPr>
+      <w:r>
+        <w:rPr>
+          <w:rFonts w:asciiTheme="minorHAnsi" w:hAnsiTheme="minorHAnsi"/>
+          <w:color w:val="1F497D" w:themeColor="text2"/>
+          <w:sz w:val="24"/>
+          <w:szCs w:val="24"/>
         </w:rPr>
         <w:t>What happens to the post-acceleration synchrotron radiation (</w:t>
       </w:r>
@@ -876,6 +1223,8 @@
           <w:b/>
           <w:bCs/>
           <w:color w:val="1F497D" w:themeColor="text2"/>
+          <w:sz w:val="24"/>
+          <w:szCs w:val="24"/>
         </w:rPr>
         <w:t>dashed orange line</w:t>
       </w:r>
@@ -883,6 +1232,8 @@
         <w:rPr>
           <w:rFonts w:asciiTheme="minorHAnsi" w:hAnsiTheme="minorHAnsi"/>
           <w:color w:val="1F497D" w:themeColor="text2"/>
+          <w:sz w:val="24"/>
+          <w:szCs w:val="24"/>
         </w:rPr>
         <w:t>) when you move the e</w:t>
       </w:r>
@@ -890,6 +1241,8 @@
         <w:rPr>
           <w:rFonts w:asciiTheme="minorHAnsi" w:hAnsiTheme="minorHAnsi"/>
           <w:color w:val="1F497D" w:themeColor="text2"/>
+          <w:sz w:val="24"/>
+          <w:szCs w:val="24"/>
         </w:rPr>
         <w:t xml:space="preserve">lectron </w:t>
       </w:r>
@@ -897,6 +1250,8 @@
         <w:rPr>
           <w:rFonts w:asciiTheme="minorHAnsi" w:hAnsiTheme="minorHAnsi"/>
           <w:color w:val="1F497D" w:themeColor="text2"/>
+          <w:sz w:val="24"/>
+          <w:szCs w:val="24"/>
         </w:rPr>
         <w:t>m</w:t>
       </w:r>
@@ -904,6 +1259,8 @@
         <w:rPr>
           <w:rFonts w:asciiTheme="minorHAnsi" w:hAnsiTheme="minorHAnsi"/>
           <w:color w:val="1F497D" w:themeColor="text2"/>
+          <w:sz w:val="24"/>
+          <w:szCs w:val="24"/>
         </w:rPr>
         <w:t xml:space="preserve">aximum </w:t>
       </w:r>
@@ -911,6 +1268,8 @@
         <w:rPr>
           <w:rFonts w:asciiTheme="minorHAnsi" w:hAnsiTheme="minorHAnsi"/>
           <w:color w:val="1F497D" w:themeColor="text2"/>
+          <w:sz w:val="24"/>
+          <w:szCs w:val="24"/>
         </w:rPr>
         <w:t>e</w:t>
       </w:r>
@@ -918,6 +1277,8 @@
         <w:rPr>
           <w:rFonts w:asciiTheme="minorHAnsi" w:hAnsiTheme="minorHAnsi"/>
           <w:color w:val="1F497D" w:themeColor="text2"/>
+          <w:sz w:val="24"/>
+          <w:szCs w:val="24"/>
         </w:rPr>
         <w:t>nergy</w:t>
       </w:r>
@@ -925,6 +1286,8 @@
         <w:rPr>
           <w:rFonts w:asciiTheme="minorHAnsi" w:hAnsiTheme="minorHAnsi"/>
           <w:color w:val="1F497D" w:themeColor="text2"/>
+          <w:sz w:val="24"/>
+          <w:szCs w:val="24"/>
         </w:rPr>
         <w:t xml:space="preserve"> (</w:t>
       </w:r>
@@ -935,6 +1298,8 @@
           <w:b/>
           <w:bCs/>
           <w:color w:val="1F497D" w:themeColor="text2"/>
+          <w:sz w:val="24"/>
+          <w:szCs w:val="24"/>
         </w:rPr>
         <w:t>factor_max_energy_electrons</w:t>
       </w:r>
@@ -943,6 +1308,8 @@
         <w:rPr>
           <w:rFonts w:asciiTheme="minorHAnsi" w:hAnsiTheme="minorHAnsi"/>
           <w:color w:val="1F497D" w:themeColor="text2"/>
+          <w:sz w:val="24"/>
+          <w:szCs w:val="24"/>
         </w:rPr>
         <w:t>)</w:t>
       </w:r>
@@ -950,6 +1317,8 @@
         <w:rPr>
           <w:rFonts w:asciiTheme="minorHAnsi" w:hAnsiTheme="minorHAnsi"/>
           <w:color w:val="1F497D" w:themeColor="text2"/>
+          <w:sz w:val="24"/>
+          <w:szCs w:val="24"/>
         </w:rPr>
         <w:t xml:space="preserve"> to smaller or </w:t>
       </w:r>
@@ -957,6 +1326,8 @@
         <w:rPr>
           <w:rFonts w:asciiTheme="minorHAnsi" w:hAnsiTheme="minorHAnsi"/>
           <w:color w:val="1F497D" w:themeColor="text2"/>
+          <w:sz w:val="24"/>
+          <w:szCs w:val="24"/>
         </w:rPr>
         <w:t>larger</w:t>
       </w:r>
@@ -964,6 +1335,8 @@
         <w:rPr>
           <w:rFonts w:asciiTheme="minorHAnsi" w:hAnsiTheme="minorHAnsi"/>
           <w:color w:val="1F497D" w:themeColor="text2"/>
+          <w:sz w:val="24"/>
+          <w:szCs w:val="24"/>
         </w:rPr>
         <w:t xml:space="preserve"> values? </w:t>
       </w:r>
@@ -978,12 +1351,16 @@
         <w:rPr>
           <w:rFonts w:asciiTheme="minorHAnsi" w:hAnsiTheme="minorHAnsi"/>
           <w:color w:val="1F497D" w:themeColor="text2"/>
-        </w:rPr>
-      </w:pPr>
-      <w:r>
-        <w:rPr>
-          <w:rFonts w:asciiTheme="minorHAnsi" w:hAnsiTheme="minorHAnsi"/>
-          <w:color w:val="1F497D" w:themeColor="text2"/>
+          <w:sz w:val="24"/>
+          <w:szCs w:val="24"/>
+        </w:rPr>
+      </w:pPr>
+      <w:r>
+        <w:rPr>
+          <w:rFonts w:asciiTheme="minorHAnsi" w:hAnsiTheme="minorHAnsi"/>
+          <w:color w:val="1F497D" w:themeColor="text2"/>
+          <w:sz w:val="24"/>
+          <w:szCs w:val="24"/>
         </w:rPr>
         <w:t xml:space="preserve">Prediction: </w:t>
       </w:r>
@@ -998,12 +1375,16 @@
         <w:rPr>
           <w:rFonts w:asciiTheme="minorHAnsi" w:hAnsiTheme="minorHAnsi"/>
           <w:color w:val="1F497D" w:themeColor="text2"/>
-        </w:rPr>
-      </w:pPr>
-      <w:r>
-        <w:rPr>
-          <w:rFonts w:asciiTheme="minorHAnsi" w:hAnsiTheme="minorHAnsi"/>
-          <w:color w:val="1F497D" w:themeColor="text2"/>
+          <w:sz w:val="24"/>
+          <w:szCs w:val="24"/>
+        </w:rPr>
+      </w:pPr>
+      <w:r>
+        <w:rPr>
+          <w:rFonts w:asciiTheme="minorHAnsi" w:hAnsiTheme="minorHAnsi"/>
+          <w:color w:val="1F497D" w:themeColor="text2"/>
+          <w:sz w:val="24"/>
+          <w:szCs w:val="24"/>
         </w:rPr>
         <w:t xml:space="preserve">Result: </w:t>
       </w:r>
@@ -1018,12 +1399,16 @@
         <w:rPr>
           <w:rFonts w:asciiTheme="minorHAnsi" w:hAnsiTheme="minorHAnsi"/>
           <w:color w:val="1F497D" w:themeColor="text2"/>
-        </w:rPr>
-      </w:pPr>
-      <w:r>
-        <w:rPr>
-          <w:rFonts w:asciiTheme="minorHAnsi" w:hAnsiTheme="minorHAnsi"/>
-          <w:color w:val="1F497D" w:themeColor="text2"/>
+          <w:sz w:val="24"/>
+          <w:szCs w:val="24"/>
+        </w:rPr>
+      </w:pPr>
+      <w:r>
+        <w:rPr>
+          <w:rFonts w:asciiTheme="minorHAnsi" w:hAnsiTheme="minorHAnsi"/>
+          <w:color w:val="1F497D" w:themeColor="text2"/>
+          <w:sz w:val="24"/>
+          <w:szCs w:val="24"/>
         </w:rPr>
         <w:t>What does the electron maximum energy have to do with the inverse Compton emission (</w:t>
       </w:r>
@@ -1033,6 +1418,8 @@
           <w:b/>
           <w:bCs/>
           <w:color w:val="1F497D" w:themeColor="text2"/>
+          <w:sz w:val="24"/>
+          <w:szCs w:val="24"/>
         </w:rPr>
         <w:t>dashed red line</w:t>
       </w:r>
@@ -1040,15 +1427,10 @@
         <w:rPr>
           <w:rFonts w:asciiTheme="minorHAnsi" w:hAnsiTheme="minorHAnsi"/>
           <w:color w:val="1F497D" w:themeColor="text2"/>
-        </w:rPr>
-        <w:t>)</w:t>
-      </w:r>
-      <w:r>
-        <w:rPr>
-          <w:rFonts w:asciiTheme="minorHAnsi" w:hAnsiTheme="minorHAnsi"/>
-          <w:color w:val="1F497D" w:themeColor="text2"/>
-        </w:rPr>
-        <w:t>?</w:t>
+          <w:sz w:val="24"/>
+          <w:szCs w:val="24"/>
+        </w:rPr>
+        <w:t>)?</w:t>
       </w:r>
     </w:p>
     <w:p>
@@ -1058,6 +1440,8 @@
         <w:rPr>
           <w:rFonts w:asciiTheme="minorHAnsi" w:hAnsiTheme="minorHAnsi"/>
           <w:color w:val="1F497D" w:themeColor="text2"/>
+          <w:sz w:val="24"/>
+          <w:szCs w:val="24"/>
         </w:rPr>
       </w:pPr>
     </w:p>
@@ -1071,12 +1455,16 @@
         <w:rPr>
           <w:rFonts w:asciiTheme="minorHAnsi" w:hAnsiTheme="minorHAnsi"/>
           <w:color w:val="1F497D" w:themeColor="text2"/>
-        </w:rPr>
-      </w:pPr>
-      <w:r>
-        <w:rPr>
-          <w:rFonts w:asciiTheme="minorHAnsi" w:hAnsiTheme="minorHAnsi"/>
-          <w:color w:val="1F497D" w:themeColor="text2"/>
+          <w:sz w:val="24"/>
+          <w:szCs w:val="24"/>
+        </w:rPr>
+      </w:pPr>
+      <w:r>
+        <w:rPr>
+          <w:rFonts w:asciiTheme="minorHAnsi" w:hAnsiTheme="minorHAnsi"/>
+          <w:color w:val="1F497D" w:themeColor="text2"/>
+          <w:sz w:val="24"/>
+          <w:szCs w:val="24"/>
         </w:rPr>
         <w:t xml:space="preserve">Change the temperature of the thermal </w:t>
       </w:r>
@@ -1084,6 +1472,8 @@
         <w:rPr>
           <w:rFonts w:asciiTheme="minorHAnsi" w:hAnsiTheme="minorHAnsi"/>
           <w:color w:val="1F497D" w:themeColor="text2"/>
+          <w:sz w:val="24"/>
+          <w:szCs w:val="24"/>
         </w:rPr>
         <w:t xml:space="preserve">(non-accelerated) </w:t>
       </w:r>
@@ -1091,6 +1481,8 @@
         <w:rPr>
           <w:rFonts w:asciiTheme="minorHAnsi" w:hAnsiTheme="minorHAnsi"/>
           <w:color w:val="1F497D" w:themeColor="text2"/>
+          <w:sz w:val="24"/>
+          <w:szCs w:val="24"/>
         </w:rPr>
         <w:t>electrons at the jet base (</w:t>
       </w:r>
@@ -1102,8 +1494,8 @@
           <w:b/>
           <w:bCs/>
           <w:color w:val="1F497D" w:themeColor="text2"/>
-          <w:sz w:val="22"/>
-          <w:szCs w:val="22"/>
+          <w:sz w:val="24"/>
+          <w:szCs w:val="24"/>
         </w:rPr>
         <w:t>electron_temperature_jet_base</w:t>
       </w:r>
@@ -1114,31 +1506,55 @@
           <w:b/>
           <w:bCs/>
           <w:color w:val="1F497D" w:themeColor="text2"/>
+          <w:sz w:val="24"/>
+          <w:szCs w:val="24"/>
+        </w:rPr>
+        <w:t xml:space="preserve">); </w:t>
+      </w:r>
+      <w:r>
+        <w:rPr>
+          <w:rFonts w:asciiTheme="minorHAnsi" w:hAnsiTheme="minorHAnsi"/>
+          <w:color w:val="1F497D" w:themeColor="text2"/>
+          <w:sz w:val="24"/>
+          <w:szCs w:val="24"/>
+        </w:rPr>
+        <w:t xml:space="preserve">this is in units of keV. </w:t>
+      </w:r>
+      <w:r>
+        <w:rPr>
+          <w:rFonts w:asciiTheme="minorHAnsi" w:hAnsiTheme="minorHAnsi"/>
+          <w:color w:val="1F497D" w:themeColor="text2"/>
+          <w:sz w:val="24"/>
+          <w:szCs w:val="24"/>
+        </w:rPr>
+        <w:t>(</w:t>
+      </w:r>
+      <w:r>
+        <w:rPr>
+          <w:rFonts w:asciiTheme="minorHAnsi" w:hAnsiTheme="minorHAnsi"/>
+          <w:color w:val="1F497D" w:themeColor="text2"/>
+          <w:sz w:val="24"/>
+          <w:szCs w:val="24"/>
+        </w:rPr>
+        <w:t>Remember that the electron rest mass energy is 511 keV</w:t>
+      </w:r>
+      <w:r>
+        <w:rPr>
+          <w:rFonts w:asciiTheme="minorHAnsi" w:hAnsiTheme="minorHAnsi"/>
+          <w:color w:val="1F497D" w:themeColor="text2"/>
+          <w:sz w:val="24"/>
+          <w:szCs w:val="24"/>
         </w:rPr>
         <w:t>)</w:t>
       </w:r>
       <w:r>
         <w:rPr>
           <w:rFonts w:asciiTheme="minorHAnsi" w:hAnsiTheme="minorHAnsi"/>
-          <w:b/>
-          <w:bCs/>
-          <w:color w:val="1F497D" w:themeColor="text2"/>
-        </w:rPr>
-        <w:t xml:space="preserve">; </w:t>
-      </w:r>
-      <w:r>
-        <w:rPr>
-          <w:rFonts w:asciiTheme="minorHAnsi" w:hAnsiTheme="minorHAnsi"/>
-          <w:color w:val="1F497D" w:themeColor="text2"/>
-        </w:rPr>
-        <w:t>this is in units of keV</w:t>
-      </w:r>
-      <w:r>
-        <w:rPr>
-          <w:rFonts w:asciiTheme="minorHAnsi" w:hAnsiTheme="minorHAnsi"/>
-          <w:color w:val="1F497D" w:themeColor="text2"/>
-        </w:rPr>
-        <w:t xml:space="preserve">. Remember that the electron rest mass energy is 511 keV. </w:t>
+          <w:color w:val="1F497D" w:themeColor="text2"/>
+          <w:sz w:val="24"/>
+          <w:szCs w:val="24"/>
+        </w:rPr>
+        <w:t xml:space="preserve">. </w:t>
       </w:r>
     </w:p>
     <w:p>
@@ -1151,12 +1567,16 @@
         <w:rPr>
           <w:rFonts w:asciiTheme="minorHAnsi" w:hAnsiTheme="minorHAnsi"/>
           <w:color w:val="1F497D" w:themeColor="text2"/>
-        </w:rPr>
-      </w:pPr>
-      <w:r>
-        <w:rPr>
-          <w:rFonts w:asciiTheme="minorHAnsi" w:hAnsiTheme="minorHAnsi"/>
-          <w:color w:val="1F497D" w:themeColor="text2"/>
+          <w:sz w:val="24"/>
+          <w:szCs w:val="24"/>
+        </w:rPr>
+      </w:pPr>
+      <w:r>
+        <w:rPr>
+          <w:rFonts w:asciiTheme="minorHAnsi" w:hAnsiTheme="minorHAnsi"/>
+          <w:color w:val="1F497D" w:themeColor="text2"/>
+          <w:sz w:val="24"/>
+          <w:szCs w:val="24"/>
         </w:rPr>
         <w:t>Which parts of the SED respond most strongly?</w:t>
       </w:r>
@@ -1171,14 +1591,27 @@
         <w:rPr>
           <w:rFonts w:asciiTheme="minorHAnsi" w:hAnsiTheme="minorHAnsi"/>
           <w:color w:val="1F497D" w:themeColor="text2"/>
-        </w:rPr>
-      </w:pPr>
-      <w:r>
-        <w:rPr>
-          <w:rFonts w:asciiTheme="minorHAnsi" w:hAnsiTheme="minorHAnsi"/>
-          <w:color w:val="1F497D" w:themeColor="text2"/>
+          <w:sz w:val="24"/>
+          <w:szCs w:val="24"/>
+        </w:rPr>
+      </w:pPr>
+      <w:r>
+        <w:rPr>
+          <w:rFonts w:asciiTheme="minorHAnsi" w:hAnsiTheme="minorHAnsi"/>
+          <w:color w:val="1F497D" w:themeColor="text2"/>
+          <w:sz w:val="24"/>
+          <w:szCs w:val="24"/>
         </w:rPr>
         <w:t>Does this primarily affect emission before or after particle acceleration?</w:t>
+      </w:r>
+      <w:r>
+        <w:rPr>
+          <w:rFonts w:asciiTheme="minorHAnsi" w:hAnsiTheme="minorHAnsi"/>
+          <w:color w:val="1F497D" w:themeColor="text2"/>
+          <w:sz w:val="24"/>
+          <w:szCs w:val="24"/>
+        </w:rPr>
+        <w:t xml:space="preserve"> </w:t>
       </w:r>
     </w:p>
     <w:p>
@@ -1188,6 +1621,8 @@
         <w:rPr>
           <w:rFonts w:asciiTheme="minorHAnsi" w:hAnsiTheme="minorHAnsi"/>
           <w:color w:val="1F497D" w:themeColor="text2"/>
+          <w:sz w:val="24"/>
+          <w:szCs w:val="24"/>
         </w:rPr>
       </w:pPr>
     </w:p>
@@ -1201,35 +1636,18 @@
         <w:rPr>
           <w:rFonts w:asciiTheme="minorHAnsi" w:hAnsiTheme="minorHAnsi"/>
           <w:color w:val="1F497D" w:themeColor="text2"/>
-        </w:rPr>
-      </w:pPr>
-      <w:r>
-        <w:rPr>
-          <w:rFonts w:asciiTheme="minorHAnsi" w:hAnsiTheme="minorHAnsi"/>
-          <w:color w:val="1F497D" w:themeColor="text2"/>
-        </w:rPr>
-        <w:t>Increase</w:t>
-      </w:r>
-      <w:r>
-        <w:rPr>
-          <w:rFonts w:asciiTheme="minorHAnsi" w:hAnsiTheme="minorHAnsi"/>
-          <w:color w:val="1F497D" w:themeColor="text2"/>
-        </w:rPr>
-        <w:t xml:space="preserve"> the fraction of electrons that are accelerated into a non-thermal </w:t>
-      </w:r>
-      <w:r>
-        <w:rPr>
-          <w:rFonts w:asciiTheme="minorHAnsi" w:hAnsiTheme="minorHAnsi"/>
-          <w:color w:val="1F497D" w:themeColor="text2"/>
-        </w:rPr>
-        <w:t>distribution</w:t>
-      </w:r>
-      <w:r>
-        <w:rPr>
-          <w:rFonts w:asciiTheme="minorHAnsi" w:hAnsiTheme="minorHAnsi"/>
-          <w:color w:val="1F497D" w:themeColor="text2"/>
-        </w:rPr>
-        <w:t xml:space="preserve"> (</w:t>
+          <w:sz w:val="24"/>
+          <w:szCs w:val="24"/>
+        </w:rPr>
+      </w:pPr>
+      <w:r>
+        <w:rPr>
+          <w:rFonts w:asciiTheme="minorHAnsi" w:hAnsiTheme="minorHAnsi"/>
+          <w:color w:val="1F497D" w:themeColor="text2"/>
+          <w:sz w:val="24"/>
+          <w:szCs w:val="24"/>
+        </w:rPr>
+        <w:t>Increase the fraction of electrons that are accelerated into a non-thermal distribution (</w:t>
       </w:r>
       <w:proofErr w:type="spellStart"/>
       <w:r>
@@ -1239,8 +1657,8 @@
           <w:b/>
           <w:bCs/>
           <w:color w:val="1F497D" w:themeColor="text2"/>
-          <w:sz w:val="22"/>
-          <w:szCs w:val="22"/>
+          <w:sz w:val="24"/>
+          <w:szCs w:val="24"/>
         </w:rPr>
         <w:t>fraction_nonthermal_electrons</w:t>
       </w:r>
@@ -1249,15 +1667,19 @@
         <w:rPr>
           <w:rFonts w:asciiTheme="minorHAnsi" w:hAnsiTheme="minorHAnsi"/>
           <w:color w:val="1F497D" w:themeColor="text2"/>
-        </w:rPr>
-        <w:t>).</w:t>
-      </w:r>
-      <w:r>
-        <w:rPr>
-          <w:rFonts w:asciiTheme="minorHAnsi" w:hAnsiTheme="minorHAnsi"/>
-          <w:color w:val="1F497D" w:themeColor="text2"/>
-        </w:rPr>
-        <w:t xml:space="preserve"> </w:t>
+          <w:sz w:val="24"/>
+          <w:szCs w:val="24"/>
+        </w:rPr>
+        <w:t>)</w:t>
+      </w:r>
+      <w:r>
+        <w:rPr>
+          <w:rFonts w:asciiTheme="minorHAnsi" w:hAnsiTheme="minorHAnsi"/>
+          <w:color w:val="1F497D" w:themeColor="text2"/>
+          <w:sz w:val="24"/>
+          <w:szCs w:val="24"/>
+        </w:rPr>
+        <w:t xml:space="preserve"> from those thermal leptons. </w:t>
       </w:r>
     </w:p>
     <w:p>
@@ -1270,21 +1692,18 @@
         <w:rPr>
           <w:rFonts w:asciiTheme="minorHAnsi" w:hAnsiTheme="minorHAnsi"/>
           <w:color w:val="1F497D" w:themeColor="text2"/>
-        </w:rPr>
-      </w:pPr>
-      <w:r>
-        <w:rPr>
-          <w:rFonts w:asciiTheme="minorHAnsi" w:hAnsiTheme="minorHAnsi"/>
-          <w:color w:val="1F497D" w:themeColor="text2"/>
-        </w:rPr>
-        <w:t xml:space="preserve"> </w:t>
-      </w:r>
-      <w:r>
-        <w:rPr>
-          <w:rFonts w:asciiTheme="minorHAnsi" w:hAnsiTheme="minorHAnsi"/>
-          <w:color w:val="1F497D" w:themeColor="text2"/>
-        </w:rPr>
-        <w:t xml:space="preserve">What do you think it implies about the particle acceleration process if we assume a higher number of particles can be accelerated? </w:t>
+          <w:sz w:val="24"/>
+          <w:szCs w:val="24"/>
+        </w:rPr>
+      </w:pPr>
+      <w:r>
+        <w:rPr>
+          <w:rFonts w:asciiTheme="minorHAnsi" w:hAnsiTheme="minorHAnsi"/>
+          <w:color w:val="1F497D" w:themeColor="text2"/>
+          <w:sz w:val="24"/>
+          <w:szCs w:val="24"/>
+        </w:rPr>
+        <w:t xml:space="preserve"> What do you think it implies about the particle acceleration process if we assume a higher number of particles can be accelerated? </w:t>
       </w:r>
     </w:p>
     <w:p>
@@ -1297,12 +1716,16 @@
         <w:rPr>
           <w:rFonts w:asciiTheme="minorHAnsi" w:hAnsiTheme="minorHAnsi"/>
           <w:color w:val="1F497D" w:themeColor="text2"/>
-        </w:rPr>
-      </w:pPr>
-      <w:r>
-        <w:rPr>
-          <w:rFonts w:asciiTheme="minorHAnsi" w:hAnsiTheme="minorHAnsi"/>
-          <w:color w:val="1F497D" w:themeColor="text2"/>
+          <w:sz w:val="24"/>
+          <w:szCs w:val="24"/>
+        </w:rPr>
+      </w:pPr>
+      <w:r>
+        <w:rPr>
+          <w:rFonts w:asciiTheme="minorHAnsi" w:hAnsiTheme="minorHAnsi"/>
+          <w:color w:val="1F497D" w:themeColor="text2"/>
+          <w:sz w:val="24"/>
+          <w:szCs w:val="24"/>
         </w:rPr>
         <w:t>What happens to the synchrotron and inverse Compton components?</w:t>
       </w:r>
@@ -1317,28 +1740,18 @@
         <w:rPr>
           <w:rFonts w:asciiTheme="minorHAnsi" w:hAnsiTheme="minorHAnsi"/>
           <w:color w:val="1F497D" w:themeColor="text2"/>
-        </w:rPr>
-      </w:pPr>
-      <w:r>
-        <w:rPr>
-          <w:rFonts w:asciiTheme="minorHAnsi" w:hAnsiTheme="minorHAnsi"/>
-          <w:color w:val="1F497D" w:themeColor="text2"/>
-        </w:rPr>
-        <w:t>Prediction</w:t>
-      </w:r>
-      <w:r>
-        <w:rPr>
-          <w:rFonts w:asciiTheme="minorHAnsi" w:hAnsiTheme="minorHAnsi"/>
-          <w:color w:val="1F497D" w:themeColor="text2"/>
-        </w:rPr>
-        <w:t>:</w:t>
-      </w:r>
-      <w:r>
-        <w:rPr>
-          <w:rFonts w:asciiTheme="minorHAnsi" w:hAnsiTheme="minorHAnsi"/>
-          <w:color w:val="1F497D" w:themeColor="text2"/>
-        </w:rPr>
-        <w:t xml:space="preserve"> </w:t>
+          <w:sz w:val="24"/>
+          <w:szCs w:val="24"/>
+        </w:rPr>
+      </w:pPr>
+      <w:r>
+        <w:rPr>
+          <w:rFonts w:asciiTheme="minorHAnsi" w:hAnsiTheme="minorHAnsi"/>
+          <w:color w:val="1F497D" w:themeColor="text2"/>
+          <w:sz w:val="24"/>
+          <w:szCs w:val="24"/>
+        </w:rPr>
+        <w:t xml:space="preserve">Prediction: </w:t>
       </w:r>
     </w:p>
     <w:p>
@@ -1351,15 +1764,55 @@
         <w:rPr>
           <w:rFonts w:asciiTheme="minorHAnsi" w:hAnsiTheme="minorHAnsi"/>
           <w:color w:val="1F497D" w:themeColor="text2"/>
-        </w:rPr>
-      </w:pPr>
-      <w:r>
-        <w:rPr>
-          <w:rFonts w:asciiTheme="minorHAnsi" w:hAnsiTheme="minorHAnsi"/>
-          <w:color w:val="1F497D" w:themeColor="text2"/>
+          <w:sz w:val="24"/>
+          <w:szCs w:val="24"/>
+        </w:rPr>
+      </w:pPr>
+      <w:r>
+        <w:rPr>
+          <w:rFonts w:asciiTheme="minorHAnsi" w:hAnsiTheme="minorHAnsi"/>
+          <w:color w:val="1F497D" w:themeColor="text2"/>
+          <w:sz w:val="24"/>
+          <w:szCs w:val="24"/>
         </w:rPr>
         <w:t xml:space="preserve">Result: </w:t>
       </w:r>
+    </w:p>
+    <w:p>
+      <w:pPr>
+        <w:pStyle w:val="ListParagraph"/>
+        <w:numPr>
+          <w:ilvl w:val="1"/>
+          <w:numId w:val="11"/>
+        </w:numPr>
+        <w:rPr>
+          <w:rFonts w:asciiTheme="minorHAnsi" w:hAnsiTheme="minorHAnsi"/>
+          <w:color w:val="1F497D" w:themeColor="text2"/>
+          <w:sz w:val="24"/>
+          <w:szCs w:val="24"/>
+        </w:rPr>
+      </w:pPr>
+      <w:r>
+        <w:rPr>
+          <w:rFonts w:asciiTheme="minorHAnsi" w:hAnsiTheme="minorHAnsi"/>
+          <w:color w:val="1F497D" w:themeColor="text2"/>
+          <w:sz w:val="24"/>
+          <w:szCs w:val="24"/>
+        </w:rPr>
+        <w:t xml:space="preserve">What impact does changing the temperature of the thermal leptons have on the non-thermal particles? </w:t>
+      </w:r>
+    </w:p>
+    <w:p>
+      <w:pPr>
+        <w:pStyle w:val="ListParagraph"/>
+        <w:ind w:left="1440"/>
+        <w:rPr>
+          <w:rFonts w:asciiTheme="minorHAnsi" w:hAnsiTheme="minorHAnsi"/>
+          <w:color w:val="1F497D" w:themeColor="text2"/>
+          <w:sz w:val="24"/>
+          <w:szCs w:val="24"/>
+        </w:rPr>
+      </w:pPr>
     </w:p>
     <w:p>
       <w:pPr>
@@ -1371,13 +1824,18 @@
         <w:rPr>
           <w:rFonts w:asciiTheme="minorHAnsi" w:hAnsiTheme="minorHAnsi"/>
           <w:color w:val="1F497D" w:themeColor="text2"/>
-        </w:rPr>
-      </w:pPr>
-      <w:r>
-        <w:rPr>
-          <w:rFonts w:asciiTheme="minorHAnsi" w:hAnsiTheme="minorHAnsi"/>
-          <w:color w:val="1F497D" w:themeColor="text2"/>
-        </w:rPr>
+          <w:sz w:val="24"/>
+          <w:szCs w:val="24"/>
+        </w:rPr>
+      </w:pPr>
+      <w:r>
+        <w:rPr>
+          <w:rFonts w:asciiTheme="minorHAnsi" w:hAnsiTheme="minorHAnsi"/>
+          <w:color w:val="1F497D" w:themeColor="text2"/>
+          <w:sz w:val="24"/>
+          <w:szCs w:val="24"/>
+        </w:rPr>
+        <w:lastRenderedPageBreak/>
         <w:t>Change the slope of the injected electron distribution (</w:t>
       </w:r>
       <w:proofErr w:type="spellStart"/>
@@ -1388,8 +1846,8 @@
           <w:b/>
           <w:bCs/>
           <w:color w:val="1F497D" w:themeColor="text2"/>
-          <w:sz w:val="22"/>
-          <w:szCs w:val="22"/>
+          <w:sz w:val="24"/>
+          <w:szCs w:val="24"/>
         </w:rPr>
         <w:t>index_injected_electrons</w:t>
       </w:r>
@@ -1398,43 +1856,10 @@
         <w:rPr>
           <w:rFonts w:asciiTheme="minorHAnsi" w:hAnsiTheme="minorHAnsi"/>
           <w:color w:val="1F497D" w:themeColor="text2"/>
-        </w:rPr>
-        <w:t>). Try both a harder</w:t>
-      </w:r>
-      <w:r>
-        <w:rPr>
-          <w:rFonts w:asciiTheme="minorHAnsi" w:hAnsiTheme="minorHAnsi"/>
-          <w:color w:val="1F497D" w:themeColor="text2"/>
-        </w:rPr>
-        <w:t xml:space="preserve"> (smaller value)</w:t>
-      </w:r>
-      <w:r>
-        <w:rPr>
-          <w:rFonts w:asciiTheme="minorHAnsi" w:hAnsiTheme="minorHAnsi"/>
-          <w:color w:val="1F497D" w:themeColor="text2"/>
-        </w:rPr>
-        <w:t xml:space="preserve"> and a softer </w:t>
-      </w:r>
-      <w:r>
-        <w:rPr>
-          <w:rFonts w:asciiTheme="minorHAnsi" w:hAnsiTheme="minorHAnsi"/>
-          <w:color w:val="1F497D" w:themeColor="text2"/>
-        </w:rPr>
-        <w:t xml:space="preserve">(larger value) </w:t>
-      </w:r>
-      <w:r>
-        <w:rPr>
-          <w:rFonts w:asciiTheme="minorHAnsi" w:hAnsiTheme="minorHAnsi"/>
-          <w:color w:val="1F497D" w:themeColor="text2"/>
-        </w:rPr>
-        <w:t>electron distribution.</w:t>
-      </w:r>
-      <w:r>
-        <w:rPr>
-          <w:rFonts w:asciiTheme="minorHAnsi" w:hAnsiTheme="minorHAnsi"/>
-          <w:color w:val="1F497D" w:themeColor="text2"/>
-        </w:rPr>
-        <w:t xml:space="preserve"> </w:t>
+          <w:sz w:val="24"/>
+          <w:szCs w:val="24"/>
+        </w:rPr>
+        <w:t xml:space="preserve">). Try both a harder (smaller value) and a softer (larger value) electron distribution. </w:t>
       </w:r>
     </w:p>
     <w:p>
@@ -1447,85 +1872,612 @@
         <w:rPr>
           <w:rFonts w:asciiTheme="minorHAnsi" w:hAnsiTheme="minorHAnsi"/>
           <w:color w:val="1F497D" w:themeColor="text2"/>
-        </w:rPr>
-      </w:pPr>
-      <w:r>
-        <w:rPr>
-          <w:rFonts w:asciiTheme="minorHAnsi" w:hAnsiTheme="minorHAnsi"/>
-          <w:color w:val="1F497D" w:themeColor="text2"/>
+          <w:sz w:val="24"/>
+          <w:szCs w:val="24"/>
+        </w:rPr>
+      </w:pPr>
+      <w:r>
+        <w:rPr>
+          <w:rFonts w:asciiTheme="minorHAnsi" w:hAnsiTheme="minorHAnsi"/>
+          <w:color w:val="1F497D" w:themeColor="text2"/>
+          <w:sz w:val="24"/>
+          <w:szCs w:val="24"/>
         </w:rPr>
         <w:t>What do you think the slope of the accelerated electron distribution might tell you?</w:t>
       </w:r>
     </w:p>
     <w:p>
       <w:pPr>
-        <w:rPr>
-          <w:rFonts w:asciiTheme="minorHAnsi" w:hAnsiTheme="minorHAnsi"/>
-          <w:color w:val="1F497D" w:themeColor="text2"/>
-        </w:rPr>
-      </w:pPr>
-    </w:p>
-    <w:tbl>
-      <w:tblPr>
-        <w:tblW w:w="9360" w:type="dxa"/>
-        <w:tblLayout w:type="fixed"/>
-        <w:tblLook w:val="04A0" w:firstRow="1" w:lastRow="0" w:firstColumn="1" w:lastColumn="0" w:noHBand="0" w:noVBand="1"/>
-      </w:tblPr>
-      <w:tblGrid>
-        <w:gridCol w:w="9360"/>
-      </w:tblGrid>
-      <w:tr>
-        <w:tc>
-          <w:tcPr>
-            <w:tcW w:w="9360" w:type="dxa"/>
-            <w:shd w:val="clear" w:color="auto" w:fill="F7F7F7"/>
-            <w:tcMar>
-              <w:top w:w="80" w:type="dxa"/>
-              <w:left w:w="120" w:type="dxa"/>
-              <w:bottom w:w="80" w:type="dxa"/>
-              <w:right w:w="120" w:type="dxa"/>
-            </w:tcMar>
-          </w:tcPr>
-          <w:p>
-            <w:pPr>
-              <w:spacing w:before="360" w:after="360"/>
-              <w:jc w:val="center"/>
-              <w:rPr>
-                <w:rFonts w:asciiTheme="minorHAnsi" w:hAnsiTheme="minorHAnsi"/>
-                <w:color w:val="1F497D" w:themeColor="text2"/>
-              </w:rPr>
-            </w:pPr>
-            <w:r>
-              <w:rPr>
-                <w:rFonts w:asciiTheme="minorHAnsi" w:hAnsiTheme="minorHAnsi"/>
-                <w:color w:val="1F497D" w:themeColor="text2"/>
-              </w:rPr>
-              <w:t>Screenshot box (if wanted)</w:t>
-            </w:r>
-          </w:p>
-        </w:tc>
-      </w:tr>
-    </w:tbl>
-    <w:p>
-      <w:pPr>
-        <w:rPr>
-          <w:rFonts w:asciiTheme="minorHAnsi" w:hAnsiTheme="minorHAnsi"/>
-          <w:color w:val="1F497D" w:themeColor="text2"/>
-        </w:rPr>
-      </w:pPr>
-      <w:r>
-        <w:rPr>
-          <w:rFonts w:asciiTheme="minorHAnsi" w:hAnsiTheme="minorHAnsi"/>
-          <w:color w:val="1F497D" w:themeColor="text2"/>
-        </w:rPr>
-        <w:br w:type="page"/>
-      </w:r>
+        <w:pStyle w:val="ListParagraph"/>
+        <w:rPr>
+          <w:rFonts w:asciiTheme="minorHAnsi" w:hAnsiTheme="minorHAnsi"/>
+          <w:color w:val="1F497D" w:themeColor="text2"/>
+        </w:rPr>
+      </w:pPr>
     </w:p>
     <w:p>
       <w:pPr>
+        <w:pStyle w:val="ListParagraph"/>
+        <w:rPr>
+          <w:rFonts w:asciiTheme="minorHAnsi" w:hAnsiTheme="minorHAnsi"/>
+          <w:color w:val="1F497D" w:themeColor="text2"/>
+        </w:rPr>
+      </w:pPr>
+    </w:p>
+    <w:p>
+      <w:pPr>
+        <w:pStyle w:val="ListParagraph"/>
+        <w:rPr>
+          <w:rFonts w:asciiTheme="minorHAnsi" w:hAnsiTheme="minorHAnsi"/>
+          <w:color w:val="1F497D" w:themeColor="text2"/>
+        </w:rPr>
+      </w:pPr>
+    </w:p>
+    <w:p>
+      <w:pPr>
+        <w:pStyle w:val="ListParagraph"/>
+        <w:ind w:left="360"/>
+        <w:rPr>
+          <w:rFonts w:asciiTheme="minorHAnsi" w:hAnsiTheme="minorHAnsi"/>
+          <w:b/>
+          <w:bCs/>
+          <w:color w:val="1F497D" w:themeColor="text2"/>
+          <w:sz w:val="24"/>
+          <w:szCs w:val="24"/>
+        </w:rPr>
+      </w:pPr>
+      <w:r>
+        <w:rPr>
+          <w:rFonts w:asciiTheme="minorHAnsi" w:hAnsiTheme="minorHAnsi"/>
+          <w:b/>
+          <w:bCs/>
+          <w:color w:val="1F497D" w:themeColor="text2"/>
+          <w:sz w:val="24"/>
+          <w:szCs w:val="24"/>
+        </w:rPr>
+        <w:t>Jet Properties</w:t>
+      </w:r>
+    </w:p>
+    <w:p>
+      <w:pPr>
+        <w:ind w:left="360"/>
+        <w:rPr>
+          <w:rFonts w:asciiTheme="minorHAnsi" w:hAnsiTheme="minorHAnsi"/>
+          <w:color w:val="1F497D" w:themeColor="text2"/>
+          <w:sz w:val="24"/>
+          <w:szCs w:val="24"/>
+        </w:rPr>
+      </w:pPr>
+      <w:r>
+        <w:rPr>
+          <w:rFonts w:asciiTheme="minorHAnsi" w:hAnsiTheme="minorHAnsi"/>
+          <w:color w:val="1F497D" w:themeColor="text2"/>
+          <w:sz w:val="24"/>
+          <w:szCs w:val="24"/>
+        </w:rPr>
+        <w:t xml:space="preserve">Small discussion and the assumptions that we make about how the jet is accelerated, otherwise this question seems unfair - (E.g. something like we assume that magnetic fields around the black hole and accretion disk play a big role in the formation of </w:t>
+      </w:r>
+      <w:proofErr w:type="gramStart"/>
+      <w:r>
+        <w:rPr>
+          <w:rFonts w:asciiTheme="minorHAnsi" w:hAnsiTheme="minorHAnsi"/>
+          <w:color w:val="1F497D" w:themeColor="text2"/>
+          <w:sz w:val="24"/>
+          <w:szCs w:val="24"/>
+        </w:rPr>
+        <w:t>jets, and</w:t>
+      </w:r>
+      <w:proofErr w:type="gramEnd"/>
+      <w:r>
+        <w:rPr>
+          <w:rFonts w:asciiTheme="minorHAnsi" w:hAnsiTheme="minorHAnsi"/>
+          <w:color w:val="1F497D" w:themeColor="text2"/>
+          <w:sz w:val="24"/>
+          <w:szCs w:val="24"/>
+        </w:rPr>
+        <w:t xml:space="preserve"> also help them to accelerate. Therefore, our model is parametrized to assume that the </w:t>
+      </w:r>
+      <w:r>
+        <w:rPr>
+          <w:rFonts w:asciiTheme="minorHAnsi" w:hAnsiTheme="minorHAnsi"/>
+          <w:color w:val="1F497D" w:themeColor="text2"/>
+          <w:sz w:val="24"/>
+          <w:szCs w:val="24"/>
+        </w:rPr>
+        <w:t xml:space="preserve">division of energy from the injected power is unbalanced: we assume that </w:t>
+      </w:r>
+      <w:r>
+        <w:rPr>
+          <w:rFonts w:asciiTheme="minorHAnsi" w:hAnsiTheme="minorHAnsi"/>
+          <w:color w:val="1F497D" w:themeColor="text2"/>
+          <w:sz w:val="24"/>
+          <w:szCs w:val="24"/>
+        </w:rPr>
+        <w:t>energy in the magnetic field is higher than the energy in the particles, and the jet uses this magnetic energy to accelerate and reach the value (</w:t>
+      </w:r>
+      <w:proofErr w:type="spellStart"/>
+      <w:r>
+        <w:rPr>
+          <w:rFonts w:asciiTheme="minorHAnsi" w:hAnsiTheme="minorHAnsi"/>
+          <w:b/>
+          <w:bCs/>
+          <w:color w:val="1F497D" w:themeColor="text2"/>
+          <w:sz w:val="24"/>
+          <w:szCs w:val="24"/>
+        </w:rPr>
+        <w:t>Gamma_final</w:t>
+      </w:r>
+      <w:proofErr w:type="spellEnd"/>
+      <w:r>
+        <w:rPr>
+          <w:rFonts w:asciiTheme="minorHAnsi" w:hAnsiTheme="minorHAnsi"/>
+          <w:color w:val="1F497D" w:themeColor="text2"/>
+          <w:sz w:val="24"/>
+          <w:szCs w:val="24"/>
+        </w:rPr>
+        <w:t>)</w:t>
+      </w:r>
+      <w:r>
+        <w:rPr>
+          <w:rFonts w:asciiTheme="minorHAnsi" w:hAnsiTheme="minorHAnsi"/>
+          <w:color w:val="1F497D" w:themeColor="text2"/>
+          <w:sz w:val="24"/>
+          <w:szCs w:val="24"/>
+        </w:rPr>
+        <w:t>. We</w:t>
+      </w:r>
+      <w:r>
+        <w:rPr>
+          <w:rFonts w:asciiTheme="minorHAnsi" w:hAnsiTheme="minorHAnsi"/>
+          <w:color w:val="1F497D" w:themeColor="text2"/>
+          <w:sz w:val="24"/>
+          <w:szCs w:val="24"/>
+        </w:rPr>
+        <w:t xml:space="preserve"> can sometimes estimate </w:t>
+      </w:r>
+      <w:r>
+        <w:rPr>
+          <w:rFonts w:asciiTheme="minorHAnsi" w:hAnsiTheme="minorHAnsi"/>
+          <w:color w:val="1F497D" w:themeColor="text2"/>
+          <w:sz w:val="24"/>
+          <w:szCs w:val="24"/>
+        </w:rPr>
+        <w:t xml:space="preserve">what jet Lorentz factors are from observations of nearby systems. </w:t>
+      </w:r>
+    </w:p>
+    <w:p>
+      <w:pPr>
+        <w:ind w:left="360"/>
+        <w:rPr>
+          <w:rFonts w:asciiTheme="minorHAnsi" w:hAnsiTheme="minorHAnsi"/>
+          <w:color w:val="1F497D" w:themeColor="text2"/>
+          <w:sz w:val="24"/>
+          <w:szCs w:val="24"/>
+        </w:rPr>
+      </w:pPr>
+      <w:r>
+        <w:rPr>
+          <w:rFonts w:asciiTheme="minorHAnsi" w:hAnsiTheme="minorHAnsi"/>
+          <w:color w:val="1F497D" w:themeColor="text2"/>
+          <w:sz w:val="24"/>
+          <w:szCs w:val="24"/>
+        </w:rPr>
+        <w:t xml:space="preserve">Change the maximum jet Lorentz factor </w:t>
+      </w:r>
+      <w:r>
+        <w:rPr>
+          <w:rFonts w:asciiTheme="minorHAnsi" w:hAnsiTheme="minorHAnsi"/>
+          <w:color w:val="1F497D" w:themeColor="text2"/>
+          <w:sz w:val="24"/>
+          <w:szCs w:val="24"/>
+        </w:rPr>
+        <w:t>(</w:t>
+      </w:r>
+      <w:proofErr w:type="spellStart"/>
+      <w:r>
+        <w:rPr>
+          <w:rFonts w:asciiTheme="minorHAnsi" w:hAnsiTheme="minorHAnsi"/>
+          <w:b/>
+          <w:bCs/>
+          <w:color w:val="1F497D" w:themeColor="text2"/>
+          <w:sz w:val="24"/>
+          <w:szCs w:val="24"/>
+        </w:rPr>
+        <w:t>Gamma_final</w:t>
+      </w:r>
+      <w:proofErr w:type="spellEnd"/>
+      <w:r>
+        <w:rPr>
+          <w:rFonts w:asciiTheme="minorHAnsi" w:hAnsiTheme="minorHAnsi"/>
+          <w:color w:val="1F497D" w:themeColor="text2"/>
+          <w:sz w:val="24"/>
+          <w:szCs w:val="24"/>
+        </w:rPr>
+        <w:t>)</w:t>
+      </w:r>
+      <w:r>
+        <w:rPr>
+          <w:rFonts w:asciiTheme="minorHAnsi" w:hAnsiTheme="minorHAnsi"/>
+          <w:color w:val="1F497D" w:themeColor="text2"/>
+          <w:sz w:val="24"/>
+          <w:szCs w:val="24"/>
+        </w:rPr>
+        <w:t xml:space="preserve">. </w:t>
+      </w:r>
+    </w:p>
+    <w:p>
+      <w:pPr>
+        <w:pStyle w:val="ListParagraph"/>
+        <w:numPr>
+          <w:ilvl w:val="1"/>
+          <w:numId w:val="11"/>
+        </w:numPr>
+        <w:rPr>
+          <w:rFonts w:asciiTheme="minorHAnsi" w:hAnsiTheme="minorHAnsi"/>
+          <w:color w:val="1F497D" w:themeColor="text2"/>
+          <w:sz w:val="24"/>
+          <w:szCs w:val="24"/>
+        </w:rPr>
+      </w:pPr>
+      <w:r>
+        <w:rPr>
+          <w:rFonts w:asciiTheme="minorHAnsi" w:hAnsiTheme="minorHAnsi"/>
+          <w:color w:val="1F497D" w:themeColor="text2"/>
+          <w:sz w:val="24"/>
+          <w:szCs w:val="24"/>
+        </w:rPr>
+        <w:t xml:space="preserve">If you make the jet faster, what do you need more of? </w:t>
+      </w:r>
+    </w:p>
+    <w:p>
+      <w:pPr>
+        <w:pStyle w:val="ListParagraph"/>
+        <w:numPr>
+          <w:ilvl w:val="1"/>
+          <w:numId w:val="11"/>
+        </w:numPr>
+        <w:rPr>
+          <w:rFonts w:asciiTheme="minorHAnsi" w:hAnsiTheme="minorHAnsi"/>
+          <w:color w:val="1F497D" w:themeColor="text2"/>
+          <w:sz w:val="24"/>
+          <w:szCs w:val="24"/>
+        </w:rPr>
+      </w:pPr>
+      <w:r>
+        <w:rPr>
+          <w:rFonts w:asciiTheme="minorHAnsi" w:hAnsiTheme="minorHAnsi"/>
+          <w:color w:val="1F497D" w:themeColor="text2"/>
+          <w:sz w:val="24"/>
+          <w:szCs w:val="24"/>
+        </w:rPr>
+        <w:t xml:space="preserve">What does this do to the particles and their radiation? </w:t>
+      </w:r>
+    </w:p>
+    <w:p>
+      <w:pPr>
+        <w:pStyle w:val="ListParagraph"/>
+        <w:numPr>
+          <w:ilvl w:val="1"/>
+          <w:numId w:val="11"/>
+        </w:numPr>
+        <w:rPr>
+          <w:rFonts w:asciiTheme="minorHAnsi" w:hAnsiTheme="minorHAnsi"/>
+          <w:color w:val="1F497D" w:themeColor="text2"/>
+          <w:sz w:val="24"/>
+          <w:szCs w:val="24"/>
+        </w:rPr>
+      </w:pPr>
+      <w:r>
+        <w:rPr>
+          <w:rFonts w:asciiTheme="minorHAnsi" w:hAnsiTheme="minorHAnsi"/>
+          <w:color w:val="1F497D" w:themeColor="text2"/>
+          <w:sz w:val="24"/>
+          <w:szCs w:val="24"/>
+        </w:rPr>
+        <w:t xml:space="preserve">Now, make </w:t>
+      </w:r>
+      <w:r>
+        <w:rPr>
+          <w:rFonts w:asciiTheme="minorHAnsi" w:hAnsiTheme="minorHAnsi"/>
+          <w:color w:val="1F497D" w:themeColor="text2"/>
+          <w:sz w:val="24"/>
+          <w:szCs w:val="24"/>
+        </w:rPr>
+        <w:t>the</w:t>
+      </w:r>
+      <w:r>
+        <w:rPr>
+          <w:rFonts w:asciiTheme="minorHAnsi" w:hAnsiTheme="minorHAnsi"/>
+          <w:color w:val="1F497D" w:themeColor="text2"/>
+          <w:sz w:val="24"/>
+          <w:szCs w:val="24"/>
+        </w:rPr>
+        <w:t xml:space="preserve"> viewing angle (</w:t>
+      </w:r>
+      <w:proofErr w:type="spellStart"/>
+      <w:r>
+        <w:rPr>
+          <w:rFonts w:asciiTheme="minorHAnsi" w:hAnsiTheme="minorHAnsi"/>
+          <w:b/>
+          <w:bCs/>
+          <w:color w:val="1F497D" w:themeColor="text2"/>
+          <w:sz w:val="24"/>
+          <w:szCs w:val="24"/>
+        </w:rPr>
+        <w:t>theta_obs</w:t>
+      </w:r>
+      <w:proofErr w:type="spellEnd"/>
+      <w:r>
+        <w:rPr>
+          <w:rFonts w:asciiTheme="minorHAnsi" w:hAnsiTheme="minorHAnsi"/>
+          <w:color w:val="1F497D" w:themeColor="text2"/>
+          <w:sz w:val="24"/>
+          <w:szCs w:val="24"/>
+        </w:rPr>
+        <w:t>)</w:t>
+      </w:r>
+      <w:r>
+        <w:rPr>
+          <w:rFonts w:asciiTheme="minorHAnsi" w:hAnsiTheme="minorHAnsi"/>
+          <w:color w:val="1F497D" w:themeColor="text2"/>
+          <w:sz w:val="24"/>
+          <w:szCs w:val="24"/>
+        </w:rPr>
+        <w:t xml:space="preserve"> smaller. What is happening with the radiation from the jet? (Hint: now this is unrelated to particle vs magnetic energy amounts)</w:t>
+      </w:r>
+    </w:p>
+    <w:p>
+      <w:pPr>
+        <w:pStyle w:val="ListParagraph"/>
+        <w:ind w:left="1440"/>
+        <w:rPr>
+          <w:rFonts w:asciiTheme="minorHAnsi" w:hAnsiTheme="minorHAnsi"/>
+          <w:color w:val="1F497D" w:themeColor="text2"/>
+          <w:sz w:val="24"/>
+          <w:szCs w:val="24"/>
+        </w:rPr>
+      </w:pPr>
+    </w:p>
+    <w:p>
+      <w:pPr>
+        <w:pStyle w:val="ListParagraph"/>
+        <w:numPr>
+          <w:ilvl w:val="0"/>
+          <w:numId w:val="11"/>
+        </w:numPr>
+        <w:rPr>
+          <w:rFonts w:asciiTheme="minorHAnsi" w:hAnsiTheme="minorHAnsi"/>
+          <w:color w:val="1F497D" w:themeColor="text2"/>
+          <w:sz w:val="24"/>
+          <w:szCs w:val="24"/>
+        </w:rPr>
+      </w:pPr>
+      <w:r>
+        <w:rPr>
+          <w:rFonts w:asciiTheme="minorHAnsi" w:hAnsiTheme="minorHAnsi"/>
+          <w:color w:val="1F497D" w:themeColor="text2"/>
+          <w:sz w:val="24"/>
+          <w:szCs w:val="24"/>
+        </w:rPr>
+        <w:t>Change the magnetization</w:t>
+      </w:r>
+      <w:r>
+        <w:rPr>
+          <w:rFonts w:asciiTheme="minorHAnsi" w:hAnsiTheme="minorHAnsi"/>
+          <w:color w:val="1F497D" w:themeColor="text2"/>
+          <w:sz w:val="24"/>
+          <w:szCs w:val="24"/>
+        </w:rPr>
+        <w:t xml:space="preserve"> </w:t>
+      </w:r>
+      <w:r>
+        <w:rPr>
+          <w:rFonts w:asciiTheme="minorHAnsi" w:hAnsiTheme="minorHAnsi"/>
+          <w:color w:val="1F497D" w:themeColor="text2"/>
+          <w:sz w:val="24"/>
+          <w:szCs w:val="24"/>
+        </w:rPr>
+        <w:t>(</w:t>
+      </w:r>
+      <w:proofErr w:type="spellStart"/>
+      <w:r>
+        <w:rPr>
+          <w:rFonts w:asciiTheme="minorHAnsi" w:hAnsiTheme="minorHAnsi"/>
+          <w:b/>
+          <w:bCs/>
+          <w:color w:val="1F497D" w:themeColor="text2"/>
+          <w:sz w:val="24"/>
+          <w:szCs w:val="24"/>
+        </w:rPr>
+        <w:t>sigma_final</w:t>
+      </w:r>
+      <w:proofErr w:type="spellEnd"/>
+      <w:r>
+        <w:rPr>
+          <w:rFonts w:asciiTheme="minorHAnsi" w:hAnsiTheme="minorHAnsi"/>
+          <w:b/>
+          <w:bCs/>
+          <w:color w:val="1F497D" w:themeColor="text2"/>
+          <w:sz w:val="24"/>
+          <w:szCs w:val="24"/>
+        </w:rPr>
+        <w:t>)</w:t>
+      </w:r>
+      <w:r>
+        <w:rPr>
+          <w:rFonts w:asciiTheme="minorHAnsi" w:hAnsiTheme="minorHAnsi"/>
+          <w:color w:val="1F497D" w:themeColor="text2"/>
+          <w:sz w:val="24"/>
+          <w:szCs w:val="24"/>
+        </w:rPr>
+        <w:t xml:space="preserve"> </w:t>
+      </w:r>
+      <w:r>
+        <w:rPr>
+          <w:rFonts w:asciiTheme="minorHAnsi" w:hAnsiTheme="minorHAnsi"/>
+          <w:color w:val="1F497D" w:themeColor="text2"/>
+          <w:sz w:val="24"/>
+          <w:szCs w:val="24"/>
+        </w:rPr>
+        <w:t>where the jet achieves its maximum acceleration (</w:t>
+      </w:r>
+      <w:r>
+        <w:rPr>
+          <w:rFonts w:asciiTheme="minorHAnsi" w:hAnsiTheme="minorHAnsi"/>
+          <w:color w:val="1F497D" w:themeColor="text2"/>
+          <w:sz w:val="24"/>
+          <w:szCs w:val="24"/>
+        </w:rPr>
+        <w:t>i.e.</w:t>
+      </w:r>
+      <w:r>
+        <w:rPr>
+          <w:rFonts w:asciiTheme="minorHAnsi" w:hAnsiTheme="minorHAnsi"/>
+          <w:color w:val="1F497D" w:themeColor="text2"/>
+          <w:sz w:val="24"/>
+          <w:szCs w:val="24"/>
+        </w:rPr>
+        <w:t xml:space="preserve"> it has reached the value of Gamma that we set, and now we can change how much energy is leftover in the magnetic field after the jet has used some of that energy to accelerate</w:t>
+      </w:r>
+      <w:r>
+        <w:rPr>
+          <w:rFonts w:asciiTheme="minorHAnsi" w:hAnsiTheme="minorHAnsi"/>
+          <w:color w:val="1F497D" w:themeColor="text2"/>
+          <w:sz w:val="24"/>
+          <w:szCs w:val="24"/>
+        </w:rPr>
+        <w:t>)</w:t>
+      </w:r>
+    </w:p>
+    <w:p>
+      <w:pPr>
+        <w:pStyle w:val="ListParagraph"/>
+        <w:numPr>
+          <w:ilvl w:val="1"/>
+          <w:numId w:val="11"/>
+        </w:numPr>
+        <w:rPr>
+          <w:rFonts w:asciiTheme="minorHAnsi" w:hAnsiTheme="minorHAnsi"/>
+          <w:color w:val="1F497D" w:themeColor="text2"/>
+          <w:sz w:val="24"/>
+          <w:szCs w:val="24"/>
+        </w:rPr>
+      </w:pPr>
+      <w:r>
+        <w:rPr>
+          <w:rFonts w:asciiTheme="minorHAnsi" w:hAnsiTheme="minorHAnsi"/>
+          <w:color w:val="1F497D" w:themeColor="text2"/>
+          <w:sz w:val="24"/>
+          <w:szCs w:val="24"/>
+        </w:rPr>
+        <w:t xml:space="preserve">What does changing the balance between magnetic and particle energy do to synchrotron emission? </w:t>
+      </w:r>
+      <w:r>
+        <w:rPr>
+          <w:rFonts w:asciiTheme="minorHAnsi" w:hAnsiTheme="minorHAnsi"/>
+          <w:color w:val="1F497D" w:themeColor="text2"/>
+          <w:sz w:val="24"/>
+          <w:szCs w:val="24"/>
+        </w:rPr>
+        <w:t>What do you know about synchrotron radiation that would explain this? (</w:t>
+      </w:r>
+      <w:r>
+        <w:rPr>
+          <w:rFonts w:asciiTheme="minorHAnsi" w:hAnsiTheme="minorHAnsi"/>
+          <w:color w:val="1F497D" w:themeColor="text2"/>
+          <w:sz w:val="24"/>
+          <w:szCs w:val="24"/>
+        </w:rPr>
+        <w:t>i.e</w:t>
+      </w:r>
+      <w:r>
+        <w:rPr>
+          <w:rFonts w:asciiTheme="minorHAnsi" w:hAnsiTheme="minorHAnsi"/>
+          <w:color w:val="1F497D" w:themeColor="text2"/>
+          <w:sz w:val="24"/>
+          <w:szCs w:val="24"/>
+        </w:rPr>
+        <w:t>. look at the equation again</w:t>
+      </w:r>
+      <w:r>
+        <w:rPr>
+          <w:rFonts w:asciiTheme="minorHAnsi" w:hAnsiTheme="minorHAnsi"/>
+          <w:color w:val="1F497D" w:themeColor="text2"/>
+          <w:sz w:val="24"/>
+          <w:szCs w:val="24"/>
+        </w:rPr>
+        <w:t xml:space="preserve"> from the slides</w:t>
+      </w:r>
+      <w:r>
+        <w:rPr>
+          <w:rFonts w:asciiTheme="minorHAnsi" w:hAnsiTheme="minorHAnsi"/>
+          <w:color w:val="1F497D" w:themeColor="text2"/>
+          <w:sz w:val="24"/>
+          <w:szCs w:val="24"/>
+        </w:rPr>
+        <w:t xml:space="preserve">!) </w:t>
+      </w:r>
+    </w:p>
+    <w:p>
+      <w:pPr>
         <w:shd w:val="clear" w:color="auto" w:fill="FFFFFF"/>
         <w:spacing w:after="0" w:line="270" w:lineRule="atLeast"/>
         <w:rPr>
+          <w:rFonts w:asciiTheme="minorHAnsi" w:hAnsiTheme="minorHAnsi"/>
+          <w:color w:val="1F497D" w:themeColor="text2"/>
+          <w:sz w:val="40"/>
+        </w:rPr>
+      </w:pPr>
+    </w:p>
+    <w:p>
+      <w:pPr>
+        <w:shd w:val="clear" w:color="auto" w:fill="FFFFFF"/>
+        <w:spacing w:after="0" w:line="270" w:lineRule="atLeast"/>
+        <w:rPr>
+          <w:rFonts w:asciiTheme="minorHAnsi" w:hAnsiTheme="minorHAnsi"/>
+          <w:color w:val="1F497D" w:themeColor="text2"/>
+          <w:sz w:val="40"/>
+        </w:rPr>
+      </w:pPr>
+    </w:p>
+    <w:p>
+      <w:pPr>
+        <w:shd w:val="clear" w:color="auto" w:fill="FFFFFF"/>
+        <w:spacing w:after="0" w:line="270" w:lineRule="atLeast"/>
+        <w:rPr>
+          <w:rFonts w:asciiTheme="minorHAnsi" w:hAnsiTheme="minorHAnsi"/>
+          <w:color w:val="1F497D" w:themeColor="text2"/>
+          <w:sz w:val="40"/>
+        </w:rPr>
+      </w:pPr>
+    </w:p>
+    <w:p>
+      <w:pPr>
+        <w:shd w:val="clear" w:color="auto" w:fill="FFFFFF"/>
+        <w:spacing w:after="0" w:line="270" w:lineRule="atLeast"/>
+        <w:rPr>
+          <w:rFonts w:asciiTheme="minorHAnsi" w:hAnsiTheme="minorHAnsi"/>
+          <w:color w:val="1F497D" w:themeColor="text2"/>
+          <w:sz w:val="40"/>
+        </w:rPr>
+      </w:pPr>
+    </w:p>
+    <w:p>
+      <w:pPr>
+        <w:shd w:val="clear" w:color="auto" w:fill="FFFFFF"/>
+        <w:spacing w:after="0" w:line="270" w:lineRule="atLeast"/>
+        <w:rPr>
+          <w:rFonts w:asciiTheme="minorHAnsi" w:hAnsiTheme="minorHAnsi"/>
+          <w:color w:val="1F497D" w:themeColor="text2"/>
+          <w:sz w:val="40"/>
+        </w:rPr>
+      </w:pPr>
+    </w:p>
+    <w:p>
+      <w:pPr>
+        <w:shd w:val="clear" w:color="auto" w:fill="FFFFFF"/>
+        <w:spacing w:after="0" w:line="270" w:lineRule="atLeast"/>
+        <w:rPr>
           <w:rFonts w:asciiTheme="minorHAnsi" w:eastAsia="Times New Roman" w:hAnsiTheme="minorHAnsi" w:cs="Menlo"/>
           <w:color w:val="1F497D" w:themeColor="text2"/>
           <w:sz w:val="18"/>
@@ -1573,7 +2525,7 @@
           <w:sz w:val="40"/>
           <w:szCs w:val="40"/>
         </w:rPr>
-        <w:t>Using BHJet to study multi-wavelength observations of jetted systems</w:t>
+        <w:t xml:space="preserve">Understanding emission along the jet </w:t>
       </w:r>
     </w:p>
     <w:p>
@@ -1581,43 +2533,23 @@
         <w:spacing w:before="400" w:after="120"/>
         <w:rPr>
           <w:rFonts w:asciiTheme="minorHAnsi" w:hAnsiTheme="minorHAnsi"/>
-          <w:color w:val="1F497D" w:themeColor="text2"/>
-          <w:sz w:val="24"/>
-          <w:szCs w:val="24"/>
-          <w:u w:val="single"/>
-        </w:rPr>
-      </w:pPr>
-      <w:r>
-        <w:rPr>
-          <w:rFonts w:asciiTheme="minorHAnsi" w:hAnsiTheme="minorHAnsi"/>
-          <w:color w:val="1F497D" w:themeColor="text2"/>
-          <w:sz w:val="24"/>
-          <w:szCs w:val="24"/>
-          <w:u w:val="single"/>
-        </w:rPr>
-        <w:t xml:space="preserve">Selecting a </w:t>
-      </w:r>
-      <w:proofErr w:type="gramStart"/>
-      <w:r>
-        <w:rPr>
-          <w:rFonts w:asciiTheme="minorHAnsi" w:hAnsiTheme="minorHAnsi"/>
-          <w:color w:val="1F497D" w:themeColor="text2"/>
-          <w:sz w:val="24"/>
-          <w:szCs w:val="24"/>
-          <w:u w:val="single"/>
-        </w:rPr>
-        <w:t>source &amp; loading observations</w:t>
-      </w:r>
-      <w:proofErr w:type="gramEnd"/>
-      <w:r>
-        <w:rPr>
-          <w:rFonts w:asciiTheme="minorHAnsi" w:hAnsiTheme="minorHAnsi"/>
-          <w:color w:val="1F497D" w:themeColor="text2"/>
-          <w:sz w:val="24"/>
-          <w:szCs w:val="24"/>
-          <w:u w:val="single"/>
-        </w:rPr>
-        <w:t xml:space="preserve">: </w:t>
+          <w:b/>
+          <w:bCs/>
+          <w:color w:val="1F497D" w:themeColor="text2"/>
+          <w:sz w:val="24"/>
+          <w:szCs w:val="24"/>
+        </w:rPr>
+      </w:pPr>
+      <w:r>
+        <w:rPr>
+          <w:rFonts w:asciiTheme="minorHAnsi" w:hAnsiTheme="minorHAnsi"/>
+          <w:b/>
+          <w:bCs/>
+          <w:color w:val="1F497D" w:themeColor="text2"/>
+          <w:sz w:val="24"/>
+          <w:szCs w:val="24"/>
+        </w:rPr>
+        <w:t xml:space="preserve">Creating a single emission zone: </w:t>
       </w:r>
     </w:p>
     <w:p>
@@ -1631,58 +2563,207 @@
         <w:rPr>
           <w:rFonts w:asciiTheme="minorHAnsi" w:hAnsiTheme="minorHAnsi"/>
           <w:color w:val="1F497D" w:themeColor="text2"/>
-        </w:rPr>
-      </w:pPr>
-      <w:r>
-        <w:rPr>
-          <w:rFonts w:asciiTheme="minorHAnsi" w:hAnsiTheme="minorHAnsi"/>
-          <w:color w:val="1F497D" w:themeColor="text2"/>
-        </w:rPr>
-        <w:t>S</w:t>
-      </w:r>
-      <w:r>
-        <w:rPr>
-          <w:rFonts w:asciiTheme="minorHAnsi" w:hAnsiTheme="minorHAnsi"/>
-          <w:color w:val="1F497D" w:themeColor="text2"/>
-        </w:rPr>
-        <w:t xml:space="preserve">tarting with MWL observations of M87, the source-specific values are taken from either the Nasa Extragalactic Dataset or recent publications </w:t>
-      </w:r>
-      <w:r>
-        <w:rPr>
-          <w:rFonts w:asciiTheme="minorHAnsi" w:hAnsiTheme="minorHAnsi"/>
-          <w:color w:val="1F497D" w:themeColor="text2"/>
-        </w:rPr>
-        <w:t>on</w:t>
-      </w:r>
-      <w:r>
-        <w:rPr>
-          <w:rFonts w:asciiTheme="minorHAnsi" w:hAnsiTheme="minorHAnsi"/>
-          <w:color w:val="1F497D" w:themeColor="text2"/>
-        </w:rPr>
-        <w:t xml:space="preserve"> M87.  </w:t>
+          <w:sz w:val="24"/>
+          <w:szCs w:val="24"/>
+        </w:rPr>
+      </w:pPr>
+      <w:r>
+        <w:rPr>
+          <w:rFonts w:asciiTheme="minorHAnsi" w:hAnsiTheme="minorHAnsi"/>
+          <w:color w:val="1F497D" w:themeColor="text2"/>
+          <w:sz w:val="24"/>
+          <w:szCs w:val="24"/>
+        </w:rPr>
+        <w:t xml:space="preserve">What </w:t>
+      </w:r>
+      <w:r>
+        <w:rPr>
+          <w:rFonts w:asciiTheme="minorHAnsi" w:hAnsiTheme="minorHAnsi"/>
+          <w:color w:val="1F497D" w:themeColor="text2"/>
+          <w:sz w:val="24"/>
+          <w:szCs w:val="24"/>
+        </w:rPr>
+        <w:t xml:space="preserve">does it mean to use only one zone? </w:t>
       </w:r>
     </w:p>
     <w:p>
       <w:pPr>
         <w:pStyle w:val="ListParagraph"/>
+        <w:numPr>
+          <w:ilvl w:val="1"/>
+          <w:numId w:val="10"/>
+        </w:numPr>
         <w:spacing w:before="400" w:after="120"/>
-        <w:ind w:left="360"/>
-        <w:rPr>
-          <w:rFonts w:asciiTheme="minorHAnsi" w:hAnsiTheme="minorHAnsi"/>
-          <w:color w:val="1F497D" w:themeColor="text2"/>
-        </w:rPr>
-      </w:pPr>
+        <w:rPr>
+          <w:rFonts w:asciiTheme="minorHAnsi" w:hAnsiTheme="minorHAnsi"/>
+          <w:color w:val="1F497D" w:themeColor="text2"/>
+          <w:sz w:val="24"/>
+          <w:szCs w:val="24"/>
+        </w:rPr>
+      </w:pPr>
+      <w:r>
+        <w:rPr>
+          <w:rFonts w:asciiTheme="minorHAnsi" w:hAnsiTheme="minorHAnsi"/>
+          <w:color w:val="1F497D" w:themeColor="text2"/>
+          <w:sz w:val="24"/>
+          <w:szCs w:val="24"/>
+        </w:rPr>
+        <w:t xml:space="preserve">What are we assuming about radiation </w:t>
+      </w:r>
+      <w:r>
+        <w:rPr>
+          <w:rFonts w:asciiTheme="minorHAnsi" w:hAnsiTheme="minorHAnsi"/>
+          <w:color w:val="1F497D" w:themeColor="text2"/>
+          <w:sz w:val="24"/>
+          <w:szCs w:val="24"/>
+        </w:rPr>
+        <w:t xml:space="preserve">that we calculate here, in terms of the shape, size, and conditions in the blob versus what we observe in accreting systems: i.e. an extended jet? </w:t>
+      </w:r>
     </w:p>
     <w:p>
       <w:pPr>
         <w:pStyle w:val="ListParagraph"/>
+        <w:numPr>
+          <w:ilvl w:val="1"/>
+          <w:numId w:val="10"/>
+        </w:numPr>
         <w:spacing w:before="400" w:after="120"/>
-        <w:ind w:left="360"/>
-        <w:rPr>
-          <w:rFonts w:asciiTheme="minorHAnsi" w:hAnsiTheme="minorHAnsi"/>
-          <w:color w:val="1F497D" w:themeColor="text2"/>
-        </w:rPr>
-      </w:pPr>
+        <w:rPr>
+          <w:rFonts w:asciiTheme="minorHAnsi" w:hAnsiTheme="minorHAnsi"/>
+          <w:color w:val="1F497D" w:themeColor="text2"/>
+          <w:sz w:val="24"/>
+          <w:szCs w:val="24"/>
+        </w:rPr>
+      </w:pPr>
+      <w:r>
+        <w:rPr>
+          <w:rFonts w:asciiTheme="minorHAnsi" w:hAnsiTheme="minorHAnsi"/>
+          <w:color w:val="1F497D" w:themeColor="text2"/>
+          <w:sz w:val="24"/>
+          <w:szCs w:val="24"/>
+        </w:rPr>
+        <w:t xml:space="preserve">Why do you think this is an okay approximation to make? </w:t>
+      </w:r>
+    </w:p>
+    <w:p>
+      <w:pPr>
+        <w:pStyle w:val="ListParagraph"/>
+        <w:numPr>
+          <w:ilvl w:val="1"/>
+          <w:numId w:val="10"/>
+        </w:numPr>
+        <w:spacing w:before="400" w:after="120"/>
+        <w:rPr>
+          <w:rFonts w:asciiTheme="minorHAnsi" w:hAnsiTheme="minorHAnsi"/>
+          <w:color w:val="1F497D" w:themeColor="text2"/>
+          <w:sz w:val="24"/>
+          <w:szCs w:val="24"/>
+        </w:rPr>
+      </w:pPr>
+      <w:r>
+        <w:rPr>
+          <w:rFonts w:asciiTheme="minorHAnsi" w:hAnsiTheme="minorHAnsi"/>
+          <w:color w:val="1F497D" w:themeColor="text2"/>
+          <w:sz w:val="24"/>
+          <w:szCs w:val="24"/>
+        </w:rPr>
+        <w:t xml:space="preserve">Where do you </w:t>
+      </w:r>
+      <w:proofErr w:type="gramStart"/>
+      <w:r>
+        <w:rPr>
+          <w:rFonts w:asciiTheme="minorHAnsi" w:hAnsiTheme="minorHAnsi"/>
+          <w:color w:val="1F497D" w:themeColor="text2"/>
+          <w:sz w:val="24"/>
+          <w:szCs w:val="24"/>
+        </w:rPr>
+        <w:t>think</w:t>
+      </w:r>
+      <w:proofErr w:type="gramEnd"/>
+      <w:r>
+        <w:rPr>
+          <w:rFonts w:asciiTheme="minorHAnsi" w:hAnsiTheme="minorHAnsi"/>
+          <w:color w:val="1F497D" w:themeColor="text2"/>
+          <w:sz w:val="24"/>
+          <w:szCs w:val="24"/>
+        </w:rPr>
+        <w:t xml:space="preserve"> it will start to break down? </w:t>
+      </w:r>
+    </w:p>
+    <w:p>
+      <w:pPr>
+        <w:spacing w:before="400" w:after="120"/>
+        <w:rPr>
+          <w:rFonts w:asciiTheme="minorHAnsi" w:hAnsiTheme="minorHAnsi"/>
+          <w:b/>
+          <w:bCs/>
+          <w:color w:val="1F497D" w:themeColor="text2"/>
+          <w:sz w:val="24"/>
+          <w:szCs w:val="24"/>
+        </w:rPr>
+      </w:pPr>
+      <w:r>
+        <w:rPr>
+          <w:rFonts w:asciiTheme="minorHAnsi" w:hAnsiTheme="minorHAnsi"/>
+          <w:b/>
+          <w:bCs/>
+          <w:color w:val="1F497D" w:themeColor="text2"/>
+          <w:sz w:val="24"/>
+          <w:szCs w:val="24"/>
+        </w:rPr>
+        <w:t xml:space="preserve">Compare the single “blob” with observations of M87: </w:t>
+      </w:r>
+    </w:p>
+    <w:p>
+      <w:pPr>
+        <w:spacing w:before="400" w:after="120"/>
+        <w:rPr>
+          <w:rFonts w:asciiTheme="minorHAnsi" w:hAnsiTheme="minorHAnsi"/>
+          <w:b/>
+          <w:bCs/>
+          <w:color w:val="1F497D" w:themeColor="text2"/>
+          <w:sz w:val="24"/>
+          <w:szCs w:val="24"/>
+        </w:rPr>
+      </w:pPr>
+      <w:r>
+        <w:rPr>
+          <w:rFonts w:asciiTheme="minorHAnsi" w:hAnsiTheme="minorHAnsi"/>
+          <w:color w:val="1F497D" w:themeColor="text2"/>
+          <w:sz w:val="24"/>
+          <w:szCs w:val="24"/>
+        </w:rPr>
+        <w:t>Now, you’re going to</w:t>
+      </w:r>
+      <w:r>
+        <w:rPr>
+          <w:rFonts w:asciiTheme="minorHAnsi" w:eastAsia="Times New Roman" w:hAnsiTheme="minorHAnsi" w:cs="Menlo"/>
+          <w:color w:val="034C7C"/>
+          <w:sz w:val="24"/>
+          <w:szCs w:val="24"/>
+        </w:rPr>
+        <w:t xml:space="preserve"> include observations of M87 with your</w:t>
+      </w:r>
+      <w:r>
+        <w:rPr>
+          <w:rFonts w:asciiTheme="minorHAnsi" w:eastAsia="Times New Roman" w:hAnsiTheme="minorHAnsi" w:cs="Menlo"/>
+          <w:b/>
+          <w:bCs/>
+          <w:color w:val="034C7C"/>
+          <w:sz w:val="24"/>
+          <w:szCs w:val="24"/>
+        </w:rPr>
+        <w:t xml:space="preserve"> </w:t>
+      </w:r>
+      <w:r>
+        <w:rPr>
+          <w:rFonts w:asciiTheme="minorHAnsi" w:eastAsia="Times New Roman" w:hAnsiTheme="minorHAnsi" w:cs="Menlo"/>
+          <w:color w:val="034C7C"/>
+          <w:sz w:val="24"/>
+          <w:szCs w:val="24"/>
+        </w:rPr>
+        <w:t xml:space="preserve">calculated spectrum and see what kind of changes you must make to the parameter space to get it to (roughly) match.  </w:t>
+      </w:r>
     </w:p>
     <w:p>
       <w:pPr>
@@ -1693,105 +2774,47 @@
         </w:numPr>
         <w:spacing w:before="400" w:after="120"/>
         <w:rPr>
-          <w:rFonts w:asciiTheme="minorHAnsi" w:hAnsiTheme="minorHAnsi"/>
-          <w:color w:val="1F497D" w:themeColor="text2"/>
-          <w:sz w:val="24"/>
-          <w:szCs w:val="24"/>
-        </w:rPr>
-      </w:pPr>
-      <w:r>
-        <w:rPr>
-          <w:rFonts w:asciiTheme="minorHAnsi" w:hAnsiTheme="minorHAnsi"/>
-          <w:color w:val="1F497D" w:themeColor="text2"/>
-          <w:sz w:val="24"/>
-          <w:szCs w:val="24"/>
-        </w:rPr>
-        <w:t xml:space="preserve">Load and inspect the M87 SED </w:t>
-      </w:r>
-    </w:p>
-    <w:p>
-      <w:pPr>
-        <w:pStyle w:val="ListParagraph"/>
-        <w:numPr>
-          <w:ilvl w:val="1"/>
-          <w:numId w:val="10"/>
-        </w:numPr>
-        <w:spacing w:before="400" w:after="120"/>
-        <w:rPr>
-          <w:rFonts w:asciiTheme="minorHAnsi" w:hAnsiTheme="minorHAnsi"/>
-          <w:color w:val="1F497D" w:themeColor="text2"/>
-        </w:rPr>
-      </w:pPr>
-      <w:r>
-        <w:rPr>
-          <w:rFonts w:asciiTheme="minorHAnsi" w:hAnsiTheme="minorHAnsi"/>
-          <w:color w:val="1F497D" w:themeColor="text2"/>
-        </w:rPr>
-        <w:t>The data is in units of energy (eV) and number flux (</w:t>
-      </w:r>
-      <w:proofErr w:type="spellStart"/>
-      <w:r>
-        <w:rPr>
-          <w:rFonts w:asciiTheme="minorHAnsi" w:hAnsiTheme="minorHAnsi"/>
-          <w:color w:val="1F497D" w:themeColor="text2"/>
-        </w:rPr>
-        <w:t>dN</w:t>
-      </w:r>
-      <w:proofErr w:type="spellEnd"/>
-      <w:r>
-        <w:rPr>
-          <w:rFonts w:asciiTheme="minorHAnsi" w:hAnsiTheme="minorHAnsi"/>
-          <w:color w:val="1F497D" w:themeColor="text2"/>
-        </w:rPr>
-        <w:t>/</w:t>
-      </w:r>
-      <w:proofErr w:type="spellStart"/>
-      <w:r>
-        <w:rPr>
-          <w:rFonts w:asciiTheme="minorHAnsi" w:hAnsiTheme="minorHAnsi"/>
-          <w:color w:val="1F497D" w:themeColor="text2"/>
-        </w:rPr>
-        <w:t>dE</w:t>
-      </w:r>
-      <w:proofErr w:type="spellEnd"/>
-      <w:r>
-        <w:rPr>
-          <w:rFonts w:asciiTheme="minorHAnsi" w:hAnsiTheme="minorHAnsi"/>
-          <w:color w:val="1F497D" w:themeColor="text2"/>
-        </w:rPr>
-        <w:t xml:space="preserve">) (and flux error). However, it is typical to use E^2 </w:t>
-      </w:r>
-      <w:proofErr w:type="spellStart"/>
-      <w:r>
-        <w:rPr>
-          <w:rFonts w:asciiTheme="minorHAnsi" w:hAnsiTheme="minorHAnsi"/>
-          <w:color w:val="1F497D" w:themeColor="text2"/>
-        </w:rPr>
-        <w:t>dN</w:t>
-      </w:r>
-      <w:proofErr w:type="spellEnd"/>
-      <w:r>
-        <w:rPr>
-          <w:rFonts w:asciiTheme="minorHAnsi" w:hAnsiTheme="minorHAnsi"/>
-          <w:color w:val="1F497D" w:themeColor="text2"/>
-        </w:rPr>
-        <w:t>/</w:t>
-      </w:r>
-      <w:proofErr w:type="spellStart"/>
-      <w:r>
-        <w:rPr>
-          <w:rFonts w:asciiTheme="minorHAnsi" w:hAnsiTheme="minorHAnsi"/>
-          <w:color w:val="1F497D" w:themeColor="text2"/>
-        </w:rPr>
-        <w:t>dE</w:t>
-      </w:r>
-      <w:proofErr w:type="spellEnd"/>
-      <w:r>
-        <w:rPr>
-          <w:rFonts w:asciiTheme="minorHAnsi" w:hAnsiTheme="minorHAnsi"/>
-          <w:color w:val="1F497D" w:themeColor="text2"/>
-        </w:rPr>
-        <w:t xml:space="preserve">. </w:t>
+          <w:rFonts w:asciiTheme="minorHAnsi" w:eastAsia="Times New Roman" w:hAnsiTheme="minorHAnsi" w:cs="Menlo"/>
+          <w:color w:val="034C7C"/>
+          <w:sz w:val="24"/>
+          <w:szCs w:val="24"/>
+        </w:rPr>
+      </w:pPr>
+      <w:r>
+        <w:rPr>
+          <w:rFonts w:asciiTheme="minorHAnsi" w:hAnsiTheme="minorHAnsi"/>
+          <w:color w:val="1F497D" w:themeColor="text2"/>
+          <w:sz w:val="24"/>
+          <w:szCs w:val="24"/>
+        </w:rPr>
+        <w:t xml:space="preserve">Write down which </w:t>
+      </w:r>
+      <w:r>
+        <w:rPr>
+          <w:rFonts w:asciiTheme="minorHAnsi" w:hAnsiTheme="minorHAnsi"/>
+          <w:color w:val="1F497D" w:themeColor="text2"/>
+          <w:sz w:val="24"/>
+          <w:szCs w:val="24"/>
+        </w:rPr>
+        <w:t>parameters</w:t>
+      </w:r>
+      <w:r>
+        <w:rPr>
+          <w:rFonts w:asciiTheme="minorHAnsi" w:hAnsiTheme="minorHAnsi"/>
+          <w:color w:val="1F497D" w:themeColor="text2"/>
+          <w:sz w:val="24"/>
+          <w:szCs w:val="24"/>
+        </w:rPr>
+        <w:t xml:space="preserve"> had to be changed</w:t>
+      </w:r>
+      <w:r>
+        <w:rPr>
+          <w:rFonts w:asciiTheme="minorHAnsi" w:hAnsiTheme="minorHAnsi"/>
+          <w:color w:val="1F497D" w:themeColor="text2"/>
+          <w:sz w:val="24"/>
+          <w:szCs w:val="24"/>
+        </w:rPr>
+        <w:t xml:space="preserve">: </w:t>
       </w:r>
     </w:p>
     <w:p>
@@ -1800,42 +2823,167 @@
         <w:spacing w:before="400" w:after="120"/>
         <w:ind w:left="1080"/>
         <w:rPr>
-          <w:rFonts w:asciiTheme="minorHAnsi" w:hAnsiTheme="minorHAnsi"/>
-          <w:color w:val="1F497D" w:themeColor="text2"/>
+          <w:rFonts w:asciiTheme="minorHAnsi" w:eastAsia="Times New Roman" w:hAnsiTheme="minorHAnsi" w:cs="Menlo"/>
+          <w:color w:val="034C7C"/>
+          <w:sz w:val="24"/>
+          <w:szCs w:val="24"/>
         </w:rPr>
       </w:pPr>
     </w:p>
     <w:p>
       <w:pPr>
-        <w:pStyle w:val="ListParagraph"/>
-        <w:spacing w:before="400" w:after="120"/>
-        <w:ind w:left="360"/>
-        <w:rPr>
-          <w:rFonts w:asciiTheme="minorHAnsi" w:hAnsiTheme="minorHAnsi"/>
-          <w:color w:val="1F497D" w:themeColor="text2"/>
-        </w:rPr>
-      </w:pPr>
+        <w:shd w:val="clear" w:color="auto" w:fill="FFFFFF"/>
+        <w:spacing w:after="0" w:line="270" w:lineRule="atLeast"/>
+        <w:rPr>
+          <w:rFonts w:asciiTheme="minorHAnsi" w:eastAsia="Times New Roman" w:hAnsiTheme="minorHAnsi" w:cs="Menlo"/>
+          <w:b/>
+          <w:bCs/>
+          <w:color w:val="034C7C"/>
+          <w:sz w:val="24"/>
+          <w:szCs w:val="24"/>
+        </w:rPr>
+      </w:pPr>
+      <w:r>
+        <w:rPr>
+          <w:rFonts w:asciiTheme="minorHAnsi" w:eastAsia="Times New Roman" w:hAnsiTheme="minorHAnsi" w:cs="Menlo"/>
+          <w:b/>
+          <w:bCs/>
+          <w:color w:val="034C7C"/>
+          <w:sz w:val="24"/>
+          <w:szCs w:val="24"/>
+        </w:rPr>
+        <w:t>Build a multi-zone BHJet model</w:t>
+      </w:r>
+      <w:r>
+        <w:rPr>
+          <w:rFonts w:asciiTheme="minorHAnsi" w:eastAsia="Times New Roman" w:hAnsiTheme="minorHAnsi" w:cs="Menlo"/>
+          <w:b/>
+          <w:bCs/>
+          <w:color w:val="034C7C"/>
+          <w:sz w:val="24"/>
+          <w:szCs w:val="24"/>
+        </w:rPr>
+        <w:t xml:space="preserve">: </w:t>
+      </w:r>
     </w:p>
     <w:p>
       <w:pPr>
+        <w:shd w:val="clear" w:color="auto" w:fill="FFFFFF"/>
+        <w:spacing w:after="0" w:line="270" w:lineRule="atLeast"/>
+        <w:rPr>
+          <w:rFonts w:asciiTheme="minorHAnsi" w:eastAsia="Times New Roman" w:hAnsiTheme="minorHAnsi" w:cs="Menlo"/>
+          <w:b/>
+          <w:bCs/>
+          <w:color w:val="236EBF"/>
+          <w:sz w:val="24"/>
+          <w:szCs w:val="24"/>
+        </w:rPr>
+      </w:pPr>
+      <w:r>
+        <w:rPr>
+          <w:rFonts w:asciiTheme="minorHAnsi" w:hAnsiTheme="minorHAnsi"/>
+          <w:color w:val="1F497D" w:themeColor="text2"/>
+          <w:sz w:val="24"/>
+          <w:szCs w:val="24"/>
+        </w:rPr>
+        <w:t xml:space="preserve">Now, we’re going to </w:t>
+      </w:r>
+      <w:r>
+        <w:rPr>
+          <w:rFonts w:asciiTheme="minorHAnsi" w:hAnsiTheme="minorHAnsi"/>
+          <w:color w:val="1F497D" w:themeColor="text2"/>
+          <w:sz w:val="24"/>
+          <w:szCs w:val="24"/>
+        </w:rPr>
+        <w:t xml:space="preserve">produce many emission regions, rather than just one. </w:t>
+      </w:r>
+      <w:r>
+        <w:rPr>
+          <w:rFonts w:asciiTheme="minorHAnsi" w:hAnsiTheme="minorHAnsi"/>
+          <w:color w:val="1F497D" w:themeColor="text2"/>
+          <w:sz w:val="24"/>
+          <w:szCs w:val="24"/>
+        </w:rPr>
+        <w:t xml:space="preserve">We’ve provided the same skeleton of code to run the multi-zone BHJet model, and </w:t>
+      </w:r>
+    </w:p>
+    <w:p>
+      <w:pPr>
         <w:spacing w:before="400" w:after="120"/>
         <w:rPr>
           <w:rFonts w:asciiTheme="minorHAnsi" w:hAnsiTheme="minorHAnsi"/>
           <w:color w:val="1F497D" w:themeColor="text2"/>
           <w:sz w:val="24"/>
           <w:szCs w:val="24"/>
-          <w:u w:val="single"/>
-        </w:rPr>
-      </w:pPr>
-      <w:r>
-        <w:rPr>
-          <w:rFonts w:asciiTheme="minorHAnsi" w:hAnsiTheme="minorHAnsi"/>
-          <w:color w:val="1F497D" w:themeColor="text2"/>
-          <w:sz w:val="24"/>
-          <w:szCs w:val="24"/>
-          <w:u w:val="single"/>
-        </w:rPr>
-        <w:t xml:space="preserve">Creating a single emission zone: </w:t>
+        </w:rPr>
+      </w:pPr>
+    </w:p>
+    <w:p>
+      <w:pPr>
+        <w:shd w:val="clear" w:color="auto" w:fill="FFFFFF"/>
+        <w:spacing w:after="0" w:line="270" w:lineRule="atLeast"/>
+        <w:rPr>
+          <w:rFonts w:asciiTheme="minorHAnsi" w:eastAsia="Times New Roman" w:hAnsiTheme="minorHAnsi" w:cs="Menlo"/>
+          <w:b/>
+          <w:bCs/>
+          <w:color w:val="236EBF"/>
+          <w:sz w:val="24"/>
+          <w:szCs w:val="24"/>
+        </w:rPr>
+      </w:pPr>
+      <w:r>
+        <w:rPr>
+          <w:rFonts w:asciiTheme="minorHAnsi" w:eastAsia="Times New Roman" w:hAnsiTheme="minorHAnsi" w:cs="Menlo"/>
+          <w:b/>
+          <w:bCs/>
+          <w:color w:val="034C7C"/>
+          <w:sz w:val="24"/>
+          <w:szCs w:val="24"/>
+        </w:rPr>
+        <w:t>C</w:t>
+      </w:r>
+      <w:r>
+        <w:rPr>
+          <w:rFonts w:asciiTheme="minorHAnsi" w:eastAsia="Times New Roman" w:hAnsiTheme="minorHAnsi" w:cs="Menlo"/>
+          <w:b/>
+          <w:bCs/>
+          <w:color w:val="034C7C"/>
+          <w:sz w:val="24"/>
+          <w:szCs w:val="24"/>
+        </w:rPr>
+        <w:t>ompare the one-zone and multi-zone spectra</w:t>
+      </w:r>
+      <w:r>
+        <w:rPr>
+          <w:rFonts w:asciiTheme="minorHAnsi" w:eastAsia="Times New Roman" w:hAnsiTheme="minorHAnsi" w:cs="Menlo"/>
+          <w:b/>
+          <w:bCs/>
+          <w:color w:val="034C7C"/>
+          <w:sz w:val="24"/>
+          <w:szCs w:val="24"/>
+        </w:rPr>
+        <w:t xml:space="preserve">: </w:t>
+      </w:r>
+    </w:p>
+    <w:p>
+      <w:pPr>
+        <w:shd w:val="clear" w:color="auto" w:fill="FFFFFF"/>
+        <w:spacing w:after="0" w:line="270" w:lineRule="atLeast"/>
+        <w:rPr>
+          <w:rFonts w:asciiTheme="minorHAnsi" w:eastAsia="Times New Roman" w:hAnsiTheme="minorHAnsi" w:cs="Menlo"/>
+          <w:color w:val="1F497D" w:themeColor="text2"/>
+          <w:sz w:val="24"/>
+          <w:szCs w:val="24"/>
+        </w:rPr>
+      </w:pPr>
+      <w:r>
+        <w:rPr>
+          <w:rFonts w:asciiTheme="minorHAnsi" w:eastAsia="Times New Roman" w:hAnsiTheme="minorHAnsi" w:cs="Menlo"/>
+          <w:color w:val="1F497D" w:themeColor="text2"/>
+          <w:sz w:val="24"/>
+          <w:szCs w:val="24"/>
+        </w:rPr>
+        <w:t xml:space="preserve">The single-zone model is one set of local conditions. The multi-zone model sums many expanding zones, so its shape and normalization will probably not match the single-zone spectrum. </w:t>
       </w:r>
     </w:p>
     <w:p>
@@ -1856,23 +3004,19 @@
       <w:r>
         <w:rPr>
           <w:rFonts w:asciiTheme="minorHAnsi" w:hAnsiTheme="minorHAnsi"/>
-          <w:color w:val="1F497D" w:themeColor="text2"/>
-        </w:rPr>
-        <w:t xml:space="preserve">What </w:t>
-      </w:r>
-      <w:r>
-        <w:rPr>
-          <w:rFonts w:asciiTheme="minorHAnsi" w:hAnsiTheme="minorHAnsi"/>
-          <w:color w:val="1F497D" w:themeColor="text2"/>
-        </w:rPr>
-        <w:t xml:space="preserve">does it mean to use only one zone? What are we assuming about radiation that we end up seeing from the jet, which we know is much larger &amp; longer than our blob?   </w:t>
+          <w:bCs/>
+          <w:color w:val="1F497D" w:themeColor="text2"/>
+          <w:sz w:val="24"/>
+          <w:szCs w:val="24"/>
+        </w:rPr>
+        <w:t xml:space="preserve">Before calculating: how do you expect the multi-zone spectrum to differ from the single-zone spectrum? </w:t>
       </w:r>
     </w:p>
     <w:p>
       <w:pPr>
         <w:pStyle w:val="ListParagraph"/>
         <w:spacing w:before="400" w:after="120"/>
-        <w:ind w:left="1080"/>
+        <w:ind w:left="360"/>
         <w:rPr>
           <w:rFonts w:asciiTheme="minorHAnsi" w:hAnsiTheme="minorHAnsi"/>
           <w:color w:val="1F497D" w:themeColor="text2"/>
@@ -1900,40 +3044,203 @@
         <w:rPr>
           <w:rFonts w:asciiTheme="minorHAnsi" w:hAnsiTheme="minorHAnsi"/>
           <w:color w:val="1F497D" w:themeColor="text2"/>
-        </w:rPr>
-        <w:t xml:space="preserve">Why do you think this is an okay approximation to make? </w:t>
+          <w:sz w:val="24"/>
+          <w:szCs w:val="24"/>
+        </w:rPr>
+        <w:t xml:space="preserve">What do you have to change in the parameter space to get the multi-zone and single </w:t>
+      </w:r>
+      <w:proofErr w:type="gramStart"/>
+      <w:r>
+        <w:rPr>
+          <w:rFonts w:asciiTheme="minorHAnsi" w:hAnsiTheme="minorHAnsi"/>
+          <w:color w:val="1F497D" w:themeColor="text2"/>
+          <w:sz w:val="24"/>
+          <w:szCs w:val="24"/>
+        </w:rPr>
+        <w:t>zone  models</w:t>
+      </w:r>
+      <w:proofErr w:type="gramEnd"/>
+      <w:r>
+        <w:rPr>
+          <w:rFonts w:asciiTheme="minorHAnsi" w:hAnsiTheme="minorHAnsi"/>
+          <w:color w:val="1F497D" w:themeColor="text2"/>
+          <w:sz w:val="24"/>
+          <w:szCs w:val="24"/>
+        </w:rPr>
+        <w:t xml:space="preserve"> to have a similar flux/magnitude? </w:t>
       </w:r>
     </w:p>
     <w:p>
       <w:pPr>
-        <w:pStyle w:val="ListParagraph"/>
-        <w:rPr>
-          <w:rFonts w:asciiTheme="minorHAnsi" w:hAnsiTheme="minorHAnsi"/>
-          <w:color w:val="1F497D" w:themeColor="text2"/>
-          <w:sz w:val="24"/>
-          <w:szCs w:val="24"/>
+        <w:rPr>
+          <w:rFonts w:asciiTheme="minorHAnsi" w:hAnsiTheme="minorHAnsi"/>
+          <w:color w:val="1F497D" w:themeColor="text2"/>
         </w:rPr>
       </w:pPr>
     </w:p>
     <w:p>
       <w:pPr>
-        <w:pStyle w:val="ListParagraph"/>
+        <w:rPr>
+          <w:rFonts w:asciiTheme="minorHAnsi" w:hAnsiTheme="minorHAnsi"/>
+          <w:color w:val="1F497D" w:themeColor="text2"/>
+        </w:rPr>
+      </w:pPr>
+    </w:p>
+    <w:p>
+      <w:pPr>
+        <w:spacing w:after="80"/>
+        <w:rPr>
+          <w:rFonts w:asciiTheme="minorHAnsi" w:hAnsiTheme="minorHAnsi"/>
+          <w:color w:val="1F497D" w:themeColor="text2"/>
+        </w:rPr>
+      </w:pPr>
+    </w:p>
+    <w:p>
+      <w:pPr>
+        <w:rPr>
+          <w:rFonts w:asciiTheme="minorHAnsi" w:hAnsiTheme="minorHAnsi"/>
+          <w:color w:val="1F497D" w:themeColor="text2"/>
+        </w:rPr>
+      </w:pPr>
+    </w:p>
+    <w:p>
+      <w:pPr>
+        <w:rPr>
+          <w:rFonts w:asciiTheme="minorHAnsi" w:hAnsiTheme="minorHAnsi"/>
+          <w:color w:val="1F497D" w:themeColor="text2"/>
+        </w:rPr>
+      </w:pPr>
+    </w:p>
+    <w:p>
+      <w:pPr>
+        <w:rPr>
+          <w:rFonts w:asciiTheme="minorHAnsi" w:eastAsia="Times New Roman" w:hAnsiTheme="minorHAnsi" w:cs="Menlo"/>
+          <w:color w:val="1F497D" w:themeColor="text2"/>
+          <w:sz w:val="40"/>
+          <w:szCs w:val="40"/>
+        </w:rPr>
+      </w:pPr>
+      <w:r>
+        <w:rPr>
+          <w:rFonts w:asciiTheme="minorHAnsi" w:hAnsiTheme="minorHAnsi"/>
+          <w:color w:val="1F497D" w:themeColor="text2"/>
+          <w:sz w:val="40"/>
+          <w:szCs w:val="40"/>
+        </w:rPr>
+        <w:t>3</w:t>
+      </w:r>
+      <w:r>
+        <w:rPr>
+          <w:rFonts w:asciiTheme="minorHAnsi" w:hAnsiTheme="minorHAnsi"/>
+          <w:color w:val="1F497D" w:themeColor="text2"/>
+          <w:sz w:val="40"/>
+          <w:szCs w:val="40"/>
+          <w:vertAlign w:val="superscript"/>
+        </w:rPr>
+        <w:t>rd</w:t>
+      </w:r>
+      <w:r>
+        <w:rPr>
+          <w:rFonts w:asciiTheme="minorHAnsi" w:hAnsiTheme="minorHAnsi"/>
+          <w:color w:val="1F497D" w:themeColor="text2"/>
+          <w:sz w:val="40"/>
+          <w:szCs w:val="40"/>
+        </w:rPr>
+        <w:t xml:space="preserve"> Notebook:</w:t>
+      </w:r>
+      <w:r>
+        <w:rPr>
+          <w:rFonts w:asciiTheme="minorHAnsi" w:hAnsiTheme="minorHAnsi"/>
+          <w:color w:val="1F497D" w:themeColor="text2"/>
+        </w:rPr>
+        <w:t xml:space="preserve"> </w:t>
+      </w:r>
+      <w:r>
+        <w:rPr>
+          <w:rFonts w:asciiTheme="minorHAnsi" w:eastAsia="Times New Roman" w:hAnsiTheme="minorHAnsi" w:cs="Menlo"/>
+          <w:color w:val="1F497D" w:themeColor="text2"/>
+          <w:sz w:val="40"/>
+          <w:szCs w:val="40"/>
+        </w:rPr>
+        <w:t>Using BHJet to study multi-wavelength observations of jetted systems</w:t>
+      </w:r>
+    </w:p>
+    <w:p>
+      <w:pPr>
         <w:spacing w:before="400" w:after="120"/>
-        <w:ind w:left="1080"/>
-        <w:rPr>
-          <w:rFonts w:asciiTheme="minorHAnsi" w:hAnsiTheme="minorHAnsi"/>
-          <w:color w:val="1F497D" w:themeColor="text2"/>
-          <w:sz w:val="24"/>
-          <w:szCs w:val="24"/>
-        </w:rPr>
-      </w:pPr>
+        <w:rPr>
+          <w:rFonts w:asciiTheme="minorHAnsi" w:hAnsiTheme="minorHAnsi"/>
+          <w:b/>
+          <w:bCs/>
+          <w:color w:val="1F497D" w:themeColor="text2"/>
+          <w:sz w:val="24"/>
+          <w:szCs w:val="24"/>
+        </w:rPr>
+      </w:pPr>
+      <w:r>
+        <w:rPr>
+          <w:rFonts w:asciiTheme="minorHAnsi" w:hAnsiTheme="minorHAnsi"/>
+          <w:b/>
+          <w:bCs/>
+          <w:color w:val="1F497D" w:themeColor="text2"/>
+          <w:sz w:val="24"/>
+          <w:szCs w:val="24"/>
+        </w:rPr>
+        <w:t xml:space="preserve">Selecting a </w:t>
+      </w:r>
+      <w:proofErr w:type="gramStart"/>
+      <w:r>
+        <w:rPr>
+          <w:rFonts w:asciiTheme="minorHAnsi" w:hAnsiTheme="minorHAnsi"/>
+          <w:b/>
+          <w:bCs/>
+          <w:color w:val="1F497D" w:themeColor="text2"/>
+          <w:sz w:val="24"/>
+          <w:szCs w:val="24"/>
+        </w:rPr>
+        <w:t>source &amp; lo</w:t>
+      </w:r>
+      <w:r>
+        <w:rPr>
+          <w:rFonts w:asciiTheme="minorHAnsi" w:hAnsiTheme="minorHAnsi"/>
+          <w:b/>
+          <w:bCs/>
+          <w:color w:val="1F497D" w:themeColor="text2"/>
+          <w:sz w:val="24"/>
+          <w:szCs w:val="24"/>
+        </w:rPr>
+        <w:t>a</w:t>
+      </w:r>
+      <w:r>
+        <w:rPr>
+          <w:rFonts w:asciiTheme="minorHAnsi" w:hAnsiTheme="minorHAnsi"/>
+          <w:b/>
+          <w:bCs/>
+          <w:color w:val="1F497D" w:themeColor="text2"/>
+          <w:sz w:val="24"/>
+          <w:szCs w:val="24"/>
+        </w:rPr>
+        <w:t>ding observations</w:t>
+      </w:r>
+      <w:proofErr w:type="gramEnd"/>
+      <w:r>
+        <w:rPr>
+          <w:rFonts w:asciiTheme="minorHAnsi" w:hAnsiTheme="minorHAnsi"/>
+          <w:b/>
+          <w:bCs/>
+          <w:color w:val="1F497D" w:themeColor="text2"/>
+          <w:sz w:val="24"/>
+          <w:szCs w:val="24"/>
+        </w:rPr>
+        <w:t xml:space="preserve">: </w:t>
+      </w:r>
     </w:p>
     <w:p>
       <w:pPr>
         <w:pStyle w:val="ListParagraph"/>
         <w:numPr>
           <w:ilvl w:val="0"/>
-          <w:numId w:val="10"/>
+          <w:numId w:val="13"/>
         </w:numPr>
         <w:spacing w:before="400" w:after="120"/>
         <w:rPr>
@@ -1947,174 +3254,73 @@
         <w:rPr>
           <w:rFonts w:asciiTheme="minorHAnsi" w:hAnsiTheme="minorHAnsi"/>
           <w:color w:val="1F497D" w:themeColor="text2"/>
-        </w:rPr>
-        <w:t xml:space="preserve">Where do you </w:t>
-      </w:r>
-      <w:proofErr w:type="gramStart"/>
-      <w:r>
-        <w:rPr>
-          <w:rFonts w:asciiTheme="minorHAnsi" w:hAnsiTheme="minorHAnsi"/>
-          <w:color w:val="1F497D" w:themeColor="text2"/>
-        </w:rPr>
-        <w:t>think</w:t>
-      </w:r>
-      <w:proofErr w:type="gramEnd"/>
-      <w:r>
-        <w:rPr>
-          <w:rFonts w:asciiTheme="minorHAnsi" w:hAnsiTheme="minorHAnsi"/>
-          <w:color w:val="1F497D" w:themeColor="text2"/>
-        </w:rPr>
-        <w:t xml:space="preserve"> it will start to break down? </w:t>
+          <w:sz w:val="24"/>
+          <w:szCs w:val="24"/>
+        </w:rPr>
+        <w:t>Starting with MWL observations of M87</w:t>
+      </w:r>
+      <w:r>
+        <w:rPr>
+          <w:rFonts w:asciiTheme="minorHAnsi" w:hAnsiTheme="minorHAnsi"/>
+          <w:color w:val="1F497D" w:themeColor="text2"/>
+          <w:sz w:val="24"/>
+          <w:szCs w:val="24"/>
+        </w:rPr>
+        <w:t>: t</w:t>
+      </w:r>
+      <w:r>
+        <w:rPr>
+          <w:rFonts w:asciiTheme="minorHAnsi" w:hAnsiTheme="minorHAnsi"/>
+          <w:color w:val="1F497D" w:themeColor="text2"/>
+          <w:sz w:val="24"/>
+          <w:szCs w:val="24"/>
+        </w:rPr>
+        <w:t xml:space="preserve">he source-specific values are taken from either the </w:t>
+      </w:r>
+      <w:hyperlink r:id="rId6" w:history="1">
+        <w:r>
+          <w:rPr>
+            <w:rStyle w:val="Hyperlink"/>
+            <w:rFonts w:asciiTheme="minorHAnsi" w:hAnsiTheme="minorHAnsi"/>
+            <w:sz w:val="24"/>
+            <w:szCs w:val="24"/>
+          </w:rPr>
+          <w:t>Nasa Extragalactic Database</w:t>
+        </w:r>
+      </w:hyperlink>
+      <w:r>
+        <w:rPr>
+          <w:rFonts w:asciiTheme="minorHAnsi" w:hAnsiTheme="minorHAnsi"/>
+          <w:color w:val="1F497D" w:themeColor="text2"/>
+          <w:sz w:val="24"/>
+          <w:szCs w:val="24"/>
+        </w:rPr>
+        <w:t xml:space="preserve"> or recent publications on M87.  </w:t>
       </w:r>
     </w:p>
     <w:p>
       <w:pPr>
-        <w:rPr>
-          <w:rFonts w:asciiTheme="minorHAnsi" w:hAnsiTheme="minorHAnsi"/>
-          <w:color w:val="1F497D" w:themeColor="text2"/>
-        </w:rPr>
-      </w:pPr>
-    </w:p>
-    <w:tbl>
-      <w:tblPr>
-        <w:tblW w:w="9360" w:type="dxa"/>
-        <w:tblLayout w:type="fixed"/>
-        <w:tblLook w:val="04A0" w:firstRow="1" w:lastRow="0" w:firstColumn="1" w:lastColumn="0" w:noHBand="0" w:noVBand="1"/>
-      </w:tblPr>
-      <w:tblGrid>
-        <w:gridCol w:w="9360"/>
-      </w:tblGrid>
-      <w:tr>
-        <w:tc>
-          <w:tcPr>
-            <w:tcW w:w="9360" w:type="dxa"/>
-            <w:shd w:val="clear" w:color="auto" w:fill="F7F7F7"/>
-            <w:tcMar>
-              <w:top w:w="80" w:type="dxa"/>
-              <w:left w:w="120" w:type="dxa"/>
-              <w:bottom w:w="80" w:type="dxa"/>
-              <w:right w:w="120" w:type="dxa"/>
-            </w:tcMar>
-          </w:tcPr>
-          <w:p>
-            <w:pPr>
-              <w:spacing w:before="360" w:after="360"/>
-              <w:jc w:val="center"/>
-              <w:rPr>
-                <w:rFonts w:asciiTheme="minorHAnsi" w:hAnsiTheme="minorHAnsi"/>
-                <w:color w:val="1F497D" w:themeColor="text2"/>
-              </w:rPr>
-            </w:pPr>
-            <w:r>
-              <w:rPr>
-                <w:rFonts w:asciiTheme="minorHAnsi" w:hAnsiTheme="minorHAnsi"/>
-                <w:color w:val="1F497D" w:themeColor="text2"/>
-              </w:rPr>
-              <w:t>Screenshot box</w:t>
-            </w:r>
-          </w:p>
-        </w:tc>
-      </w:tr>
-    </w:tbl>
-    <w:p>
-      <w:pPr>
-        <w:rPr>
-          <w:rFonts w:asciiTheme="minorHAnsi" w:hAnsiTheme="minorHAnsi"/>
-          <w:color w:val="1F497D" w:themeColor="text2"/>
-        </w:rPr>
-      </w:pPr>
-      <w:r>
-        <w:rPr>
-          <w:rFonts w:asciiTheme="minorHAnsi" w:hAnsiTheme="minorHAnsi"/>
-          <w:color w:val="1F497D" w:themeColor="text2"/>
-        </w:rPr>
-        <w:br w:type="page"/>
-      </w:r>
+        <w:pStyle w:val="ListParagraph"/>
+        <w:spacing w:before="400" w:after="120"/>
+        <w:ind w:left="360"/>
+        <w:rPr>
+          <w:rFonts w:asciiTheme="minorHAnsi" w:hAnsiTheme="minorHAnsi"/>
+          <w:color w:val="1F497D" w:themeColor="text2"/>
+          <w:sz w:val="24"/>
+          <w:szCs w:val="24"/>
+        </w:rPr>
+      </w:pPr>
     </w:p>
     <w:p>
       <w:pPr>
+        <w:pStyle w:val="ListParagraph"/>
         <w:spacing w:before="400" w:after="120"/>
-        <w:rPr>
-          <w:rFonts w:asciiTheme="minorHAnsi" w:hAnsiTheme="minorHAnsi"/>
-          <w:color w:val="1F497D" w:themeColor="text2"/>
-          <w:sz w:val="24"/>
-          <w:szCs w:val="24"/>
-          <w:u w:val="single"/>
-        </w:rPr>
-      </w:pPr>
-      <w:r>
-        <w:rPr>
-          <w:rFonts w:asciiTheme="minorHAnsi" w:hAnsiTheme="minorHAnsi"/>
-          <w:color w:val="1F497D" w:themeColor="text2"/>
-          <w:sz w:val="24"/>
-          <w:szCs w:val="24"/>
-          <w:u w:val="single"/>
-        </w:rPr>
-        <w:lastRenderedPageBreak/>
-        <w:t xml:space="preserve">Emission from many zones (creating a stratified jet): </w:t>
-      </w:r>
-    </w:p>
-    <w:p>
-      <w:pPr>
-        <w:spacing w:before="400" w:after="120"/>
-        <w:rPr>
-          <w:rFonts w:asciiTheme="minorHAnsi" w:hAnsiTheme="minorHAnsi"/>
-          <w:color w:val="1F497D" w:themeColor="text2"/>
-          <w:sz w:val="24"/>
-          <w:szCs w:val="24"/>
-          <w:u w:val="single"/>
-        </w:rPr>
-      </w:pPr>
-    </w:p>
-    <w:p>
-      <w:pPr>
-        <w:spacing w:before="400" w:after="120"/>
-        <w:rPr>
-          <w:rFonts w:asciiTheme="minorHAnsi" w:hAnsiTheme="minorHAnsi"/>
-          <w:color w:val="1F497D" w:themeColor="text2"/>
-          <w:sz w:val="24"/>
-          <w:szCs w:val="24"/>
-          <w:u w:val="single"/>
-        </w:rPr>
-      </w:pPr>
-      <w:r>
-        <w:rPr>
-          <w:rFonts w:asciiTheme="minorHAnsi" w:hAnsiTheme="minorHAnsi"/>
-          <w:color w:val="1F497D" w:themeColor="text2"/>
-          <w:sz w:val="24"/>
-          <w:szCs w:val="24"/>
-          <w:u w:val="single"/>
-        </w:rPr>
-        <w:t xml:space="preserve">Compare single-zone and multi-zone </w:t>
-      </w:r>
-      <w:r>
-        <w:rPr>
-          <w:rFonts w:asciiTheme="minorHAnsi" w:hAnsiTheme="minorHAnsi"/>
-          <w:color w:val="1F497D" w:themeColor="text2"/>
-          <w:sz w:val="24"/>
-          <w:szCs w:val="24"/>
-          <w:u w:val="single"/>
-        </w:rPr>
-        <w:t>total emission</w:t>
-      </w:r>
-      <w:r>
-        <w:rPr>
-          <w:rFonts w:asciiTheme="minorHAnsi" w:hAnsiTheme="minorHAnsi"/>
-          <w:color w:val="1F497D" w:themeColor="text2"/>
-          <w:sz w:val="24"/>
-          <w:szCs w:val="24"/>
-          <w:u w:val="single"/>
-        </w:rPr>
-        <w:t xml:space="preserve">: </w:t>
-      </w:r>
-    </w:p>
-    <w:p>
-      <w:pPr>
-        <w:pStyle w:val="ListParagraph"/>
-        <w:rPr>
-          <w:rFonts w:asciiTheme="minorHAnsi" w:hAnsiTheme="minorHAnsi"/>
-          <w:bCs/>
-          <w:color w:val="1F497D" w:themeColor="text2"/>
+        <w:ind w:left="360"/>
+        <w:rPr>
+          <w:rFonts w:asciiTheme="minorHAnsi" w:hAnsiTheme="minorHAnsi"/>
+          <w:color w:val="1F497D" w:themeColor="text2"/>
+          <w:sz w:val="24"/>
+          <w:szCs w:val="24"/>
         </w:rPr>
       </w:pPr>
     </w:p>
@@ -2123,7 +3329,7 @@
         <w:pStyle w:val="ListParagraph"/>
         <w:numPr>
           <w:ilvl w:val="0"/>
-          <w:numId w:val="10"/>
+          <w:numId w:val="13"/>
         </w:numPr>
         <w:spacing w:before="400" w:after="120"/>
         <w:rPr>
@@ -2136,170 +3342,118 @@
       <w:r>
         <w:rPr>
           <w:rFonts w:asciiTheme="minorHAnsi" w:hAnsiTheme="minorHAnsi"/>
-          <w:bCs/>
-          <w:color w:val="1F497D" w:themeColor="text2"/>
-        </w:rPr>
-        <w:t xml:space="preserve">Before calculating: how do </w:t>
-      </w:r>
-      <w:r>
-        <w:rPr>
-          <w:rFonts w:asciiTheme="minorHAnsi" w:hAnsiTheme="minorHAnsi"/>
-          <w:bCs/>
-          <w:color w:val="1F497D" w:themeColor="text2"/>
-        </w:rPr>
-        <w:t>you</w:t>
-      </w:r>
-      <w:r>
-        <w:rPr>
-          <w:rFonts w:asciiTheme="minorHAnsi" w:hAnsiTheme="minorHAnsi"/>
-          <w:bCs/>
-          <w:color w:val="1F497D" w:themeColor="text2"/>
-        </w:rPr>
-        <w:t xml:space="preserve"> expect the multi-zone spectrum to differ from the single-zone spectrum?</w:t>
-      </w:r>
-      <w:r>
-        <w:rPr>
-          <w:rFonts w:asciiTheme="minorHAnsi" w:hAnsiTheme="minorHAnsi"/>
-          <w:bCs/>
-          <w:color w:val="1F497D" w:themeColor="text2"/>
-        </w:rPr>
-        <w:t xml:space="preserve"> </w:t>
+          <w:color w:val="1F497D" w:themeColor="text2"/>
+          <w:sz w:val="24"/>
+          <w:szCs w:val="24"/>
+        </w:rPr>
+        <w:t xml:space="preserve">Load and inspect the M87 SED </w:t>
       </w:r>
     </w:p>
     <w:p>
       <w:pPr>
         <w:pStyle w:val="ListParagraph"/>
-        <w:spacing w:before="400" w:after="120"/>
-        <w:ind w:left="360"/>
-        <w:rPr>
-          <w:rFonts w:asciiTheme="minorHAnsi" w:hAnsiTheme="minorHAnsi"/>
-          <w:color w:val="1F497D" w:themeColor="text2"/>
-          <w:sz w:val="24"/>
-          <w:szCs w:val="24"/>
-        </w:rPr>
-      </w:pPr>
-    </w:p>
-    <w:p>
-      <w:pPr>
-        <w:pStyle w:val="ListParagraph"/>
         <w:numPr>
-          <w:ilvl w:val="0"/>
-          <w:numId w:val="10"/>
+          <w:ilvl w:val="1"/>
+          <w:numId w:val="13"/>
         </w:numPr>
         <w:spacing w:before="400" w:after="120"/>
-        <w:rPr>
-          <w:rFonts w:asciiTheme="minorHAnsi" w:hAnsiTheme="minorHAnsi"/>
-          <w:color w:val="1F497D" w:themeColor="text2"/>
-          <w:sz w:val="24"/>
-          <w:szCs w:val="24"/>
-        </w:rPr>
-      </w:pPr>
-      <w:r>
-        <w:rPr>
-          <w:rFonts w:asciiTheme="minorHAnsi" w:hAnsiTheme="minorHAnsi"/>
-          <w:color w:val="1F497D" w:themeColor="text2"/>
-        </w:rPr>
-        <w:t xml:space="preserve">What do you have to change in the parameter space to get the multi-zone and single </w:t>
-      </w:r>
-      <w:proofErr w:type="gramStart"/>
-      <w:r>
-        <w:rPr>
-          <w:rFonts w:asciiTheme="minorHAnsi" w:hAnsiTheme="minorHAnsi"/>
-          <w:color w:val="1F497D" w:themeColor="text2"/>
-        </w:rPr>
-        <w:t xml:space="preserve">zone </w:t>
-      </w:r>
-      <w:r>
-        <w:rPr>
-          <w:rFonts w:asciiTheme="minorHAnsi" w:hAnsiTheme="minorHAnsi"/>
-          <w:color w:val="1F497D" w:themeColor="text2"/>
+        <w:ind w:left="1080"/>
+        <w:rPr>
+          <w:rFonts w:asciiTheme="minorHAnsi" w:hAnsiTheme="minorHAnsi"/>
+          <w:color w:val="1F497D" w:themeColor="text2"/>
+          <w:sz w:val="24"/>
+          <w:szCs w:val="24"/>
+        </w:rPr>
+      </w:pPr>
+      <w:r>
+        <w:rPr>
+          <w:rFonts w:asciiTheme="minorHAnsi" w:hAnsiTheme="minorHAnsi"/>
+          <w:color w:val="1F497D" w:themeColor="text2"/>
+          <w:sz w:val="24"/>
+          <w:szCs w:val="24"/>
+        </w:rPr>
+        <w:t>The data from the file is in units of energy (eV) and number flux (</w:t>
+      </w:r>
+      <w:proofErr w:type="spellStart"/>
+      <w:r>
+        <w:rPr>
+          <w:rFonts w:asciiTheme="minorHAnsi" w:hAnsiTheme="minorHAnsi"/>
+          <w:color w:val="1F497D" w:themeColor="text2"/>
+          <w:sz w:val="24"/>
+          <w:szCs w:val="24"/>
+        </w:rPr>
+        <w:t>dN</w:t>
+      </w:r>
+      <w:proofErr w:type="spellEnd"/>
+      <w:r>
+        <w:rPr>
+          <w:rFonts w:asciiTheme="minorHAnsi" w:hAnsiTheme="minorHAnsi"/>
+          <w:color w:val="1F497D" w:themeColor="text2"/>
+          <w:sz w:val="24"/>
+          <w:szCs w:val="24"/>
+        </w:rPr>
+        <w:t>/</w:t>
+      </w:r>
+      <w:proofErr w:type="spellStart"/>
+      <w:r>
+        <w:rPr>
+          <w:rFonts w:asciiTheme="minorHAnsi" w:hAnsiTheme="minorHAnsi"/>
+          <w:color w:val="1F497D" w:themeColor="text2"/>
+          <w:sz w:val="24"/>
+          <w:szCs w:val="24"/>
+        </w:rPr>
+        <w:t>dE</w:t>
+      </w:r>
+      <w:proofErr w:type="spellEnd"/>
+      <w:r>
+        <w:rPr>
+          <w:rFonts w:asciiTheme="minorHAnsi" w:hAnsiTheme="minorHAnsi"/>
+          <w:color w:val="1F497D" w:themeColor="text2"/>
+          <w:sz w:val="24"/>
+          <w:szCs w:val="24"/>
+        </w:rPr>
+        <w:t xml:space="preserve">) (and flux error). However, it is common to use E^2 </w:t>
+      </w:r>
+      <w:proofErr w:type="spellStart"/>
+      <w:r>
+        <w:rPr>
+          <w:rFonts w:asciiTheme="minorHAnsi" w:hAnsiTheme="minorHAnsi"/>
+          <w:color w:val="1F497D" w:themeColor="text2"/>
+          <w:sz w:val="24"/>
+          <w:szCs w:val="24"/>
+        </w:rPr>
+        <w:t>dN</w:t>
+      </w:r>
+      <w:proofErr w:type="spellEnd"/>
+      <w:r>
+        <w:rPr>
+          <w:rFonts w:asciiTheme="minorHAnsi" w:hAnsiTheme="minorHAnsi"/>
+          <w:color w:val="1F497D" w:themeColor="text2"/>
+          <w:sz w:val="24"/>
+          <w:szCs w:val="24"/>
+        </w:rPr>
+        <w:t>/</w:t>
+      </w:r>
+      <w:proofErr w:type="spellStart"/>
+      <w:r>
+        <w:rPr>
+          <w:rFonts w:asciiTheme="minorHAnsi" w:hAnsiTheme="minorHAnsi"/>
+          <w:color w:val="1F497D" w:themeColor="text2"/>
+          <w:sz w:val="24"/>
+          <w:szCs w:val="24"/>
+        </w:rPr>
+        <w:t>dE</w:t>
+      </w:r>
+      <w:proofErr w:type="spellEnd"/>
+      <w:r>
+        <w:rPr>
+          <w:rFonts w:asciiTheme="minorHAnsi" w:hAnsiTheme="minorHAnsi"/>
+          <w:color w:val="1F497D" w:themeColor="text2"/>
+          <w:sz w:val="24"/>
+          <w:szCs w:val="24"/>
         </w:rPr>
         <w:t xml:space="preserve"> </w:t>
       </w:r>
-      <w:r>
-        <w:rPr>
-          <w:rFonts w:asciiTheme="minorHAnsi" w:hAnsiTheme="minorHAnsi"/>
-          <w:color w:val="1F497D" w:themeColor="text2"/>
-        </w:rPr>
-        <w:t>models</w:t>
-      </w:r>
-      <w:proofErr w:type="gramEnd"/>
-      <w:r>
-        <w:rPr>
-          <w:rFonts w:asciiTheme="minorHAnsi" w:hAnsiTheme="minorHAnsi"/>
-          <w:color w:val="1F497D" w:themeColor="text2"/>
-        </w:rPr>
-        <w:t xml:space="preserve"> to have a similar flux/magnitude? </w:t>
-      </w:r>
-    </w:p>
-    <w:p>
-      <w:pPr>
-        <w:rPr>
-          <w:rFonts w:asciiTheme="minorHAnsi" w:hAnsiTheme="minorHAnsi"/>
-          <w:color w:val="1F497D" w:themeColor="text2"/>
-        </w:rPr>
-      </w:pPr>
-    </w:p>
-    <w:tbl>
-      <w:tblPr>
-        <w:tblW w:w="9360" w:type="dxa"/>
-        <w:tblLayout w:type="fixed"/>
-        <w:tblLook w:val="04A0" w:firstRow="1" w:lastRow="0" w:firstColumn="1" w:lastColumn="0" w:noHBand="0" w:noVBand="1"/>
-      </w:tblPr>
-      <w:tblGrid>
-        <w:gridCol w:w="9360"/>
-      </w:tblGrid>
-      <w:tr>
-        <w:tc>
-          <w:tcPr>
-            <w:tcW w:w="9360" w:type="dxa"/>
-            <w:shd w:val="clear" w:color="auto" w:fill="F7F7F7"/>
-            <w:tcMar>
-              <w:top w:w="80" w:type="dxa"/>
-              <w:left w:w="120" w:type="dxa"/>
-              <w:bottom w:w="80" w:type="dxa"/>
-              <w:right w:w="120" w:type="dxa"/>
-            </w:tcMar>
-          </w:tcPr>
-          <w:p>
-            <w:pPr>
-              <w:spacing w:before="360" w:after="360"/>
-              <w:jc w:val="center"/>
-              <w:rPr>
-                <w:rFonts w:asciiTheme="minorHAnsi" w:hAnsiTheme="minorHAnsi"/>
-                <w:color w:val="1F497D" w:themeColor="text2"/>
-              </w:rPr>
-            </w:pPr>
-            <w:proofErr w:type="gramStart"/>
-            <w:r>
-              <w:rPr>
-                <w:rFonts w:asciiTheme="minorHAnsi" w:hAnsiTheme="minorHAnsi"/>
-                <w:color w:val="1F497D" w:themeColor="text2"/>
-                <w:sz w:val="20"/>
-              </w:rPr>
-              <w:t>Screenshot  box</w:t>
-            </w:r>
-            <w:proofErr w:type="gramEnd"/>
-            <w:r>
-              <w:rPr>
-                <w:rFonts w:asciiTheme="minorHAnsi" w:hAnsiTheme="minorHAnsi"/>
-                <w:color w:val="1F497D" w:themeColor="text2"/>
-                <w:sz w:val="20"/>
-              </w:rPr>
-              <w:t xml:space="preserve"> </w:t>
-            </w:r>
-          </w:p>
-        </w:tc>
-      </w:tr>
-    </w:tbl>
-    <w:p>
-      <w:pPr>
-        <w:spacing w:after="80"/>
-        <w:rPr>
-          <w:rFonts w:asciiTheme="minorHAnsi" w:hAnsiTheme="minorHAnsi"/>
-          <w:color w:val="1F497D" w:themeColor="text2"/>
-        </w:rPr>
-      </w:pPr>
     </w:p>
     <w:p>
       <w:pPr>
@@ -2320,7 +3474,7 @@
 </file>
 
 <file path=word/numbering.xml><?xml version="1.0" encoding="utf-8"?>
-<w:numbering xmlns:wpc="http://schemas.microsoft.com/office/word/2010/wordprocessingCanvas" xmlns:cx="http://schemas.microsoft.com/office/drawing/2014/chartex" xmlns:cx1="http://schemas.microsoft.com/office/drawing/2015/9/8/chartex" xmlns:cx2="http://schemas.microsoft.com/office/drawing/2015/10/21/chartex" xmlns:cx3="http://schemas.microsoft.com/office/drawing/2016/5/9/chartex" xmlns:cx4="http://schemas.microsoft.com/office/drawing/2016/5/10/chartex" xmlns:cx5="http://schemas.microsoft.com/office/drawing/2016/5/11/chartex" xmlns:cx6="http://schemas.microsoft.com/office/drawing/2016/5/12/chartex" xmlns:cx7="http://schemas.microsoft.com/office/drawing/2016/5/13/chartex" xmlns:cx8="http://schemas.microsoft.com/office/drawing/2016/5/14/chartex" xmlns:mc="http://schemas.openxmlformats.org/markup-compatibility/2006" xmlns:m="http://schemas.openxmlformats.org/officeDocument/2006/math" xmlns:aink="http://schemas.microsoft.com/office/drawing/2016/ink" xmlns:am3d="http://schemas.microsoft.com/office/drawing/2017/model3d" xmlns:oel="http://schemas.microsoft.com/office/2019/extlst" xmlns:r="http://schemas.openxmlformats.org/officeDocument/2006/relationships" xmlns:wp14="http://schemas.microsoft.com/office/word/2010/wordprocessingDrawing" xmlns:wp="http://schemas.openxmlformats.org/drawingml/2006/wordprocessingDrawing" xmlns:wpg="http://schemas.microsoft.com/office/word/2010/wordprocessingGroup" xmlns:wpi="http://schemas.microsoft.com/office/word/2010/wordprocessingInk" xmlns:wps="http://schemas.microsoft.com/office/word/2010/wordprocessingShape" xmlns:o="urn:schemas-microsoft-com:office:office" xmlns:v="urn:schemas-microsoft-com:vml" xmlns:w10="urn:schemas-microsoft-com:office:word" xmlns:w="http://schemas.openxmlformats.org/wordprocessingml/2006/main" xmlns:w14="http://schemas.microsoft.com/office/word/2010/wordml" xmlns:w15="http://schemas.microsoft.com/office/word/2012/wordml" xmlns:w16cei="http://schemas.microsoft.com/office/word/2026/wordml/cei" xmlns:w16cex="http://schemas.microsoft.com/office/word/2018/wordml/cex" xmlns:w16cid="http://schemas.microsoft.com/office/word/2016/wordml/cid" xmlns:w16="http://schemas.microsoft.com/office/word/2018/wordml" xmlns:w16sdtdh="http://schemas.microsoft.com/office/word/2020/wordml/sdtdatahash" xmlns:w16sdtfl="http://schemas.microsoft.com/office/word/2024/wordml/sdtformatlock" xmlns:w16se="http://schemas.microsoft.com/office/word/2015/wordml/symex" xmlns:w16du="http://schemas.microsoft.com/office/word/2023/wordml/word16du" xmlns:wne="http://schemas.microsoft.com/office/word/2006/wordml" mc:Ignorable="w14 w15 w16se w16cid w16 w16cex w16sdtdh w16sdtfl w16du wp14">
+<w:numbering xmlns:wpc="http://schemas.microsoft.com/office/word/2010/wordprocessingCanvas" xmlns:cx="http://schemas.microsoft.com/office/drawing/2014/chartex" xmlns:cx1="http://schemas.microsoft.com/office/drawing/2015/9/8/chartex" xmlns:cx2="http://schemas.microsoft.com/office/drawing/2015/10/21/chartex" xmlns:cx3="http://schemas.microsoft.com/office/drawing/2016/5/9/chartex" xmlns:cx4="http://schemas.microsoft.com/office/drawing/2016/5/10/chartex" xmlns:cx5="http://schemas.microsoft.com/office/drawing/2016/5/11/chartex" xmlns:cx6="http://schemas.microsoft.com/office/drawing/2016/5/12/chartex" xmlns:cx7="http://schemas.microsoft.com/office/drawing/2016/5/13/chartex" xmlns:cx8="http://schemas.microsoft.com/office/drawing/2016/5/14/chartex" xmlns:mc="http://schemas.openxmlformats.org/markup-compatibility/2006" xmlns:m="http://schemas.openxmlformats.org/officeDocument/2006/math" xmlns:aink="http://schemas.microsoft.com/office/drawing/2016/ink" xmlns:am3d="http://schemas.microsoft.com/office/drawing/2017/model3d" xmlns:oel="http://schemas.microsoft.com/office/2019/extlst" xmlns:r="http://schemas.openxmlformats.org/officeDocument/2006/relationships" xmlns:wp14="http://schemas.microsoft.com/office/word/2010/wordprocessingDrawing" xmlns:wp="http://schemas.openxmlformats.org/drawingml/2006/wordprocessingDrawing" xmlns:wpg="http://schemas.microsoft.com/office/word/2010/wordprocessingGroup" xmlns:wpi="http://schemas.microsoft.com/office/word/2010/wordprocessingInk" xmlns:wps="http://schemas.microsoft.com/office/word/2010/wordprocessingShape" xmlns:o="urn:schemas-microsoft-com:office:office" xmlns:v="urn:schemas-microsoft-com:vml" xmlns:w10="urn:schemas-microsoft-com:office:word" xmlns:w="http://schemas.openxmlformats.org/wordprocessingml/2006/main" xmlns:w14="http://schemas.microsoft.com/office/word/2010/wordml" xmlns:w15="http://schemas.microsoft.com/office/word/2012/wordml" xmlns:w16cex="http://schemas.microsoft.com/office/word/2018/wordml/cex" xmlns:w16cid="http://schemas.microsoft.com/office/word/2016/wordml/cid" xmlns:w16="http://schemas.microsoft.com/office/word/2018/wordml" xmlns:w16sdtdh="http://schemas.microsoft.com/office/word/2020/wordml/sdtdatahash" xmlns:w16sdtfl="http://schemas.microsoft.com/office/word/2024/wordml/sdtformatlock" xmlns:w16se="http://schemas.microsoft.com/office/word/2015/wordml/symex" xmlns:w16du="http://schemas.microsoft.com/office/word/2023/wordml/word16du" xmlns:wne="http://schemas.microsoft.com/office/word/2006/wordml" mc:Ignorable="w14 w15 w16se w16cid w16 w16cex w16sdtdh w16sdtfl w16du wp14">
   <w:abstractNum w:abstractNumId="0" w15:restartNumberingAfterBreak="0">
     <w:nsid w:val="FFFFFF7C"/>
     <w:multiLevelType w:val="singleLevel"/>
@@ -2584,8 +3738,8 @@
   <w:abstractNum w:abstractNumId="10" w15:restartNumberingAfterBreak="0">
     <w:nsid w:val="25655981"/>
     <w:multiLevelType w:val="hybridMultilevel"/>
-    <w:tmpl w:val="99561E9A"/>
-    <w:lvl w:ilvl="0" w:tplc="0409000F">
+    <w:tmpl w:val="FC527012"/>
+    <w:lvl w:ilvl="0" w:tplc="E6F27E08">
       <w:start w:val="1"/>
       <w:numFmt w:val="decimal"/>
       <w:lvlText w:val="%1."/>
@@ -2595,6 +3749,8 @@
       </w:pPr>
       <w:rPr>
         <w:rFonts w:hint="default"/>
+        <w:b w:val="0"/>
+        <w:bCs w:val="0"/>
       </w:rPr>
     </w:lvl>
     <w:lvl w:ilvl="1" w:tplc="04090019">
@@ -2781,6 +3937,95 @@
       <w:rPr>
         <w:rFonts w:ascii="Wingdings" w:hAnsi="Wingdings" w:hint="default"/>
       </w:rPr>
+    </w:lvl>
+  </w:abstractNum>
+  <w:abstractNum w:abstractNumId="12" w15:restartNumberingAfterBreak="0">
+    <w:nsid w:val="73AC5A2F"/>
+    <w:multiLevelType w:val="hybridMultilevel"/>
+    <w:tmpl w:val="298EB0B0"/>
+    <w:lvl w:ilvl="0" w:tplc="0409000F">
+      <w:start w:val="1"/>
+      <w:numFmt w:val="decimal"/>
+      <w:lvlText w:val="%1."/>
+      <w:lvlJc w:val="left"/>
+      <w:pPr>
+        <w:ind w:left="720" w:hanging="360"/>
+      </w:pPr>
+      <w:rPr>
+        <w:rFonts w:hint="default"/>
+      </w:rPr>
+    </w:lvl>
+    <w:lvl w:ilvl="1" w:tplc="04090019">
+      <w:start w:val="1"/>
+      <w:numFmt w:val="lowerLetter"/>
+      <w:lvlText w:val="%2."/>
+      <w:lvlJc w:val="left"/>
+      <w:pPr>
+        <w:ind w:left="1440" w:hanging="360"/>
+      </w:pPr>
+    </w:lvl>
+    <w:lvl w:ilvl="2" w:tplc="0409001B" w:tentative="1">
+      <w:start w:val="1"/>
+      <w:numFmt w:val="lowerRoman"/>
+      <w:lvlText w:val="%3."/>
+      <w:lvlJc w:val="right"/>
+      <w:pPr>
+        <w:ind w:left="2160" w:hanging="180"/>
+      </w:pPr>
+    </w:lvl>
+    <w:lvl w:ilvl="3" w:tplc="0409000F" w:tentative="1">
+      <w:start w:val="1"/>
+      <w:numFmt w:val="decimal"/>
+      <w:lvlText w:val="%4."/>
+      <w:lvlJc w:val="left"/>
+      <w:pPr>
+        <w:ind w:left="2880" w:hanging="360"/>
+      </w:pPr>
+    </w:lvl>
+    <w:lvl w:ilvl="4" w:tplc="04090019" w:tentative="1">
+      <w:start w:val="1"/>
+      <w:numFmt w:val="lowerLetter"/>
+      <w:lvlText w:val="%5."/>
+      <w:lvlJc w:val="left"/>
+      <w:pPr>
+        <w:ind w:left="3600" w:hanging="360"/>
+      </w:pPr>
+    </w:lvl>
+    <w:lvl w:ilvl="5" w:tplc="0409001B" w:tentative="1">
+      <w:start w:val="1"/>
+      <w:numFmt w:val="lowerRoman"/>
+      <w:lvlText w:val="%6."/>
+      <w:lvlJc w:val="right"/>
+      <w:pPr>
+        <w:ind w:left="4320" w:hanging="180"/>
+      </w:pPr>
+    </w:lvl>
+    <w:lvl w:ilvl="6" w:tplc="0409000F" w:tentative="1">
+      <w:start w:val="1"/>
+      <w:numFmt w:val="decimal"/>
+      <w:lvlText w:val="%7."/>
+      <w:lvlJc w:val="left"/>
+      <w:pPr>
+        <w:ind w:left="5040" w:hanging="360"/>
+      </w:pPr>
+    </w:lvl>
+    <w:lvl w:ilvl="7" w:tplc="04090019" w:tentative="1">
+      <w:start w:val="1"/>
+      <w:numFmt w:val="lowerLetter"/>
+      <w:lvlText w:val="%8."/>
+      <w:lvlJc w:val="left"/>
+      <w:pPr>
+        <w:ind w:left="5760" w:hanging="360"/>
+      </w:pPr>
+    </w:lvl>
+    <w:lvl w:ilvl="8" w:tplc="0409001B" w:tentative="1">
+      <w:start w:val="1"/>
+      <w:numFmt w:val="lowerRoman"/>
+      <w:lvlText w:val="%9."/>
+      <w:lvlJc w:val="right"/>
+      <w:pPr>
+        <w:ind w:left="6480" w:hanging="180"/>
+      </w:pPr>
     </w:lvl>
   </w:abstractNum>
   <w:num w:numId="1" w16cid:durableId="19473500">
@@ -2818,6 +4063,9 @@
   </w:num>
   <w:num w:numId="12" w16cid:durableId="891622130">
     <w:abstractNumId w:val="11"/>
+  </w:num>
+  <w:num w:numId="13" w16cid:durableId="1710256686">
+    <w:abstractNumId w:val="12"/>
   </w:num>
 </w:numbering>
 </file>
@@ -14218,6 +15466,29 @@
       <w:szCs w:val="20"/>
     </w:rPr>
   </w:style>
+  <w:style w:type="character" w:styleId="Hyperlink">
+    <w:name w:val="Hyperlink"/>
+    <w:basedOn w:val="DefaultParagraphFont"/>
+    <w:uiPriority w:val="99"/>
+    <w:unhideWhenUsed/>
+    <w:rsid w:val="00D63ECD"/>
+    <w:rPr>
+      <w:color w:val="0000FF" w:themeColor="hyperlink"/>
+      <w:u w:val="single"/>
+    </w:rPr>
+  </w:style>
+  <w:style w:type="character" w:styleId="UnresolvedMention">
+    <w:name w:val="Unresolved Mention"/>
+    <w:basedOn w:val="DefaultParagraphFont"/>
+    <w:uiPriority w:val="99"/>
+    <w:semiHidden/>
+    <w:unhideWhenUsed/>
+    <w:rsid w:val="00D63ECD"/>
+    <w:rPr>
+      <w:color w:val="605E5C"/>
+      <w:shd w:val="clear" w:color="auto" w:fill="E1DFDD"/>
+    </w:rPr>
+  </w:style>
 </w:styles>
 </file>
 

--- a/tutorials/BHJet_student_workbook.docx
+++ b/tutorials/BHJet_student_workbook.docx
@@ -53,25 +53,25 @@
           <w:sz w:val="24"/>
           <w:szCs w:val="24"/>
         </w:rPr>
-        <w:t xml:space="preserve">use this document locally alongside the Binder tutorials to save your work; paste or drag screenshots of your plots into the </w:t>
-      </w:r>
-      <w:r>
-        <w:rPr>
-          <w:rFonts w:asciiTheme="minorHAnsi" w:hAnsiTheme="minorHAnsi"/>
-          <w:color w:val="1F497D" w:themeColor="text2"/>
-          <w:sz w:val="24"/>
-          <w:szCs w:val="24"/>
-        </w:rPr>
-        <w:t xml:space="preserve">grey </w:t>
-      </w:r>
-      <w:r>
-        <w:rPr>
-          <w:rFonts w:asciiTheme="minorHAnsi" w:hAnsiTheme="minorHAnsi"/>
-          <w:color w:val="1F497D" w:themeColor="text2"/>
-          <w:sz w:val="24"/>
-          <w:szCs w:val="24"/>
-        </w:rPr>
-        <w:t>screenshot spaces and keep notes of what you have experimented with</w:t>
+        <w:t xml:space="preserve">use this document locally alongside the Binder tutorials to save your work; paste or drag screenshots of your plots </w:t>
+      </w:r>
+      <w:r>
+        <w:rPr>
+          <w:rFonts w:asciiTheme="minorHAnsi" w:hAnsiTheme="minorHAnsi"/>
+          <w:color w:val="1F497D" w:themeColor="text2"/>
+          <w:sz w:val="24"/>
+          <w:szCs w:val="24"/>
+        </w:rPr>
+        <w:t xml:space="preserve">and </w:t>
+      </w:r>
+      <w:r>
+        <w:rPr>
+          <w:rFonts w:asciiTheme="minorHAnsi" w:hAnsiTheme="minorHAnsi"/>
+          <w:color w:val="1F497D" w:themeColor="text2"/>
+          <w:sz w:val="24"/>
+          <w:szCs w:val="24"/>
+        </w:rPr>
+        <w:t>keep notes of what you have experimented with</w:t>
       </w:r>
       <w:r>
         <w:rPr>
@@ -2525,7 +2525,7 @@
           <w:sz w:val="40"/>
           <w:szCs w:val="40"/>
         </w:rPr>
-        <w:t xml:space="preserve">Understanding emission along the jet </w:t>
+        <w:t>Using BHJet to study multi-wavelength observations of jetted systems</w:t>
       </w:r>
     </w:p>
     <w:p>
@@ -2540,6 +2540,17 @@
           <w:szCs w:val="24"/>
         </w:rPr>
       </w:pPr>
+      <w:r>
+        <w:rPr>
+          <w:rFonts w:asciiTheme="minorHAnsi" w:hAnsiTheme="minorHAnsi"/>
+          <w:b/>
+          <w:bCs/>
+          <w:color w:val="1F497D" w:themeColor="text2"/>
+          <w:sz w:val="24"/>
+          <w:szCs w:val="24"/>
+        </w:rPr>
+        <w:t xml:space="preserve">Question 1: </w:t>
+      </w:r>
       <w:r>
         <w:rPr>
           <w:rFonts w:asciiTheme="minorHAnsi" w:hAnsiTheme="minorHAnsi"/>
@@ -2711,7 +2722,18 @@
           <w:sz w:val="24"/>
           <w:szCs w:val="24"/>
         </w:rPr>
-        <w:t xml:space="preserve">Compare the single “blob” with observations of M87: </w:t>
+        <w:t xml:space="preserve">Question 2: </w:t>
+      </w:r>
+      <w:r>
+        <w:rPr>
+          <w:rFonts w:asciiTheme="minorHAnsi" w:hAnsiTheme="minorHAnsi"/>
+          <w:b/>
+          <w:bCs/>
+          <w:color w:val="1F497D" w:themeColor="text2"/>
+          <w:sz w:val="24"/>
+          <w:szCs w:val="24"/>
+        </w:rPr>
+        <w:t>Compare the single “blob” with observations of M87</w:t>
       </w:r>
     </w:p>
     <w:p>
@@ -2763,6 +2785,37 @@
           <w:szCs w:val="24"/>
         </w:rPr>
         <w:t xml:space="preserve">calculated spectrum and see what kind of changes you must make to the parameter space to get it to (roughly) match.  </w:t>
+      </w:r>
+      <w:r>
+        <w:rPr>
+          <w:rFonts w:asciiTheme="minorHAnsi" w:eastAsia="Times New Roman" w:hAnsiTheme="minorHAnsi" w:cs="Menlo"/>
+          <w:color w:val="034C7C"/>
+          <w:sz w:val="24"/>
+          <w:szCs w:val="24"/>
+        </w:rPr>
+        <w:t xml:space="preserve">You’ll first load the observations and plot the data and the model together. </w:t>
+      </w:r>
+    </w:p>
+    <w:p>
+      <w:pPr>
+        <w:spacing w:before="400" w:after="120"/>
+        <w:rPr>
+          <w:rFonts w:asciiTheme="minorHAnsi" w:hAnsiTheme="minorHAnsi"/>
+          <w:b/>
+          <w:bCs/>
+          <w:color w:val="1F497D" w:themeColor="text2"/>
+          <w:sz w:val="24"/>
+          <w:szCs w:val="24"/>
+        </w:rPr>
+      </w:pPr>
+      <w:r>
+        <w:rPr>
+          <w:rFonts w:asciiTheme="minorHAnsi" w:eastAsia="Times New Roman" w:hAnsiTheme="minorHAnsi" w:cs="Menlo"/>
+          <w:color w:val="034C7C"/>
+          <w:sz w:val="24"/>
+          <w:szCs w:val="24"/>
+        </w:rPr>
+        <w:t xml:space="preserve">Question 2a: Now, modify the parameters for the single zone model to try and get the SED to match some of the M87 observations. </w:t>
       </w:r>
     </w:p>
     <w:p>
@@ -2821,7 +2874,7 @@
       <w:pPr>
         <w:pStyle w:val="ListParagraph"/>
         <w:spacing w:before="400" w:after="120"/>
-        <w:ind w:left="1080"/>
+        <w:ind w:left="360"/>
         <w:rPr>
           <w:rFonts w:asciiTheme="minorHAnsi" w:eastAsia="Times New Roman" w:hAnsiTheme="minorHAnsi" w:cs="Menlo"/>
           <w:color w:val="034C7C"/>
@@ -2852,7 +2905,7 @@
           <w:sz w:val="24"/>
           <w:szCs w:val="24"/>
         </w:rPr>
-        <w:t>Build a multi-zone BHJet model</w:t>
+        <w:t xml:space="preserve">Question 3: </w:t>
       </w:r>
       <w:r>
         <w:rPr>
@@ -2863,75 +2916,13 @@
           <w:sz w:val="24"/>
           <w:szCs w:val="24"/>
         </w:rPr>
-        <w:t xml:space="preserve">: </w:t>
+        <w:t>Build a multi-zone BHJet model</w:t>
       </w:r>
     </w:p>
     <w:p>
       <w:pPr>
         <w:shd w:val="clear" w:color="auto" w:fill="FFFFFF"/>
         <w:spacing w:after="0" w:line="270" w:lineRule="atLeast"/>
-        <w:rPr>
-          <w:rFonts w:asciiTheme="minorHAnsi" w:eastAsia="Times New Roman" w:hAnsiTheme="minorHAnsi" w:cs="Menlo"/>
-          <w:b/>
-          <w:bCs/>
-          <w:color w:val="236EBF"/>
-          <w:sz w:val="24"/>
-          <w:szCs w:val="24"/>
-        </w:rPr>
-      </w:pPr>
-      <w:r>
-        <w:rPr>
-          <w:rFonts w:asciiTheme="minorHAnsi" w:hAnsiTheme="minorHAnsi"/>
-          <w:color w:val="1F497D" w:themeColor="text2"/>
-          <w:sz w:val="24"/>
-          <w:szCs w:val="24"/>
-        </w:rPr>
-        <w:t xml:space="preserve">Now, we’re going to </w:t>
-      </w:r>
-      <w:r>
-        <w:rPr>
-          <w:rFonts w:asciiTheme="minorHAnsi" w:hAnsiTheme="minorHAnsi"/>
-          <w:color w:val="1F497D" w:themeColor="text2"/>
-          <w:sz w:val="24"/>
-          <w:szCs w:val="24"/>
-        </w:rPr>
-        <w:t xml:space="preserve">produce many emission regions, rather than just one. </w:t>
-      </w:r>
-      <w:r>
-        <w:rPr>
-          <w:rFonts w:asciiTheme="minorHAnsi" w:hAnsiTheme="minorHAnsi"/>
-          <w:color w:val="1F497D" w:themeColor="text2"/>
-          <w:sz w:val="24"/>
-          <w:szCs w:val="24"/>
-        </w:rPr>
-        <w:t xml:space="preserve">We’ve provided the same skeleton of code to run the multi-zone BHJet model, and </w:t>
-      </w:r>
-    </w:p>
-    <w:p>
-      <w:pPr>
-        <w:spacing w:before="400" w:after="120"/>
-        <w:rPr>
-          <w:rFonts w:asciiTheme="minorHAnsi" w:hAnsiTheme="minorHAnsi"/>
-          <w:color w:val="1F497D" w:themeColor="text2"/>
-          <w:sz w:val="24"/>
-          <w:szCs w:val="24"/>
-        </w:rPr>
-      </w:pPr>
-    </w:p>
-    <w:p>
-      <w:pPr>
-        <w:shd w:val="clear" w:color="auto" w:fill="FFFFFF"/>
-        <w:spacing w:after="0" w:line="270" w:lineRule="atLeast"/>
-        <w:rPr>
-          <w:rFonts w:asciiTheme="minorHAnsi" w:eastAsia="Times New Roman" w:hAnsiTheme="minorHAnsi" w:cs="Menlo"/>
-          <w:b/>
-          <w:bCs/>
-          <w:color w:val="236EBF"/>
-          <w:sz w:val="24"/>
-          <w:szCs w:val="24"/>
-        </w:rPr>
-      </w:pPr>
-      <w:r>
         <w:rPr>
           <w:rFonts w:asciiTheme="minorHAnsi" w:eastAsia="Times New Roman" w:hAnsiTheme="minorHAnsi" w:cs="Menlo"/>
           <w:b/>
@@ -2940,50 +2931,124 @@
           <w:sz w:val="24"/>
           <w:szCs w:val="24"/>
         </w:rPr>
-        <w:t>C</w:t>
-      </w:r>
-      <w:r>
-        <w:rPr>
-          <w:rFonts w:asciiTheme="minorHAnsi" w:eastAsia="Times New Roman" w:hAnsiTheme="minorHAnsi" w:cs="Menlo"/>
+      </w:pPr>
+    </w:p>
+    <w:p>
+      <w:pPr>
+        <w:shd w:val="clear" w:color="auto" w:fill="FFFFFF"/>
+        <w:spacing w:after="0" w:line="270" w:lineRule="atLeast"/>
+        <w:rPr>
+          <w:rFonts w:asciiTheme="minorHAnsi" w:hAnsiTheme="minorHAnsi"/>
+          <w:color w:val="1F497D" w:themeColor="text2"/>
+          <w:sz w:val="24"/>
+          <w:szCs w:val="24"/>
+        </w:rPr>
+      </w:pPr>
+      <w:r>
+        <w:rPr>
+          <w:rFonts w:asciiTheme="minorHAnsi" w:hAnsiTheme="minorHAnsi"/>
+          <w:color w:val="1F497D" w:themeColor="text2"/>
+          <w:sz w:val="24"/>
+          <w:szCs w:val="24"/>
+        </w:rPr>
+        <w:t xml:space="preserve">Now, we’re going to </w:t>
+      </w:r>
+      <w:r>
+        <w:rPr>
+          <w:rFonts w:asciiTheme="minorHAnsi" w:hAnsiTheme="minorHAnsi"/>
+          <w:color w:val="1F497D" w:themeColor="text2"/>
+          <w:sz w:val="24"/>
+          <w:szCs w:val="24"/>
+        </w:rPr>
+        <w:t xml:space="preserve">produce many emission regions, rather than just one. </w:t>
+      </w:r>
+      <w:r>
+        <w:rPr>
+          <w:rFonts w:asciiTheme="minorHAnsi" w:hAnsiTheme="minorHAnsi"/>
+          <w:color w:val="1F497D" w:themeColor="text2"/>
+          <w:sz w:val="24"/>
+          <w:szCs w:val="24"/>
+        </w:rPr>
+        <w:t>We’ve provided the same skeleton of code to run the multi-zone BHJet model</w:t>
+      </w:r>
+      <w:r>
+        <w:rPr>
+          <w:rFonts w:asciiTheme="minorHAnsi" w:hAnsiTheme="minorHAnsi"/>
+          <w:color w:val="1F497D" w:themeColor="text2"/>
+          <w:sz w:val="24"/>
+          <w:szCs w:val="24"/>
+        </w:rPr>
+        <w:t xml:space="preserve">, and to update the parameters. </w:t>
+      </w:r>
+    </w:p>
+    <w:p>
+      <w:pPr>
+        <w:shd w:val="clear" w:color="auto" w:fill="FFFFFF"/>
+        <w:spacing w:after="0" w:line="270" w:lineRule="atLeast"/>
+        <w:rPr>
+          <w:rFonts w:asciiTheme="minorHAnsi" w:hAnsiTheme="minorHAnsi"/>
+          <w:color w:val="1F497D" w:themeColor="text2"/>
+          <w:sz w:val="24"/>
+          <w:szCs w:val="24"/>
+        </w:rPr>
+      </w:pPr>
+    </w:p>
+    <w:p>
+      <w:pPr>
+        <w:spacing w:before="400" w:after="120"/>
+        <w:rPr>
+          <w:rFonts w:asciiTheme="minorHAnsi" w:hAnsiTheme="minorHAnsi"/>
           <w:b/>
           <w:bCs/>
+          <w:color w:val="1F497D" w:themeColor="text2"/>
+          <w:sz w:val="24"/>
+          <w:szCs w:val="24"/>
+        </w:rPr>
+      </w:pPr>
+      <w:r>
+        <w:rPr>
+          <w:rFonts w:asciiTheme="minorHAnsi" w:eastAsia="Times New Roman" w:hAnsiTheme="minorHAnsi" w:cs="Menlo"/>
           <w:color w:val="034C7C"/>
           <w:sz w:val="24"/>
           <w:szCs w:val="24"/>
         </w:rPr>
-        <w:t>ompare the one-zone and multi-zone spectra</w:t>
+        <w:t xml:space="preserve">Question </w:t>
       </w:r>
       <w:r>
         <w:rPr>
           <w:rFonts w:asciiTheme="minorHAnsi" w:eastAsia="Times New Roman" w:hAnsiTheme="minorHAnsi" w:cs="Menlo"/>
-          <w:b/>
-          <w:bCs/>
           <w:color w:val="034C7C"/>
           <w:sz w:val="24"/>
           <w:szCs w:val="24"/>
         </w:rPr>
-        <w:t xml:space="preserve">: </w:t>
-      </w:r>
-    </w:p>
-    <w:p>
-      <w:pPr>
-        <w:shd w:val="clear" w:color="auto" w:fill="FFFFFF"/>
-        <w:spacing w:after="0" w:line="270" w:lineRule="atLeast"/>
+        <w:t>3</w:t>
+      </w:r>
+      <w:r>
         <w:rPr>
           <w:rFonts w:asciiTheme="minorHAnsi" w:eastAsia="Times New Roman" w:hAnsiTheme="minorHAnsi" w:cs="Menlo"/>
-          <w:color w:val="1F497D" w:themeColor="text2"/>
-          <w:sz w:val="24"/>
-          <w:szCs w:val="24"/>
-        </w:rPr>
-      </w:pPr>
+          <w:color w:val="034C7C"/>
+          <w:sz w:val="24"/>
+          <w:szCs w:val="24"/>
+        </w:rPr>
+        <w:t xml:space="preserve">a: Now, modify the parameters for the </w:t>
+      </w:r>
       <w:r>
         <w:rPr>
           <w:rFonts w:asciiTheme="minorHAnsi" w:eastAsia="Times New Roman" w:hAnsiTheme="minorHAnsi" w:cs="Menlo"/>
-          <w:color w:val="1F497D" w:themeColor="text2"/>
-          <w:sz w:val="24"/>
-          <w:szCs w:val="24"/>
-        </w:rPr>
-        <w:t xml:space="preserve">The single-zone model is one set of local conditions. The multi-zone model sums many expanding zones, so its shape and normalization will probably not match the single-zone spectrum. </w:t>
+          <w:color w:val="034C7C"/>
+          <w:sz w:val="24"/>
+          <w:szCs w:val="24"/>
+        </w:rPr>
+        <w:t>multi-</w:t>
+      </w:r>
+      <w:r>
+        <w:rPr>
+          <w:rFonts w:asciiTheme="minorHAnsi" w:eastAsia="Times New Roman" w:hAnsiTheme="minorHAnsi" w:cs="Menlo"/>
+          <w:color w:val="034C7C"/>
+          <w:sz w:val="24"/>
+          <w:szCs w:val="24"/>
+        </w:rPr>
+        <w:t xml:space="preserve">zone model to try and get the SED to match some of the M87 observations. </w:t>
       </w:r>
     </w:p>
     <w:p>
@@ -3004,12 +3069,11 @@
       <w:r>
         <w:rPr>
           <w:rFonts w:asciiTheme="minorHAnsi" w:hAnsiTheme="minorHAnsi"/>
-          <w:bCs/>
-          <w:color w:val="1F497D" w:themeColor="text2"/>
-          <w:sz w:val="24"/>
-          <w:szCs w:val="24"/>
-        </w:rPr>
-        <w:t xml:space="preserve">Before calculating: how do you expect the multi-zone spectrum to differ from the single-zone spectrum? </w:t>
+          <w:color w:val="1F497D" w:themeColor="text2"/>
+          <w:sz w:val="24"/>
+          <w:szCs w:val="24"/>
+        </w:rPr>
+        <w:t xml:space="preserve">Write down which parameters had to be changed: </w:t>
       </w:r>
     </w:p>
     <w:p>
@@ -3024,6 +3088,128 @@
           <w:szCs w:val="24"/>
         </w:rPr>
       </w:pPr>
+    </w:p>
+    <w:p>
+      <w:pPr>
+        <w:pStyle w:val="ListParagraph"/>
+        <w:spacing w:before="400" w:after="120"/>
+        <w:ind w:left="360"/>
+        <w:rPr>
+          <w:rFonts w:asciiTheme="minorHAnsi" w:hAnsiTheme="minorHAnsi"/>
+          <w:color w:val="1F497D" w:themeColor="text2"/>
+          <w:sz w:val="24"/>
+          <w:szCs w:val="24"/>
+        </w:rPr>
+      </w:pPr>
+    </w:p>
+    <w:p>
+      <w:pPr>
+        <w:pStyle w:val="ListParagraph"/>
+        <w:spacing w:before="400" w:after="120"/>
+        <w:ind w:left="360"/>
+        <w:rPr>
+          <w:rFonts w:asciiTheme="minorHAnsi" w:hAnsiTheme="minorHAnsi"/>
+          <w:color w:val="1F497D" w:themeColor="text2"/>
+          <w:sz w:val="24"/>
+          <w:szCs w:val="24"/>
+        </w:rPr>
+      </w:pPr>
+    </w:p>
+    <w:p>
+      <w:pPr>
+        <w:shd w:val="clear" w:color="auto" w:fill="FFFFFF"/>
+        <w:spacing w:after="0" w:line="270" w:lineRule="atLeast"/>
+        <w:rPr>
+          <w:rFonts w:asciiTheme="minorHAnsi" w:eastAsia="Times New Roman" w:hAnsiTheme="minorHAnsi" w:cs="Menlo"/>
+          <w:b/>
+          <w:bCs/>
+          <w:color w:val="236EBF"/>
+          <w:sz w:val="24"/>
+          <w:szCs w:val="24"/>
+        </w:rPr>
+      </w:pPr>
+      <w:r>
+        <w:rPr>
+          <w:rFonts w:asciiTheme="minorHAnsi" w:eastAsia="Times New Roman" w:hAnsiTheme="minorHAnsi" w:cs="Menlo"/>
+          <w:b/>
+          <w:bCs/>
+          <w:color w:val="034C7C"/>
+          <w:sz w:val="24"/>
+          <w:szCs w:val="24"/>
+        </w:rPr>
+        <w:lastRenderedPageBreak/>
+        <w:t xml:space="preserve">Question 4: </w:t>
+      </w:r>
+      <w:r>
+        <w:rPr>
+          <w:rFonts w:asciiTheme="minorHAnsi" w:eastAsia="Times New Roman" w:hAnsiTheme="minorHAnsi" w:cs="Menlo"/>
+          <w:b/>
+          <w:bCs/>
+          <w:color w:val="034C7C"/>
+          <w:sz w:val="24"/>
+          <w:szCs w:val="24"/>
+        </w:rPr>
+        <w:t>C</w:t>
+      </w:r>
+      <w:r>
+        <w:rPr>
+          <w:rFonts w:asciiTheme="minorHAnsi" w:eastAsia="Times New Roman" w:hAnsiTheme="minorHAnsi" w:cs="Menlo"/>
+          <w:b/>
+          <w:bCs/>
+          <w:color w:val="034C7C"/>
+          <w:sz w:val="24"/>
+          <w:szCs w:val="24"/>
+        </w:rPr>
+        <w:t>ompare the one-zone and multi-zone spectra</w:t>
+      </w:r>
+    </w:p>
+    <w:p>
+      <w:pPr>
+        <w:shd w:val="clear" w:color="auto" w:fill="FFFFFF"/>
+        <w:spacing w:after="0" w:line="270" w:lineRule="atLeast"/>
+        <w:rPr>
+          <w:rFonts w:asciiTheme="minorHAnsi" w:eastAsia="Times New Roman" w:hAnsiTheme="minorHAnsi" w:cs="Menlo"/>
+          <w:color w:val="1F497D" w:themeColor="text2"/>
+          <w:sz w:val="24"/>
+          <w:szCs w:val="24"/>
+        </w:rPr>
+      </w:pPr>
+      <w:r>
+        <w:rPr>
+          <w:rFonts w:asciiTheme="minorHAnsi" w:eastAsia="Times New Roman" w:hAnsiTheme="minorHAnsi" w:cs="Menlo"/>
+          <w:color w:val="1F497D" w:themeColor="text2"/>
+          <w:sz w:val="24"/>
+          <w:szCs w:val="24"/>
+        </w:rPr>
+        <w:t>Essentially, we’ve seen that t</w:t>
+      </w:r>
+      <w:r>
+        <w:rPr>
+          <w:rFonts w:asciiTheme="minorHAnsi" w:eastAsia="Times New Roman" w:hAnsiTheme="minorHAnsi" w:cs="Menlo"/>
+          <w:color w:val="1F497D" w:themeColor="text2"/>
+          <w:sz w:val="24"/>
+          <w:szCs w:val="24"/>
+        </w:rPr>
+        <w:t xml:space="preserve">he single-zone model is one set of local conditions. </w:t>
+      </w:r>
+      <w:r>
+        <w:rPr>
+          <w:rFonts w:asciiTheme="minorHAnsi" w:eastAsia="Times New Roman" w:hAnsiTheme="minorHAnsi" w:cs="Menlo"/>
+          <w:color w:val="1F497D" w:themeColor="text2"/>
+          <w:sz w:val="24"/>
+          <w:szCs w:val="24"/>
+        </w:rPr>
+        <w:t xml:space="preserve">How do you think this will compare when you produce a full jet? </w:t>
+      </w:r>
+      <w:r>
+        <w:rPr>
+          <w:rFonts w:asciiTheme="minorHAnsi" w:eastAsia="Times New Roman" w:hAnsiTheme="minorHAnsi" w:cs="Menlo"/>
+          <w:color w:val="1F497D" w:themeColor="text2"/>
+          <w:sz w:val="24"/>
+          <w:szCs w:val="24"/>
+        </w:rPr>
+        <w:t xml:space="preserve">You’ve attempted to fit both models to the same data; maybe you already have an idea of what is different. </w:t>
+      </w:r>
     </w:p>
     <w:p>
       <w:pPr>
@@ -3043,204 +3229,83 @@
       <w:r>
         <w:rPr>
           <w:rFonts w:asciiTheme="minorHAnsi" w:hAnsiTheme="minorHAnsi"/>
-          <w:color w:val="1F497D" w:themeColor="text2"/>
-          <w:sz w:val="24"/>
-          <w:szCs w:val="24"/>
-        </w:rPr>
-        <w:t xml:space="preserve">What do you have to change in the parameter space to get the multi-zone and single </w:t>
-      </w:r>
-      <w:proofErr w:type="gramStart"/>
-      <w:r>
-        <w:rPr>
-          <w:rFonts w:asciiTheme="minorHAnsi" w:hAnsiTheme="minorHAnsi"/>
-          <w:color w:val="1F497D" w:themeColor="text2"/>
-          <w:sz w:val="24"/>
-          <w:szCs w:val="24"/>
-        </w:rPr>
-        <w:t>zone  models</w:t>
-      </w:r>
-      <w:proofErr w:type="gramEnd"/>
-      <w:r>
-        <w:rPr>
-          <w:rFonts w:asciiTheme="minorHAnsi" w:hAnsiTheme="minorHAnsi"/>
-          <w:color w:val="1F497D" w:themeColor="text2"/>
-          <w:sz w:val="24"/>
-          <w:szCs w:val="24"/>
-        </w:rPr>
-        <w:t xml:space="preserve"> to have a similar flux/magnitude? </w:t>
+          <w:bCs/>
+          <w:color w:val="1F497D" w:themeColor="text2"/>
+          <w:sz w:val="24"/>
+          <w:szCs w:val="24"/>
+        </w:rPr>
+        <w:t xml:space="preserve">Before calculating: how do you expect the multi-zone spectrum to differ from the single-zone spectrum? </w:t>
+      </w:r>
+      <w:r>
+        <w:rPr>
+          <w:rFonts w:asciiTheme="minorHAnsi" w:hAnsiTheme="minorHAnsi"/>
+          <w:bCs/>
+          <w:color w:val="1F497D" w:themeColor="text2"/>
+          <w:sz w:val="24"/>
+          <w:szCs w:val="24"/>
+        </w:rPr>
+        <w:t xml:space="preserve">Hing: </w:t>
+      </w:r>
+      <w:r>
+        <w:rPr>
+          <w:rFonts w:asciiTheme="minorHAnsi" w:hAnsiTheme="minorHAnsi"/>
+          <w:bCs/>
+          <w:color w:val="1F497D" w:themeColor="text2"/>
+          <w:sz w:val="24"/>
+          <w:szCs w:val="24"/>
+        </w:rPr>
+        <w:t>Think outside of simply the parameters</w:t>
+      </w:r>
+      <w:r>
+        <w:rPr>
+          <w:rFonts w:asciiTheme="minorHAnsi" w:hAnsiTheme="minorHAnsi"/>
+          <w:bCs/>
+          <w:color w:val="1F497D" w:themeColor="text2"/>
+          <w:sz w:val="24"/>
+          <w:szCs w:val="24"/>
+        </w:rPr>
+        <w:t xml:space="preserve">; </w:t>
+      </w:r>
+      <w:r>
+        <w:rPr>
+          <w:rFonts w:asciiTheme="minorHAnsi" w:hAnsiTheme="minorHAnsi"/>
+          <w:bCs/>
+          <w:color w:val="1F497D" w:themeColor="text2"/>
+          <w:sz w:val="24"/>
+          <w:szCs w:val="24"/>
+        </w:rPr>
+        <w:t xml:space="preserve">what changes about how we consider where &amp; how the radiation is produced? </w:t>
+      </w:r>
+      <w:r>
+        <w:rPr>
+          <w:rFonts w:asciiTheme="minorHAnsi" w:hAnsiTheme="minorHAnsi"/>
+          <w:bCs/>
+          <w:color w:val="1F497D" w:themeColor="text2"/>
+          <w:sz w:val="24"/>
+          <w:szCs w:val="24"/>
+        </w:rPr>
+        <w:t>Will one be brighter than the other? Why?</w:t>
       </w:r>
     </w:p>
     <w:p>
       <w:pPr>
-        <w:rPr>
-          <w:rFonts w:asciiTheme="minorHAnsi" w:hAnsiTheme="minorHAnsi"/>
-          <w:color w:val="1F497D" w:themeColor="text2"/>
-        </w:rPr>
-      </w:pPr>
-    </w:p>
-    <w:p>
-      <w:pPr>
-        <w:rPr>
-          <w:rFonts w:asciiTheme="minorHAnsi" w:hAnsiTheme="minorHAnsi"/>
-          <w:color w:val="1F497D" w:themeColor="text2"/>
-        </w:rPr>
-      </w:pPr>
-    </w:p>
-    <w:p>
-      <w:pPr>
-        <w:spacing w:after="80"/>
-        <w:rPr>
-          <w:rFonts w:asciiTheme="minorHAnsi" w:hAnsiTheme="minorHAnsi"/>
-          <w:color w:val="1F497D" w:themeColor="text2"/>
-        </w:rPr>
-      </w:pPr>
-    </w:p>
-    <w:p>
-      <w:pPr>
-        <w:rPr>
-          <w:rFonts w:asciiTheme="minorHAnsi" w:hAnsiTheme="minorHAnsi"/>
-          <w:color w:val="1F497D" w:themeColor="text2"/>
-        </w:rPr>
-      </w:pPr>
-    </w:p>
-    <w:p>
-      <w:pPr>
-        <w:rPr>
-          <w:rFonts w:asciiTheme="minorHAnsi" w:hAnsiTheme="minorHAnsi"/>
-          <w:color w:val="1F497D" w:themeColor="text2"/>
-        </w:rPr>
-      </w:pPr>
-    </w:p>
-    <w:p>
-      <w:pPr>
-        <w:rPr>
-          <w:rFonts w:asciiTheme="minorHAnsi" w:eastAsia="Times New Roman" w:hAnsiTheme="minorHAnsi" w:cs="Menlo"/>
-          <w:color w:val="1F497D" w:themeColor="text2"/>
-          <w:sz w:val="40"/>
-          <w:szCs w:val="40"/>
-        </w:rPr>
-      </w:pPr>
-      <w:r>
-        <w:rPr>
-          <w:rFonts w:asciiTheme="minorHAnsi" w:hAnsiTheme="minorHAnsi"/>
-          <w:color w:val="1F497D" w:themeColor="text2"/>
-          <w:sz w:val="40"/>
-          <w:szCs w:val="40"/>
-        </w:rPr>
-        <w:t>3</w:t>
-      </w:r>
-      <w:r>
-        <w:rPr>
-          <w:rFonts w:asciiTheme="minorHAnsi" w:hAnsiTheme="minorHAnsi"/>
-          <w:color w:val="1F497D" w:themeColor="text2"/>
-          <w:sz w:val="40"/>
-          <w:szCs w:val="40"/>
-          <w:vertAlign w:val="superscript"/>
-        </w:rPr>
-        <w:t>rd</w:t>
-      </w:r>
-      <w:r>
-        <w:rPr>
-          <w:rFonts w:asciiTheme="minorHAnsi" w:hAnsiTheme="minorHAnsi"/>
-          <w:color w:val="1F497D" w:themeColor="text2"/>
-          <w:sz w:val="40"/>
-          <w:szCs w:val="40"/>
-        </w:rPr>
-        <w:t xml:space="preserve"> Notebook:</w:t>
-      </w:r>
-      <w:r>
-        <w:rPr>
-          <w:rFonts w:asciiTheme="minorHAnsi" w:hAnsiTheme="minorHAnsi"/>
-          <w:color w:val="1F497D" w:themeColor="text2"/>
-        </w:rPr>
-        <w:t xml:space="preserve"> </w:t>
-      </w:r>
-      <w:r>
-        <w:rPr>
-          <w:rFonts w:asciiTheme="minorHAnsi" w:eastAsia="Times New Roman" w:hAnsiTheme="minorHAnsi" w:cs="Menlo"/>
-          <w:color w:val="1F497D" w:themeColor="text2"/>
-          <w:sz w:val="40"/>
-          <w:szCs w:val="40"/>
-        </w:rPr>
-        <w:t>Using BHJet to study multi-wavelength observations of jetted systems</w:t>
-      </w:r>
-    </w:p>
-    <w:p>
-      <w:pPr>
+        <w:pStyle w:val="ListParagraph"/>
         <w:spacing w:before="400" w:after="120"/>
-        <w:rPr>
-          <w:rFonts w:asciiTheme="minorHAnsi" w:hAnsiTheme="minorHAnsi"/>
-          <w:b/>
-          <w:bCs/>
-          <w:color w:val="1F497D" w:themeColor="text2"/>
-          <w:sz w:val="24"/>
-          <w:szCs w:val="24"/>
-        </w:rPr>
-      </w:pPr>
-      <w:r>
-        <w:rPr>
-          <w:rFonts w:asciiTheme="minorHAnsi" w:hAnsiTheme="minorHAnsi"/>
-          <w:b/>
-          <w:bCs/>
-          <w:color w:val="1F497D" w:themeColor="text2"/>
-          <w:sz w:val="24"/>
-          <w:szCs w:val="24"/>
-        </w:rPr>
-        <w:t xml:space="preserve">Selecting a </w:t>
-      </w:r>
-      <w:proofErr w:type="gramStart"/>
-      <w:r>
-        <w:rPr>
-          <w:rFonts w:asciiTheme="minorHAnsi" w:hAnsiTheme="minorHAnsi"/>
-          <w:b/>
-          <w:bCs/>
-          <w:color w:val="1F497D" w:themeColor="text2"/>
-          <w:sz w:val="24"/>
-          <w:szCs w:val="24"/>
-        </w:rPr>
-        <w:t>source &amp; lo</w:t>
-      </w:r>
-      <w:r>
-        <w:rPr>
-          <w:rFonts w:asciiTheme="minorHAnsi" w:hAnsiTheme="minorHAnsi"/>
-          <w:b/>
-          <w:bCs/>
-          <w:color w:val="1F497D" w:themeColor="text2"/>
-          <w:sz w:val="24"/>
-          <w:szCs w:val="24"/>
-        </w:rPr>
-        <w:t>a</w:t>
-      </w:r>
-      <w:r>
-        <w:rPr>
-          <w:rFonts w:asciiTheme="minorHAnsi" w:hAnsiTheme="minorHAnsi"/>
-          <w:b/>
-          <w:bCs/>
-          <w:color w:val="1F497D" w:themeColor="text2"/>
-          <w:sz w:val="24"/>
-          <w:szCs w:val="24"/>
-        </w:rPr>
-        <w:t>ding observations</w:t>
-      </w:r>
-      <w:proofErr w:type="gramEnd"/>
-      <w:r>
-        <w:rPr>
-          <w:rFonts w:asciiTheme="minorHAnsi" w:hAnsiTheme="minorHAnsi"/>
-          <w:b/>
-          <w:bCs/>
-          <w:color w:val="1F497D" w:themeColor="text2"/>
-          <w:sz w:val="24"/>
-          <w:szCs w:val="24"/>
-        </w:rPr>
-        <w:t xml:space="preserve">: </w:t>
-      </w:r>
+        <w:ind w:left="360"/>
+        <w:rPr>
+          <w:rFonts w:asciiTheme="minorHAnsi" w:hAnsiTheme="minorHAnsi"/>
+          <w:color w:val="1F497D" w:themeColor="text2"/>
+          <w:sz w:val="24"/>
+          <w:szCs w:val="24"/>
+        </w:rPr>
+      </w:pPr>
     </w:p>
     <w:p>
       <w:pPr>
         <w:pStyle w:val="ListParagraph"/>
         <w:numPr>
           <w:ilvl w:val="0"/>
-          <w:numId w:val="13"/>
+          <w:numId w:val="10"/>
         </w:numPr>
         <w:spacing w:before="400" w:after="120"/>
         <w:rPr>
@@ -3257,203 +3322,41 @@
           <w:sz w:val="24"/>
           <w:szCs w:val="24"/>
         </w:rPr>
-        <w:t>Starting with MWL observations of M87</w:t>
-      </w:r>
-      <w:r>
-        <w:rPr>
-          <w:rFonts w:asciiTheme="minorHAnsi" w:hAnsiTheme="minorHAnsi"/>
-          <w:color w:val="1F497D" w:themeColor="text2"/>
-          <w:sz w:val="24"/>
-          <w:szCs w:val="24"/>
-        </w:rPr>
-        <w:t>: t</w:t>
-      </w:r>
-      <w:r>
-        <w:rPr>
-          <w:rFonts w:asciiTheme="minorHAnsi" w:hAnsiTheme="minorHAnsi"/>
-          <w:color w:val="1F497D" w:themeColor="text2"/>
-          <w:sz w:val="24"/>
-          <w:szCs w:val="24"/>
-        </w:rPr>
-        <w:t xml:space="preserve">he source-specific values are taken from either the </w:t>
-      </w:r>
-      <w:hyperlink r:id="rId6" w:history="1">
-        <w:r>
-          <w:rPr>
-            <w:rStyle w:val="Hyperlink"/>
-            <w:rFonts w:asciiTheme="minorHAnsi" w:hAnsiTheme="minorHAnsi"/>
-            <w:sz w:val="24"/>
-            <w:szCs w:val="24"/>
-          </w:rPr>
-          <w:t>Nasa Extragalactic Database</w:t>
-        </w:r>
-      </w:hyperlink>
-      <w:r>
-        <w:rPr>
-          <w:rFonts w:asciiTheme="minorHAnsi" w:hAnsiTheme="minorHAnsi"/>
-          <w:color w:val="1F497D" w:themeColor="text2"/>
-          <w:sz w:val="24"/>
-          <w:szCs w:val="24"/>
-        </w:rPr>
-        <w:t xml:space="preserve"> or recent publications on M87.  </w:t>
+        <w:t xml:space="preserve">What do you have to change in the parameter space to get the multi-zone and single zone models to have a similar flux/magnitude? </w:t>
       </w:r>
     </w:p>
     <w:p>
       <w:pPr>
-        <w:pStyle w:val="ListParagraph"/>
-        <w:spacing w:before="400" w:after="120"/>
-        <w:ind w:left="360"/>
-        <w:rPr>
-          <w:rFonts w:asciiTheme="minorHAnsi" w:hAnsiTheme="minorHAnsi"/>
-          <w:color w:val="1F497D" w:themeColor="text2"/>
-          <w:sz w:val="24"/>
-          <w:szCs w:val="24"/>
+        <w:rPr>
+          <w:rFonts w:asciiTheme="minorHAnsi" w:hAnsiTheme="minorHAnsi"/>
+          <w:color w:val="1F497D" w:themeColor="text2"/>
         </w:rPr>
       </w:pPr>
     </w:p>
     <w:p>
       <w:pPr>
-        <w:pStyle w:val="ListParagraph"/>
-        <w:spacing w:before="400" w:after="120"/>
-        <w:ind w:left="360"/>
-        <w:rPr>
-          <w:rFonts w:asciiTheme="minorHAnsi" w:hAnsiTheme="minorHAnsi"/>
-          <w:color w:val="1F497D" w:themeColor="text2"/>
-          <w:sz w:val="24"/>
-          <w:szCs w:val="24"/>
+        <w:rPr>
+          <w:rFonts w:asciiTheme="minorHAnsi" w:hAnsiTheme="minorHAnsi"/>
+          <w:color w:val="1F497D" w:themeColor="text2"/>
         </w:rPr>
       </w:pPr>
     </w:p>
     <w:p>
       <w:pPr>
-        <w:pStyle w:val="ListParagraph"/>
-        <w:numPr>
-          <w:ilvl w:val="0"/>
-          <w:numId w:val="13"/>
-        </w:numPr>
-        <w:spacing w:before="400" w:after="120"/>
-        <w:rPr>
-          <w:rFonts w:asciiTheme="minorHAnsi" w:hAnsiTheme="minorHAnsi"/>
-          <w:color w:val="1F497D" w:themeColor="text2"/>
-          <w:sz w:val="24"/>
-          <w:szCs w:val="24"/>
-        </w:rPr>
-      </w:pPr>
-      <w:r>
-        <w:rPr>
-          <w:rFonts w:asciiTheme="minorHAnsi" w:hAnsiTheme="minorHAnsi"/>
-          <w:color w:val="1F497D" w:themeColor="text2"/>
-          <w:sz w:val="24"/>
-          <w:szCs w:val="24"/>
-        </w:rPr>
-        <w:t xml:space="preserve">Load and inspect the M87 SED </w:t>
-      </w:r>
+        <w:spacing w:after="80"/>
+        <w:rPr>
+          <w:rFonts w:asciiTheme="minorHAnsi" w:hAnsiTheme="minorHAnsi"/>
+          <w:color w:val="1F497D" w:themeColor="text2"/>
+        </w:rPr>
+      </w:pPr>
     </w:p>
     <w:p>
       <w:pPr>
-        <w:pStyle w:val="ListParagraph"/>
-        <w:numPr>
-          <w:ilvl w:val="1"/>
-          <w:numId w:val="13"/>
-        </w:numPr>
-        <w:spacing w:before="400" w:after="120"/>
-        <w:ind w:left="1080"/>
-        <w:rPr>
-          <w:rFonts w:asciiTheme="minorHAnsi" w:hAnsiTheme="minorHAnsi"/>
-          <w:color w:val="1F497D" w:themeColor="text2"/>
-          <w:sz w:val="24"/>
-          <w:szCs w:val="24"/>
-        </w:rPr>
-      </w:pPr>
-      <w:r>
-        <w:rPr>
-          <w:rFonts w:asciiTheme="minorHAnsi" w:hAnsiTheme="minorHAnsi"/>
-          <w:color w:val="1F497D" w:themeColor="text2"/>
-          <w:sz w:val="24"/>
-          <w:szCs w:val="24"/>
-        </w:rPr>
-        <w:t>The data from the file is in units of energy (eV) and number flux (</w:t>
-      </w:r>
-      <w:proofErr w:type="spellStart"/>
-      <w:r>
-        <w:rPr>
-          <w:rFonts w:asciiTheme="minorHAnsi" w:hAnsiTheme="minorHAnsi"/>
-          <w:color w:val="1F497D" w:themeColor="text2"/>
-          <w:sz w:val="24"/>
-          <w:szCs w:val="24"/>
-        </w:rPr>
-        <w:t>dN</w:t>
-      </w:r>
-      <w:proofErr w:type="spellEnd"/>
-      <w:r>
-        <w:rPr>
-          <w:rFonts w:asciiTheme="minorHAnsi" w:hAnsiTheme="minorHAnsi"/>
-          <w:color w:val="1F497D" w:themeColor="text2"/>
-          <w:sz w:val="24"/>
-          <w:szCs w:val="24"/>
-        </w:rPr>
-        <w:t>/</w:t>
-      </w:r>
-      <w:proofErr w:type="spellStart"/>
-      <w:r>
-        <w:rPr>
-          <w:rFonts w:asciiTheme="minorHAnsi" w:hAnsiTheme="minorHAnsi"/>
-          <w:color w:val="1F497D" w:themeColor="text2"/>
-          <w:sz w:val="24"/>
-          <w:szCs w:val="24"/>
-        </w:rPr>
-        <w:t>dE</w:t>
-      </w:r>
-      <w:proofErr w:type="spellEnd"/>
-      <w:r>
-        <w:rPr>
-          <w:rFonts w:asciiTheme="minorHAnsi" w:hAnsiTheme="minorHAnsi"/>
-          <w:color w:val="1F497D" w:themeColor="text2"/>
-          <w:sz w:val="24"/>
-          <w:szCs w:val="24"/>
-        </w:rPr>
-        <w:t xml:space="preserve">) (and flux error). However, it is common to use E^2 </w:t>
-      </w:r>
-      <w:proofErr w:type="spellStart"/>
-      <w:r>
-        <w:rPr>
-          <w:rFonts w:asciiTheme="minorHAnsi" w:hAnsiTheme="minorHAnsi"/>
-          <w:color w:val="1F497D" w:themeColor="text2"/>
-          <w:sz w:val="24"/>
-          <w:szCs w:val="24"/>
-        </w:rPr>
-        <w:t>dN</w:t>
-      </w:r>
-      <w:proofErr w:type="spellEnd"/>
-      <w:r>
-        <w:rPr>
-          <w:rFonts w:asciiTheme="minorHAnsi" w:hAnsiTheme="minorHAnsi"/>
-          <w:color w:val="1F497D" w:themeColor="text2"/>
-          <w:sz w:val="24"/>
-          <w:szCs w:val="24"/>
-        </w:rPr>
-        <w:t>/</w:t>
-      </w:r>
-      <w:proofErr w:type="spellStart"/>
-      <w:r>
-        <w:rPr>
-          <w:rFonts w:asciiTheme="minorHAnsi" w:hAnsiTheme="minorHAnsi"/>
-          <w:color w:val="1F497D" w:themeColor="text2"/>
-          <w:sz w:val="24"/>
-          <w:szCs w:val="24"/>
-        </w:rPr>
-        <w:t>dE</w:t>
-      </w:r>
-      <w:proofErr w:type="spellEnd"/>
-      <w:r>
-        <w:rPr>
-          <w:rFonts w:asciiTheme="minorHAnsi" w:hAnsiTheme="minorHAnsi"/>
-          <w:color w:val="1F497D" w:themeColor="text2"/>
-          <w:sz w:val="24"/>
-          <w:szCs w:val="24"/>
-        </w:rPr>
-        <w:t xml:space="preserve"> </w:t>
-      </w:r>
+        <w:rPr>
+          <w:rFonts w:asciiTheme="minorHAnsi" w:hAnsiTheme="minorHAnsi"/>
+          <w:color w:val="1F497D" w:themeColor="text2"/>
+        </w:rPr>
+      </w:pPr>
     </w:p>
     <w:p>
       <w:pPr>

--- a/tutorials/BHJet_student_workbook.docx
+++ b/tutorials/BHJet_student_workbook.docx
@@ -85,6 +85,16 @@
     </w:p>
     <w:p>
       <w:pPr>
+        <w:rPr>
+          <w:rFonts w:asciiTheme="minorHAnsi" w:hAnsiTheme="minorHAnsi"/>
+          <w:color w:val="1F497D" w:themeColor="text2"/>
+          <w:sz w:val="24"/>
+          <w:szCs w:val="24"/>
+        </w:rPr>
+      </w:pPr>
+    </w:p>
+    <w:p>
+      <w:pPr>
         <w:spacing w:before="400" w:after="120"/>
         <w:rPr>
           <w:rFonts w:asciiTheme="minorHAnsi" w:hAnsiTheme="minorHAnsi"/>
@@ -373,16 +383,7 @@
           <w:sz w:val="24"/>
           <w:szCs w:val="24"/>
         </w:rPr>
-        <w:t xml:space="preserve">Radiating Electrons </w:t>
-      </w:r>
-      <w:r>
-        <w:rPr>
-          <w:rFonts w:asciiTheme="minorHAnsi" w:hAnsiTheme="minorHAnsi"/>
-          <w:color w:val="1F497D" w:themeColor="text2"/>
-          <w:sz w:val="24"/>
-          <w:szCs w:val="24"/>
-        </w:rPr>
-        <w:t>controls</w:t>
+        <w:t>Radiating Electrons</w:t>
       </w:r>
       <w:r>
         <w:rPr>
@@ -393,52 +394,16 @@
           <w:sz w:val="24"/>
           <w:szCs w:val="24"/>
         </w:rPr>
-        <w:t xml:space="preserve"> </w:t>
-      </w:r>
-      <w:r>
-        <w:rPr>
-          <w:rFonts w:asciiTheme="minorHAnsi" w:hAnsiTheme="minorHAnsi"/>
-          <w:color w:val="1F497D" w:themeColor="text2"/>
-          <w:sz w:val="24"/>
-          <w:szCs w:val="24"/>
-        </w:rPr>
-        <w:t>the</w:t>
-      </w:r>
-      <w:r>
-        <w:rPr>
-          <w:rFonts w:asciiTheme="minorHAnsi" w:hAnsiTheme="minorHAnsi"/>
-          <w:color w:val="1F497D" w:themeColor="text2"/>
-          <w:sz w:val="24"/>
-          <w:szCs w:val="24"/>
-        </w:rPr>
-        <w:t xml:space="preserve"> properties of the electron population: the</w:t>
-      </w:r>
-      <w:r>
-        <w:rPr>
-          <w:rFonts w:asciiTheme="minorHAnsi" w:hAnsiTheme="minorHAnsi"/>
-          <w:color w:val="1F497D" w:themeColor="text2"/>
-          <w:sz w:val="24"/>
-          <w:szCs w:val="24"/>
-        </w:rPr>
-        <w:t xml:space="preserve"> initial temperature</w:t>
-      </w:r>
-      <w:r>
-        <w:rPr>
-          <w:rFonts w:asciiTheme="minorHAnsi" w:hAnsiTheme="minorHAnsi"/>
-          <w:color w:val="1F497D" w:themeColor="text2"/>
-          <w:sz w:val="24"/>
-          <w:szCs w:val="24"/>
-        </w:rPr>
-        <w:t>/minimum energy</w:t>
-      </w:r>
-      <w:r>
-        <w:rPr>
-          <w:rFonts w:asciiTheme="minorHAnsi" w:hAnsiTheme="minorHAnsi"/>
-          <w:color w:val="1F497D" w:themeColor="text2"/>
-          <w:sz w:val="24"/>
-          <w:szCs w:val="24"/>
-        </w:rPr>
-        <w:t xml:space="preserve">, how fast the electrons cool, and maximum energy of the electrons that produce the emission we see. </w:t>
+        <w:t xml:space="preserve">, </w:t>
+      </w:r>
+      <w:r>
+        <w:rPr>
+          <w:rFonts w:asciiTheme="minorHAnsi" w:hAnsiTheme="minorHAnsi"/>
+          <w:color w:val="1F497D" w:themeColor="text2"/>
+          <w:sz w:val="24"/>
+          <w:szCs w:val="24"/>
+        </w:rPr>
+        <w:t>controls</w:t>
       </w:r>
       <w:r>
         <w:rPr>
@@ -451,6 +416,62 @@
         </w:rPr>
         <w:t xml:space="preserve"> </w:t>
       </w:r>
+      <w:r>
+        <w:rPr>
+          <w:rFonts w:asciiTheme="minorHAnsi" w:hAnsiTheme="minorHAnsi"/>
+          <w:color w:val="1F497D" w:themeColor="text2"/>
+          <w:sz w:val="24"/>
+          <w:szCs w:val="24"/>
+        </w:rPr>
+        <w:t>the</w:t>
+      </w:r>
+      <w:r>
+        <w:rPr>
+          <w:rFonts w:asciiTheme="minorHAnsi" w:hAnsiTheme="minorHAnsi"/>
+          <w:color w:val="1F497D" w:themeColor="text2"/>
+          <w:sz w:val="24"/>
+          <w:szCs w:val="24"/>
+        </w:rPr>
+        <w:t xml:space="preserve"> properties of the electron population: the</w:t>
+      </w:r>
+      <w:r>
+        <w:rPr>
+          <w:rFonts w:asciiTheme="minorHAnsi" w:hAnsiTheme="minorHAnsi"/>
+          <w:color w:val="1F497D" w:themeColor="text2"/>
+          <w:sz w:val="24"/>
+          <w:szCs w:val="24"/>
+        </w:rPr>
+        <w:t xml:space="preserve"> initial temperature</w:t>
+      </w:r>
+      <w:r>
+        <w:rPr>
+          <w:rFonts w:asciiTheme="minorHAnsi" w:hAnsiTheme="minorHAnsi"/>
+          <w:color w:val="1F497D" w:themeColor="text2"/>
+          <w:sz w:val="24"/>
+          <w:szCs w:val="24"/>
+        </w:rPr>
+        <w:t>/minimum energy</w:t>
+      </w:r>
+      <w:r>
+        <w:rPr>
+          <w:rFonts w:asciiTheme="minorHAnsi" w:hAnsiTheme="minorHAnsi"/>
+          <w:color w:val="1F497D" w:themeColor="text2"/>
+          <w:sz w:val="24"/>
+          <w:szCs w:val="24"/>
+        </w:rPr>
+        <w:t xml:space="preserve">, how fast the electrons cool, and maximum energy of the electrons that produce the emission we see. </w:t>
+      </w:r>
+      <w:r>
+        <w:rPr>
+          <w:rFonts w:asciiTheme="minorHAnsi" w:hAnsiTheme="minorHAnsi"/>
+          <w:b/>
+          <w:bCs/>
+          <w:color w:val="1F497D" w:themeColor="text2"/>
+          <w:sz w:val="24"/>
+          <w:szCs w:val="24"/>
+        </w:rPr>
+        <w:t xml:space="preserve"> </w:t>
+      </w:r>
     </w:p>
     <w:p>
       <w:pPr>
@@ -468,16 +489,7 @@
           <w:sz w:val="24"/>
           <w:szCs w:val="24"/>
         </w:rPr>
-        <w:t>Run the second cell and u</w:t>
-      </w:r>
-      <w:r>
-        <w:rPr>
-          <w:rFonts w:asciiTheme="minorHAnsi" w:hAnsiTheme="minorHAnsi"/>
-          <w:color w:val="1F497D" w:themeColor="text2"/>
-          <w:sz w:val="24"/>
-          <w:szCs w:val="24"/>
-        </w:rPr>
-        <w:t xml:space="preserve">se the explorer to change one parameter at a time. </w:t>
+        <w:t xml:space="preserve">Run the second cell and use the explorer to change one parameter at a time. </w:t>
       </w:r>
       <w:r>
         <w:rPr>
@@ -565,6 +577,35 @@
       <w:pPr>
         <w:rPr>
           <w:rFonts w:asciiTheme="minorHAnsi" w:hAnsiTheme="minorHAnsi"/>
+          <w:color w:val="1F497D" w:themeColor="text2"/>
+          <w:sz w:val="24"/>
+          <w:szCs w:val="24"/>
+        </w:rPr>
+      </w:pPr>
+      <w:r>
+        <w:rPr>
+          <w:rFonts w:asciiTheme="minorHAnsi" w:hAnsiTheme="minorHAnsi"/>
+          <w:color w:val="1F497D" w:themeColor="text2"/>
+          <w:sz w:val="24"/>
+          <w:szCs w:val="24"/>
+        </w:rPr>
+        <w:t xml:space="preserve">This initial notebook is just for you to get familiar with some of the parameters, how the code looks, and what the different components are. </w:t>
+      </w:r>
+    </w:p>
+    <w:p>
+      <w:pPr>
+        <w:rPr>
+          <w:rFonts w:asciiTheme="minorHAnsi" w:hAnsiTheme="minorHAnsi"/>
+          <w:color w:val="1F497D" w:themeColor="text2"/>
+          <w:sz w:val="24"/>
+          <w:szCs w:val="24"/>
+        </w:rPr>
+      </w:pPr>
+    </w:p>
+    <w:p>
+      <w:pPr>
+        <w:rPr>
+          <w:rFonts w:asciiTheme="minorHAnsi" w:hAnsiTheme="minorHAnsi"/>
           <w:b/>
           <w:bCs/>
           <w:color w:val="1F497D" w:themeColor="text2"/>
@@ -581,7 +622,7 @@
           <w:sz w:val="24"/>
           <w:szCs w:val="24"/>
         </w:rPr>
-        <w:t xml:space="preserve">Source-specific parameters </w:t>
+        <w:t>Source-specific parameters</w:t>
       </w:r>
     </w:p>
     <w:p>
@@ -614,16 +655,7 @@
           <w:sz w:val="24"/>
           <w:szCs w:val="24"/>
         </w:rPr>
-        <w:t xml:space="preserve"> </w:t>
-      </w:r>
-      <w:r>
-        <w:rPr>
-          <w:rFonts w:asciiTheme="minorHAnsi" w:hAnsiTheme="minorHAnsi"/>
-          <w:color w:val="1F497D" w:themeColor="text2"/>
-          <w:sz w:val="24"/>
-          <w:szCs w:val="24"/>
-        </w:rPr>
-        <w:t>(</w:t>
+        <w:t xml:space="preserve"> (</w:t>
       </w:r>
       <w:proofErr w:type="spellStart"/>
       <w:r>
@@ -654,16 +686,25 @@
           <w:sz w:val="24"/>
           <w:szCs w:val="24"/>
         </w:rPr>
-        <w:t>, even though this is something we usually fix</w:t>
-      </w:r>
-      <w:r>
-        <w:rPr>
-          <w:rFonts w:asciiTheme="minorHAnsi" w:hAnsiTheme="minorHAnsi"/>
-          <w:color w:val="1F497D" w:themeColor="text2"/>
-          <w:sz w:val="24"/>
-          <w:szCs w:val="24"/>
-        </w:rPr>
-        <w:t xml:space="preserve">. </w:t>
+        <w:t xml:space="preserve">, even though this is something we </w:t>
+      </w:r>
+      <w:r>
+        <w:rPr>
+          <w:rFonts w:asciiTheme="minorHAnsi" w:hAnsiTheme="minorHAnsi"/>
+          <w:color w:val="1F497D" w:themeColor="text2"/>
+          <w:sz w:val="24"/>
+          <w:szCs w:val="24"/>
+        </w:rPr>
+        <w:t>always fix.</w:t>
+      </w:r>
+      <w:r>
+        <w:rPr>
+          <w:rFonts w:asciiTheme="minorHAnsi" w:hAnsiTheme="minorHAnsi"/>
+          <w:color w:val="1F497D" w:themeColor="text2"/>
+          <w:sz w:val="24"/>
+          <w:szCs w:val="24"/>
+        </w:rPr>
+        <w:t xml:space="preserve"> </w:t>
       </w:r>
       <w:r>
         <w:rPr>
@@ -765,6 +806,7 @@
           <w:sz w:val="24"/>
           <w:szCs w:val="24"/>
         </w:rPr>
+        <w:lastRenderedPageBreak/>
         <w:t xml:space="preserve">Make the viewing angle </w:t>
       </w:r>
       <w:r>
@@ -874,16 +916,6 @@
       <w:pPr>
         <w:rPr>
           <w:rFonts w:asciiTheme="minorHAnsi" w:hAnsiTheme="minorHAnsi"/>
-          <w:color w:val="1F497D" w:themeColor="text2"/>
-          <w:sz w:val="24"/>
-          <w:szCs w:val="24"/>
-        </w:rPr>
-      </w:pPr>
-    </w:p>
-    <w:p>
-      <w:pPr>
-        <w:rPr>
-          <w:rFonts w:asciiTheme="minorHAnsi" w:hAnsiTheme="minorHAnsi"/>
           <w:b/>
           <w:bCs/>
           <w:color w:val="1F497D" w:themeColor="text2"/>
@@ -1215,7 +1247,16 @@
           <w:sz w:val="24"/>
           <w:szCs w:val="24"/>
         </w:rPr>
-        <w:t>What happens to the post-acceleration synchrotron radiation (</w:t>
+        <w:t xml:space="preserve">Which part of the post-acceleration synchrotron spectrum </w:t>
+      </w:r>
+      <w:r>
+        <w:rPr>
+          <w:rFonts w:asciiTheme="minorHAnsi" w:hAnsiTheme="minorHAnsi"/>
+          <w:color w:val="1F497D" w:themeColor="text2"/>
+          <w:sz w:val="24"/>
+          <w:szCs w:val="24"/>
+        </w:rPr>
+        <w:t>(</w:t>
       </w:r>
       <w:r>
         <w:rPr>
@@ -1235,110 +1276,16 @@
           <w:sz w:val="24"/>
           <w:szCs w:val="24"/>
         </w:rPr>
-        <w:t>) when you move the e</w:t>
-      </w:r>
-      <w:r>
-        <w:rPr>
-          <w:rFonts w:asciiTheme="minorHAnsi" w:hAnsiTheme="minorHAnsi"/>
-          <w:color w:val="1F497D" w:themeColor="text2"/>
-          <w:sz w:val="24"/>
-          <w:szCs w:val="24"/>
-        </w:rPr>
-        <w:t xml:space="preserve">lectron </w:t>
-      </w:r>
-      <w:r>
-        <w:rPr>
-          <w:rFonts w:asciiTheme="minorHAnsi" w:hAnsiTheme="minorHAnsi"/>
-          <w:color w:val="1F497D" w:themeColor="text2"/>
-          <w:sz w:val="24"/>
-          <w:szCs w:val="24"/>
-        </w:rPr>
-        <w:t>m</w:t>
-      </w:r>
-      <w:r>
-        <w:rPr>
-          <w:rFonts w:asciiTheme="minorHAnsi" w:hAnsiTheme="minorHAnsi"/>
-          <w:color w:val="1F497D" w:themeColor="text2"/>
-          <w:sz w:val="24"/>
-          <w:szCs w:val="24"/>
-        </w:rPr>
-        <w:t xml:space="preserve">aximum </w:t>
-      </w:r>
-      <w:r>
-        <w:rPr>
-          <w:rFonts w:asciiTheme="minorHAnsi" w:hAnsiTheme="minorHAnsi"/>
-          <w:color w:val="1F497D" w:themeColor="text2"/>
-          <w:sz w:val="24"/>
-          <w:szCs w:val="24"/>
-        </w:rPr>
-        <w:t>e</w:t>
-      </w:r>
-      <w:r>
-        <w:rPr>
-          <w:rFonts w:asciiTheme="minorHAnsi" w:hAnsiTheme="minorHAnsi"/>
-          <w:color w:val="1F497D" w:themeColor="text2"/>
-          <w:sz w:val="24"/>
-          <w:szCs w:val="24"/>
-        </w:rPr>
-        <w:t>nergy</w:t>
-      </w:r>
-      <w:r>
-        <w:rPr>
-          <w:rFonts w:asciiTheme="minorHAnsi" w:hAnsiTheme="minorHAnsi"/>
-          <w:color w:val="1F497D" w:themeColor="text2"/>
-          <w:sz w:val="24"/>
-          <w:szCs w:val="24"/>
-        </w:rPr>
-        <w:t xml:space="preserve"> (</w:t>
-      </w:r>
-      <w:proofErr w:type="spellStart"/>
-      <w:r>
-        <w:rPr>
-          <w:rFonts w:asciiTheme="minorHAnsi" w:hAnsiTheme="minorHAnsi"/>
-          <w:b/>
-          <w:bCs/>
-          <w:color w:val="1F497D" w:themeColor="text2"/>
-          <w:sz w:val="24"/>
-          <w:szCs w:val="24"/>
-        </w:rPr>
-        <w:t>factor_max_energy_electrons</w:t>
-      </w:r>
-      <w:proofErr w:type="spellEnd"/>
-      <w:r>
-        <w:rPr>
-          <w:rFonts w:asciiTheme="minorHAnsi" w:hAnsiTheme="minorHAnsi"/>
-          <w:color w:val="1F497D" w:themeColor="text2"/>
-          <w:sz w:val="24"/>
-          <w:szCs w:val="24"/>
-        </w:rPr>
-        <w:t>)</w:t>
-      </w:r>
-      <w:r>
-        <w:rPr>
-          <w:rFonts w:asciiTheme="minorHAnsi" w:hAnsiTheme="minorHAnsi"/>
-          <w:color w:val="1F497D" w:themeColor="text2"/>
-          <w:sz w:val="24"/>
-          <w:szCs w:val="24"/>
-        </w:rPr>
-        <w:t xml:space="preserve"> to smaller or </w:t>
-      </w:r>
-      <w:r>
-        <w:rPr>
-          <w:rFonts w:asciiTheme="minorHAnsi" w:hAnsiTheme="minorHAnsi"/>
-          <w:color w:val="1F497D" w:themeColor="text2"/>
-          <w:sz w:val="24"/>
-          <w:szCs w:val="24"/>
-        </w:rPr>
-        <w:t>larger</w:t>
-      </w:r>
-      <w:r>
-        <w:rPr>
-          <w:rFonts w:asciiTheme="minorHAnsi" w:hAnsiTheme="minorHAnsi"/>
-          <w:color w:val="1F497D" w:themeColor="text2"/>
-          <w:sz w:val="24"/>
-          <w:szCs w:val="24"/>
-        </w:rPr>
-        <w:t xml:space="preserve"> values? </w:t>
+        <w:t xml:space="preserve">) </w:t>
+      </w:r>
+      <w:r>
+        <w:rPr>
+          <w:rFonts w:asciiTheme="minorHAnsi" w:hAnsiTheme="minorHAnsi"/>
+          <w:color w:val="1F497D" w:themeColor="text2"/>
+          <w:sz w:val="24"/>
+          <w:szCs w:val="24"/>
+        </w:rPr>
+        <w:t xml:space="preserve">is the optically thin emission? And what is the optically thick emission? </w:t>
       </w:r>
     </w:p>
     <w:p>
@@ -1362,7 +1309,7 @@
           <w:sz w:val="24"/>
           <w:szCs w:val="24"/>
         </w:rPr>
-        <w:t xml:space="preserve">Prediction: </w:t>
+        <w:t>Answer:</w:t>
       </w:r>
     </w:p>
     <w:p>
@@ -1386,7 +1333,146 @@
           <w:sz w:val="24"/>
           <w:szCs w:val="24"/>
         </w:rPr>
-        <w:t xml:space="preserve">Result: </w:t>
+        <w:t xml:space="preserve">What happens when you change the index of the accelerated lepton distribution while looking at the shape of this synchrotron spectrum? </w:t>
+      </w:r>
+    </w:p>
+    <w:p>
+      <w:pPr>
+        <w:pStyle w:val="ListParagraph"/>
+        <w:ind w:left="1440"/>
+        <w:rPr>
+          <w:rFonts w:asciiTheme="minorHAnsi" w:hAnsiTheme="minorHAnsi"/>
+          <w:color w:val="1F497D" w:themeColor="text2"/>
+          <w:sz w:val="24"/>
+          <w:szCs w:val="24"/>
+        </w:rPr>
+      </w:pPr>
+    </w:p>
+    <w:p>
+      <w:pPr>
+        <w:pStyle w:val="ListParagraph"/>
+        <w:numPr>
+          <w:ilvl w:val="0"/>
+          <w:numId w:val="11"/>
+        </w:numPr>
+        <w:rPr>
+          <w:rFonts w:asciiTheme="minorHAnsi" w:hAnsiTheme="minorHAnsi"/>
+          <w:color w:val="1F497D" w:themeColor="text2"/>
+          <w:sz w:val="24"/>
+          <w:szCs w:val="24"/>
+        </w:rPr>
+      </w:pPr>
+      <w:r>
+        <w:rPr>
+          <w:rFonts w:asciiTheme="minorHAnsi" w:hAnsiTheme="minorHAnsi"/>
+          <w:color w:val="1F497D" w:themeColor="text2"/>
+          <w:sz w:val="24"/>
+          <w:szCs w:val="24"/>
+        </w:rPr>
+        <w:t>What happens to the post-acceleration synchrotron radiation when you move the e</w:t>
+      </w:r>
+      <w:r>
+        <w:rPr>
+          <w:rFonts w:asciiTheme="minorHAnsi" w:hAnsiTheme="minorHAnsi"/>
+          <w:color w:val="1F497D" w:themeColor="text2"/>
+          <w:sz w:val="24"/>
+          <w:szCs w:val="24"/>
+        </w:rPr>
+        <w:t xml:space="preserve">lectron </w:t>
+      </w:r>
+      <w:r>
+        <w:rPr>
+          <w:rFonts w:asciiTheme="minorHAnsi" w:hAnsiTheme="minorHAnsi"/>
+          <w:color w:val="1F497D" w:themeColor="text2"/>
+          <w:sz w:val="24"/>
+          <w:szCs w:val="24"/>
+        </w:rPr>
+        <w:t>m</w:t>
+      </w:r>
+      <w:r>
+        <w:rPr>
+          <w:rFonts w:asciiTheme="minorHAnsi" w:hAnsiTheme="minorHAnsi"/>
+          <w:color w:val="1F497D" w:themeColor="text2"/>
+          <w:sz w:val="24"/>
+          <w:szCs w:val="24"/>
+        </w:rPr>
+        <w:t xml:space="preserve">aximum </w:t>
+      </w:r>
+      <w:r>
+        <w:rPr>
+          <w:rFonts w:asciiTheme="minorHAnsi" w:hAnsiTheme="minorHAnsi"/>
+          <w:color w:val="1F497D" w:themeColor="text2"/>
+          <w:sz w:val="24"/>
+          <w:szCs w:val="24"/>
+        </w:rPr>
+        <w:t>e</w:t>
+      </w:r>
+      <w:r>
+        <w:rPr>
+          <w:rFonts w:asciiTheme="minorHAnsi" w:hAnsiTheme="minorHAnsi"/>
+          <w:color w:val="1F497D" w:themeColor="text2"/>
+          <w:sz w:val="24"/>
+          <w:szCs w:val="24"/>
+        </w:rPr>
+        <w:t>nergy</w:t>
+      </w:r>
+      <w:r>
+        <w:rPr>
+          <w:rFonts w:asciiTheme="minorHAnsi" w:hAnsiTheme="minorHAnsi"/>
+          <w:color w:val="1F497D" w:themeColor="text2"/>
+          <w:sz w:val="24"/>
+          <w:szCs w:val="24"/>
+        </w:rPr>
+        <w:t xml:space="preserve"> (</w:t>
+      </w:r>
+      <w:proofErr w:type="spellStart"/>
+      <w:r>
+        <w:rPr>
+          <w:rFonts w:asciiTheme="minorHAnsi" w:hAnsiTheme="minorHAnsi"/>
+          <w:b/>
+          <w:bCs/>
+          <w:color w:val="1F497D" w:themeColor="text2"/>
+          <w:sz w:val="24"/>
+          <w:szCs w:val="24"/>
+        </w:rPr>
+        <w:t>factor_max_energy_electrons</w:t>
+      </w:r>
+      <w:proofErr w:type="spellEnd"/>
+      <w:r>
+        <w:rPr>
+          <w:rFonts w:asciiTheme="minorHAnsi" w:hAnsiTheme="minorHAnsi"/>
+          <w:color w:val="1F497D" w:themeColor="text2"/>
+          <w:sz w:val="24"/>
+          <w:szCs w:val="24"/>
+        </w:rPr>
+        <w:t>)</w:t>
+      </w:r>
+      <w:r>
+        <w:rPr>
+          <w:rFonts w:asciiTheme="minorHAnsi" w:hAnsiTheme="minorHAnsi"/>
+          <w:color w:val="1F497D" w:themeColor="text2"/>
+          <w:sz w:val="24"/>
+          <w:szCs w:val="24"/>
+        </w:rPr>
+        <w:t xml:space="preserve"> to smaller or </w:t>
+      </w:r>
+      <w:r>
+        <w:rPr>
+          <w:rFonts w:asciiTheme="minorHAnsi" w:hAnsiTheme="minorHAnsi"/>
+          <w:color w:val="1F497D" w:themeColor="text2"/>
+          <w:sz w:val="24"/>
+          <w:szCs w:val="24"/>
+        </w:rPr>
+        <w:t>larger</w:t>
+      </w:r>
+      <w:r>
+        <w:rPr>
+          <w:rFonts w:asciiTheme="minorHAnsi" w:hAnsiTheme="minorHAnsi"/>
+          <w:color w:val="1F497D" w:themeColor="text2"/>
+          <w:sz w:val="24"/>
+          <w:szCs w:val="24"/>
+        </w:rPr>
+        <w:t xml:space="preserve"> values? </w:t>
       </w:r>
     </w:p>
     <w:p>
@@ -1410,7 +1496,100 @@
           <w:sz w:val="24"/>
           <w:szCs w:val="24"/>
         </w:rPr>
-        <w:t>What does the electron maximum energy have to do with the inverse Compton emission (</w:t>
+        <w:t>Prediction:</w:t>
+      </w:r>
+    </w:p>
+    <w:p>
+      <w:pPr>
+        <w:pStyle w:val="ListParagraph"/>
+        <w:numPr>
+          <w:ilvl w:val="1"/>
+          <w:numId w:val="11"/>
+        </w:numPr>
+        <w:rPr>
+          <w:rFonts w:asciiTheme="minorHAnsi" w:hAnsiTheme="minorHAnsi"/>
+          <w:color w:val="1F497D" w:themeColor="text2"/>
+          <w:sz w:val="24"/>
+          <w:szCs w:val="24"/>
+        </w:rPr>
+      </w:pPr>
+      <w:r>
+        <w:rPr>
+          <w:rFonts w:asciiTheme="minorHAnsi" w:hAnsiTheme="minorHAnsi"/>
+          <w:color w:val="1F497D" w:themeColor="text2"/>
+          <w:sz w:val="24"/>
+          <w:szCs w:val="24"/>
+        </w:rPr>
+        <w:t xml:space="preserve">Result: </w:t>
+      </w:r>
+    </w:p>
+    <w:p>
+      <w:pPr>
+        <w:pStyle w:val="ListParagraph"/>
+        <w:numPr>
+          <w:ilvl w:val="1"/>
+          <w:numId w:val="11"/>
+        </w:numPr>
+        <w:rPr>
+          <w:rFonts w:asciiTheme="minorHAnsi" w:hAnsiTheme="minorHAnsi"/>
+          <w:color w:val="1F497D" w:themeColor="text2"/>
+          <w:sz w:val="24"/>
+          <w:szCs w:val="24"/>
+        </w:rPr>
+      </w:pPr>
+      <w:r>
+        <w:rPr>
+          <w:rFonts w:asciiTheme="minorHAnsi" w:hAnsiTheme="minorHAnsi"/>
+          <w:color w:val="1F497D" w:themeColor="text2"/>
+          <w:sz w:val="24"/>
+          <w:szCs w:val="24"/>
+        </w:rPr>
+        <w:t>Does</w:t>
+      </w:r>
+      <w:r>
+        <w:rPr>
+          <w:rFonts w:asciiTheme="minorHAnsi" w:hAnsiTheme="minorHAnsi"/>
+          <w:color w:val="1F497D" w:themeColor="text2"/>
+          <w:sz w:val="24"/>
+          <w:szCs w:val="24"/>
+        </w:rPr>
+        <w:t xml:space="preserve"> the electron maximum energy have </w:t>
+      </w:r>
+      <w:r>
+        <w:rPr>
+          <w:rFonts w:asciiTheme="minorHAnsi" w:hAnsiTheme="minorHAnsi"/>
+          <w:color w:val="1F497D" w:themeColor="text2"/>
+          <w:sz w:val="24"/>
+          <w:szCs w:val="24"/>
+        </w:rPr>
+        <w:t>some effect on the</w:t>
+      </w:r>
+      <w:r>
+        <w:rPr>
+          <w:rFonts w:asciiTheme="minorHAnsi" w:hAnsiTheme="minorHAnsi"/>
+          <w:color w:val="1F497D" w:themeColor="text2"/>
+          <w:sz w:val="24"/>
+          <w:szCs w:val="24"/>
+        </w:rPr>
+        <w:t xml:space="preserve"> </w:t>
+      </w:r>
+      <w:r>
+        <w:rPr>
+          <w:rFonts w:asciiTheme="minorHAnsi" w:hAnsiTheme="minorHAnsi"/>
+          <w:color w:val="1F497D" w:themeColor="text2"/>
+          <w:sz w:val="24"/>
+          <w:szCs w:val="24"/>
+        </w:rPr>
+        <w:t>post-acceleration synchrotron self-</w:t>
+      </w:r>
+      <w:r>
+        <w:rPr>
+          <w:rFonts w:asciiTheme="minorHAnsi" w:hAnsiTheme="minorHAnsi"/>
+          <w:color w:val="1F497D" w:themeColor="text2"/>
+          <w:sz w:val="24"/>
+          <w:szCs w:val="24"/>
+        </w:rPr>
+        <w:t>Compton emission (</w:t>
       </w:r>
       <w:r>
         <w:rPr>
@@ -1431,6 +1610,15 @@
           <w:szCs w:val="24"/>
         </w:rPr>
         <w:t>)?</w:t>
+      </w:r>
+      <w:r>
+        <w:rPr>
+          <w:rFonts w:asciiTheme="minorHAnsi" w:hAnsiTheme="minorHAnsi"/>
+          <w:color w:val="1F497D" w:themeColor="text2"/>
+          <w:sz w:val="24"/>
+          <w:szCs w:val="24"/>
+        </w:rPr>
+        <w:t xml:space="preserve"> Why? </w:t>
       </w:r>
     </w:p>
     <w:p>
@@ -1466,25 +1654,7 @@
           <w:sz w:val="24"/>
           <w:szCs w:val="24"/>
         </w:rPr>
-        <w:t xml:space="preserve">Change the temperature of the thermal </w:t>
-      </w:r>
-      <w:r>
-        <w:rPr>
-          <w:rFonts w:asciiTheme="minorHAnsi" w:hAnsiTheme="minorHAnsi"/>
-          <w:color w:val="1F497D" w:themeColor="text2"/>
-          <w:sz w:val="24"/>
-          <w:szCs w:val="24"/>
-        </w:rPr>
-        <w:t xml:space="preserve">(non-accelerated) </w:t>
-      </w:r>
-      <w:r>
-        <w:rPr>
-          <w:rFonts w:asciiTheme="minorHAnsi" w:hAnsiTheme="minorHAnsi"/>
-          <w:color w:val="1F497D" w:themeColor="text2"/>
-          <w:sz w:val="24"/>
-          <w:szCs w:val="24"/>
-        </w:rPr>
-        <w:t>electrons at the jet base (</w:t>
+        <w:t>Change the temperature of the thermal electrons at the jet base (</w:t>
       </w:r>
       <w:proofErr w:type="spellStart"/>
       <w:r>
@@ -1580,6 +1750,15 @@
         </w:rPr>
         <w:t>Which parts of the SED respond most strongly?</w:t>
       </w:r>
+      <w:r>
+        <w:rPr>
+          <w:rFonts w:asciiTheme="minorHAnsi" w:hAnsiTheme="minorHAnsi"/>
+          <w:color w:val="1F497D" w:themeColor="text2"/>
+          <w:sz w:val="24"/>
+          <w:szCs w:val="24"/>
+        </w:rPr>
+        <w:t xml:space="preserve"> </w:t>
+      </w:r>
     </w:p>
     <w:p>
       <w:pPr>
@@ -1602,7 +1781,34 @@
           <w:sz w:val="24"/>
           <w:szCs w:val="24"/>
         </w:rPr>
-        <w:t>Does this primarily affect emission before or after particle acceleration?</w:t>
+        <w:t xml:space="preserve">Does this primarily affect emission before or after </w:t>
+      </w:r>
+      <w:r>
+        <w:rPr>
+          <w:rFonts w:asciiTheme="minorHAnsi" w:hAnsiTheme="minorHAnsi"/>
+          <w:color w:val="1F497D" w:themeColor="text2"/>
+          <w:sz w:val="24"/>
+          <w:szCs w:val="24"/>
+        </w:rPr>
+        <w:t xml:space="preserve">the </w:t>
+      </w:r>
+      <w:r>
+        <w:rPr>
+          <w:rFonts w:asciiTheme="minorHAnsi" w:hAnsiTheme="minorHAnsi"/>
+          <w:color w:val="1F497D" w:themeColor="text2"/>
+          <w:sz w:val="24"/>
+          <w:szCs w:val="24"/>
+        </w:rPr>
+        <w:t>particle acceleration</w:t>
+      </w:r>
+      <w:r>
+        <w:rPr>
+          <w:rFonts w:asciiTheme="minorHAnsi" w:hAnsiTheme="minorHAnsi"/>
+          <w:color w:val="1F497D" w:themeColor="text2"/>
+          <w:sz w:val="24"/>
+          <w:szCs w:val="24"/>
+        </w:rPr>
+        <w:t xml:space="preserve"> happens?</w:t>
       </w:r>
       <w:r>
         <w:rPr>
@@ -1613,6 +1819,16 @@
         </w:rPr>
         <w:t xml:space="preserve"> </w:t>
       </w:r>
+    </w:p>
+    <w:p>
+      <w:pPr>
+        <w:rPr>
+          <w:rFonts w:asciiTheme="minorHAnsi" w:hAnsiTheme="minorHAnsi"/>
+          <w:color w:val="1F497D" w:themeColor="text2"/>
+          <w:sz w:val="24"/>
+          <w:szCs w:val="24"/>
+        </w:rPr>
+      </w:pPr>
     </w:p>
     <w:p>
       <w:pPr>
@@ -1679,7 +1895,43 @@
           <w:sz w:val="24"/>
           <w:szCs w:val="24"/>
         </w:rPr>
-        <w:t xml:space="preserve"> from those thermal leptons. </w:t>
+        <w:t xml:space="preserve"> from those thermal leptons</w:t>
+      </w:r>
+      <w:r>
+        <w:rPr>
+          <w:rFonts w:asciiTheme="minorHAnsi" w:hAnsiTheme="minorHAnsi"/>
+          <w:color w:val="1F497D" w:themeColor="text2"/>
+          <w:sz w:val="24"/>
+          <w:szCs w:val="24"/>
+        </w:rPr>
+        <w:t xml:space="preserve"> discussed above</w:t>
+      </w:r>
+      <w:r>
+        <w:rPr>
+          <w:rFonts w:asciiTheme="minorHAnsi" w:hAnsiTheme="minorHAnsi"/>
+          <w:color w:val="1F497D" w:themeColor="text2"/>
+          <w:sz w:val="24"/>
+          <w:szCs w:val="24"/>
+        </w:rPr>
+        <w:t>.</w:t>
+      </w:r>
+      <w:r>
+        <w:rPr>
+          <w:rFonts w:asciiTheme="minorHAnsi" w:hAnsiTheme="minorHAnsi"/>
+          <w:color w:val="1F497D" w:themeColor="text2"/>
+          <w:sz w:val="24"/>
+          <w:szCs w:val="24"/>
+        </w:rPr>
+        <w:t xml:space="preserve"> </w:t>
+      </w:r>
+      <w:r>
+        <w:rPr>
+          <w:rFonts w:asciiTheme="minorHAnsi" w:hAnsiTheme="minorHAnsi"/>
+          <w:color w:val="1F497D" w:themeColor="text2"/>
+          <w:sz w:val="24"/>
+          <w:szCs w:val="24"/>
+        </w:rPr>
+        <w:t xml:space="preserve"> </w:t>
       </w:r>
     </w:p>
     <w:p>
@@ -1835,7 +2087,6 @@
           <w:sz w:val="24"/>
           <w:szCs w:val="24"/>
         </w:rPr>
-        <w:lastRenderedPageBreak/>
         <w:t>Change the slope of the injected electron distribution (</w:t>
       </w:r>
       <w:proofErr w:type="spellStart"/>
@@ -1885,6 +2136,51 @@
         </w:rPr>
         <w:t>What do you think the slope of the accelerated electron distribution might tell you?</w:t>
       </w:r>
+      <w:r>
+        <w:rPr>
+          <w:rFonts w:asciiTheme="minorHAnsi" w:hAnsiTheme="minorHAnsi"/>
+          <w:color w:val="1F497D" w:themeColor="text2"/>
+          <w:sz w:val="24"/>
+          <w:szCs w:val="24"/>
+        </w:rPr>
+        <w:t xml:space="preserve"> (hint: how might this relate to </w:t>
+      </w:r>
+      <w:r>
+        <w:rPr>
+          <w:rFonts w:asciiTheme="minorHAnsi" w:hAnsiTheme="minorHAnsi"/>
+          <w:color w:val="1F497D" w:themeColor="text2"/>
+          <w:sz w:val="24"/>
+          <w:szCs w:val="24"/>
+        </w:rPr>
+        <w:t xml:space="preserve">particle </w:t>
+      </w:r>
+      <w:r>
+        <w:rPr>
+          <w:rFonts w:asciiTheme="minorHAnsi" w:hAnsiTheme="minorHAnsi"/>
+          <w:color w:val="1F497D" w:themeColor="text2"/>
+          <w:sz w:val="24"/>
+          <w:szCs w:val="24"/>
+        </w:rPr>
+        <w:t>acceleration</w:t>
+      </w:r>
+      <w:r>
+        <w:rPr>
+          <w:rFonts w:asciiTheme="minorHAnsi" w:hAnsiTheme="minorHAnsi"/>
+          <w:color w:val="1F497D" w:themeColor="text2"/>
+          <w:sz w:val="24"/>
+          <w:szCs w:val="24"/>
+        </w:rPr>
+        <w:t xml:space="preserve"> processes</w:t>
+      </w:r>
+      <w:r>
+        <w:rPr>
+          <w:rFonts w:asciiTheme="minorHAnsi" w:hAnsiTheme="minorHAnsi"/>
+          <w:color w:val="1F497D" w:themeColor="text2"/>
+          <w:sz w:val="24"/>
+          <w:szCs w:val="24"/>
+        </w:rPr>
+        <w:t>?)</w:t>
+      </w:r>
     </w:p>
     <w:p>
       <w:pPr>
@@ -1916,7 +2212,7 @@
     <w:p>
       <w:pPr>
         <w:pStyle w:val="ListParagraph"/>
-        <w:ind w:left="360"/>
+        <w:ind w:left="0"/>
         <w:rPr>
           <w:rFonts w:asciiTheme="minorHAnsi" w:hAnsiTheme="minorHAnsi"/>
           <w:b/>
@@ -1940,22 +2236,31 @@
     </w:p>
     <w:p>
       <w:pPr>
-        <w:ind w:left="360"/>
-        <w:rPr>
-          <w:rFonts w:asciiTheme="minorHAnsi" w:hAnsiTheme="minorHAnsi"/>
-          <w:color w:val="1F497D" w:themeColor="text2"/>
-          <w:sz w:val="24"/>
-          <w:szCs w:val="24"/>
-        </w:rPr>
-      </w:pPr>
-      <w:r>
-        <w:rPr>
-          <w:rFonts w:asciiTheme="minorHAnsi" w:hAnsiTheme="minorHAnsi"/>
-          <w:color w:val="1F497D" w:themeColor="text2"/>
-          <w:sz w:val="24"/>
-          <w:szCs w:val="24"/>
-        </w:rPr>
-        <w:t xml:space="preserve">Small discussion and the assumptions that we make about how the jet is accelerated, otherwise this question seems unfair - (E.g. something like we assume that magnetic fields around the black hole and accretion disk play a big role in the formation of </w:t>
+        <w:ind w:firstLine="360"/>
+        <w:rPr>
+          <w:rFonts w:asciiTheme="minorHAnsi" w:hAnsiTheme="minorHAnsi"/>
+          <w:color w:val="1F497D" w:themeColor="text2"/>
+          <w:sz w:val="24"/>
+          <w:szCs w:val="24"/>
+        </w:rPr>
+      </w:pPr>
+      <w:r>
+        <w:rPr>
+          <w:rFonts w:asciiTheme="minorHAnsi" w:hAnsiTheme="minorHAnsi"/>
+          <w:color w:val="1F497D" w:themeColor="text2"/>
+          <w:sz w:val="24"/>
+          <w:szCs w:val="24"/>
+        </w:rPr>
+        <w:t xml:space="preserve">In BHJet, we </w:t>
+      </w:r>
+      <w:r>
+        <w:rPr>
+          <w:rFonts w:asciiTheme="minorHAnsi" w:hAnsiTheme="minorHAnsi"/>
+          <w:color w:val="1F497D" w:themeColor="text2"/>
+          <w:sz w:val="24"/>
+          <w:szCs w:val="24"/>
+        </w:rPr>
+        <w:t xml:space="preserve">assume that magnetic fields around the black hole and accretion disk play a big role in the formation of </w:t>
       </w:r>
       <w:proofErr w:type="gramStart"/>
       <w:r>
@@ -2042,36 +2347,60 @@
           <w:sz w:val="24"/>
           <w:szCs w:val="24"/>
         </w:rPr>
-        <w:t xml:space="preserve">what jet Lorentz factors are from observations of nearby systems. </w:t>
+        <w:t xml:space="preserve">what jet Lorentz factors are from observations of nearby </w:t>
+      </w:r>
+      <w:proofErr w:type="gramStart"/>
+      <w:r>
+        <w:rPr>
+          <w:rFonts w:asciiTheme="minorHAnsi" w:hAnsiTheme="minorHAnsi"/>
+          <w:color w:val="1F497D" w:themeColor="text2"/>
+          <w:sz w:val="24"/>
+          <w:szCs w:val="24"/>
+        </w:rPr>
+        <w:t>systems</w:t>
+      </w:r>
+      <w:r>
+        <w:rPr>
+          <w:rFonts w:asciiTheme="minorHAnsi" w:hAnsiTheme="minorHAnsi"/>
+          <w:color w:val="1F497D" w:themeColor="text2"/>
+          <w:sz w:val="24"/>
+          <w:szCs w:val="24"/>
+        </w:rPr>
+        <w:t>, and</w:t>
+      </w:r>
+      <w:proofErr w:type="gramEnd"/>
+      <w:r>
+        <w:rPr>
+          <w:rFonts w:asciiTheme="minorHAnsi" w:hAnsiTheme="minorHAnsi"/>
+          <w:color w:val="1F497D" w:themeColor="text2"/>
+          <w:sz w:val="24"/>
+          <w:szCs w:val="24"/>
+        </w:rPr>
+        <w:t xml:space="preserve"> use this as a fixed parameter in our analysis. </w:t>
       </w:r>
     </w:p>
     <w:p>
       <w:pPr>
-        <w:ind w:left="360"/>
-        <w:rPr>
-          <w:rFonts w:asciiTheme="minorHAnsi" w:hAnsiTheme="minorHAnsi"/>
-          <w:color w:val="1F497D" w:themeColor="text2"/>
-          <w:sz w:val="24"/>
-          <w:szCs w:val="24"/>
-        </w:rPr>
-      </w:pPr>
-      <w:r>
-        <w:rPr>
-          <w:rFonts w:asciiTheme="minorHAnsi" w:hAnsiTheme="minorHAnsi"/>
-          <w:color w:val="1F497D" w:themeColor="text2"/>
-          <w:sz w:val="24"/>
-          <w:szCs w:val="24"/>
-        </w:rPr>
-        <w:t xml:space="preserve">Change the maximum jet Lorentz factor </w:t>
-      </w:r>
-      <w:r>
-        <w:rPr>
-          <w:rFonts w:asciiTheme="minorHAnsi" w:hAnsiTheme="minorHAnsi"/>
-          <w:color w:val="1F497D" w:themeColor="text2"/>
-          <w:sz w:val="24"/>
-          <w:szCs w:val="24"/>
-        </w:rPr>
-        <w:t>(</w:t>
+        <w:pStyle w:val="ListParagraph"/>
+        <w:numPr>
+          <w:ilvl w:val="0"/>
+          <w:numId w:val="11"/>
+        </w:numPr>
+        <w:rPr>
+          <w:rFonts w:asciiTheme="minorHAnsi" w:hAnsiTheme="minorHAnsi"/>
+          <w:color w:val="1F497D" w:themeColor="text2"/>
+          <w:sz w:val="24"/>
+          <w:szCs w:val="24"/>
+        </w:rPr>
+      </w:pPr>
+      <w:r>
+        <w:rPr>
+          <w:rFonts w:asciiTheme="minorHAnsi" w:hAnsiTheme="minorHAnsi"/>
+          <w:color w:val="1F497D" w:themeColor="text2"/>
+          <w:sz w:val="24"/>
+          <w:szCs w:val="24"/>
+        </w:rPr>
+        <w:t>Change the maximum jet Lorentz factor (</w:t>
       </w:r>
       <w:proofErr w:type="spellStart"/>
       <w:r>
@@ -2093,16 +2422,7 @@
           <w:sz w:val="24"/>
           <w:szCs w:val="24"/>
         </w:rPr>
-        <w:t>)</w:t>
-      </w:r>
-      <w:r>
-        <w:rPr>
-          <w:rFonts w:asciiTheme="minorHAnsi" w:hAnsiTheme="minorHAnsi"/>
-          <w:color w:val="1F497D" w:themeColor="text2"/>
-          <w:sz w:val="24"/>
-          <w:szCs w:val="24"/>
-        </w:rPr>
-        <w:t xml:space="preserve">. </w:t>
+        <w:t xml:space="preserve">). </w:t>
       </w:r>
     </w:p>
     <w:p>
@@ -2156,79 +2476,6 @@
     <w:p>
       <w:pPr>
         <w:pStyle w:val="ListParagraph"/>
-        <w:numPr>
-          <w:ilvl w:val="1"/>
-          <w:numId w:val="11"/>
-        </w:numPr>
-        <w:rPr>
-          <w:rFonts w:asciiTheme="minorHAnsi" w:hAnsiTheme="minorHAnsi"/>
-          <w:color w:val="1F497D" w:themeColor="text2"/>
-          <w:sz w:val="24"/>
-          <w:szCs w:val="24"/>
-        </w:rPr>
-      </w:pPr>
-      <w:r>
-        <w:rPr>
-          <w:rFonts w:asciiTheme="minorHAnsi" w:hAnsiTheme="minorHAnsi"/>
-          <w:color w:val="1F497D" w:themeColor="text2"/>
-          <w:sz w:val="24"/>
-          <w:szCs w:val="24"/>
-        </w:rPr>
-        <w:t xml:space="preserve">Now, make </w:t>
-      </w:r>
-      <w:r>
-        <w:rPr>
-          <w:rFonts w:asciiTheme="minorHAnsi" w:hAnsiTheme="minorHAnsi"/>
-          <w:color w:val="1F497D" w:themeColor="text2"/>
-          <w:sz w:val="24"/>
-          <w:szCs w:val="24"/>
-        </w:rPr>
-        <w:t>the</w:t>
-      </w:r>
-      <w:r>
-        <w:rPr>
-          <w:rFonts w:asciiTheme="minorHAnsi" w:hAnsiTheme="minorHAnsi"/>
-          <w:color w:val="1F497D" w:themeColor="text2"/>
-          <w:sz w:val="24"/>
-          <w:szCs w:val="24"/>
-        </w:rPr>
-        <w:t xml:space="preserve"> viewing angle (</w:t>
-      </w:r>
-      <w:proofErr w:type="spellStart"/>
-      <w:r>
-        <w:rPr>
-          <w:rFonts w:asciiTheme="minorHAnsi" w:hAnsiTheme="minorHAnsi"/>
-          <w:b/>
-          <w:bCs/>
-          <w:color w:val="1F497D" w:themeColor="text2"/>
-          <w:sz w:val="24"/>
-          <w:szCs w:val="24"/>
-        </w:rPr>
-        <w:t>theta_obs</w:t>
-      </w:r>
-      <w:proofErr w:type="spellEnd"/>
-      <w:r>
-        <w:rPr>
-          <w:rFonts w:asciiTheme="minorHAnsi" w:hAnsiTheme="minorHAnsi"/>
-          <w:color w:val="1F497D" w:themeColor="text2"/>
-          <w:sz w:val="24"/>
-          <w:szCs w:val="24"/>
-        </w:rPr>
-        <w:t>)</w:t>
-      </w:r>
-      <w:r>
-        <w:rPr>
-          <w:rFonts w:asciiTheme="minorHAnsi" w:hAnsiTheme="minorHAnsi"/>
-          <w:color w:val="1F497D" w:themeColor="text2"/>
-          <w:sz w:val="24"/>
-          <w:szCs w:val="24"/>
-        </w:rPr>
-        <w:t xml:space="preserve"> smaller. What is happening with the radiation from the jet? (Hint: now this is unrelated to particle vs magnetic energy amounts)</w:t>
-      </w:r>
-    </w:p>
-    <w:p>
-      <w:pPr>
-        <w:pStyle w:val="ListParagraph"/>
         <w:ind w:left="1440"/>
         <w:rPr>
           <w:rFonts w:asciiTheme="minorHAnsi" w:hAnsiTheme="minorHAnsi"/>
@@ -2268,16 +2515,7 @@
           <w:sz w:val="24"/>
           <w:szCs w:val="24"/>
         </w:rPr>
-        <w:t xml:space="preserve"> </w:t>
-      </w:r>
-      <w:r>
-        <w:rPr>
-          <w:rFonts w:asciiTheme="minorHAnsi" w:hAnsiTheme="minorHAnsi"/>
-          <w:color w:val="1F497D" w:themeColor="text2"/>
-          <w:sz w:val="24"/>
-          <w:szCs w:val="24"/>
-        </w:rPr>
-        <w:t>(</w:t>
+        <w:t xml:space="preserve"> (</w:t>
       </w:r>
       <w:proofErr w:type="spellStart"/>
       <w:r>
@@ -2370,6 +2608,7 @@
           <w:sz w:val="24"/>
           <w:szCs w:val="24"/>
         </w:rPr>
+        <w:lastRenderedPageBreak/>
         <w:t xml:space="preserve">What does changing the balance between magnetic and particle energy do to synchrotron emission? </w:t>
       </w:r>
       <w:r>
@@ -2406,16 +2645,7 @@
           <w:sz w:val="24"/>
           <w:szCs w:val="24"/>
         </w:rPr>
-        <w:t xml:space="preserve"> from the slides</w:t>
-      </w:r>
-      <w:r>
-        <w:rPr>
-          <w:rFonts w:asciiTheme="minorHAnsi" w:hAnsiTheme="minorHAnsi"/>
-          <w:color w:val="1F497D" w:themeColor="text2"/>
-          <w:sz w:val="24"/>
-          <w:szCs w:val="24"/>
-        </w:rPr>
-        <w:t xml:space="preserve">!) </w:t>
+        <w:t>!)</w:t>
       </w:r>
     </w:p>
     <w:p>
@@ -2434,20 +2664,64 @@
         <w:shd w:val="clear" w:color="auto" w:fill="FFFFFF"/>
         <w:spacing w:after="0" w:line="270" w:lineRule="atLeast"/>
         <w:rPr>
-          <w:rFonts w:asciiTheme="minorHAnsi" w:hAnsiTheme="minorHAnsi"/>
+          <w:rFonts w:asciiTheme="minorHAnsi" w:eastAsia="Times New Roman" w:hAnsiTheme="minorHAnsi" w:cs="Menlo"/>
           <w:color w:val="1F497D" w:themeColor="text2"/>
           <w:sz w:val="40"/>
-        </w:rPr>
-      </w:pPr>
+          <w:szCs w:val="40"/>
+        </w:rPr>
+      </w:pPr>
+      <w:r>
+        <w:rPr>
+          <w:rFonts w:asciiTheme="minorHAnsi" w:hAnsiTheme="minorHAnsi"/>
+          <w:color w:val="1F497D" w:themeColor="text2"/>
+          <w:sz w:val="40"/>
+        </w:rPr>
+        <w:t>2</w:t>
+      </w:r>
+      <w:r>
+        <w:rPr>
+          <w:rFonts w:asciiTheme="minorHAnsi" w:hAnsiTheme="minorHAnsi"/>
+          <w:color w:val="1F497D" w:themeColor="text2"/>
+          <w:sz w:val="40"/>
+          <w:vertAlign w:val="superscript"/>
+        </w:rPr>
+        <w:t>nd</w:t>
+      </w:r>
+      <w:r>
+        <w:rPr>
+          <w:rFonts w:asciiTheme="minorHAnsi" w:hAnsiTheme="minorHAnsi"/>
+          <w:color w:val="1F497D" w:themeColor="text2"/>
+          <w:sz w:val="40"/>
+        </w:rPr>
+        <w:t xml:space="preserve"> Notebook:</w:t>
+      </w:r>
+      <w:r>
+        <w:rPr>
+          <w:rFonts w:asciiTheme="minorHAnsi" w:hAnsiTheme="minorHAnsi"/>
+          <w:color w:val="1F497D" w:themeColor="text2"/>
+          <w:sz w:val="40"/>
+        </w:rPr>
+        <w:t xml:space="preserve"> </w:t>
+      </w:r>
+      <w:r>
+        <w:rPr>
+          <w:rFonts w:asciiTheme="minorHAnsi" w:eastAsia="Times New Roman" w:hAnsiTheme="minorHAnsi" w:cs="Menlo"/>
+          <w:color w:val="1F497D" w:themeColor="text2"/>
+          <w:sz w:val="40"/>
+          <w:szCs w:val="40"/>
+        </w:rPr>
+        <w:t>Using BHJet to study multi-wavelength observations of jetted systems</w:t>
+      </w:r>
     </w:p>
     <w:p>
       <w:pPr>
         <w:shd w:val="clear" w:color="auto" w:fill="FFFFFF"/>
         <w:spacing w:after="0" w:line="270" w:lineRule="atLeast"/>
         <w:rPr>
-          <w:rFonts w:asciiTheme="minorHAnsi" w:hAnsiTheme="minorHAnsi"/>
-          <w:color w:val="1F497D" w:themeColor="text2"/>
-          <w:sz w:val="40"/>
+          <w:rFonts w:asciiTheme="minorHAnsi" w:eastAsia="Times New Roman" w:hAnsiTheme="minorHAnsi" w:cs="Menlo"/>
+          <w:color w:val="1F497D" w:themeColor="text2"/>
+          <w:sz w:val="18"/>
+          <w:szCs w:val="18"/>
         </w:rPr>
       </w:pPr>
     </w:p>
@@ -2456,20 +2730,82 @@
         <w:shd w:val="clear" w:color="auto" w:fill="FFFFFF"/>
         <w:spacing w:after="0" w:line="270" w:lineRule="atLeast"/>
         <w:rPr>
-          <w:rFonts w:asciiTheme="minorHAnsi" w:hAnsiTheme="minorHAnsi"/>
-          <w:color w:val="1F497D" w:themeColor="text2"/>
-          <w:sz w:val="40"/>
-        </w:rPr>
-      </w:pPr>
+          <w:rFonts w:asciiTheme="minorHAnsi" w:eastAsia="Times New Roman" w:hAnsiTheme="minorHAnsi" w:cs="Menlo"/>
+          <w:color w:val="1F497D" w:themeColor="text2"/>
+          <w:sz w:val="18"/>
+          <w:szCs w:val="18"/>
+        </w:rPr>
+      </w:pPr>
+      <w:r>
+        <w:rPr>
+          <w:rFonts w:asciiTheme="minorHAnsi" w:eastAsia="Times New Roman" w:hAnsiTheme="minorHAnsi" w:cs="Menlo"/>
+          <w:i/>
+          <w:iCs/>
+          <w:color w:val="1F497D" w:themeColor="text2"/>
+          <w:sz w:val="18"/>
+          <w:szCs w:val="18"/>
+        </w:rPr>
+        <w:t>Note:</w:t>
+      </w:r>
+      <w:r>
+        <w:rPr>
+          <w:rFonts w:asciiTheme="minorHAnsi" w:eastAsia="Times New Roman" w:hAnsiTheme="minorHAnsi" w:cs="Menlo"/>
+          <w:color w:val="1F497D" w:themeColor="text2"/>
+          <w:sz w:val="18"/>
+          <w:szCs w:val="18"/>
+        </w:rPr>
+        <w:t xml:space="preserve"> Fitting MWL spectra is complicated, and there can be a lot of effects/features visible in multi-wavelength data aside from emission from a jet from a supermassive black hole. While we often hypothesize that emission from the jet could represent the underlying continuum emission, when carrying out statistical fitting, we also </w:t>
+      </w:r>
+      <w:proofErr w:type="gramStart"/>
+      <w:r>
+        <w:rPr>
+          <w:rFonts w:asciiTheme="minorHAnsi" w:eastAsia="Times New Roman" w:hAnsiTheme="minorHAnsi" w:cs="Menlo"/>
+          <w:color w:val="1F497D" w:themeColor="text2"/>
+          <w:sz w:val="18"/>
+          <w:szCs w:val="18"/>
+        </w:rPr>
+        <w:t>have to</w:t>
+      </w:r>
+      <w:proofErr w:type="gramEnd"/>
+      <w:r>
+        <w:rPr>
+          <w:rFonts w:asciiTheme="minorHAnsi" w:eastAsia="Times New Roman" w:hAnsiTheme="minorHAnsi" w:cs="Menlo"/>
+          <w:color w:val="1F497D" w:themeColor="text2"/>
+          <w:sz w:val="18"/>
+          <w:szCs w:val="18"/>
+        </w:rPr>
+        <w:t xml:space="preserve"> include effects such as absorption of X-ray photons in the environment around the black hole by gas. In the X-ray spectrum, therefore, you might see something like a dip at the lowest points (this is due to that effect). The point is, don’t get discouraged if you can’t match the shape of all the data perfectly – this is very </w:t>
+      </w:r>
+      <w:proofErr w:type="spellStart"/>
+      <w:r>
+        <w:rPr>
+          <w:rFonts w:asciiTheme="minorHAnsi" w:eastAsia="Times New Roman" w:hAnsiTheme="minorHAnsi" w:cs="Menlo"/>
+          <w:color w:val="1F497D" w:themeColor="text2"/>
+          <w:sz w:val="18"/>
+          <w:szCs w:val="18"/>
+        </w:rPr>
+        <w:t>very</w:t>
+      </w:r>
+      <w:proofErr w:type="spellEnd"/>
+      <w:r>
+        <w:rPr>
+          <w:rFonts w:asciiTheme="minorHAnsi" w:eastAsia="Times New Roman" w:hAnsiTheme="minorHAnsi" w:cs="Menlo"/>
+          <w:color w:val="1F497D" w:themeColor="text2"/>
+          <w:sz w:val="18"/>
+          <w:szCs w:val="18"/>
+        </w:rPr>
+        <w:t xml:space="preserve"> tricky to do and requires a lot of careful treatment! </w:t>
+      </w:r>
     </w:p>
     <w:p>
       <w:pPr>
         <w:shd w:val="clear" w:color="auto" w:fill="FFFFFF"/>
         <w:spacing w:after="0" w:line="270" w:lineRule="atLeast"/>
         <w:rPr>
-          <w:rFonts w:asciiTheme="minorHAnsi" w:hAnsiTheme="minorHAnsi"/>
-          <w:color w:val="1F497D" w:themeColor="text2"/>
-          <w:sz w:val="40"/>
+          <w:rFonts w:asciiTheme="minorHAnsi" w:eastAsia="Times New Roman" w:hAnsiTheme="minorHAnsi" w:cs="Menlo"/>
+          <w:color w:val="1F497D" w:themeColor="text2"/>
+          <w:sz w:val="18"/>
+          <w:szCs w:val="18"/>
         </w:rPr>
       </w:pPr>
     </w:p>
@@ -2486,50 +2822,68 @@
       </w:pPr>
       <w:r>
         <w:rPr>
-          <w:rFonts w:asciiTheme="minorHAnsi" w:hAnsiTheme="minorHAnsi"/>
-          <w:color w:val="1F497D" w:themeColor="text2"/>
-          <w:sz w:val="40"/>
-        </w:rPr>
-        <w:lastRenderedPageBreak/>
-        <w:t>2</w:t>
-      </w:r>
-      <w:r>
-        <w:rPr>
-          <w:rFonts w:asciiTheme="minorHAnsi" w:hAnsiTheme="minorHAnsi"/>
-          <w:color w:val="1F497D" w:themeColor="text2"/>
-          <w:sz w:val="40"/>
-          <w:vertAlign w:val="superscript"/>
-        </w:rPr>
-        <w:t>nd</w:t>
-      </w:r>
-      <w:r>
-        <w:rPr>
-          <w:rFonts w:asciiTheme="minorHAnsi" w:hAnsiTheme="minorHAnsi"/>
-          <w:color w:val="1F497D" w:themeColor="text2"/>
-          <w:sz w:val="40"/>
-        </w:rPr>
-        <w:t xml:space="preserve"> Notebook:</w:t>
-      </w:r>
-      <w:r>
-        <w:rPr>
-          <w:rFonts w:asciiTheme="minorHAnsi" w:hAnsiTheme="minorHAnsi"/>
-          <w:color w:val="1F497D" w:themeColor="text2"/>
-          <w:sz w:val="40"/>
-        </w:rPr>
-        <w:t xml:space="preserve"> </w:t>
-      </w:r>
-      <w:r>
-        <w:rPr>
           <w:rFonts w:asciiTheme="minorHAnsi" w:eastAsia="Times New Roman" w:hAnsiTheme="minorHAnsi" w:cs="Menlo"/>
           <w:color w:val="1F497D" w:themeColor="text2"/>
-          <w:sz w:val="40"/>
-          <w:szCs w:val="40"/>
-        </w:rPr>
-        <w:t>Using BHJet to study multi-wavelength observations of jetted systems</w:t>
+          <w:sz w:val="18"/>
+          <w:szCs w:val="18"/>
+        </w:rPr>
+        <w:t xml:space="preserve">And what is nice to keep in mind is that, usually when we can’t describe something using our model, it can mean there’s some </w:t>
+      </w:r>
+      <w:proofErr w:type="gramStart"/>
+      <w:r>
+        <w:rPr>
+          <w:rFonts w:asciiTheme="minorHAnsi" w:eastAsia="Times New Roman" w:hAnsiTheme="minorHAnsi" w:cs="Menlo"/>
+          <w:color w:val="1F497D" w:themeColor="text2"/>
+          <w:sz w:val="18"/>
+          <w:szCs w:val="18"/>
+        </w:rPr>
+        <w:t>really interesting</w:t>
+      </w:r>
+      <w:proofErr w:type="gramEnd"/>
+      <w:r>
+        <w:rPr>
+          <w:rFonts w:asciiTheme="minorHAnsi" w:eastAsia="Times New Roman" w:hAnsiTheme="minorHAnsi" w:cs="Menlo"/>
+          <w:color w:val="1F497D" w:themeColor="text2"/>
+          <w:sz w:val="18"/>
+          <w:szCs w:val="18"/>
+        </w:rPr>
+        <w:t xml:space="preserve"> physics going on that we’re missing in models or </w:t>
+      </w:r>
+      <w:proofErr w:type="gramStart"/>
+      <w:r>
+        <w:rPr>
+          <w:rFonts w:asciiTheme="minorHAnsi" w:eastAsia="Times New Roman" w:hAnsiTheme="minorHAnsi" w:cs="Menlo"/>
+          <w:color w:val="1F497D" w:themeColor="text2"/>
+          <w:sz w:val="18"/>
+          <w:szCs w:val="18"/>
+        </w:rPr>
+        <w:t>theories, and</w:t>
+      </w:r>
+      <w:proofErr w:type="gramEnd"/>
+      <w:r>
+        <w:rPr>
+          <w:rFonts w:asciiTheme="minorHAnsi" w:eastAsia="Times New Roman" w:hAnsiTheme="minorHAnsi" w:cs="Menlo"/>
+          <w:color w:val="1F497D" w:themeColor="text2"/>
+          <w:sz w:val="18"/>
+          <w:szCs w:val="18"/>
+        </w:rPr>
+        <w:t xml:space="preserve"> haven’t described or understood it yet. </w:t>
       </w:r>
     </w:p>
     <w:p>
       <w:pPr>
+        <w:shd w:val="clear" w:color="auto" w:fill="FFFFFF"/>
+        <w:spacing w:after="0" w:line="270" w:lineRule="atLeast"/>
+        <w:rPr>
+          <w:rFonts w:asciiTheme="minorHAnsi" w:eastAsia="Times New Roman" w:hAnsiTheme="minorHAnsi" w:cs="Menlo"/>
+          <w:color w:val="1F497D" w:themeColor="text2"/>
+          <w:sz w:val="18"/>
+          <w:szCs w:val="18"/>
+        </w:rPr>
+      </w:pPr>
+    </w:p>
+    <w:p>
+      <w:pPr>
         <w:spacing w:before="400" w:after="120"/>
         <w:rPr>
           <w:rFonts w:asciiTheme="minorHAnsi" w:hAnsiTheme="minorHAnsi"/>
@@ -2560,7 +2914,7 @@
           <w:sz w:val="24"/>
           <w:szCs w:val="24"/>
         </w:rPr>
-        <w:t xml:space="preserve">Creating a single emission zone: </w:t>
+        <w:t>Creating a single emission zone</w:t>
       </w:r>
     </w:p>
     <w:p>
@@ -2585,16 +2939,61 @@
           <w:sz w:val="24"/>
           <w:szCs w:val="24"/>
         </w:rPr>
-        <w:t xml:space="preserve">What </w:t>
-      </w:r>
-      <w:r>
-        <w:rPr>
-          <w:rFonts w:asciiTheme="minorHAnsi" w:hAnsiTheme="minorHAnsi"/>
-          <w:color w:val="1F497D" w:themeColor="text2"/>
-          <w:sz w:val="24"/>
-          <w:szCs w:val="24"/>
-        </w:rPr>
-        <w:t xml:space="preserve">does it mean to use only one zone? </w:t>
+        <w:t xml:space="preserve">Ask yourself </w:t>
+      </w:r>
+      <w:r>
+        <w:rPr>
+          <w:rFonts w:asciiTheme="minorHAnsi" w:hAnsiTheme="minorHAnsi"/>
+          <w:color w:val="1F497D" w:themeColor="text2"/>
+          <w:sz w:val="24"/>
+          <w:szCs w:val="24"/>
+        </w:rPr>
+        <w:t xml:space="preserve">and write down </w:t>
+      </w:r>
+      <w:r>
+        <w:rPr>
+          <w:rFonts w:asciiTheme="minorHAnsi" w:hAnsiTheme="minorHAnsi"/>
+          <w:color w:val="1F497D" w:themeColor="text2"/>
+          <w:sz w:val="24"/>
+          <w:szCs w:val="24"/>
+        </w:rPr>
+        <w:t>- w</w:t>
+      </w:r>
+      <w:r>
+        <w:rPr>
+          <w:rFonts w:asciiTheme="minorHAnsi" w:hAnsiTheme="minorHAnsi"/>
+          <w:color w:val="1F497D" w:themeColor="text2"/>
+          <w:sz w:val="24"/>
+          <w:szCs w:val="24"/>
+        </w:rPr>
+        <w:t xml:space="preserve">hat </w:t>
+      </w:r>
+      <w:r>
+        <w:rPr>
+          <w:rFonts w:asciiTheme="minorHAnsi" w:hAnsiTheme="minorHAnsi"/>
+          <w:color w:val="1F497D" w:themeColor="text2"/>
+          <w:sz w:val="24"/>
+          <w:szCs w:val="24"/>
+        </w:rPr>
+        <w:t xml:space="preserve">does it mean to use </w:t>
+      </w:r>
+      <w:r>
+        <w:rPr>
+          <w:rFonts w:asciiTheme="minorHAnsi" w:hAnsiTheme="minorHAnsi"/>
+          <w:color w:val="1F497D" w:themeColor="text2"/>
+          <w:sz w:val="24"/>
+          <w:szCs w:val="24"/>
+        </w:rPr>
+        <w:t>only one emission region (zone)?</w:t>
+      </w:r>
+      <w:r>
+        <w:rPr>
+          <w:rFonts w:asciiTheme="minorHAnsi" w:hAnsiTheme="minorHAnsi"/>
+          <w:color w:val="1F497D" w:themeColor="text2"/>
+          <w:sz w:val="24"/>
+          <w:szCs w:val="24"/>
+        </w:rPr>
+        <w:t xml:space="preserve"> </w:t>
       </w:r>
     </w:p>
     <w:p>
@@ -2628,7 +3027,25 @@
           <w:sz w:val="24"/>
           <w:szCs w:val="24"/>
         </w:rPr>
-        <w:t xml:space="preserve">that we calculate here, in terms of the shape, size, and conditions in the blob versus what we observe in accreting systems: i.e. an extended jet? </w:t>
+        <w:t xml:space="preserve">that we calculate here, in terms of the shape, </w:t>
+      </w:r>
+      <w:r>
+        <w:rPr>
+          <w:rFonts w:asciiTheme="minorHAnsi" w:hAnsiTheme="minorHAnsi"/>
+          <w:color w:val="1F497D" w:themeColor="text2"/>
+          <w:sz w:val="24"/>
+          <w:szCs w:val="24"/>
+        </w:rPr>
+        <w:t>geometry</w:t>
+      </w:r>
+      <w:r>
+        <w:rPr>
+          <w:rFonts w:asciiTheme="minorHAnsi" w:hAnsiTheme="minorHAnsi"/>
+          <w:color w:val="1F497D" w:themeColor="text2"/>
+          <w:sz w:val="24"/>
+          <w:szCs w:val="24"/>
+        </w:rPr>
+        <w:t xml:space="preserve">, and conditions in the blob versus what we observe in accreting systems: i.e. an extended jet? </w:t>
       </w:r>
     </w:p>
     <w:p>
@@ -2678,145 +3095,30 @@
           <w:sz w:val="24"/>
           <w:szCs w:val="24"/>
         </w:rPr>
-        <w:t xml:space="preserve">Where do you </w:t>
-      </w:r>
-      <w:proofErr w:type="gramStart"/>
-      <w:r>
-        <w:rPr>
-          <w:rFonts w:asciiTheme="minorHAnsi" w:hAnsiTheme="minorHAnsi"/>
-          <w:color w:val="1F497D" w:themeColor="text2"/>
-          <w:sz w:val="24"/>
-          <w:szCs w:val="24"/>
-        </w:rPr>
-        <w:t>think</w:t>
-      </w:r>
-      <w:proofErr w:type="gramEnd"/>
-      <w:r>
-        <w:rPr>
-          <w:rFonts w:asciiTheme="minorHAnsi" w:hAnsiTheme="minorHAnsi"/>
-          <w:color w:val="1F497D" w:themeColor="text2"/>
-          <w:sz w:val="24"/>
-          <w:szCs w:val="24"/>
-        </w:rPr>
-        <w:t xml:space="preserve"> it will start to break down? </w:t>
+        <w:t>Do</w:t>
+      </w:r>
+      <w:r>
+        <w:rPr>
+          <w:rFonts w:asciiTheme="minorHAnsi" w:hAnsiTheme="minorHAnsi"/>
+          <w:color w:val="1F497D" w:themeColor="text2"/>
+          <w:sz w:val="24"/>
+          <w:szCs w:val="24"/>
+        </w:rPr>
+        <w:t xml:space="preserve"> you think it will start to break down? </w:t>
       </w:r>
     </w:p>
     <w:p>
       <w:pPr>
+        <w:pStyle w:val="ListParagraph"/>
         <w:spacing w:before="400" w:after="120"/>
-        <w:rPr>
-          <w:rFonts w:asciiTheme="minorHAnsi" w:hAnsiTheme="minorHAnsi"/>
-          <w:b/>
-          <w:bCs/>
-          <w:color w:val="1F497D" w:themeColor="text2"/>
-          <w:sz w:val="24"/>
-          <w:szCs w:val="24"/>
-        </w:rPr>
-      </w:pPr>
-      <w:r>
-        <w:rPr>
-          <w:rFonts w:asciiTheme="minorHAnsi" w:hAnsiTheme="minorHAnsi"/>
-          <w:b/>
-          <w:bCs/>
-          <w:color w:val="1F497D" w:themeColor="text2"/>
-          <w:sz w:val="24"/>
-          <w:szCs w:val="24"/>
-        </w:rPr>
-        <w:t xml:space="preserve">Question 2: </w:t>
-      </w:r>
-      <w:r>
-        <w:rPr>
-          <w:rFonts w:asciiTheme="minorHAnsi" w:hAnsiTheme="minorHAnsi"/>
-          <w:b/>
-          <w:bCs/>
-          <w:color w:val="1F497D" w:themeColor="text2"/>
-          <w:sz w:val="24"/>
-          <w:szCs w:val="24"/>
-        </w:rPr>
-        <w:t>Compare the single “blob” with observations of M87</w:t>
-      </w:r>
-    </w:p>
-    <w:p>
-      <w:pPr>
-        <w:spacing w:before="400" w:after="120"/>
-        <w:rPr>
-          <w:rFonts w:asciiTheme="minorHAnsi" w:hAnsiTheme="minorHAnsi"/>
-          <w:b/>
-          <w:bCs/>
-          <w:color w:val="1F497D" w:themeColor="text2"/>
-          <w:sz w:val="24"/>
-          <w:szCs w:val="24"/>
-        </w:rPr>
-      </w:pPr>
-      <w:r>
-        <w:rPr>
-          <w:rFonts w:asciiTheme="minorHAnsi" w:hAnsiTheme="minorHAnsi"/>
-          <w:color w:val="1F497D" w:themeColor="text2"/>
-          <w:sz w:val="24"/>
-          <w:szCs w:val="24"/>
-        </w:rPr>
-        <w:t>Now, you’re going to</w:t>
-      </w:r>
-      <w:r>
-        <w:rPr>
-          <w:rFonts w:asciiTheme="minorHAnsi" w:eastAsia="Times New Roman" w:hAnsiTheme="minorHAnsi" w:cs="Menlo"/>
-          <w:color w:val="034C7C"/>
-          <w:sz w:val="24"/>
-          <w:szCs w:val="24"/>
-        </w:rPr>
-        <w:t xml:space="preserve"> include observations of M87 with your</w:t>
-      </w:r>
-      <w:r>
-        <w:rPr>
-          <w:rFonts w:asciiTheme="minorHAnsi" w:eastAsia="Times New Roman" w:hAnsiTheme="minorHAnsi" w:cs="Menlo"/>
-          <w:b/>
-          <w:bCs/>
-          <w:color w:val="034C7C"/>
-          <w:sz w:val="24"/>
-          <w:szCs w:val="24"/>
-        </w:rPr>
-        <w:t xml:space="preserve"> </w:t>
-      </w:r>
-      <w:r>
-        <w:rPr>
-          <w:rFonts w:asciiTheme="minorHAnsi" w:eastAsia="Times New Roman" w:hAnsiTheme="minorHAnsi" w:cs="Menlo"/>
-          <w:color w:val="034C7C"/>
-          <w:sz w:val="24"/>
-          <w:szCs w:val="24"/>
-        </w:rPr>
-        <w:t xml:space="preserve">calculated spectrum and see what kind of changes you must make to the parameter space to get it to (roughly) match.  </w:t>
-      </w:r>
-      <w:r>
-        <w:rPr>
-          <w:rFonts w:asciiTheme="minorHAnsi" w:eastAsia="Times New Roman" w:hAnsiTheme="minorHAnsi" w:cs="Menlo"/>
-          <w:color w:val="034C7C"/>
-          <w:sz w:val="24"/>
-          <w:szCs w:val="24"/>
-        </w:rPr>
-        <w:t xml:space="preserve">You’ll first load the observations and plot the data and the model together. </w:t>
-      </w:r>
-    </w:p>
-    <w:p>
-      <w:pPr>
-        <w:spacing w:before="400" w:after="120"/>
-        <w:rPr>
-          <w:rFonts w:asciiTheme="minorHAnsi" w:hAnsiTheme="minorHAnsi"/>
-          <w:b/>
-          <w:bCs/>
-          <w:color w:val="1F497D" w:themeColor="text2"/>
-          <w:sz w:val="24"/>
-          <w:szCs w:val="24"/>
-        </w:rPr>
-      </w:pPr>
-      <w:r>
-        <w:rPr>
-          <w:rFonts w:asciiTheme="minorHAnsi" w:eastAsia="Times New Roman" w:hAnsiTheme="minorHAnsi" w:cs="Menlo"/>
-          <w:color w:val="034C7C"/>
-          <w:sz w:val="24"/>
-          <w:szCs w:val="24"/>
-        </w:rPr>
-        <w:t xml:space="preserve">Question 2a: Now, modify the parameters for the single zone model to try and get the SED to match some of the M87 observations. </w:t>
-      </w:r>
+        <w:ind w:left="1080"/>
+        <w:rPr>
+          <w:rFonts w:asciiTheme="minorHAnsi" w:hAnsiTheme="minorHAnsi"/>
+          <w:color w:val="1F497D" w:themeColor="text2"/>
+          <w:sz w:val="24"/>
+          <w:szCs w:val="24"/>
+        </w:rPr>
+      </w:pPr>
     </w:p>
     <w:p>
       <w:pPr>
@@ -2827,229 +3129,97 @@
         </w:numPr>
         <w:spacing w:before="400" w:after="120"/>
         <w:rPr>
-          <w:rFonts w:asciiTheme="minorHAnsi" w:eastAsia="Times New Roman" w:hAnsiTheme="minorHAnsi" w:cs="Menlo"/>
-          <w:color w:val="034C7C"/>
-          <w:sz w:val="24"/>
-          <w:szCs w:val="24"/>
-        </w:rPr>
-      </w:pPr>
-      <w:r>
-        <w:rPr>
-          <w:rFonts w:asciiTheme="minorHAnsi" w:hAnsiTheme="minorHAnsi"/>
-          <w:color w:val="1F497D" w:themeColor="text2"/>
-          <w:sz w:val="24"/>
-          <w:szCs w:val="24"/>
-        </w:rPr>
-        <w:t xml:space="preserve">Write down which </w:t>
-      </w:r>
-      <w:r>
-        <w:rPr>
-          <w:rFonts w:asciiTheme="minorHAnsi" w:hAnsiTheme="minorHAnsi"/>
-          <w:color w:val="1F497D" w:themeColor="text2"/>
-          <w:sz w:val="24"/>
-          <w:szCs w:val="24"/>
-        </w:rPr>
-        <w:t>parameters</w:t>
-      </w:r>
-      <w:r>
-        <w:rPr>
-          <w:rFonts w:asciiTheme="minorHAnsi" w:hAnsiTheme="minorHAnsi"/>
-          <w:color w:val="1F497D" w:themeColor="text2"/>
-          <w:sz w:val="24"/>
-          <w:szCs w:val="24"/>
-        </w:rPr>
-        <w:t xml:space="preserve"> had to be changed</w:t>
-      </w:r>
-      <w:r>
-        <w:rPr>
-          <w:rFonts w:asciiTheme="minorHAnsi" w:hAnsiTheme="minorHAnsi"/>
-          <w:color w:val="1F497D" w:themeColor="text2"/>
-          <w:sz w:val="24"/>
-          <w:szCs w:val="24"/>
-        </w:rPr>
-        <w:t xml:space="preserve">: </w:t>
+          <w:rFonts w:asciiTheme="minorHAnsi" w:hAnsiTheme="minorHAnsi"/>
+          <w:color w:val="1F497D" w:themeColor="text2"/>
+          <w:sz w:val="24"/>
+          <w:szCs w:val="24"/>
+        </w:rPr>
+      </w:pPr>
+      <w:r>
+        <w:rPr>
+          <w:rFonts w:asciiTheme="minorHAnsi" w:hAnsiTheme="minorHAnsi"/>
+          <w:color w:val="1F497D" w:themeColor="text2"/>
+          <w:sz w:val="24"/>
+          <w:szCs w:val="24"/>
+        </w:rPr>
+        <w:t>Start by changing the size of the blob. We start with the geometry set to “spherical</w:t>
+      </w:r>
+      <w:proofErr w:type="gramStart"/>
+      <w:r>
+        <w:rPr>
+          <w:rFonts w:asciiTheme="minorHAnsi" w:hAnsiTheme="minorHAnsi"/>
+          <w:color w:val="1F497D" w:themeColor="text2"/>
+          <w:sz w:val="24"/>
+          <w:szCs w:val="24"/>
+        </w:rPr>
+        <w:t>”</w:t>
+      </w:r>
+      <w:proofErr w:type="gramEnd"/>
+      <w:r>
+        <w:rPr>
+          <w:rFonts w:asciiTheme="minorHAnsi" w:hAnsiTheme="minorHAnsi"/>
+          <w:color w:val="1F497D" w:themeColor="text2"/>
+          <w:sz w:val="24"/>
+          <w:szCs w:val="24"/>
+        </w:rPr>
+        <w:t xml:space="preserve"> but you can also experiment with cylindrical as you go along (the parameter for height is only for the cylindrical geometry) </w:t>
       </w:r>
     </w:p>
     <w:p>
       <w:pPr>
         <w:pStyle w:val="ListParagraph"/>
+        <w:numPr>
+          <w:ilvl w:val="1"/>
+          <w:numId w:val="10"/>
+        </w:numPr>
         <w:spacing w:before="400" w:after="120"/>
-        <w:ind w:left="360"/>
-        <w:rPr>
-          <w:rFonts w:asciiTheme="minorHAnsi" w:eastAsia="Times New Roman" w:hAnsiTheme="minorHAnsi" w:cs="Menlo"/>
-          <w:color w:val="034C7C"/>
-          <w:sz w:val="24"/>
-          <w:szCs w:val="24"/>
-        </w:rPr>
-      </w:pPr>
+        <w:rPr>
+          <w:rFonts w:asciiTheme="minorHAnsi" w:hAnsiTheme="minorHAnsi"/>
+          <w:color w:val="1F497D" w:themeColor="text2"/>
+          <w:sz w:val="24"/>
+          <w:szCs w:val="24"/>
+        </w:rPr>
+      </w:pPr>
+      <w:r>
+        <w:rPr>
+          <w:rFonts w:asciiTheme="minorHAnsi" w:hAnsiTheme="minorHAnsi"/>
+          <w:color w:val="1F497D" w:themeColor="text2"/>
+          <w:sz w:val="24"/>
+          <w:szCs w:val="24"/>
+        </w:rPr>
+        <w:t>The size of the blob is given in cm,</w:t>
+      </w:r>
+      <w:r>
+        <w:rPr>
+          <w:rFonts w:asciiTheme="minorHAnsi" w:hAnsiTheme="minorHAnsi"/>
+          <w:color w:val="1F497D" w:themeColor="text2"/>
+          <w:sz w:val="24"/>
+          <w:szCs w:val="24"/>
+        </w:rPr>
+        <w:t xml:space="preserve"> </w:t>
+      </w:r>
+      <w:r>
+        <w:rPr>
+          <w:rFonts w:asciiTheme="minorHAnsi" w:hAnsiTheme="minorHAnsi"/>
+          <w:color w:val="1F497D" w:themeColor="text2"/>
+          <w:sz w:val="24"/>
+          <w:szCs w:val="24"/>
+        </w:rPr>
+        <w:t xml:space="preserve">can you convert this to gravitational radii, using the mass of M87? </w:t>
+      </w:r>
     </w:p>
     <w:p>
       <w:pPr>
-        <w:shd w:val="clear" w:color="auto" w:fill="FFFFFF"/>
-        <w:spacing w:after="0" w:line="270" w:lineRule="atLeast"/>
-        <w:rPr>
-          <w:rFonts w:asciiTheme="minorHAnsi" w:eastAsia="Times New Roman" w:hAnsiTheme="minorHAnsi" w:cs="Menlo"/>
-          <w:b/>
-          <w:bCs/>
-          <w:color w:val="034C7C"/>
-          <w:sz w:val="24"/>
-          <w:szCs w:val="24"/>
-        </w:rPr>
-      </w:pPr>
-      <w:r>
-        <w:rPr>
-          <w:rFonts w:asciiTheme="minorHAnsi" w:eastAsia="Times New Roman" w:hAnsiTheme="minorHAnsi" w:cs="Menlo"/>
-          <w:b/>
-          <w:bCs/>
-          <w:color w:val="034C7C"/>
-          <w:sz w:val="24"/>
-          <w:szCs w:val="24"/>
-        </w:rPr>
-        <w:t xml:space="preserve">Question 3: </w:t>
-      </w:r>
-      <w:r>
-        <w:rPr>
-          <w:rFonts w:asciiTheme="minorHAnsi" w:eastAsia="Times New Roman" w:hAnsiTheme="minorHAnsi" w:cs="Menlo"/>
-          <w:b/>
-          <w:bCs/>
-          <w:color w:val="034C7C"/>
-          <w:sz w:val="24"/>
-          <w:szCs w:val="24"/>
-        </w:rPr>
-        <w:t>Build a multi-zone BHJet model</w:t>
-      </w:r>
-    </w:p>
-    <w:p>
-      <w:pPr>
-        <w:shd w:val="clear" w:color="auto" w:fill="FFFFFF"/>
-        <w:spacing w:after="0" w:line="270" w:lineRule="atLeast"/>
-        <w:rPr>
-          <w:rFonts w:asciiTheme="minorHAnsi" w:eastAsia="Times New Roman" w:hAnsiTheme="minorHAnsi" w:cs="Menlo"/>
-          <w:b/>
-          <w:bCs/>
-          <w:color w:val="034C7C"/>
-          <w:sz w:val="24"/>
-          <w:szCs w:val="24"/>
-        </w:rPr>
-      </w:pPr>
-    </w:p>
-    <w:p>
-      <w:pPr>
-        <w:shd w:val="clear" w:color="auto" w:fill="FFFFFF"/>
-        <w:spacing w:after="0" w:line="270" w:lineRule="atLeast"/>
-        <w:rPr>
-          <w:rFonts w:asciiTheme="minorHAnsi" w:hAnsiTheme="minorHAnsi"/>
-          <w:color w:val="1F497D" w:themeColor="text2"/>
-          <w:sz w:val="24"/>
-          <w:szCs w:val="24"/>
-        </w:rPr>
-      </w:pPr>
-      <w:r>
-        <w:rPr>
-          <w:rFonts w:asciiTheme="minorHAnsi" w:hAnsiTheme="minorHAnsi"/>
-          <w:color w:val="1F497D" w:themeColor="text2"/>
-          <w:sz w:val="24"/>
-          <w:szCs w:val="24"/>
-        </w:rPr>
-        <w:t xml:space="preserve">Now, we’re going to </w:t>
-      </w:r>
-      <w:r>
-        <w:rPr>
-          <w:rFonts w:asciiTheme="minorHAnsi" w:hAnsiTheme="minorHAnsi"/>
-          <w:color w:val="1F497D" w:themeColor="text2"/>
-          <w:sz w:val="24"/>
-          <w:szCs w:val="24"/>
-        </w:rPr>
-        <w:t xml:space="preserve">produce many emission regions, rather than just one. </w:t>
-      </w:r>
-      <w:r>
-        <w:rPr>
-          <w:rFonts w:asciiTheme="minorHAnsi" w:hAnsiTheme="minorHAnsi"/>
-          <w:color w:val="1F497D" w:themeColor="text2"/>
-          <w:sz w:val="24"/>
-          <w:szCs w:val="24"/>
-        </w:rPr>
-        <w:t>We’ve provided the same skeleton of code to run the multi-zone BHJet model</w:t>
-      </w:r>
-      <w:r>
-        <w:rPr>
-          <w:rFonts w:asciiTheme="minorHAnsi" w:hAnsiTheme="minorHAnsi"/>
-          <w:color w:val="1F497D" w:themeColor="text2"/>
-          <w:sz w:val="24"/>
-          <w:szCs w:val="24"/>
-        </w:rPr>
-        <w:t xml:space="preserve">, and to update the parameters. </w:t>
-      </w:r>
-    </w:p>
-    <w:p>
-      <w:pPr>
-        <w:shd w:val="clear" w:color="auto" w:fill="FFFFFF"/>
-        <w:spacing w:after="0" w:line="270" w:lineRule="atLeast"/>
-        <w:rPr>
-          <w:rFonts w:asciiTheme="minorHAnsi" w:hAnsiTheme="minorHAnsi"/>
-          <w:color w:val="1F497D" w:themeColor="text2"/>
-          <w:sz w:val="24"/>
-          <w:szCs w:val="24"/>
-        </w:rPr>
-      </w:pPr>
-    </w:p>
-    <w:p>
-      <w:pPr>
+        <w:pStyle w:val="ListParagraph"/>
         <w:spacing w:before="400" w:after="120"/>
-        <w:rPr>
-          <w:rFonts w:asciiTheme="minorHAnsi" w:hAnsiTheme="minorHAnsi"/>
-          <w:b/>
-          <w:bCs/>
-          <w:color w:val="1F497D" w:themeColor="text2"/>
-          <w:sz w:val="24"/>
-          <w:szCs w:val="24"/>
-        </w:rPr>
-      </w:pPr>
-      <w:r>
-        <w:rPr>
-          <w:rFonts w:asciiTheme="minorHAnsi" w:eastAsia="Times New Roman" w:hAnsiTheme="minorHAnsi" w:cs="Menlo"/>
-          <w:color w:val="034C7C"/>
-          <w:sz w:val="24"/>
-          <w:szCs w:val="24"/>
-        </w:rPr>
-        <w:t xml:space="preserve">Question </w:t>
-      </w:r>
-      <w:r>
-        <w:rPr>
-          <w:rFonts w:asciiTheme="minorHAnsi" w:eastAsia="Times New Roman" w:hAnsiTheme="minorHAnsi" w:cs="Menlo"/>
-          <w:color w:val="034C7C"/>
-          <w:sz w:val="24"/>
-          <w:szCs w:val="24"/>
-        </w:rPr>
-        <w:t>3</w:t>
-      </w:r>
-      <w:r>
-        <w:rPr>
-          <w:rFonts w:asciiTheme="minorHAnsi" w:eastAsia="Times New Roman" w:hAnsiTheme="minorHAnsi" w:cs="Menlo"/>
-          <w:color w:val="034C7C"/>
-          <w:sz w:val="24"/>
-          <w:szCs w:val="24"/>
-        </w:rPr>
-        <w:t xml:space="preserve">a: Now, modify the parameters for the </w:t>
-      </w:r>
-      <w:r>
-        <w:rPr>
-          <w:rFonts w:asciiTheme="minorHAnsi" w:eastAsia="Times New Roman" w:hAnsiTheme="minorHAnsi" w:cs="Menlo"/>
-          <w:color w:val="034C7C"/>
-          <w:sz w:val="24"/>
-          <w:szCs w:val="24"/>
-        </w:rPr>
-        <w:t>multi-</w:t>
-      </w:r>
-      <w:r>
-        <w:rPr>
-          <w:rFonts w:asciiTheme="minorHAnsi" w:eastAsia="Times New Roman" w:hAnsiTheme="minorHAnsi" w:cs="Menlo"/>
-          <w:color w:val="034C7C"/>
-          <w:sz w:val="24"/>
-          <w:szCs w:val="24"/>
-        </w:rPr>
-        <w:t xml:space="preserve">zone model to try and get the SED to match some of the M87 observations. </w:t>
-      </w:r>
+        <w:ind w:left="1080"/>
+        <w:rPr>
+          <w:rFonts w:asciiTheme="minorHAnsi" w:hAnsiTheme="minorHAnsi"/>
+          <w:color w:val="1F497D" w:themeColor="text2"/>
+          <w:sz w:val="24"/>
+          <w:szCs w:val="24"/>
+        </w:rPr>
+      </w:pPr>
     </w:p>
     <w:p>
       <w:pPr>
@@ -3073,61 +3243,362 @@
           <w:sz w:val="24"/>
           <w:szCs w:val="24"/>
         </w:rPr>
-        <w:t xml:space="preserve">Write down which parameters had to be changed: </w:t>
+        <w:t>Now switch to the electron tab</w:t>
+      </w:r>
+      <w:r>
+        <w:rPr>
+          <w:rFonts w:asciiTheme="minorHAnsi" w:hAnsiTheme="minorHAnsi"/>
+          <w:color w:val="1F497D" w:themeColor="text2"/>
+          <w:sz w:val="24"/>
+          <w:szCs w:val="24"/>
+        </w:rPr>
+        <w:t xml:space="preserve"> </w:t>
+      </w:r>
+      <w:r>
+        <w:rPr>
+          <w:rFonts w:asciiTheme="minorHAnsi" w:hAnsiTheme="minorHAnsi"/>
+          <w:color w:val="1F497D" w:themeColor="text2"/>
+          <w:sz w:val="24"/>
+          <w:szCs w:val="24"/>
+        </w:rPr>
+        <w:t xml:space="preserve">and change the electron density.  </w:t>
       </w:r>
     </w:p>
     <w:p>
       <w:pPr>
         <w:pStyle w:val="ListParagraph"/>
+        <w:numPr>
+          <w:ilvl w:val="1"/>
+          <w:numId w:val="10"/>
+        </w:numPr>
         <w:spacing w:before="400" w:after="120"/>
-        <w:ind w:left="360"/>
-        <w:rPr>
-          <w:rFonts w:asciiTheme="minorHAnsi" w:hAnsiTheme="minorHAnsi"/>
-          <w:color w:val="1F497D" w:themeColor="text2"/>
-          <w:sz w:val="24"/>
-          <w:szCs w:val="24"/>
-        </w:rPr>
-      </w:pPr>
+        <w:rPr>
+          <w:rFonts w:asciiTheme="minorHAnsi" w:hAnsiTheme="minorHAnsi"/>
+          <w:color w:val="1F497D" w:themeColor="text2"/>
+          <w:sz w:val="24"/>
+          <w:szCs w:val="24"/>
+        </w:rPr>
+      </w:pPr>
+      <w:r>
+        <w:rPr>
+          <w:rFonts w:asciiTheme="minorHAnsi" w:eastAsia="Times New Roman" w:hAnsiTheme="minorHAnsi" w:cs="Menlo"/>
+          <w:color w:val="1F497D" w:themeColor="text2"/>
+          <w:sz w:val="24"/>
+          <w:szCs w:val="24"/>
+        </w:rPr>
+        <w:t>Then, change</w:t>
+      </w:r>
+      <w:r>
+        <w:rPr>
+          <w:rFonts w:asciiTheme="minorHAnsi" w:eastAsia="Times New Roman" w:hAnsiTheme="minorHAnsi" w:cs="Menlo"/>
+          <w:color w:val="1F497D" w:themeColor="text2"/>
+          <w:sz w:val="24"/>
+          <w:szCs w:val="24"/>
+        </w:rPr>
+        <w:t xml:space="preserve"> the radius and electron density separately. </w:t>
+      </w:r>
     </w:p>
     <w:p>
       <w:pPr>
         <w:pStyle w:val="ListParagraph"/>
-        <w:spacing w:before="400" w:after="120"/>
-        <w:ind w:left="360"/>
-        <w:rPr>
-          <w:rFonts w:asciiTheme="minorHAnsi" w:hAnsiTheme="minorHAnsi"/>
-          <w:color w:val="1F497D" w:themeColor="text2"/>
-          <w:sz w:val="24"/>
-          <w:szCs w:val="24"/>
-        </w:rPr>
-      </w:pPr>
+        <w:numPr>
+          <w:ilvl w:val="2"/>
+          <w:numId w:val="10"/>
+        </w:numPr>
+        <w:shd w:val="clear" w:color="auto" w:fill="FFFFFF"/>
+        <w:spacing w:after="0" w:line="270" w:lineRule="atLeast"/>
+        <w:rPr>
+          <w:rFonts w:asciiTheme="minorHAnsi" w:eastAsia="Times New Roman" w:hAnsiTheme="minorHAnsi" w:cs="Menlo"/>
+          <w:color w:val="1F497D" w:themeColor="text2"/>
+          <w:sz w:val="24"/>
+          <w:szCs w:val="24"/>
+        </w:rPr>
+      </w:pPr>
+      <w:r>
+        <w:rPr>
+          <w:rFonts w:asciiTheme="minorHAnsi" w:eastAsia="Times New Roman" w:hAnsiTheme="minorHAnsi" w:cs="Menlo"/>
+          <w:color w:val="1F497D" w:themeColor="text2"/>
+          <w:sz w:val="24"/>
+          <w:szCs w:val="24"/>
+        </w:rPr>
+        <w:t xml:space="preserve">Do you think there will be any relation between changing these two properties (i.e. a degeneracy?) Why? </w:t>
+      </w:r>
     </w:p>
     <w:p>
       <w:pPr>
         <w:pStyle w:val="ListParagraph"/>
-        <w:spacing w:before="400" w:after="120"/>
-        <w:ind w:left="360"/>
-        <w:rPr>
-          <w:rFonts w:asciiTheme="minorHAnsi" w:hAnsiTheme="minorHAnsi"/>
-          <w:color w:val="1F497D" w:themeColor="text2"/>
-          <w:sz w:val="24"/>
-          <w:szCs w:val="24"/>
-        </w:rPr>
-      </w:pPr>
+        <w:numPr>
+          <w:ilvl w:val="1"/>
+          <w:numId w:val="10"/>
+        </w:numPr>
+        <w:shd w:val="clear" w:color="auto" w:fill="FFFFFF"/>
+        <w:spacing w:after="0" w:line="270" w:lineRule="atLeast"/>
+        <w:rPr>
+          <w:rFonts w:asciiTheme="minorHAnsi" w:eastAsia="Times New Roman" w:hAnsiTheme="minorHAnsi" w:cs="Menlo"/>
+          <w:color w:val="1F497D" w:themeColor="text2"/>
+          <w:sz w:val="24"/>
+          <w:szCs w:val="24"/>
+        </w:rPr>
+      </w:pPr>
+      <w:r>
+        <w:rPr>
+          <w:rFonts w:asciiTheme="minorHAnsi" w:eastAsia="Times New Roman" w:hAnsiTheme="minorHAnsi" w:cs="Menlo"/>
+          <w:color w:val="1F497D" w:themeColor="text2"/>
+          <w:sz w:val="24"/>
+          <w:szCs w:val="24"/>
+        </w:rPr>
+        <w:t>Which changes mainly affect the overall brightness</w:t>
+      </w:r>
+      <w:r>
+        <w:rPr>
+          <w:rFonts w:asciiTheme="minorHAnsi" w:eastAsia="Times New Roman" w:hAnsiTheme="minorHAnsi" w:cs="Menlo"/>
+          <w:color w:val="1F497D" w:themeColor="text2"/>
+          <w:sz w:val="24"/>
+          <w:szCs w:val="24"/>
+        </w:rPr>
+        <w:t>?</w:t>
+      </w:r>
     </w:p>
     <w:p>
       <w:pPr>
+        <w:pStyle w:val="ListParagraph"/>
+        <w:numPr>
+          <w:ilvl w:val="1"/>
+          <w:numId w:val="10"/>
+        </w:numPr>
         <w:shd w:val="clear" w:color="auto" w:fill="FFFFFF"/>
         <w:spacing w:after="0" w:line="270" w:lineRule="atLeast"/>
         <w:rPr>
           <w:rFonts w:asciiTheme="minorHAnsi" w:eastAsia="Times New Roman" w:hAnsiTheme="minorHAnsi" w:cs="Menlo"/>
+          <w:color w:val="1F497D" w:themeColor="text2"/>
+          <w:sz w:val="24"/>
+          <w:szCs w:val="24"/>
+        </w:rPr>
+      </w:pPr>
+      <w:r>
+        <w:rPr>
+          <w:rFonts w:asciiTheme="minorHAnsi" w:eastAsia="Times New Roman" w:hAnsiTheme="minorHAnsi" w:cs="Menlo"/>
+          <w:color w:val="1F497D" w:themeColor="text2"/>
+          <w:sz w:val="24"/>
+          <w:szCs w:val="24"/>
+        </w:rPr>
+        <w:lastRenderedPageBreak/>
+        <w:t>What happens if you make the electron density too high? Now</w:t>
+      </w:r>
+      <w:r>
+        <w:rPr>
+          <w:rFonts w:asciiTheme="minorHAnsi" w:eastAsia="Times New Roman" w:hAnsiTheme="minorHAnsi" w:cs="Menlo"/>
+          <w:color w:val="1F497D" w:themeColor="text2"/>
+          <w:sz w:val="24"/>
+          <w:szCs w:val="24"/>
+        </w:rPr>
+        <w:t>, what radiative process dominates and what is subdued?</w:t>
+      </w:r>
+    </w:p>
+    <w:p>
+      <w:pPr>
+        <w:pStyle w:val="ListParagraph"/>
+        <w:shd w:val="clear" w:color="auto" w:fill="FFFFFF"/>
+        <w:spacing w:after="0" w:line="270" w:lineRule="atLeast"/>
+        <w:ind w:left="1080"/>
+        <w:rPr>
+          <w:rFonts w:asciiTheme="minorHAnsi" w:eastAsia="Times New Roman" w:hAnsiTheme="minorHAnsi" w:cs="Menlo"/>
+          <w:color w:val="1F497D" w:themeColor="text2"/>
+          <w:sz w:val="24"/>
+          <w:szCs w:val="24"/>
+        </w:rPr>
+      </w:pPr>
+    </w:p>
+    <w:p>
+      <w:pPr>
+        <w:pStyle w:val="ListParagraph"/>
+        <w:shd w:val="clear" w:color="auto" w:fill="FFFFFF"/>
+        <w:spacing w:after="0" w:line="270" w:lineRule="atLeast"/>
+        <w:ind w:left="1080"/>
+        <w:rPr>
+          <w:rFonts w:asciiTheme="minorHAnsi" w:eastAsia="Times New Roman" w:hAnsiTheme="minorHAnsi" w:cs="Menlo"/>
+          <w:color w:val="1F497D" w:themeColor="text2"/>
+          <w:sz w:val="24"/>
+          <w:szCs w:val="24"/>
+        </w:rPr>
+      </w:pPr>
+    </w:p>
+    <w:p>
+      <w:pPr>
+        <w:pStyle w:val="ListParagraph"/>
+        <w:numPr>
+          <w:ilvl w:val="0"/>
+          <w:numId w:val="10"/>
+        </w:numPr>
+        <w:shd w:val="clear" w:color="auto" w:fill="FFFFFF"/>
+        <w:spacing w:after="0" w:line="270" w:lineRule="atLeast"/>
+        <w:rPr>
+          <w:rFonts w:asciiTheme="minorHAnsi" w:eastAsia="Times New Roman" w:hAnsiTheme="minorHAnsi" w:cs="Menlo"/>
+          <w:color w:val="1F497D" w:themeColor="text2"/>
+          <w:sz w:val="24"/>
+          <w:szCs w:val="24"/>
+        </w:rPr>
+      </w:pPr>
+      <w:r>
+        <w:rPr>
+          <w:rFonts w:asciiTheme="minorHAnsi" w:eastAsia="Times New Roman" w:hAnsiTheme="minorHAnsi" w:cs="Menlo"/>
+          <w:color w:val="1F497D" w:themeColor="text2"/>
+          <w:sz w:val="24"/>
+          <w:szCs w:val="24"/>
+        </w:rPr>
+        <w:t xml:space="preserve">Change the bulk momentum and then the maximum-energy factor. What happens to the high-energy </w:t>
+      </w:r>
+      <w:r>
+        <w:rPr>
+          <w:rFonts w:asciiTheme="minorHAnsi" w:eastAsia="Times New Roman" w:hAnsiTheme="minorHAnsi" w:cs="Menlo"/>
+          <w:color w:val="1F497D" w:themeColor="text2"/>
+          <w:sz w:val="24"/>
+          <w:szCs w:val="24"/>
+        </w:rPr>
+        <w:t xml:space="preserve">(X-rays and above) </w:t>
+      </w:r>
+      <w:r>
+        <w:rPr>
+          <w:rFonts w:asciiTheme="minorHAnsi" w:eastAsia="Times New Roman" w:hAnsiTheme="minorHAnsi" w:cs="Menlo"/>
+          <w:color w:val="1F497D" w:themeColor="text2"/>
+          <w:sz w:val="24"/>
+          <w:szCs w:val="24"/>
+        </w:rPr>
+        <w:t>radiation?</w:t>
+      </w:r>
+    </w:p>
+    <w:p>
+      <w:pPr>
+        <w:pStyle w:val="ListParagraph"/>
+        <w:shd w:val="clear" w:color="auto" w:fill="FFFFFF"/>
+        <w:spacing w:after="0" w:line="270" w:lineRule="atLeast"/>
+        <w:ind w:left="360"/>
+        <w:rPr>
+          <w:rFonts w:asciiTheme="minorHAnsi" w:eastAsia="Times New Roman" w:hAnsiTheme="minorHAnsi" w:cs="Menlo"/>
+          <w:color w:val="1F497D" w:themeColor="text2"/>
+          <w:sz w:val="24"/>
+          <w:szCs w:val="24"/>
+        </w:rPr>
+      </w:pPr>
+    </w:p>
+    <w:p>
+      <w:pPr>
+        <w:spacing w:before="400" w:after="120"/>
+        <w:rPr>
+          <w:rFonts w:asciiTheme="minorHAnsi" w:hAnsiTheme="minorHAnsi"/>
           <w:b/>
           <w:bCs/>
-          <w:color w:val="236EBF"/>
-          <w:sz w:val="24"/>
-          <w:szCs w:val="24"/>
-        </w:rPr>
-      </w:pPr>
+          <w:color w:val="1F497D" w:themeColor="text2"/>
+          <w:sz w:val="24"/>
+          <w:szCs w:val="24"/>
+        </w:rPr>
+      </w:pPr>
+    </w:p>
+    <w:p>
+      <w:pPr>
+        <w:spacing w:before="400" w:after="120"/>
+        <w:rPr>
+          <w:rFonts w:asciiTheme="minorHAnsi" w:hAnsiTheme="minorHAnsi"/>
+          <w:b/>
+          <w:bCs/>
+          <w:color w:val="1F497D" w:themeColor="text2"/>
+          <w:sz w:val="24"/>
+          <w:szCs w:val="24"/>
+        </w:rPr>
+      </w:pPr>
+      <w:r>
+        <w:rPr>
+          <w:rFonts w:asciiTheme="minorHAnsi" w:hAnsiTheme="minorHAnsi"/>
+          <w:b/>
+          <w:bCs/>
+          <w:color w:val="1F497D" w:themeColor="text2"/>
+          <w:sz w:val="24"/>
+          <w:szCs w:val="24"/>
+        </w:rPr>
+        <w:t xml:space="preserve">Question 2: </w:t>
+      </w:r>
+      <w:r>
+        <w:rPr>
+          <w:rFonts w:asciiTheme="minorHAnsi" w:hAnsiTheme="minorHAnsi"/>
+          <w:b/>
+          <w:bCs/>
+          <w:color w:val="1F497D" w:themeColor="text2"/>
+          <w:sz w:val="24"/>
+          <w:szCs w:val="24"/>
+        </w:rPr>
+        <w:t xml:space="preserve">Compare the single “blob” </w:t>
+      </w:r>
+      <w:r>
+        <w:rPr>
+          <w:rFonts w:asciiTheme="minorHAnsi" w:hAnsiTheme="minorHAnsi"/>
+          <w:b/>
+          <w:bCs/>
+          <w:color w:val="1F497D" w:themeColor="text2"/>
+          <w:sz w:val="24"/>
+          <w:szCs w:val="24"/>
+        </w:rPr>
+        <w:t xml:space="preserve">spectrum </w:t>
+      </w:r>
+      <w:r>
+        <w:rPr>
+          <w:rFonts w:asciiTheme="minorHAnsi" w:hAnsiTheme="minorHAnsi"/>
+          <w:b/>
+          <w:bCs/>
+          <w:color w:val="1F497D" w:themeColor="text2"/>
+          <w:sz w:val="24"/>
+          <w:szCs w:val="24"/>
+        </w:rPr>
+        <w:t>with observations of M87</w:t>
+      </w:r>
+    </w:p>
+    <w:p>
+      <w:pPr>
+        <w:spacing w:before="400" w:after="120"/>
+        <w:rPr>
+          <w:rFonts w:asciiTheme="minorHAnsi" w:hAnsiTheme="minorHAnsi"/>
+          <w:b/>
+          <w:bCs/>
+          <w:color w:val="1F497D" w:themeColor="text2"/>
+          <w:sz w:val="24"/>
+          <w:szCs w:val="24"/>
+        </w:rPr>
+      </w:pPr>
+      <w:r>
+        <w:rPr>
+          <w:rFonts w:asciiTheme="minorHAnsi" w:hAnsiTheme="minorHAnsi"/>
+          <w:color w:val="1F497D" w:themeColor="text2"/>
+          <w:sz w:val="24"/>
+          <w:szCs w:val="24"/>
+        </w:rPr>
+        <w:t>Now, you’re goi</w:t>
+      </w:r>
+      <w:r>
+        <w:rPr>
+          <w:rFonts w:asciiTheme="minorHAnsi" w:hAnsiTheme="minorHAnsi"/>
+          <w:color w:val="1F497D" w:themeColor="text2"/>
+          <w:sz w:val="24"/>
+          <w:szCs w:val="24"/>
+        </w:rPr>
+        <w:t>n</w:t>
+      </w:r>
+      <w:r>
+        <w:rPr>
+          <w:rFonts w:asciiTheme="minorHAnsi" w:hAnsiTheme="minorHAnsi"/>
+          <w:color w:val="1F497D" w:themeColor="text2"/>
+          <w:sz w:val="24"/>
+          <w:szCs w:val="24"/>
+        </w:rPr>
+        <w:t>g to</w:t>
+      </w:r>
+      <w:r>
+        <w:rPr>
+          <w:rFonts w:asciiTheme="minorHAnsi" w:eastAsia="Times New Roman" w:hAnsiTheme="minorHAnsi" w:cs="Menlo"/>
+          <w:color w:val="034C7C"/>
+          <w:sz w:val="24"/>
+          <w:szCs w:val="24"/>
+        </w:rPr>
+        <w:t xml:space="preserve"> include observations of M87 with your</w:t>
+      </w:r>
       <w:r>
         <w:rPr>
           <w:rFonts w:asciiTheme="minorHAnsi" w:eastAsia="Times New Roman" w:hAnsiTheme="minorHAnsi" w:cs="Menlo"/>
@@ -3137,78 +3608,43 @@
           <w:sz w:val="24"/>
           <w:szCs w:val="24"/>
         </w:rPr>
-        <w:lastRenderedPageBreak/>
-        <w:t xml:space="preserve">Question 4: </w:t>
+        <w:t xml:space="preserve"> </w:t>
       </w:r>
       <w:r>
         <w:rPr>
           <w:rFonts w:asciiTheme="minorHAnsi" w:eastAsia="Times New Roman" w:hAnsiTheme="minorHAnsi" w:cs="Menlo"/>
-          <w:b/>
-          <w:bCs/>
           <w:color w:val="034C7C"/>
           <w:sz w:val="24"/>
           <w:szCs w:val="24"/>
         </w:rPr>
-        <w:t>C</w:t>
+        <w:t>calculated spectrum and see what kind of changes you must make to the parameter space to get it to (roughly) match</w:t>
       </w:r>
       <w:r>
         <w:rPr>
           <w:rFonts w:asciiTheme="minorHAnsi" w:eastAsia="Times New Roman" w:hAnsiTheme="minorHAnsi" w:cs="Menlo"/>
-          <w:b/>
-          <w:bCs/>
           <w:color w:val="034C7C"/>
           <w:sz w:val="24"/>
           <w:szCs w:val="24"/>
         </w:rPr>
-        <w:t>ompare the one-zone and multi-zone spectra</w:t>
-      </w:r>
-    </w:p>
-    <w:p>
-      <w:pPr>
-        <w:shd w:val="clear" w:color="auto" w:fill="FFFFFF"/>
-        <w:spacing w:after="0" w:line="270" w:lineRule="atLeast"/>
+        <w:t xml:space="preserve"> the data</w:t>
+      </w:r>
+      <w:r>
         <w:rPr>
           <w:rFonts w:asciiTheme="minorHAnsi" w:eastAsia="Times New Roman" w:hAnsiTheme="minorHAnsi" w:cs="Menlo"/>
-          <w:color w:val="1F497D" w:themeColor="text2"/>
-          <w:sz w:val="24"/>
-          <w:szCs w:val="24"/>
-        </w:rPr>
-      </w:pPr>
+          <w:color w:val="034C7C"/>
+          <w:sz w:val="24"/>
+          <w:szCs w:val="24"/>
+        </w:rPr>
+        <w:t xml:space="preserve">.  </w:t>
+      </w:r>
       <w:r>
         <w:rPr>
           <w:rFonts w:asciiTheme="minorHAnsi" w:eastAsia="Times New Roman" w:hAnsiTheme="minorHAnsi" w:cs="Menlo"/>
-          <w:color w:val="1F497D" w:themeColor="text2"/>
-          <w:sz w:val="24"/>
-          <w:szCs w:val="24"/>
-        </w:rPr>
-        <w:t>Essentially, we’ve seen that t</w:t>
-      </w:r>
-      <w:r>
-        <w:rPr>
-          <w:rFonts w:asciiTheme="minorHAnsi" w:eastAsia="Times New Roman" w:hAnsiTheme="minorHAnsi" w:cs="Menlo"/>
-          <w:color w:val="1F497D" w:themeColor="text2"/>
-          <w:sz w:val="24"/>
-          <w:szCs w:val="24"/>
-        </w:rPr>
-        <w:t xml:space="preserve">he single-zone model is one set of local conditions. </w:t>
-      </w:r>
-      <w:r>
-        <w:rPr>
-          <w:rFonts w:asciiTheme="minorHAnsi" w:eastAsia="Times New Roman" w:hAnsiTheme="minorHAnsi" w:cs="Menlo"/>
-          <w:color w:val="1F497D" w:themeColor="text2"/>
-          <w:sz w:val="24"/>
-          <w:szCs w:val="24"/>
-        </w:rPr>
-        <w:t xml:space="preserve">How do you think this will compare when you produce a full jet? </w:t>
-      </w:r>
-      <w:r>
-        <w:rPr>
-          <w:rFonts w:asciiTheme="minorHAnsi" w:eastAsia="Times New Roman" w:hAnsiTheme="minorHAnsi" w:cs="Menlo"/>
-          <w:color w:val="1F497D" w:themeColor="text2"/>
-          <w:sz w:val="24"/>
-          <w:szCs w:val="24"/>
-        </w:rPr>
-        <w:t xml:space="preserve">You’ve attempted to fit both models to the same data; maybe you already have an idea of what is different. </w:t>
+          <w:color w:val="034C7C"/>
+          <w:sz w:val="24"/>
+          <w:szCs w:val="24"/>
+        </w:rPr>
+        <w:t xml:space="preserve">You’ll first load the observations and plot the data and the model together. </w:t>
       </w:r>
     </w:p>
     <w:p>
@@ -3220,36 +3656,1318 @@
         </w:numPr>
         <w:spacing w:before="400" w:after="120"/>
         <w:rPr>
-          <w:rFonts w:asciiTheme="minorHAnsi" w:hAnsiTheme="minorHAnsi"/>
-          <w:color w:val="1F497D" w:themeColor="text2"/>
-          <w:sz w:val="24"/>
-          <w:szCs w:val="24"/>
-        </w:rPr>
-      </w:pPr>
-      <w:r>
-        <w:rPr>
-          <w:rFonts w:asciiTheme="minorHAnsi" w:hAnsiTheme="minorHAnsi"/>
+          <w:rFonts w:asciiTheme="minorHAnsi" w:eastAsia="Times New Roman" w:hAnsiTheme="minorHAnsi" w:cs="Menlo"/>
+          <w:color w:val="034C7C"/>
+          <w:sz w:val="24"/>
+          <w:szCs w:val="24"/>
+        </w:rPr>
+      </w:pPr>
+      <w:r>
+        <w:rPr>
+          <w:rFonts w:asciiTheme="minorHAnsi" w:eastAsia="Times New Roman" w:hAnsiTheme="minorHAnsi" w:cs="Menlo"/>
+          <w:color w:val="034C7C"/>
+          <w:sz w:val="24"/>
+          <w:szCs w:val="24"/>
+        </w:rPr>
+        <w:t xml:space="preserve"> </w:t>
+      </w:r>
+      <w:r>
+        <w:rPr>
+          <w:rFonts w:asciiTheme="minorHAnsi" w:eastAsia="Times New Roman" w:hAnsiTheme="minorHAnsi" w:cs="Menlo"/>
+          <w:color w:val="034C7C"/>
+          <w:sz w:val="24"/>
+          <w:szCs w:val="24"/>
+        </w:rPr>
+        <w:t>Modify</w:t>
+      </w:r>
+      <w:r>
+        <w:rPr>
+          <w:rFonts w:asciiTheme="minorHAnsi" w:eastAsia="Times New Roman" w:hAnsiTheme="minorHAnsi" w:cs="Menlo"/>
+          <w:color w:val="034C7C"/>
+          <w:sz w:val="24"/>
+          <w:szCs w:val="24"/>
+        </w:rPr>
+        <w:t xml:space="preserve"> the parameters for the single zone model to try and get the SED to match some of the M87 observations. </w:t>
+      </w:r>
+      <w:r>
+        <w:rPr>
+          <w:rFonts w:asciiTheme="minorHAnsi" w:eastAsia="Times New Roman" w:hAnsiTheme="minorHAnsi" w:cs="Menlo"/>
+          <w:color w:val="034C7C"/>
+          <w:sz w:val="24"/>
+          <w:szCs w:val="24"/>
+        </w:rPr>
+        <w:t xml:space="preserve">Use what you learned from the previous question to </w:t>
+      </w:r>
+      <w:proofErr w:type="gramStart"/>
+      <w:r>
+        <w:rPr>
+          <w:rFonts w:asciiTheme="minorHAnsi" w:eastAsia="Times New Roman" w:hAnsiTheme="minorHAnsi" w:cs="Menlo"/>
+          <w:color w:val="034C7C"/>
+          <w:sz w:val="24"/>
+          <w:szCs w:val="24"/>
+        </w:rPr>
+        <w:t>make adjustments to</w:t>
+      </w:r>
+      <w:proofErr w:type="gramEnd"/>
+      <w:r>
+        <w:rPr>
+          <w:rFonts w:asciiTheme="minorHAnsi" w:eastAsia="Times New Roman" w:hAnsiTheme="minorHAnsi" w:cs="Menlo"/>
+          <w:color w:val="034C7C"/>
+          <w:sz w:val="24"/>
+          <w:szCs w:val="24"/>
+        </w:rPr>
+        <w:t xml:space="preserve"> the spectrum. </w:t>
+      </w:r>
+    </w:p>
+    <w:p>
+      <w:pPr>
+        <w:pStyle w:val="ListParagraph"/>
+        <w:numPr>
+          <w:ilvl w:val="1"/>
+          <w:numId w:val="10"/>
+        </w:numPr>
+        <w:spacing w:before="400" w:after="120"/>
+        <w:rPr>
+          <w:rFonts w:asciiTheme="minorHAnsi" w:eastAsia="Times New Roman" w:hAnsiTheme="minorHAnsi" w:cs="Menlo"/>
+          <w:color w:val="034C7C"/>
+          <w:sz w:val="24"/>
+          <w:szCs w:val="24"/>
+        </w:rPr>
+      </w:pPr>
+      <w:r>
+        <w:rPr>
+          <w:rFonts w:asciiTheme="minorHAnsi" w:eastAsia="Times New Roman" w:hAnsiTheme="minorHAnsi" w:cs="Menlo"/>
+          <w:color w:val="034C7C"/>
+          <w:sz w:val="24"/>
+          <w:szCs w:val="24"/>
+        </w:rPr>
+        <w:t>E.g. start with the blob size, the electron density, the magnetic field …</w:t>
+      </w:r>
+    </w:p>
+    <w:p>
+      <w:pPr>
+        <w:pStyle w:val="ListParagraph"/>
+        <w:spacing w:before="400" w:after="120"/>
+        <w:ind w:left="1080"/>
+        <w:rPr>
+          <w:rFonts w:asciiTheme="minorHAnsi" w:eastAsia="Times New Roman" w:hAnsiTheme="minorHAnsi" w:cs="Menlo"/>
+          <w:color w:val="034C7C"/>
+          <w:sz w:val="24"/>
+          <w:szCs w:val="24"/>
+        </w:rPr>
+      </w:pPr>
+    </w:p>
+    <w:p>
+      <w:pPr>
+        <w:pStyle w:val="ListParagraph"/>
+        <w:numPr>
+          <w:ilvl w:val="0"/>
+          <w:numId w:val="10"/>
+        </w:numPr>
+        <w:shd w:val="clear" w:color="auto" w:fill="FFFFFF"/>
+        <w:spacing w:before="400" w:after="120" w:line="270" w:lineRule="atLeast"/>
+        <w:rPr>
+          <w:rFonts w:asciiTheme="minorHAnsi" w:hAnsiTheme="minorHAnsi"/>
+          <w:color w:val="1F497D" w:themeColor="text2"/>
+          <w:sz w:val="24"/>
+          <w:szCs w:val="24"/>
+        </w:rPr>
+      </w:pPr>
+      <w:r>
+        <w:rPr>
+          <w:rFonts w:asciiTheme="minorHAnsi" w:eastAsia="Times New Roman" w:hAnsiTheme="minorHAnsi" w:cs="Menlo"/>
+          <w:color w:val="1F497D" w:themeColor="text2"/>
+          <w:sz w:val="24"/>
+          <w:szCs w:val="24"/>
+        </w:rPr>
+        <w:t>Are you satisfied with how this</w:t>
+      </w:r>
+      <w:r>
+        <w:rPr>
+          <w:rFonts w:asciiTheme="minorHAnsi" w:eastAsia="Times New Roman" w:hAnsiTheme="minorHAnsi" w:cs="Menlo"/>
+          <w:color w:val="1F497D" w:themeColor="text2"/>
+          <w:sz w:val="24"/>
+          <w:szCs w:val="24"/>
+        </w:rPr>
+        <w:t xml:space="preserve"> one-zone model visually represent</w:t>
+      </w:r>
+      <w:r>
+        <w:rPr>
+          <w:rFonts w:asciiTheme="minorHAnsi" w:eastAsia="Times New Roman" w:hAnsiTheme="minorHAnsi" w:cs="Menlo"/>
+          <w:color w:val="1F497D" w:themeColor="text2"/>
+          <w:sz w:val="24"/>
+          <w:szCs w:val="24"/>
+        </w:rPr>
+        <w:t>s</w:t>
+      </w:r>
+      <w:r>
+        <w:rPr>
+          <w:rFonts w:asciiTheme="minorHAnsi" w:eastAsia="Times New Roman" w:hAnsiTheme="minorHAnsi" w:cs="Menlo"/>
+          <w:color w:val="1F497D" w:themeColor="text2"/>
+          <w:sz w:val="24"/>
+          <w:szCs w:val="24"/>
+        </w:rPr>
+        <w:t xml:space="preserve"> the radio-to-gamma-ray </w:t>
+      </w:r>
+      <w:r>
+        <w:rPr>
+          <w:rFonts w:asciiTheme="minorHAnsi" w:eastAsia="Times New Roman" w:hAnsiTheme="minorHAnsi" w:cs="Menlo"/>
+          <w:color w:val="1F497D" w:themeColor="text2"/>
+          <w:sz w:val="24"/>
+          <w:szCs w:val="24"/>
+        </w:rPr>
+        <w:t>SED</w:t>
+      </w:r>
+      <w:r>
+        <w:rPr>
+          <w:rFonts w:asciiTheme="minorHAnsi" w:eastAsia="Times New Roman" w:hAnsiTheme="minorHAnsi" w:cs="Menlo"/>
+          <w:color w:val="1F497D" w:themeColor="text2"/>
+          <w:sz w:val="24"/>
+          <w:szCs w:val="24"/>
+        </w:rPr>
+        <w:t xml:space="preserve"> of M87?</w:t>
+      </w:r>
+      <w:r>
+        <w:rPr>
+          <w:rFonts w:asciiTheme="minorHAnsi" w:eastAsia="Times New Roman" w:hAnsiTheme="minorHAnsi" w:cs="Menlo"/>
+          <w:color w:val="1F497D" w:themeColor="text2"/>
+          <w:sz w:val="24"/>
+          <w:szCs w:val="24"/>
+        </w:rPr>
+        <w:t xml:space="preserve"> </w:t>
+      </w:r>
+    </w:p>
+    <w:p>
+      <w:pPr>
+        <w:pStyle w:val="ListParagraph"/>
+        <w:numPr>
+          <w:ilvl w:val="1"/>
+          <w:numId w:val="10"/>
+        </w:numPr>
+        <w:shd w:val="clear" w:color="auto" w:fill="FFFFFF"/>
+        <w:spacing w:before="400" w:after="120" w:line="270" w:lineRule="atLeast"/>
+        <w:rPr>
+          <w:rFonts w:asciiTheme="minorHAnsi" w:hAnsiTheme="minorHAnsi"/>
+          <w:color w:val="1F497D" w:themeColor="text2"/>
+          <w:sz w:val="24"/>
+          <w:szCs w:val="24"/>
+        </w:rPr>
+      </w:pPr>
+      <w:r>
+        <w:rPr>
+          <w:rFonts w:asciiTheme="minorHAnsi" w:eastAsia="Times New Roman" w:hAnsiTheme="minorHAnsi" w:cs="Menlo"/>
+          <w:color w:val="1F497D" w:themeColor="text2"/>
+          <w:sz w:val="24"/>
+          <w:szCs w:val="24"/>
+        </w:rPr>
+        <w:t xml:space="preserve">Which </w:t>
+      </w:r>
+      <w:r>
+        <w:rPr>
+          <w:rFonts w:asciiTheme="minorHAnsi" w:eastAsia="Times New Roman" w:hAnsiTheme="minorHAnsi" w:cs="Menlo"/>
+          <w:color w:val="1F497D" w:themeColor="text2"/>
+          <w:sz w:val="24"/>
+          <w:szCs w:val="24"/>
+        </w:rPr>
+        <w:t>part of the dataset</w:t>
+      </w:r>
+      <w:r>
+        <w:rPr>
+          <w:rFonts w:asciiTheme="minorHAnsi" w:eastAsia="Times New Roman" w:hAnsiTheme="minorHAnsi" w:cs="Menlo"/>
+          <w:color w:val="1F497D" w:themeColor="text2"/>
+          <w:sz w:val="24"/>
+          <w:szCs w:val="24"/>
+        </w:rPr>
+        <w:t xml:space="preserve"> </w:t>
+      </w:r>
+      <w:r>
+        <w:rPr>
+          <w:rFonts w:asciiTheme="minorHAnsi" w:eastAsia="Times New Roman" w:hAnsiTheme="minorHAnsi" w:cs="Menlo"/>
+          <w:color w:val="1F497D" w:themeColor="text2"/>
+          <w:sz w:val="24"/>
+          <w:szCs w:val="24"/>
+        </w:rPr>
+        <w:t>is</w:t>
+      </w:r>
+      <w:r>
+        <w:rPr>
+          <w:rFonts w:asciiTheme="minorHAnsi" w:eastAsia="Times New Roman" w:hAnsiTheme="minorHAnsi" w:cs="Menlo"/>
+          <w:color w:val="1F497D" w:themeColor="text2"/>
+          <w:sz w:val="24"/>
+          <w:szCs w:val="24"/>
+        </w:rPr>
+        <w:t xml:space="preserve"> hardest to reproduce? </w:t>
+      </w:r>
+    </w:p>
+    <w:p>
+      <w:pPr>
+        <w:pStyle w:val="ListParagraph"/>
+        <w:numPr>
+          <w:ilvl w:val="1"/>
+          <w:numId w:val="10"/>
+        </w:numPr>
+        <w:shd w:val="clear" w:color="auto" w:fill="FFFFFF"/>
+        <w:spacing w:before="400" w:after="120" w:line="270" w:lineRule="atLeast"/>
+        <w:rPr>
+          <w:rFonts w:asciiTheme="minorHAnsi" w:hAnsiTheme="minorHAnsi"/>
+          <w:color w:val="1F497D" w:themeColor="text2"/>
+          <w:sz w:val="24"/>
+          <w:szCs w:val="24"/>
+        </w:rPr>
+      </w:pPr>
+      <w:r>
+        <w:rPr>
+          <w:rFonts w:asciiTheme="minorHAnsi" w:eastAsia="Times New Roman" w:hAnsiTheme="minorHAnsi" w:cs="Menlo"/>
+          <w:color w:val="1F497D" w:themeColor="text2"/>
+          <w:sz w:val="24"/>
+          <w:szCs w:val="24"/>
+        </w:rPr>
+        <w:t>Is one radiative process more significant in the spectrum than the other?</w:t>
+      </w:r>
+    </w:p>
+    <w:p>
+      <w:pPr>
+        <w:pStyle w:val="ListParagraph"/>
+        <w:numPr>
+          <w:ilvl w:val="1"/>
+          <w:numId w:val="10"/>
+        </w:numPr>
+        <w:shd w:val="clear" w:color="auto" w:fill="FFFFFF"/>
+        <w:spacing w:before="400" w:after="120" w:line="270" w:lineRule="atLeast"/>
+        <w:rPr>
+          <w:rFonts w:asciiTheme="minorHAnsi" w:hAnsiTheme="minorHAnsi"/>
+          <w:color w:val="1F497D" w:themeColor="text2"/>
+          <w:sz w:val="24"/>
+          <w:szCs w:val="24"/>
+        </w:rPr>
+      </w:pPr>
+      <w:r>
+        <w:rPr>
+          <w:rFonts w:asciiTheme="minorHAnsi" w:eastAsia="Times New Roman" w:hAnsiTheme="minorHAnsi" w:cs="Menlo"/>
+          <w:color w:val="1F497D" w:themeColor="text2"/>
+          <w:sz w:val="24"/>
+          <w:szCs w:val="24"/>
+        </w:rPr>
+        <w:t xml:space="preserve">What do you think about the physical conditions that you had to assume within the blob? </w:t>
+      </w:r>
+    </w:p>
+    <w:p>
+      <w:pPr>
+        <w:pStyle w:val="ListParagraph"/>
+        <w:numPr>
+          <w:ilvl w:val="2"/>
+          <w:numId w:val="10"/>
+        </w:numPr>
+        <w:shd w:val="clear" w:color="auto" w:fill="FFFFFF"/>
+        <w:spacing w:before="400" w:after="120" w:line="270" w:lineRule="atLeast"/>
+        <w:rPr>
+          <w:rFonts w:asciiTheme="minorHAnsi" w:hAnsiTheme="minorHAnsi"/>
+          <w:color w:val="1F497D" w:themeColor="text2"/>
+          <w:sz w:val="24"/>
+          <w:szCs w:val="24"/>
+        </w:rPr>
+      </w:pPr>
+      <w:r>
+        <w:rPr>
+          <w:rFonts w:asciiTheme="minorHAnsi" w:eastAsia="Times New Roman" w:hAnsiTheme="minorHAnsi" w:cs="Menlo"/>
+          <w:color w:val="1F497D" w:themeColor="text2"/>
+          <w:sz w:val="24"/>
+          <w:szCs w:val="24"/>
+        </w:rPr>
+        <w:t xml:space="preserve">(e.g. I needed to assume that my emission region </w:t>
+      </w:r>
+      <w:proofErr w:type="gramStart"/>
+      <w:r>
+        <w:rPr>
+          <w:rFonts w:asciiTheme="minorHAnsi" w:eastAsia="Times New Roman" w:hAnsiTheme="minorHAnsi" w:cs="Menlo"/>
+          <w:color w:val="1F497D" w:themeColor="text2"/>
+          <w:sz w:val="24"/>
+          <w:szCs w:val="24"/>
+        </w:rPr>
+        <w:t>was  X</w:t>
+      </w:r>
+      <w:proofErr w:type="gramEnd"/>
+      <w:r>
+        <w:rPr>
+          <w:rFonts w:asciiTheme="minorHAnsi" w:eastAsia="Times New Roman" w:hAnsiTheme="minorHAnsi" w:cs="Menlo"/>
+          <w:color w:val="1F497D" w:themeColor="text2"/>
+          <w:sz w:val="24"/>
+          <w:szCs w:val="24"/>
+        </w:rPr>
+        <w:t xml:space="preserve"> * the gravitational radius of M87, and that it has a very weak homogenous magnetic field …) </w:t>
+      </w:r>
+    </w:p>
+    <w:p>
+      <w:pPr>
+        <w:pStyle w:val="ListParagraph"/>
+        <w:shd w:val="clear" w:color="auto" w:fill="FFFFFF"/>
+        <w:spacing w:before="400" w:after="120" w:line="270" w:lineRule="atLeast"/>
+        <w:ind w:left="1800"/>
+        <w:rPr>
+          <w:rFonts w:asciiTheme="minorHAnsi" w:hAnsiTheme="minorHAnsi"/>
+          <w:color w:val="1F497D" w:themeColor="text2"/>
+          <w:sz w:val="24"/>
+          <w:szCs w:val="24"/>
+        </w:rPr>
+      </w:pPr>
+    </w:p>
+    <w:p>
+      <w:pPr>
+        <w:pStyle w:val="ListParagraph"/>
+        <w:numPr>
+          <w:ilvl w:val="0"/>
+          <w:numId w:val="10"/>
+        </w:numPr>
+        <w:spacing w:before="400" w:after="120"/>
+        <w:rPr>
+          <w:rFonts w:asciiTheme="minorHAnsi" w:eastAsia="Times New Roman" w:hAnsiTheme="minorHAnsi" w:cs="Menlo"/>
+          <w:color w:val="034C7C"/>
+          <w:sz w:val="24"/>
+          <w:szCs w:val="24"/>
+        </w:rPr>
+      </w:pPr>
+      <w:r>
+        <w:rPr>
+          <w:rFonts w:asciiTheme="minorHAnsi" w:hAnsiTheme="minorHAnsi"/>
+          <w:color w:val="1F497D" w:themeColor="text2"/>
+          <w:sz w:val="24"/>
+          <w:szCs w:val="24"/>
+        </w:rPr>
+        <w:t xml:space="preserve">Write down which </w:t>
+      </w:r>
+      <w:r>
+        <w:rPr>
+          <w:rFonts w:asciiTheme="minorHAnsi" w:hAnsiTheme="minorHAnsi"/>
+          <w:color w:val="1F497D" w:themeColor="text2"/>
+          <w:sz w:val="24"/>
+          <w:szCs w:val="24"/>
+        </w:rPr>
+        <w:t>parameter</w:t>
+      </w:r>
+      <w:r>
+        <w:rPr>
+          <w:rFonts w:asciiTheme="minorHAnsi" w:hAnsiTheme="minorHAnsi"/>
+          <w:color w:val="1F497D" w:themeColor="text2"/>
+          <w:sz w:val="24"/>
+          <w:szCs w:val="24"/>
+        </w:rPr>
+        <w:t xml:space="preserve"> values</w:t>
+      </w:r>
+      <w:r>
+        <w:rPr>
+          <w:rFonts w:asciiTheme="minorHAnsi" w:hAnsiTheme="minorHAnsi"/>
+          <w:color w:val="1F497D" w:themeColor="text2"/>
+          <w:sz w:val="24"/>
+          <w:szCs w:val="24"/>
+        </w:rPr>
+        <w:t xml:space="preserve"> </w:t>
+      </w:r>
+      <w:r>
+        <w:rPr>
+          <w:rFonts w:asciiTheme="minorHAnsi" w:hAnsiTheme="minorHAnsi"/>
+          <w:color w:val="1F497D" w:themeColor="text2"/>
+          <w:sz w:val="24"/>
+          <w:szCs w:val="24"/>
+        </w:rPr>
+        <w:t>you ended with</w:t>
+      </w:r>
+      <w:r>
+        <w:rPr>
+          <w:rFonts w:asciiTheme="minorHAnsi" w:hAnsiTheme="minorHAnsi"/>
+          <w:color w:val="1F497D" w:themeColor="text2"/>
+          <w:sz w:val="24"/>
+          <w:szCs w:val="24"/>
+        </w:rPr>
+        <w:t>/add a screenshot here:</w:t>
+      </w:r>
+    </w:p>
+    <w:p>
+      <w:pPr>
+        <w:pStyle w:val="ListParagraph"/>
+        <w:spacing w:before="400" w:after="120"/>
+        <w:ind w:left="360"/>
+        <w:rPr>
+          <w:rFonts w:asciiTheme="minorHAnsi" w:eastAsia="Times New Roman" w:hAnsiTheme="minorHAnsi" w:cs="Menlo"/>
+          <w:color w:val="034C7C"/>
+          <w:sz w:val="24"/>
+          <w:szCs w:val="24"/>
+        </w:rPr>
+      </w:pPr>
+    </w:p>
+    <w:p>
+      <w:pPr>
+        <w:pStyle w:val="ListParagraph"/>
+        <w:spacing w:before="400" w:after="120"/>
+        <w:ind w:left="360"/>
+        <w:rPr>
+          <w:rFonts w:asciiTheme="minorHAnsi" w:eastAsia="Times New Roman" w:hAnsiTheme="minorHAnsi" w:cs="Menlo"/>
+          <w:color w:val="034C7C"/>
+          <w:sz w:val="24"/>
+          <w:szCs w:val="24"/>
+        </w:rPr>
+      </w:pPr>
+    </w:p>
+    <w:p>
+      <w:pPr>
+        <w:pStyle w:val="ListParagraph"/>
+        <w:spacing w:before="400" w:after="120"/>
+        <w:ind w:left="360"/>
+        <w:rPr>
+          <w:rFonts w:asciiTheme="minorHAnsi" w:eastAsia="Times New Roman" w:hAnsiTheme="minorHAnsi" w:cs="Menlo"/>
+          <w:color w:val="034C7C"/>
+          <w:sz w:val="24"/>
+          <w:szCs w:val="24"/>
+        </w:rPr>
+      </w:pPr>
+    </w:p>
+    <w:p>
+      <w:pPr>
+        <w:pStyle w:val="ListParagraph"/>
+        <w:spacing w:before="400" w:after="120"/>
+        <w:ind w:left="360"/>
+        <w:rPr>
+          <w:rFonts w:asciiTheme="minorHAnsi" w:eastAsia="Times New Roman" w:hAnsiTheme="minorHAnsi" w:cs="Menlo"/>
+          <w:color w:val="034C7C"/>
+          <w:sz w:val="24"/>
+          <w:szCs w:val="24"/>
+        </w:rPr>
+      </w:pPr>
+    </w:p>
+    <w:p>
+      <w:pPr>
+        <w:pStyle w:val="ListParagraph"/>
+        <w:spacing w:before="400" w:after="120"/>
+        <w:ind w:left="360"/>
+        <w:rPr>
+          <w:rFonts w:asciiTheme="minorHAnsi" w:eastAsia="Times New Roman" w:hAnsiTheme="minorHAnsi" w:cs="Menlo"/>
+          <w:color w:val="034C7C"/>
+          <w:sz w:val="24"/>
+          <w:szCs w:val="24"/>
+        </w:rPr>
+      </w:pPr>
+    </w:p>
+    <w:p>
+      <w:pPr>
+        <w:pStyle w:val="ListParagraph"/>
+        <w:spacing w:before="400" w:after="120"/>
+        <w:ind w:left="360"/>
+        <w:rPr>
+          <w:rFonts w:asciiTheme="minorHAnsi" w:eastAsia="Times New Roman" w:hAnsiTheme="minorHAnsi" w:cs="Menlo"/>
+          <w:color w:val="034C7C"/>
+          <w:sz w:val="24"/>
+          <w:szCs w:val="24"/>
+        </w:rPr>
+      </w:pPr>
+    </w:p>
+    <w:p>
+      <w:pPr>
+        <w:pStyle w:val="ListParagraph"/>
+        <w:spacing w:before="400" w:after="120"/>
+        <w:ind w:left="360"/>
+        <w:rPr>
+          <w:rFonts w:asciiTheme="minorHAnsi" w:eastAsia="Times New Roman" w:hAnsiTheme="minorHAnsi" w:cs="Menlo"/>
+          <w:color w:val="034C7C"/>
+          <w:sz w:val="24"/>
+          <w:szCs w:val="24"/>
+        </w:rPr>
+      </w:pPr>
+    </w:p>
+    <w:p>
+      <w:pPr>
+        <w:pStyle w:val="ListParagraph"/>
+        <w:spacing w:before="400" w:after="120"/>
+        <w:ind w:left="360"/>
+        <w:rPr>
+          <w:rFonts w:asciiTheme="minorHAnsi" w:eastAsia="Times New Roman" w:hAnsiTheme="minorHAnsi" w:cs="Menlo"/>
+          <w:color w:val="034C7C"/>
+          <w:sz w:val="24"/>
+          <w:szCs w:val="24"/>
+        </w:rPr>
+      </w:pPr>
+    </w:p>
+    <w:p>
+      <w:pPr>
+        <w:pStyle w:val="ListParagraph"/>
+        <w:spacing w:before="400" w:after="120"/>
+        <w:ind w:left="360"/>
+        <w:rPr>
+          <w:rFonts w:asciiTheme="minorHAnsi" w:eastAsia="Times New Roman" w:hAnsiTheme="minorHAnsi" w:cs="Menlo"/>
+          <w:color w:val="034C7C"/>
+          <w:sz w:val="24"/>
+          <w:szCs w:val="24"/>
+        </w:rPr>
+      </w:pPr>
+    </w:p>
+    <w:p>
+      <w:pPr>
+        <w:pStyle w:val="ListParagraph"/>
+        <w:spacing w:before="400" w:after="120"/>
+        <w:ind w:left="360"/>
+        <w:rPr>
+          <w:rFonts w:asciiTheme="minorHAnsi" w:eastAsia="Times New Roman" w:hAnsiTheme="minorHAnsi" w:cs="Menlo"/>
+          <w:color w:val="034C7C"/>
+          <w:sz w:val="24"/>
+          <w:szCs w:val="24"/>
+        </w:rPr>
+      </w:pPr>
+    </w:p>
+    <w:p>
+      <w:pPr>
+        <w:shd w:val="clear" w:color="auto" w:fill="FFFFFF"/>
+        <w:spacing w:after="0" w:line="270" w:lineRule="atLeast"/>
+        <w:rPr>
+          <w:rFonts w:asciiTheme="minorHAnsi" w:eastAsia="Times New Roman" w:hAnsiTheme="minorHAnsi" w:cs="Menlo"/>
+          <w:b/>
           <w:bCs/>
-          <w:color w:val="1F497D" w:themeColor="text2"/>
-          <w:sz w:val="24"/>
-          <w:szCs w:val="24"/>
-        </w:rPr>
-        <w:t xml:space="preserve">Before calculating: how do you expect the multi-zone spectrum to differ from the single-zone spectrum? </w:t>
-      </w:r>
-      <w:r>
-        <w:rPr>
-          <w:rFonts w:asciiTheme="minorHAnsi" w:hAnsiTheme="minorHAnsi"/>
+          <w:color w:val="034C7C"/>
+          <w:sz w:val="24"/>
+          <w:szCs w:val="24"/>
+        </w:rPr>
+      </w:pPr>
+      <w:r>
+        <w:rPr>
+          <w:rFonts w:asciiTheme="minorHAnsi" w:eastAsia="Times New Roman" w:hAnsiTheme="minorHAnsi" w:cs="Menlo"/>
+          <w:b/>
           <w:bCs/>
-          <w:color w:val="1F497D" w:themeColor="text2"/>
-          <w:sz w:val="24"/>
-          <w:szCs w:val="24"/>
-        </w:rPr>
-        <w:t xml:space="preserve">Hing: </w:t>
-      </w:r>
-      <w:r>
-        <w:rPr>
-          <w:rFonts w:asciiTheme="minorHAnsi" w:hAnsiTheme="minorHAnsi"/>
+          <w:color w:val="034C7C"/>
+          <w:sz w:val="24"/>
+          <w:szCs w:val="24"/>
+        </w:rPr>
+        <w:t xml:space="preserve">Question 3: </w:t>
+      </w:r>
+      <w:r>
+        <w:rPr>
+          <w:rFonts w:asciiTheme="minorHAnsi" w:eastAsia="Times New Roman" w:hAnsiTheme="minorHAnsi" w:cs="Menlo"/>
+          <w:b/>
           <w:bCs/>
+          <w:color w:val="034C7C"/>
+          <w:sz w:val="24"/>
+          <w:szCs w:val="24"/>
+        </w:rPr>
+        <w:t>Work with the</w:t>
+      </w:r>
+      <w:r>
+        <w:rPr>
+          <w:rFonts w:asciiTheme="minorHAnsi" w:eastAsia="Times New Roman" w:hAnsiTheme="minorHAnsi" w:cs="Menlo"/>
+          <w:b/>
+          <w:bCs/>
+          <w:color w:val="034C7C"/>
+          <w:sz w:val="24"/>
+          <w:szCs w:val="24"/>
+        </w:rPr>
+        <w:t xml:space="preserve"> multi-zone BHJet model</w:t>
+      </w:r>
+    </w:p>
+    <w:p>
+      <w:pPr>
+        <w:shd w:val="clear" w:color="auto" w:fill="FFFFFF"/>
+        <w:spacing w:after="0" w:line="270" w:lineRule="atLeast"/>
+        <w:rPr>
+          <w:rFonts w:asciiTheme="minorHAnsi" w:eastAsia="Times New Roman" w:hAnsiTheme="minorHAnsi" w:cs="Menlo"/>
+          <w:b/>
+          <w:bCs/>
+          <w:color w:val="034C7C"/>
+          <w:sz w:val="24"/>
+          <w:szCs w:val="24"/>
+        </w:rPr>
+      </w:pPr>
+    </w:p>
+    <w:p>
+      <w:pPr>
+        <w:shd w:val="clear" w:color="auto" w:fill="FFFFFF"/>
+        <w:spacing w:after="0" w:line="270" w:lineRule="atLeast"/>
+        <w:rPr>
+          <w:rFonts w:asciiTheme="minorHAnsi" w:hAnsiTheme="minorHAnsi"/>
+          <w:color w:val="1F497D" w:themeColor="text2"/>
+          <w:sz w:val="24"/>
+          <w:szCs w:val="24"/>
+        </w:rPr>
+      </w:pPr>
+      <w:r>
+        <w:rPr>
+          <w:rFonts w:asciiTheme="minorHAnsi" w:hAnsiTheme="minorHAnsi"/>
+          <w:color w:val="1F497D" w:themeColor="text2"/>
+          <w:sz w:val="24"/>
+          <w:szCs w:val="24"/>
+        </w:rPr>
+        <w:t xml:space="preserve">Now, we’ll go back to work </w:t>
+      </w:r>
+      <w:proofErr w:type="gramStart"/>
+      <w:r>
+        <w:rPr>
+          <w:rFonts w:asciiTheme="minorHAnsi" w:hAnsiTheme="minorHAnsi"/>
+          <w:color w:val="1F497D" w:themeColor="text2"/>
+          <w:sz w:val="24"/>
+          <w:szCs w:val="24"/>
+        </w:rPr>
+        <w:t>similar to</w:t>
+      </w:r>
+      <w:proofErr w:type="gramEnd"/>
+      <w:r>
+        <w:rPr>
+          <w:rFonts w:asciiTheme="minorHAnsi" w:hAnsiTheme="minorHAnsi"/>
+          <w:color w:val="1F497D" w:themeColor="text2"/>
+          <w:sz w:val="24"/>
+          <w:szCs w:val="24"/>
+        </w:rPr>
+        <w:t xml:space="preserve"> what you did in the first notebook. </w:t>
+      </w:r>
+      <w:r>
+        <w:rPr>
+          <w:rFonts w:asciiTheme="minorHAnsi" w:hAnsiTheme="minorHAnsi"/>
+          <w:color w:val="1F497D" w:themeColor="text2"/>
+          <w:sz w:val="24"/>
+          <w:szCs w:val="24"/>
+        </w:rPr>
+        <w:t xml:space="preserve">This will use the many individual regions of BHJet, considering pre- and post-accelerated parts of the jet, and you will try again to emulate the M87 observations. </w:t>
+      </w:r>
+    </w:p>
+    <w:p>
+      <w:pPr>
+        <w:shd w:val="clear" w:color="auto" w:fill="FFFFFF"/>
+        <w:spacing w:after="0" w:line="270" w:lineRule="atLeast"/>
+        <w:rPr>
+          <w:rFonts w:asciiTheme="minorHAnsi" w:hAnsiTheme="minorHAnsi"/>
+          <w:color w:val="1F497D" w:themeColor="text2"/>
+          <w:sz w:val="24"/>
+          <w:szCs w:val="24"/>
+        </w:rPr>
+      </w:pPr>
+    </w:p>
+    <w:p>
+      <w:pPr>
+        <w:pStyle w:val="ListParagraph"/>
+        <w:numPr>
+          <w:ilvl w:val="0"/>
+          <w:numId w:val="10"/>
+        </w:numPr>
+        <w:spacing w:before="400" w:after="120"/>
+        <w:rPr>
+          <w:rFonts w:asciiTheme="minorHAnsi" w:hAnsiTheme="minorHAnsi"/>
+          <w:b/>
+          <w:bCs/>
+          <w:color w:val="1F497D" w:themeColor="text2"/>
+          <w:sz w:val="24"/>
+          <w:szCs w:val="24"/>
+        </w:rPr>
+      </w:pPr>
+      <w:r>
+        <w:rPr>
+          <w:rFonts w:asciiTheme="minorHAnsi" w:eastAsia="Times New Roman" w:hAnsiTheme="minorHAnsi" w:cs="Menlo"/>
+          <w:color w:val="034C7C"/>
+          <w:sz w:val="24"/>
+          <w:szCs w:val="24"/>
+        </w:rPr>
+        <w:t xml:space="preserve">Since we have a stratified jet, let’s start from the base/innermost region to the black hole – this will be all pre-accelerated components. </w:t>
+      </w:r>
+    </w:p>
+    <w:p>
+      <w:pPr>
+        <w:pStyle w:val="ListParagraph"/>
+        <w:spacing w:before="400" w:after="120"/>
+        <w:ind w:left="360"/>
+        <w:rPr>
+          <w:rFonts w:asciiTheme="minorHAnsi" w:hAnsiTheme="minorHAnsi"/>
+          <w:b/>
+          <w:bCs/>
+          <w:color w:val="1F497D" w:themeColor="text2"/>
+          <w:sz w:val="24"/>
+          <w:szCs w:val="24"/>
+        </w:rPr>
+      </w:pPr>
+    </w:p>
+    <w:p>
+      <w:pPr>
+        <w:pStyle w:val="ListParagraph"/>
+        <w:numPr>
+          <w:ilvl w:val="1"/>
+          <w:numId w:val="10"/>
+        </w:numPr>
+        <w:spacing w:before="400" w:after="120"/>
+        <w:rPr>
+          <w:rFonts w:asciiTheme="minorHAnsi" w:hAnsiTheme="minorHAnsi"/>
+          <w:b/>
+          <w:bCs/>
+          <w:color w:val="1F497D" w:themeColor="text2"/>
+          <w:sz w:val="24"/>
+          <w:szCs w:val="24"/>
+        </w:rPr>
+      </w:pPr>
+      <w:r>
+        <w:rPr>
+          <w:rFonts w:asciiTheme="minorHAnsi" w:eastAsia="Times New Roman" w:hAnsiTheme="minorHAnsi" w:cs="Menlo"/>
+          <w:color w:val="034C7C"/>
+          <w:sz w:val="24"/>
+          <w:szCs w:val="24"/>
+        </w:rPr>
+        <w:t xml:space="preserve">EHT observations at 230 GHz (around the sub-mm label on the plot) are expected to probe this region closest to the </w:t>
+      </w:r>
+      <w:r>
+        <w:rPr>
+          <w:rFonts w:asciiTheme="minorHAnsi" w:eastAsia="Times New Roman" w:hAnsiTheme="minorHAnsi" w:cs="Menlo"/>
+          <w:color w:val="034C7C"/>
+          <w:sz w:val="24"/>
+          <w:szCs w:val="24"/>
+        </w:rPr>
+        <w:t xml:space="preserve">black hole. </w:t>
+      </w:r>
+      <w:r>
+        <w:rPr>
+          <w:rFonts w:asciiTheme="minorHAnsi" w:eastAsia="Times New Roman" w:hAnsiTheme="minorHAnsi" w:cs="Menlo"/>
+          <w:color w:val="034C7C"/>
+          <w:sz w:val="24"/>
+          <w:szCs w:val="24"/>
+        </w:rPr>
+        <w:t>Change the electron temperature at the base</w:t>
+      </w:r>
+      <w:r>
+        <w:rPr>
+          <w:rFonts w:asciiTheme="minorHAnsi" w:eastAsia="Times New Roman" w:hAnsiTheme="minorHAnsi" w:cs="Menlo"/>
+          <w:color w:val="034C7C"/>
+          <w:sz w:val="24"/>
+          <w:szCs w:val="24"/>
+        </w:rPr>
+        <w:t xml:space="preserve"> and see if you can get it to meet these observations. </w:t>
+      </w:r>
+    </w:p>
+    <w:p>
+      <w:pPr>
+        <w:pStyle w:val="ListParagraph"/>
+        <w:spacing w:before="400" w:after="120"/>
+        <w:ind w:left="1080"/>
+        <w:rPr>
+          <w:rFonts w:asciiTheme="minorHAnsi" w:hAnsiTheme="minorHAnsi"/>
+          <w:b/>
+          <w:bCs/>
+          <w:color w:val="1F497D" w:themeColor="text2"/>
+          <w:sz w:val="24"/>
+          <w:szCs w:val="24"/>
+        </w:rPr>
+      </w:pPr>
+    </w:p>
+    <w:p>
+      <w:pPr>
+        <w:pStyle w:val="ListParagraph"/>
+        <w:numPr>
+          <w:ilvl w:val="0"/>
+          <w:numId w:val="10"/>
+        </w:numPr>
+        <w:spacing w:before="400" w:after="120"/>
+        <w:rPr>
+          <w:rFonts w:asciiTheme="minorHAnsi" w:hAnsiTheme="minorHAnsi"/>
+          <w:b/>
+          <w:bCs/>
+          <w:color w:val="1F497D" w:themeColor="text2"/>
+          <w:sz w:val="24"/>
+          <w:szCs w:val="24"/>
+        </w:rPr>
+      </w:pPr>
+      <w:r>
+        <w:rPr>
+          <w:rFonts w:asciiTheme="minorHAnsi" w:eastAsia="Times New Roman" w:hAnsiTheme="minorHAnsi" w:cs="Menlo"/>
+          <w:color w:val="034C7C"/>
+          <w:sz w:val="24"/>
+          <w:szCs w:val="24"/>
+        </w:rPr>
+        <w:t xml:space="preserve">Now, change the </w:t>
+      </w:r>
+      <w:r>
+        <w:rPr>
+          <w:rFonts w:asciiTheme="minorHAnsi" w:eastAsia="Times New Roman" w:hAnsiTheme="minorHAnsi" w:cs="Menlo"/>
+          <w:color w:val="034C7C"/>
+          <w:sz w:val="24"/>
+          <w:szCs w:val="24"/>
+        </w:rPr>
+        <w:t>size of the jet base. What effect does this have on the pre-accelerated synchrotron component? Why?</w:t>
+      </w:r>
+    </w:p>
+    <w:p>
+      <w:pPr>
+        <w:pStyle w:val="ListParagraph"/>
+        <w:numPr>
+          <w:ilvl w:val="1"/>
+          <w:numId w:val="10"/>
+        </w:numPr>
+        <w:spacing w:before="400" w:after="120"/>
+        <w:rPr>
+          <w:rFonts w:asciiTheme="minorHAnsi" w:hAnsiTheme="minorHAnsi"/>
+          <w:b/>
+          <w:bCs/>
+          <w:color w:val="1F497D" w:themeColor="text2"/>
+          <w:sz w:val="24"/>
+          <w:szCs w:val="24"/>
+        </w:rPr>
+      </w:pPr>
+      <w:r>
+        <w:rPr>
+          <w:rFonts w:asciiTheme="minorHAnsi" w:eastAsia="Times New Roman" w:hAnsiTheme="minorHAnsi" w:cs="Menlo"/>
+          <w:color w:val="034C7C"/>
+          <w:sz w:val="24"/>
+          <w:szCs w:val="24"/>
+        </w:rPr>
+        <w:t xml:space="preserve">How would you compensate for this change? What other value could you increase to counteract this? </w:t>
+      </w:r>
+    </w:p>
+    <w:p>
+      <w:pPr>
+        <w:pStyle w:val="ListParagraph"/>
+        <w:spacing w:before="400" w:after="120"/>
+        <w:ind w:left="1800"/>
+        <w:rPr>
+          <w:rFonts w:asciiTheme="minorHAnsi" w:hAnsiTheme="minorHAnsi"/>
+          <w:b/>
+          <w:bCs/>
+          <w:color w:val="1F497D" w:themeColor="text2"/>
+          <w:sz w:val="24"/>
+          <w:szCs w:val="24"/>
+        </w:rPr>
+      </w:pPr>
+    </w:p>
+    <w:p>
+      <w:pPr>
+        <w:pStyle w:val="ListParagraph"/>
+        <w:numPr>
+          <w:ilvl w:val="0"/>
+          <w:numId w:val="10"/>
+        </w:numPr>
+        <w:spacing w:before="400" w:after="120"/>
+        <w:rPr>
+          <w:rFonts w:asciiTheme="minorHAnsi" w:hAnsiTheme="minorHAnsi"/>
+          <w:color w:val="1F497D" w:themeColor="text2"/>
+          <w:sz w:val="24"/>
+          <w:szCs w:val="24"/>
+        </w:rPr>
+      </w:pPr>
+      <w:r>
+        <w:rPr>
+          <w:rFonts w:asciiTheme="minorHAnsi" w:hAnsiTheme="minorHAnsi"/>
+          <w:color w:val="1F497D" w:themeColor="text2"/>
+          <w:sz w:val="24"/>
+          <w:szCs w:val="24"/>
+        </w:rPr>
+        <w:t>Now for the</w:t>
+      </w:r>
+      <w:r>
+        <w:rPr>
+          <w:rFonts w:asciiTheme="minorHAnsi" w:hAnsiTheme="minorHAnsi"/>
+          <w:color w:val="1F497D" w:themeColor="text2"/>
+          <w:sz w:val="24"/>
+          <w:szCs w:val="24"/>
+        </w:rPr>
+        <w:t xml:space="preserve"> accelerated portion of the jet. Can you produce a solution where the synchrotron component describes </w:t>
+      </w:r>
+      <w:r>
+        <w:rPr>
+          <w:rFonts w:asciiTheme="minorHAnsi" w:hAnsiTheme="minorHAnsi"/>
+          <w:color w:val="1F497D" w:themeColor="text2"/>
+          <w:sz w:val="24"/>
+          <w:szCs w:val="24"/>
+        </w:rPr>
+        <w:t>the</w:t>
+      </w:r>
+      <w:r>
+        <w:rPr>
+          <w:rFonts w:asciiTheme="minorHAnsi" w:hAnsiTheme="minorHAnsi"/>
+          <w:color w:val="1F497D" w:themeColor="text2"/>
+          <w:sz w:val="24"/>
+          <w:szCs w:val="24"/>
+        </w:rPr>
+        <w:t xml:space="preserve"> radio observations as well as the X-ray band? </w:t>
+      </w:r>
+      <w:r>
+        <w:rPr>
+          <w:rFonts w:asciiTheme="minorHAnsi" w:hAnsiTheme="minorHAnsi"/>
+          <w:color w:val="1F497D" w:themeColor="text2"/>
+          <w:sz w:val="24"/>
+          <w:szCs w:val="24"/>
+        </w:rPr>
+        <w:t xml:space="preserve">Hint: you’ll need to mostly change parameters that control the electron population. </w:t>
+      </w:r>
+    </w:p>
+    <w:p>
+      <w:pPr>
+        <w:pStyle w:val="ListParagraph"/>
+        <w:numPr>
+          <w:ilvl w:val="1"/>
+          <w:numId w:val="10"/>
+        </w:numPr>
+        <w:spacing w:before="400" w:after="120"/>
+        <w:rPr>
+          <w:rFonts w:asciiTheme="minorHAnsi" w:hAnsiTheme="minorHAnsi"/>
+          <w:color w:val="1F497D" w:themeColor="text2"/>
+          <w:sz w:val="24"/>
+          <w:szCs w:val="24"/>
+        </w:rPr>
+      </w:pPr>
+      <w:r>
+        <w:rPr>
+          <w:rFonts w:asciiTheme="minorHAnsi" w:hAnsiTheme="minorHAnsi"/>
+          <w:color w:val="1F497D" w:themeColor="text2"/>
+          <w:sz w:val="24"/>
+          <w:szCs w:val="24"/>
+        </w:rPr>
+        <w:t xml:space="preserve">Which parameters did you change? </w:t>
+      </w:r>
+    </w:p>
+    <w:p>
+      <w:pPr>
+        <w:pStyle w:val="ListParagraph"/>
+        <w:spacing w:before="400" w:after="120"/>
+        <w:ind w:left="360"/>
+        <w:rPr>
+          <w:rFonts w:asciiTheme="minorHAnsi" w:hAnsiTheme="minorHAnsi"/>
+          <w:color w:val="1F497D" w:themeColor="text2"/>
+          <w:sz w:val="24"/>
+          <w:szCs w:val="24"/>
+        </w:rPr>
+      </w:pPr>
+    </w:p>
+    <w:p>
+      <w:pPr>
+        <w:pStyle w:val="ListParagraph"/>
+        <w:numPr>
+          <w:ilvl w:val="0"/>
+          <w:numId w:val="10"/>
+        </w:numPr>
+        <w:spacing w:before="400" w:after="120"/>
+        <w:rPr>
+          <w:rFonts w:asciiTheme="minorHAnsi" w:hAnsiTheme="minorHAnsi"/>
+          <w:color w:val="1F497D" w:themeColor="text2"/>
+          <w:sz w:val="24"/>
+          <w:szCs w:val="24"/>
+        </w:rPr>
+      </w:pPr>
+      <w:r>
+        <w:rPr>
+          <w:rFonts w:asciiTheme="minorHAnsi" w:hAnsiTheme="minorHAnsi"/>
+          <w:color w:val="1F497D" w:themeColor="text2"/>
+          <w:sz w:val="24"/>
+          <w:szCs w:val="24"/>
+        </w:rPr>
+        <w:t xml:space="preserve">Can you find a solution where the inverse Compton emission from the outer jet describes the X-rays? What assumptions do you have to make to get that to happen? </w:t>
+      </w:r>
+    </w:p>
+    <w:p>
+      <w:pPr>
+        <w:pStyle w:val="ListParagraph"/>
+        <w:spacing w:before="400" w:after="120"/>
+        <w:ind w:left="360"/>
+        <w:rPr>
+          <w:rFonts w:asciiTheme="minorHAnsi" w:hAnsiTheme="minorHAnsi"/>
+          <w:color w:val="1F497D" w:themeColor="text2"/>
+          <w:sz w:val="24"/>
+          <w:szCs w:val="24"/>
+        </w:rPr>
+      </w:pPr>
+    </w:p>
+    <w:p>
+      <w:pPr>
+        <w:pStyle w:val="ListParagraph"/>
+        <w:spacing w:before="400" w:after="120"/>
+        <w:ind w:left="360"/>
+        <w:rPr>
+          <w:rFonts w:asciiTheme="minorHAnsi" w:hAnsiTheme="minorHAnsi"/>
+          <w:color w:val="1F497D" w:themeColor="text2"/>
+          <w:sz w:val="24"/>
+          <w:szCs w:val="24"/>
+        </w:rPr>
+      </w:pPr>
+    </w:p>
+    <w:p>
+      <w:pPr>
+        <w:pStyle w:val="ListParagraph"/>
+        <w:spacing w:before="400" w:after="120"/>
+        <w:ind w:left="360"/>
+        <w:rPr>
+          <w:rFonts w:asciiTheme="minorHAnsi" w:hAnsiTheme="minorHAnsi"/>
+          <w:color w:val="1F497D" w:themeColor="text2"/>
+          <w:sz w:val="24"/>
+          <w:szCs w:val="24"/>
+        </w:rPr>
+      </w:pPr>
+    </w:p>
+    <w:p>
+      <w:pPr>
+        <w:pStyle w:val="ListParagraph"/>
+        <w:spacing w:before="400" w:after="120"/>
+        <w:ind w:left="360"/>
+        <w:rPr>
+          <w:rFonts w:asciiTheme="minorHAnsi" w:hAnsiTheme="minorHAnsi"/>
+          <w:color w:val="1F497D" w:themeColor="text2"/>
+          <w:sz w:val="24"/>
+          <w:szCs w:val="24"/>
+        </w:rPr>
+      </w:pPr>
+    </w:p>
+    <w:p>
+      <w:pPr>
+        <w:pStyle w:val="ListParagraph"/>
+        <w:spacing w:before="400" w:after="120"/>
+        <w:ind w:left="360"/>
+        <w:rPr>
+          <w:rFonts w:asciiTheme="minorHAnsi" w:hAnsiTheme="minorHAnsi"/>
+          <w:color w:val="1F497D" w:themeColor="text2"/>
+          <w:sz w:val="24"/>
+          <w:szCs w:val="24"/>
+        </w:rPr>
+      </w:pPr>
+    </w:p>
+    <w:p>
+      <w:pPr>
+        <w:pStyle w:val="ListParagraph"/>
+        <w:spacing w:before="400" w:after="120"/>
+        <w:ind w:left="360"/>
+        <w:rPr>
+          <w:rFonts w:asciiTheme="minorHAnsi" w:hAnsiTheme="minorHAnsi"/>
+          <w:color w:val="1F497D" w:themeColor="text2"/>
+          <w:sz w:val="24"/>
+          <w:szCs w:val="24"/>
+        </w:rPr>
+      </w:pPr>
+    </w:p>
+    <w:p>
+      <w:pPr>
+        <w:pStyle w:val="ListParagraph"/>
+        <w:spacing w:before="400" w:after="120"/>
+        <w:ind w:left="360"/>
+        <w:rPr>
+          <w:rFonts w:asciiTheme="minorHAnsi" w:hAnsiTheme="minorHAnsi"/>
+          <w:color w:val="1F497D" w:themeColor="text2"/>
+          <w:sz w:val="24"/>
+          <w:szCs w:val="24"/>
+        </w:rPr>
+      </w:pPr>
+    </w:p>
+    <w:p>
+      <w:pPr>
+        <w:pStyle w:val="ListParagraph"/>
+        <w:spacing w:before="400" w:after="120"/>
+        <w:ind w:left="360"/>
+        <w:rPr>
+          <w:rFonts w:asciiTheme="minorHAnsi" w:hAnsiTheme="minorHAnsi"/>
+          <w:color w:val="1F497D" w:themeColor="text2"/>
+          <w:sz w:val="24"/>
+          <w:szCs w:val="24"/>
+        </w:rPr>
+      </w:pPr>
+    </w:p>
+    <w:p>
+      <w:pPr>
+        <w:pStyle w:val="ListParagraph"/>
+        <w:spacing w:before="400" w:after="120"/>
+        <w:ind w:left="360"/>
+        <w:rPr>
+          <w:rFonts w:asciiTheme="minorHAnsi" w:hAnsiTheme="minorHAnsi"/>
+          <w:color w:val="1F497D" w:themeColor="text2"/>
+          <w:sz w:val="24"/>
+          <w:szCs w:val="24"/>
+        </w:rPr>
+      </w:pPr>
+    </w:p>
+    <w:p>
+      <w:pPr>
+        <w:pStyle w:val="ListParagraph"/>
+        <w:spacing w:before="400" w:after="120"/>
+        <w:ind w:left="360"/>
+        <w:rPr>
+          <w:rFonts w:asciiTheme="minorHAnsi" w:hAnsiTheme="minorHAnsi"/>
+          <w:color w:val="1F497D" w:themeColor="text2"/>
+          <w:sz w:val="24"/>
+          <w:szCs w:val="24"/>
+        </w:rPr>
+      </w:pPr>
+    </w:p>
+    <w:p>
+      <w:pPr>
+        <w:pStyle w:val="ListParagraph"/>
+        <w:spacing w:before="400" w:after="120"/>
+        <w:ind w:left="360"/>
+        <w:rPr>
+          <w:rFonts w:asciiTheme="minorHAnsi" w:hAnsiTheme="minorHAnsi"/>
+          <w:color w:val="1F497D" w:themeColor="text2"/>
+          <w:sz w:val="24"/>
+          <w:szCs w:val="24"/>
+        </w:rPr>
+      </w:pPr>
+    </w:p>
+    <w:p>
+      <w:pPr>
+        <w:pStyle w:val="ListParagraph"/>
+        <w:spacing w:before="400" w:after="120"/>
+        <w:ind w:left="360"/>
+        <w:rPr>
+          <w:rFonts w:asciiTheme="minorHAnsi" w:hAnsiTheme="minorHAnsi"/>
+          <w:color w:val="1F497D" w:themeColor="text2"/>
+          <w:sz w:val="24"/>
+          <w:szCs w:val="24"/>
+        </w:rPr>
+      </w:pPr>
+    </w:p>
+    <w:p>
+      <w:pPr>
+        <w:shd w:val="clear" w:color="auto" w:fill="FFFFFF"/>
+        <w:spacing w:after="0" w:line="270" w:lineRule="atLeast"/>
+        <w:rPr>
+          <w:rFonts w:asciiTheme="minorHAnsi" w:eastAsia="Times New Roman" w:hAnsiTheme="minorHAnsi" w:cs="Menlo"/>
+          <w:b/>
+          <w:bCs/>
+          <w:color w:val="034C7C"/>
+          <w:sz w:val="24"/>
+          <w:szCs w:val="24"/>
+        </w:rPr>
+      </w:pPr>
+      <w:r>
+        <w:rPr>
+          <w:rFonts w:asciiTheme="minorHAnsi" w:eastAsia="Times New Roman" w:hAnsiTheme="minorHAnsi" w:cs="Menlo"/>
+          <w:b/>
+          <w:bCs/>
+          <w:color w:val="034C7C"/>
+          <w:sz w:val="24"/>
+          <w:szCs w:val="24"/>
+        </w:rPr>
+        <w:lastRenderedPageBreak/>
+        <w:t xml:space="preserve">Question 4: </w:t>
+      </w:r>
+      <w:r>
+        <w:rPr>
+          <w:rFonts w:asciiTheme="minorHAnsi" w:eastAsia="Times New Roman" w:hAnsiTheme="minorHAnsi" w:cs="Menlo"/>
+          <w:b/>
+          <w:bCs/>
+          <w:color w:val="034C7C"/>
+          <w:sz w:val="24"/>
+          <w:szCs w:val="24"/>
+        </w:rPr>
+        <w:t>Compare the one-zone and multi-zone spectra</w:t>
+      </w:r>
+    </w:p>
+    <w:p>
+      <w:pPr>
+        <w:shd w:val="clear" w:color="auto" w:fill="FFFFFF"/>
+        <w:spacing w:after="0" w:line="270" w:lineRule="atLeast"/>
+        <w:rPr>
+          <w:rFonts w:asciiTheme="minorHAnsi" w:eastAsia="Times New Roman" w:hAnsiTheme="minorHAnsi" w:cs="Menlo"/>
+          <w:b/>
+          <w:bCs/>
+          <w:color w:val="236EBF"/>
+          <w:sz w:val="24"/>
+          <w:szCs w:val="24"/>
+        </w:rPr>
+      </w:pPr>
+    </w:p>
+    <w:p>
+      <w:pPr>
+        <w:shd w:val="clear" w:color="auto" w:fill="FFFFFF"/>
+        <w:spacing w:after="0" w:line="270" w:lineRule="atLeast"/>
+        <w:rPr>
+          <w:rFonts w:asciiTheme="minorHAnsi" w:eastAsia="Times New Roman" w:hAnsiTheme="minorHAnsi" w:cs="Menlo"/>
+          <w:color w:val="1F497D" w:themeColor="text2"/>
+          <w:sz w:val="24"/>
+          <w:szCs w:val="24"/>
+        </w:rPr>
+      </w:pPr>
+      <w:r>
+        <w:rPr>
+          <w:rFonts w:asciiTheme="minorHAnsi" w:eastAsia="Times New Roman" w:hAnsiTheme="minorHAnsi" w:cs="Menlo"/>
+          <w:color w:val="1F497D" w:themeColor="text2"/>
+          <w:sz w:val="24"/>
+          <w:szCs w:val="24"/>
+        </w:rPr>
+        <w:t>Essentially, we’ve seen that t</w:t>
+      </w:r>
+      <w:r>
+        <w:rPr>
+          <w:rFonts w:asciiTheme="minorHAnsi" w:eastAsia="Times New Roman" w:hAnsiTheme="minorHAnsi" w:cs="Menlo"/>
+          <w:color w:val="1F497D" w:themeColor="text2"/>
+          <w:sz w:val="24"/>
+          <w:szCs w:val="24"/>
+        </w:rPr>
+        <w:t xml:space="preserve">he single-zone model is one set of local conditions. </w:t>
+      </w:r>
+      <w:r>
+        <w:rPr>
+          <w:rFonts w:asciiTheme="minorHAnsi" w:eastAsia="Times New Roman" w:hAnsiTheme="minorHAnsi" w:cs="Menlo"/>
+          <w:color w:val="1F497D" w:themeColor="text2"/>
+          <w:sz w:val="24"/>
+          <w:szCs w:val="24"/>
+        </w:rPr>
+        <w:t xml:space="preserve">BHJet </w:t>
+      </w:r>
+      <w:proofErr w:type="gramStart"/>
+      <w:r>
+        <w:rPr>
+          <w:rFonts w:asciiTheme="minorHAnsi" w:eastAsia="Times New Roman" w:hAnsiTheme="minorHAnsi" w:cs="Menlo"/>
+          <w:color w:val="1F497D" w:themeColor="text2"/>
+          <w:sz w:val="24"/>
+          <w:szCs w:val="24"/>
+        </w:rPr>
+        <w:t xml:space="preserve">is </w:t>
+      </w:r>
+      <w:r>
+        <w:rPr>
+          <w:rFonts w:asciiTheme="minorHAnsi" w:eastAsia="Times New Roman" w:hAnsiTheme="minorHAnsi" w:cs="Menlo"/>
+          <w:color w:val="1F497D" w:themeColor="text2"/>
+          <w:sz w:val="24"/>
+          <w:szCs w:val="24"/>
+        </w:rPr>
+        <w:t xml:space="preserve"> </w:t>
+      </w:r>
+      <w:r>
+        <w:rPr>
+          <w:rFonts w:asciiTheme="minorHAnsi" w:eastAsia="Times New Roman" w:hAnsiTheme="minorHAnsi" w:cs="Menlo"/>
+          <w:color w:val="1F497D" w:themeColor="text2"/>
+          <w:sz w:val="24"/>
+          <w:szCs w:val="24"/>
+        </w:rPr>
+        <w:t>meant</w:t>
+      </w:r>
+      <w:proofErr w:type="gramEnd"/>
+      <w:r>
+        <w:rPr>
+          <w:rFonts w:asciiTheme="minorHAnsi" w:eastAsia="Times New Roman" w:hAnsiTheme="minorHAnsi" w:cs="Menlo"/>
+          <w:color w:val="1F497D" w:themeColor="text2"/>
+          <w:sz w:val="24"/>
+          <w:szCs w:val="24"/>
+        </w:rPr>
+        <w:t xml:space="preserve"> to calculate changing conditions in a stratified region. </w:t>
+      </w:r>
+      <w:r>
+        <w:rPr>
+          <w:rFonts w:asciiTheme="minorHAnsi" w:eastAsia="Times New Roman" w:hAnsiTheme="minorHAnsi" w:cs="Menlo"/>
+          <w:color w:val="1F497D" w:themeColor="text2"/>
+          <w:sz w:val="24"/>
+          <w:szCs w:val="24"/>
+        </w:rPr>
+        <w:t>You’ve attempted to fit both models to the same data; maybe you already have an idea of what is different</w:t>
+      </w:r>
+      <w:r>
+        <w:rPr>
+          <w:rFonts w:asciiTheme="minorHAnsi" w:eastAsia="Times New Roman" w:hAnsiTheme="minorHAnsi" w:cs="Menlo"/>
+          <w:color w:val="1F497D" w:themeColor="text2"/>
+          <w:sz w:val="24"/>
+          <w:szCs w:val="24"/>
+        </w:rPr>
+        <w:t xml:space="preserve"> between these two. </w:t>
+      </w:r>
+    </w:p>
+    <w:p>
+      <w:pPr>
+        <w:pStyle w:val="ListParagraph"/>
+        <w:numPr>
+          <w:ilvl w:val="0"/>
+          <w:numId w:val="10"/>
+        </w:numPr>
+        <w:spacing w:before="400" w:after="120"/>
+        <w:rPr>
+          <w:rFonts w:asciiTheme="minorHAnsi" w:hAnsiTheme="minorHAnsi"/>
+          <w:color w:val="1F497D" w:themeColor="text2"/>
+          <w:sz w:val="24"/>
+          <w:szCs w:val="24"/>
+        </w:rPr>
+      </w:pPr>
+      <w:r>
+        <w:rPr>
+          <w:rFonts w:asciiTheme="minorHAnsi" w:hAnsiTheme="minorHAnsi"/>
+          <w:bCs/>
           <w:color w:val="1F497D" w:themeColor="text2"/>
           <w:sz w:val="24"/>
           <w:szCs w:val="24"/>
@@ -3275,16 +4993,6 @@
           <w:szCs w:val="24"/>
         </w:rPr>
         <w:t xml:space="preserve">what changes about how we consider where &amp; how the radiation is produced? </w:t>
-      </w:r>
-      <w:r>
-        <w:rPr>
-          <w:rFonts w:asciiTheme="minorHAnsi" w:hAnsiTheme="minorHAnsi"/>
-          <w:bCs/>
-          <w:color w:val="1F497D" w:themeColor="text2"/>
-          <w:sz w:val="24"/>
-          <w:szCs w:val="24"/>
-        </w:rPr>
-        <w:t>Will one be brighter than the other? Why?</w:t>
       </w:r>
     </w:p>
     <w:p>
